--- a/Documentatie proiect studio de make up.docx
+++ b/Documentatie proiect studio de make up.docx
@@ -10,24 +10,11 @@
       <w:r>
         <w:rPr>
           <w:b/>
+          <w:sz w:val="32"/>
+          <w:szCs w:val="32"/>
         </w:rPr>
-        <w:t xml:space="preserve">FACULTATEA DE INGINERIE </w:t>
+        <w:t>UNIVERSITATEA TEHNICA CLUJ NAPOCA FACULTATEA DE INGINERIE BAIA MARE</w:t>
       </w:r>
-      <w:r>
-        <w:rPr>
-          <w:b/>
-        </w:rPr>
-        <w:br/>
-      </w:r>
-      <w:r>
-        <w:t>CALCULATOARE</w:t>
-      </w:r>
-    </w:p>
-    <w:p>
-      <w:pPr>
-        <w:spacing w:after="720" w:line="360" w:lineRule="auto"/>
-        <w:jc w:val="center"/>
-      </w:pPr>
       <w:r>
         <w:rPr>
           <w:b/>
@@ -449,7 +436,15 @@
         <w:spacing w:after="120" w:line="360" w:lineRule="auto"/>
       </w:pPr>
       <w:r>
-        <w:t xml:space="preserve">Dezvoltarea unei aplicații dedicate, sprijinite de o bază de date </w:t>
+        <w:t xml:space="preserve">Dezvoltarea unei aplicații dedicate, sprijinite de o </w:t>
+      </w:r>
+      <w:proofErr w:type="spellStart"/>
+      <w:r>
+        <w:t>bază</w:t>
+      </w:r>
+      <w:proofErr w:type="spellEnd"/>
+      <w:r>
+        <w:t xml:space="preserve"> de date </w:t>
       </w:r>
       <w:proofErr w:type="spellStart"/>
       <w:r>
@@ -489,7 +484,23 @@
       </w:r>
       <w:proofErr w:type="spellEnd"/>
       <w:r>
-        <w:t xml:space="preserve"> informatică modernă care automatizează întregul flux operațional. Utilitatea practică constă în eficientizarea timpului de lucru, eliminarea erorilor umane, optimizarea gradului de ocupare a scaunelor de machiaj și oferirea unei experiențe superioare și profesioniste clienților.</w:t>
+        <w:t xml:space="preserve"> </w:t>
+      </w:r>
+      <w:proofErr w:type="spellStart"/>
+      <w:r>
+        <w:t>informatică</w:t>
+      </w:r>
+      <w:proofErr w:type="spellEnd"/>
+      <w:r>
+        <w:t xml:space="preserve"> </w:t>
+      </w:r>
+      <w:proofErr w:type="spellStart"/>
+      <w:r>
+        <w:t>modernă</w:t>
+      </w:r>
+      <w:proofErr w:type="spellEnd"/>
+      <w:r>
+        <w:t xml:space="preserve"> care automatizează întregul flux operațional. Utilitatea practică constă în eficientizarea timpului de lucru, eliminarea erorilor umane, optimizarea gradului de ocupare a scaunelor de machiaj și oferirea unei experiențe superioare și profesioniste clienților.</w:t>
       </w:r>
     </w:p>
     <w:p>

--- a/Documentatie proiect studio de make up.docx
+++ b/Documentatie proiect studio de make up.docx
@@ -6,19 +6,24 @@
       <w:pPr>
         <w:spacing w:after="720" w:line="360" w:lineRule="auto"/>
         <w:jc w:val="center"/>
+        <w:rPr>
+          <w:rFonts w:ascii="New Times Roman" w:hAnsi="New Times Roman"/>
+          <w:szCs w:val="24"/>
+        </w:rPr>
       </w:pPr>
       <w:r>
         <w:rPr>
+          <w:rFonts w:ascii="New Times Roman" w:hAnsi="New Times Roman"/>
           <w:b/>
-          <w:sz w:val="32"/>
-          <w:szCs w:val="32"/>
+          <w:szCs w:val="24"/>
         </w:rPr>
         <w:t>UNIVERSITATEA TEHNICA CLUJ NAPOCA FACULTATEA DE INGINERIE BAIA MARE</w:t>
       </w:r>
       <w:r>
         <w:rPr>
+          <w:rFonts w:ascii="New Times Roman" w:hAnsi="New Times Roman"/>
           <w:b/>
-          <w:sz w:val="32"/>
+          <w:szCs w:val="24"/>
         </w:rPr>
         <w:br/>
         <w:t>PROIECTAREA BAZELOR DE DATE</w:t>
@@ -28,18 +33,24 @@
       <w:pPr>
         <w:spacing w:before="200" w:after="1200" w:line="360" w:lineRule="auto"/>
         <w:jc w:val="center"/>
+        <w:rPr>
+          <w:rFonts w:ascii="New Times Roman" w:hAnsi="New Times Roman"/>
+          <w:szCs w:val="24"/>
+        </w:rPr>
       </w:pPr>
       <w:r>
         <w:rPr>
+          <w:rFonts w:ascii="New Times Roman" w:hAnsi="New Times Roman"/>
           <w:b/>
-          <w:sz w:val="28"/>
+          <w:szCs w:val="24"/>
         </w:rPr>
         <w:t>TITLU PROIECT:</w:t>
       </w:r>
       <w:r>
         <w:rPr>
+          <w:rFonts w:ascii="New Times Roman" w:hAnsi="New Times Roman"/>
           <w:b/>
-          <w:sz w:val="28"/>
+          <w:szCs w:val="24"/>
         </w:rPr>
         <w:br/>
         <w:t>SISTEM DE EVIDENȚĂ ȘI PROGRAMĂRI PENTRU UN STUDIO DE MAKE-UP</w:t>
@@ -67,6 +78,10 @@
           <w:p>
             <w:pPr>
               <w:spacing w:after="80" w:line="360" w:lineRule="auto"/>
+              <w:rPr>
+                <w:rFonts w:ascii="New Times Roman" w:hAnsi="New Times Roman"/>
+                <w:szCs w:val="24"/>
+              </w:rPr>
             </w:pPr>
           </w:p>
         </w:tc>
@@ -77,6 +92,10 @@
           <w:p>
             <w:pPr>
               <w:spacing w:after="80" w:line="360" w:lineRule="auto"/>
+              <w:rPr>
+                <w:rFonts w:ascii="New Times Roman" w:hAnsi="New Times Roman"/>
+                <w:szCs w:val="24"/>
+              </w:rPr>
             </w:pPr>
           </w:p>
         </w:tc>
@@ -92,29 +111,18 @@
           <w:p>
             <w:pPr>
               <w:spacing w:after="80" w:line="360" w:lineRule="auto"/>
+              <w:rPr>
+                <w:rFonts w:ascii="New Times Roman" w:hAnsi="New Times Roman"/>
+                <w:szCs w:val="24"/>
+              </w:rPr>
             </w:pPr>
             <w:r>
               <w:rPr>
+                <w:rFonts w:ascii="New Times Roman" w:hAnsi="New Times Roman"/>
                 <w:b/>
-                <w:sz w:val="22"/>
+                <w:szCs w:val="24"/>
               </w:rPr>
-              <w:t xml:space="preserve">An de </w:t>
-            </w:r>
-            <w:proofErr w:type="spellStart"/>
-            <w:r>
-              <w:rPr>
-                <w:b/>
-                <w:sz w:val="22"/>
-              </w:rPr>
-              <w:t>studiu</w:t>
-            </w:r>
-            <w:proofErr w:type="spellEnd"/>
-            <w:r>
-              <w:rPr>
-                <w:b/>
-                <w:sz w:val="22"/>
-              </w:rPr>
-              <w:t>:</w:t>
+              <w:t>An de studiu:</w:t>
             </w:r>
           </w:p>
         </w:tc>
@@ -125,10 +133,15 @@
           <w:p>
             <w:pPr>
               <w:spacing w:after="80" w:line="360" w:lineRule="auto"/>
+              <w:rPr>
+                <w:rFonts w:ascii="New Times Roman" w:hAnsi="New Times Roman"/>
+                <w:szCs w:val="24"/>
+              </w:rPr>
             </w:pPr>
             <w:r>
               <w:rPr>
-                <w:sz w:val="22"/>
+                <w:rFonts w:ascii="New Times Roman" w:hAnsi="New Times Roman"/>
+                <w:szCs w:val="24"/>
               </w:rPr>
               <w:t xml:space="preserve"> Anul III, Semestrul I</w:t>
             </w:r>
@@ -140,28 +153,49 @@
       <w:pPr>
         <w:spacing w:before="800" w:after="0" w:line="360" w:lineRule="auto"/>
         <w:jc w:val="center"/>
+        <w:rPr>
+          <w:rFonts w:ascii="New Times Roman" w:hAnsi="New Times Roman"/>
+          <w:szCs w:val="24"/>
+        </w:rPr>
       </w:pPr>
       <w:r>
         <w:rPr>
+          <w:rFonts w:ascii="New Times Roman" w:hAnsi="New Times Roman"/>
           <w:i/>
+          <w:szCs w:val="24"/>
         </w:rPr>
         <w:br/>
       </w:r>
       <w:r>
         <w:rPr>
+          <w:rFonts w:ascii="New Times Roman" w:hAnsi="New Times Roman"/>
           <w:i/>
+          <w:szCs w:val="24"/>
         </w:rPr>
         <w:br/>
       </w:r>
       <w:r>
         <w:rPr>
+          <w:rFonts w:ascii="New Times Roman" w:hAnsi="New Times Roman"/>
           <w:i/>
+          <w:szCs w:val="24"/>
         </w:rPr>
         <w:br/>
       </w:r>
     </w:p>
     <w:p>
+      <w:pPr>
+        <w:spacing w:line="360" w:lineRule="auto"/>
+        <w:rPr>
+          <w:rFonts w:ascii="New Times Roman" w:hAnsi="New Times Roman"/>
+          <w:szCs w:val="24"/>
+        </w:rPr>
+      </w:pPr>
       <w:r>
+        <w:rPr>
+          <w:rFonts w:ascii="New Times Roman" w:hAnsi="New Times Roman"/>
+          <w:szCs w:val="24"/>
+        </w:rPr>
         <w:br w:type="page"/>
       </w:r>
     </w:p>
@@ -169,11 +203,16 @@
       <w:pPr>
         <w:keepNext/>
         <w:spacing w:before="360" w:after="160" w:line="360" w:lineRule="auto"/>
+        <w:rPr>
+          <w:rFonts w:ascii="New Times Roman" w:hAnsi="New Times Roman"/>
+          <w:szCs w:val="24"/>
+        </w:rPr>
       </w:pPr>
       <w:r>
         <w:rPr>
+          <w:rFonts w:ascii="New Times Roman" w:hAnsi="New Times Roman"/>
           <w:b/>
-          <w:sz w:val="28"/>
+          <w:szCs w:val="24"/>
         </w:rPr>
         <w:lastRenderedPageBreak/>
         <w:t>CUPRINS</w:t>
@@ -182,17 +221,24 @@
     <w:p>
       <w:pPr>
         <w:spacing w:after="60" w:line="360" w:lineRule="auto"/>
+        <w:rPr>
+          <w:rFonts w:ascii="New Times Roman" w:hAnsi="New Times Roman"/>
+          <w:szCs w:val="24"/>
+        </w:rPr>
       </w:pPr>
       <w:r>
         <w:rPr>
+          <w:rFonts w:ascii="New Times Roman" w:hAnsi="New Times Roman"/>
           <w:b/>
+          <w:szCs w:val="24"/>
         </w:rPr>
         <w:t>1. Scopul Proiectului</w:t>
       </w:r>
       <w:r>
         <w:rPr>
+          <w:rFonts w:ascii="New Times Roman" w:hAnsi="New Times Roman"/>
           <w:color w:val="787878"/>
-          <w:sz w:val="20"/>
+          <w:szCs w:val="24"/>
         </w:rPr>
         <w:t xml:space="preserve"> </w:t>
       </w:r>
@@ -200,14 +246,23 @@
     <w:p>
       <w:pPr>
         <w:spacing w:after="60" w:line="360" w:lineRule="auto"/>
+        <w:rPr>
+          <w:rFonts w:ascii="New Times Roman" w:hAnsi="New Times Roman"/>
+          <w:szCs w:val="24"/>
+        </w:rPr>
       </w:pPr>
       <w:r>
+        <w:rPr>
+          <w:rFonts w:ascii="New Times Roman" w:hAnsi="New Times Roman"/>
+          <w:szCs w:val="24"/>
+        </w:rPr>
         <w:t xml:space="preserve">   1.1. Domeniul de activitate</w:t>
       </w:r>
       <w:r>
         <w:rPr>
+          <w:rFonts w:ascii="New Times Roman" w:hAnsi="New Times Roman"/>
           <w:color w:val="787878"/>
-          <w:sz w:val="20"/>
+          <w:szCs w:val="24"/>
         </w:rPr>
         <w:t xml:space="preserve"> </w:t>
       </w:r>
@@ -215,14 +270,23 @@
     <w:p>
       <w:pPr>
         <w:spacing w:after="60" w:line="360" w:lineRule="auto"/>
+        <w:rPr>
+          <w:rFonts w:ascii="New Times Roman" w:hAnsi="New Times Roman"/>
+          <w:szCs w:val="24"/>
+        </w:rPr>
       </w:pPr>
       <w:r>
+        <w:rPr>
+          <w:rFonts w:ascii="New Times Roman" w:hAnsi="New Times Roman"/>
+          <w:szCs w:val="24"/>
+        </w:rPr>
         <w:t xml:space="preserve">   1.2. Problema concretă identificată</w:t>
       </w:r>
       <w:r>
         <w:rPr>
+          <w:rFonts w:ascii="New Times Roman" w:hAnsi="New Times Roman"/>
           <w:color w:val="787878"/>
-          <w:sz w:val="20"/>
+          <w:szCs w:val="24"/>
         </w:rPr>
         <w:t xml:space="preserve"> </w:t>
       </w:r>
@@ -230,14 +294,23 @@
     <w:p>
       <w:pPr>
         <w:spacing w:after="60" w:line="360" w:lineRule="auto"/>
+        <w:rPr>
+          <w:rFonts w:ascii="New Times Roman" w:hAnsi="New Times Roman"/>
+          <w:szCs w:val="24"/>
+        </w:rPr>
       </w:pPr>
       <w:r>
+        <w:rPr>
+          <w:rFonts w:ascii="New Times Roman" w:hAnsi="New Times Roman"/>
+          <w:szCs w:val="24"/>
+        </w:rPr>
         <w:t xml:space="preserve">   1.3. Utilitatea practică a sistemului informatic</w:t>
       </w:r>
       <w:r>
         <w:rPr>
+          <w:rFonts w:ascii="New Times Roman" w:hAnsi="New Times Roman"/>
           <w:color w:val="787878"/>
-          <w:sz w:val="20"/>
+          <w:szCs w:val="24"/>
         </w:rPr>
         <w:t xml:space="preserve"> </w:t>
       </w:r>
@@ -245,17 +318,24 @@
     <w:p>
       <w:pPr>
         <w:spacing w:after="60" w:line="360" w:lineRule="auto"/>
+        <w:rPr>
+          <w:rFonts w:ascii="New Times Roman" w:hAnsi="New Times Roman"/>
+          <w:szCs w:val="24"/>
+        </w:rPr>
       </w:pPr>
       <w:r>
         <w:rPr>
+          <w:rFonts w:ascii="New Times Roman" w:hAnsi="New Times Roman"/>
           <w:b/>
+          <w:szCs w:val="24"/>
         </w:rPr>
         <w:t>2. Obiectivele Proiectului</w:t>
       </w:r>
       <w:r>
         <w:rPr>
+          <w:rFonts w:ascii="New Times Roman" w:hAnsi="New Times Roman"/>
           <w:color w:val="787878"/>
-          <w:sz w:val="20"/>
+          <w:szCs w:val="24"/>
         </w:rPr>
         <w:t xml:space="preserve"> </w:t>
       </w:r>
@@ -263,14 +343,23 @@
     <w:p>
       <w:pPr>
         <w:spacing w:after="60" w:line="360" w:lineRule="auto"/>
+        <w:rPr>
+          <w:rFonts w:ascii="New Times Roman" w:hAnsi="New Times Roman"/>
+          <w:szCs w:val="24"/>
+        </w:rPr>
       </w:pPr>
       <w:r>
+        <w:rPr>
+          <w:rFonts w:ascii="New Times Roman" w:hAnsi="New Times Roman"/>
+          <w:szCs w:val="24"/>
+        </w:rPr>
         <w:t xml:space="preserve">   2.1. Funcționalitățile principale ale aplicației</w:t>
       </w:r>
       <w:r>
         <w:rPr>
+          <w:rFonts w:ascii="New Times Roman" w:hAnsi="New Times Roman"/>
           <w:color w:val="787878"/>
-          <w:sz w:val="20"/>
+          <w:szCs w:val="24"/>
         </w:rPr>
         <w:t xml:space="preserve"> </w:t>
       </w:r>
@@ -278,22 +367,26 @@
     <w:p>
       <w:pPr>
         <w:spacing w:after="60" w:line="360" w:lineRule="auto"/>
+        <w:rPr>
+          <w:rFonts w:ascii="New Times Roman" w:hAnsi="New Times Roman"/>
+          <w:szCs w:val="24"/>
+        </w:rPr>
       </w:pPr>
       <w:r>
-        <w:t xml:space="preserve">   2.2. Operațiile gestionate (CRUD, Calcul dinamic, Validări orare</w:t>
-      </w:r>
-      <w:proofErr w:type="gramStart"/>
-      <w:r>
-        <w:t>)</w:t>
+        <w:rPr>
+          <w:rFonts w:ascii="New Times Roman" w:hAnsi="New Times Roman"/>
+          <w:szCs w:val="24"/>
+        </w:rPr>
+        <w:t xml:space="preserve">   2.2. Operațiile gestionate (CRUD, Calcul dinamic, Validări orare)</w:t>
       </w:r>
       <w:r>
         <w:rPr>
+          <w:rFonts w:ascii="New Times Roman" w:hAnsi="New Times Roman"/>
           <w:color w:val="787878"/>
-          <w:sz w:val="20"/>
+          <w:szCs w:val="24"/>
         </w:rPr>
         <w:t xml:space="preserve"> .</w:t>
       </w:r>
-      <w:proofErr w:type="gramEnd"/>
     </w:p>
     <w:p>
       <w:pPr>
@@ -301,14 +394,23 @@
           <w:tab w:val="left" w:pos="6456"/>
         </w:tabs>
         <w:spacing w:after="60" w:line="360" w:lineRule="auto"/>
+        <w:rPr>
+          <w:rFonts w:ascii="New Times Roman" w:hAnsi="New Times Roman"/>
+          <w:szCs w:val="24"/>
+        </w:rPr>
       </w:pPr>
       <w:r>
+        <w:rPr>
+          <w:rFonts w:ascii="New Times Roman" w:hAnsi="New Times Roman"/>
+          <w:szCs w:val="24"/>
+        </w:rPr>
         <w:t xml:space="preserve">   2.3. Tipuri de utilizatori și drepturile de acces</w:t>
       </w:r>
       <w:r>
         <w:rPr>
+          <w:rFonts w:ascii="New Times Roman" w:hAnsi="New Times Roman"/>
           <w:color w:val="787878"/>
-          <w:sz w:val="20"/>
+          <w:szCs w:val="24"/>
         </w:rPr>
         <w:t xml:space="preserve"> </w:t>
       </w:r>
@@ -316,16 +418,33 @@
     <w:p>
       <w:pPr>
         <w:spacing w:after="60" w:line="360" w:lineRule="auto"/>
+        <w:rPr>
+          <w:rFonts w:ascii="New Times Roman" w:hAnsi="New Times Roman"/>
+          <w:szCs w:val="24"/>
+        </w:rPr>
       </w:pPr>
       <w:r>
         <w:rPr>
+          <w:rFonts w:ascii="New Times Roman" w:hAnsi="New Times Roman"/>
           <w:b/>
+          <w:szCs w:val="24"/>
         </w:rPr>
         <w:t xml:space="preserve">3. Proiectarea Bazei de Date </w:t>
       </w:r>
     </w:p>
     <w:p>
+      <w:pPr>
+        <w:spacing w:line="360" w:lineRule="auto"/>
+        <w:rPr>
+          <w:rFonts w:ascii="New Times Roman" w:hAnsi="New Times Roman"/>
+          <w:szCs w:val="24"/>
+        </w:rPr>
+      </w:pPr>
       <w:r>
+        <w:rPr>
+          <w:rFonts w:ascii="New Times Roman" w:hAnsi="New Times Roman"/>
+          <w:szCs w:val="24"/>
+        </w:rPr>
         <w:br w:type="page"/>
       </w:r>
     </w:p>
@@ -333,11 +452,16 @@
       <w:pPr>
         <w:keepNext/>
         <w:spacing w:before="360" w:after="160" w:line="360" w:lineRule="auto"/>
+        <w:rPr>
+          <w:rFonts w:ascii="New Times Roman" w:hAnsi="New Times Roman"/>
+          <w:szCs w:val="24"/>
+        </w:rPr>
       </w:pPr>
       <w:r>
         <w:rPr>
+          <w:rFonts w:ascii="New Times Roman" w:hAnsi="New Times Roman"/>
           <w:b/>
-          <w:sz w:val="28"/>
+          <w:szCs w:val="24"/>
         </w:rPr>
         <w:lastRenderedPageBreak/>
         <w:t>1. Scopul Proiectului</w:t>
@@ -347,10 +471,16 @@
       <w:pPr>
         <w:keepNext/>
         <w:spacing w:before="240" w:after="80" w:line="360" w:lineRule="auto"/>
+        <w:rPr>
+          <w:rFonts w:ascii="New Times Roman" w:hAnsi="New Times Roman"/>
+          <w:szCs w:val="24"/>
+        </w:rPr>
       </w:pPr>
       <w:r>
         <w:rPr>
+          <w:rFonts w:ascii="New Times Roman" w:hAnsi="New Times Roman"/>
           <w:b/>
+          <w:szCs w:val="24"/>
         </w:rPr>
         <w:t>1.1. Domeniul de activitate</w:t>
       </w:r>
@@ -358,8 +488,16 @@
     <w:p>
       <w:pPr>
         <w:spacing w:after="120" w:line="360" w:lineRule="auto"/>
+        <w:rPr>
+          <w:rFonts w:ascii="New Times Roman" w:hAnsi="New Times Roman"/>
+          <w:szCs w:val="24"/>
+        </w:rPr>
       </w:pPr>
       <w:r>
+        <w:rPr>
+          <w:rFonts w:ascii="New Times Roman" w:hAnsi="New Times Roman"/>
+          <w:szCs w:val="24"/>
+        </w:rPr>
         <w:t>Proiectul de față se încadrează în domeniul serviciilor de înfrumusețare și estetică, fiind axat în mod special pe activitatea desfășurată în cadrul unui Studio de Make-Up (machiaj profesional). Spre deosebire de saloanele cu profil general, un studio specializat pe servicii de make-up se caracterizează printr-un grad ridicat de personalizare a fiecărei ședințe în funcție de cerințele specifice ale clientei, tipologia evenimentului și tehnicile de aplicare solicitate.</w:t>
       </w:r>
     </w:p>
@@ -367,10 +505,16 @@
       <w:pPr>
         <w:keepNext/>
         <w:spacing w:before="240" w:after="80" w:line="360" w:lineRule="auto"/>
+        <w:rPr>
+          <w:rFonts w:ascii="New Times Roman" w:hAnsi="New Times Roman"/>
+          <w:szCs w:val="24"/>
+        </w:rPr>
       </w:pPr>
       <w:r>
         <w:rPr>
+          <w:rFonts w:ascii="New Times Roman" w:hAnsi="New Times Roman"/>
           <w:b/>
+          <w:szCs w:val="24"/>
         </w:rPr>
         <w:t>1.2. Problema concretă identificată</w:t>
       </w:r>
@@ -378,8 +522,16 @@
     <w:p>
       <w:pPr>
         <w:spacing w:after="120" w:line="360" w:lineRule="auto"/>
+        <w:rPr>
+          <w:rFonts w:ascii="New Times Roman" w:hAnsi="New Times Roman"/>
+          <w:szCs w:val="24"/>
+        </w:rPr>
       </w:pPr>
       <w:r>
+        <w:rPr>
+          <w:rFonts w:ascii="New Times Roman" w:hAnsi="New Times Roman"/>
+          <w:szCs w:val="24"/>
+        </w:rPr>
         <w:t>În modul tradițional de lucru, gestionarea programărilor într-un studio de make-up se realizează manual, prin intermediul agendelor fizice sau al mesajelor telefonice necentralizate. Această abordare generează o serie de probleme concrete:</w:t>
       </w:r>
     </w:p>
@@ -387,8 +539,16 @@
       <w:pPr>
         <w:pStyle w:val="ListBullet"/>
         <w:spacing w:after="60" w:line="360" w:lineRule="auto"/>
+        <w:rPr>
+          <w:rFonts w:ascii="New Times Roman" w:hAnsi="New Times Roman"/>
+          <w:szCs w:val="24"/>
+        </w:rPr>
       </w:pPr>
       <w:r>
+        <w:rPr>
+          <w:rFonts w:ascii="New Times Roman" w:hAnsi="New Times Roman"/>
+          <w:szCs w:val="24"/>
+        </w:rPr>
         <w:t>Erori de suprapunere orară: risc ridicat de a programa două cliente în același interval orar la același Make-Up Artist.</w:t>
       </w:r>
     </w:p>
@@ -396,8 +556,16 @@
       <w:pPr>
         <w:pStyle w:val="ListBullet"/>
         <w:spacing w:after="60" w:line="360" w:lineRule="auto"/>
+        <w:rPr>
+          <w:rFonts w:ascii="New Times Roman" w:hAnsi="New Times Roman"/>
+          <w:szCs w:val="24"/>
+        </w:rPr>
       </w:pPr>
       <w:r>
+        <w:rPr>
+          <w:rFonts w:ascii="New Times Roman" w:hAnsi="New Times Roman"/>
+          <w:szCs w:val="24"/>
+        </w:rPr>
         <w:t>Lipsa estimării exacte a duratei: un machiaj de zi necesită un timp diferit (ex. 45-50 minute) față de un machiaj de mireasă realizat în tehnică complexă Airbrush sau Cut Crease (ex. 90-120 minute), ducând la decalaje în programul zilei.</w:t>
       </w:r>
     </w:p>
@@ -405,8 +573,16 @@
       <w:pPr>
         <w:pStyle w:val="ListBullet"/>
         <w:spacing w:after="60" w:line="360" w:lineRule="auto"/>
+        <w:rPr>
+          <w:rFonts w:ascii="New Times Roman" w:hAnsi="New Times Roman"/>
+          <w:szCs w:val="24"/>
+        </w:rPr>
       </w:pPr>
       <w:r>
+        <w:rPr>
+          <w:rFonts w:ascii="New Times Roman" w:hAnsi="New Times Roman"/>
+          <w:szCs w:val="24"/>
+        </w:rPr>
         <w:t>Evidența deficitară a preferințelor clientelor: imposibilitatea de a stoca rapid istoricul fiecărei cliente (tipul de ten, alergii la anumite produse, preferința pentru gene smocuri sau bandă, tehnici utilizate în trecut).</w:t>
       </w:r>
     </w:p>
@@ -414,8 +590,16 @@
       <w:pPr>
         <w:pStyle w:val="ListBullet"/>
         <w:spacing w:after="60" w:line="360" w:lineRule="auto"/>
+        <w:rPr>
+          <w:rFonts w:ascii="New Times Roman" w:hAnsi="New Times Roman"/>
+          <w:szCs w:val="24"/>
+        </w:rPr>
       </w:pPr>
       <w:r>
+        <w:rPr>
+          <w:rFonts w:ascii="New Times Roman" w:hAnsi="New Times Roman"/>
+          <w:szCs w:val="24"/>
+        </w:rPr>
         <w:t>Absența unui control financiar clar: lipsa unor rapoarte centralizate privind încasările zilnice, modalitățile de plată (cash/card) și performanța fiecărui artist din studio.</w:t>
       </w:r>
     </w:p>
@@ -423,97 +607,53 @@
       <w:pPr>
         <w:keepNext/>
         <w:spacing w:before="240" w:after="80" w:line="360" w:lineRule="auto"/>
+        <w:rPr>
+          <w:rFonts w:ascii="New Times Roman" w:hAnsi="New Times Roman"/>
+          <w:szCs w:val="24"/>
+        </w:rPr>
       </w:pPr>
       <w:r>
         <w:rPr>
+          <w:rFonts w:ascii="New Times Roman" w:hAnsi="New Times Roman"/>
           <w:b/>
+          <w:szCs w:val="24"/>
         </w:rPr>
+        <w:lastRenderedPageBreak/>
         <w:t>1.3. Utilitatea practică a sistemului informatic</w:t>
-      </w:r>
-    </w:p>
-    <w:p>
-      <w:pPr>
-        <w:spacing w:after="120" w:line="360" w:lineRule="auto"/>
-      </w:pPr>
-      <w:r>
-        <w:t xml:space="preserve">Dezvoltarea unei aplicații dedicate, sprijinite de o </w:t>
-      </w:r>
-      <w:proofErr w:type="spellStart"/>
-      <w:r>
-        <w:t>bază</w:t>
-      </w:r>
-      <w:proofErr w:type="spellEnd"/>
-      <w:r>
-        <w:t xml:space="preserve"> de date </w:t>
-      </w:r>
-      <w:proofErr w:type="spellStart"/>
-      <w:r>
-        <w:t>relațională</w:t>
-      </w:r>
-      <w:proofErr w:type="spellEnd"/>
-      <w:r>
-        <w:t xml:space="preserve"> </w:t>
-      </w:r>
-      <w:proofErr w:type="spellStart"/>
-      <w:r>
-        <w:t>riguros</w:t>
-      </w:r>
-      <w:proofErr w:type="spellEnd"/>
-      <w:r>
-        <w:t xml:space="preserve"> </w:t>
-      </w:r>
-      <w:proofErr w:type="spellStart"/>
-      <w:r>
-        <w:t>structurată</w:t>
-      </w:r>
-      <w:proofErr w:type="spellEnd"/>
-      <w:r>
-        <w:t xml:space="preserve">, </w:t>
-      </w:r>
-      <w:proofErr w:type="spellStart"/>
-      <w:r>
-        <w:t>oferă</w:t>
-      </w:r>
-      <w:proofErr w:type="spellEnd"/>
-      <w:r>
-        <w:t xml:space="preserve"> o </w:t>
-      </w:r>
-      <w:proofErr w:type="spellStart"/>
-      <w:r>
-        <w:t>soluție</w:t>
-      </w:r>
-      <w:proofErr w:type="spellEnd"/>
-      <w:r>
-        <w:t xml:space="preserve"> </w:t>
-      </w:r>
-      <w:proofErr w:type="spellStart"/>
-      <w:r>
-        <w:t>informatică</w:t>
-      </w:r>
-      <w:proofErr w:type="spellEnd"/>
-      <w:r>
-        <w:t xml:space="preserve"> </w:t>
-      </w:r>
-      <w:proofErr w:type="spellStart"/>
-      <w:r>
-        <w:t>modernă</w:t>
-      </w:r>
-      <w:proofErr w:type="spellEnd"/>
-      <w:r>
-        <w:t xml:space="preserve"> care automatizează întregul flux operațional. Utilitatea practică constă în eficientizarea timpului de lucru, eliminarea erorilor umane, optimizarea gradului de ocupare a scaunelor de machiaj și oferirea unei experiențe superioare și profesioniste clienților.</w:t>
       </w:r>
     </w:p>
     <w:p>
       <w:pPr>
         <w:keepNext/>
         <w:spacing w:before="360" w:after="160" w:line="360" w:lineRule="auto"/>
+        <w:rPr>
+          <w:rFonts w:ascii="New Times Roman" w:hAnsi="New Times Roman"/>
+          <w:szCs w:val="24"/>
+        </w:rPr>
       </w:pPr>
       <w:r>
         <w:rPr>
+          <w:rFonts w:ascii="New Times Roman" w:hAnsi="New Times Roman"/>
+          <w:szCs w:val="24"/>
+        </w:rPr>
+        <w:t>Aplicația ajută la organizarea rapidă și simplă a activității din studio. Aceasta economisește timp, elimină greșelile de programare, ajută la ocuparea mai bună a locurilor disponibile și le oferă clientelor o experiență mai profesionistă.</w:t>
+      </w:r>
+    </w:p>
+    <w:p>
+      <w:pPr>
+        <w:keepNext/>
+        <w:spacing w:before="360" w:after="160" w:line="360" w:lineRule="auto"/>
+        <w:rPr>
+          <w:rFonts w:ascii="New Times Roman" w:hAnsi="New Times Roman"/>
+          <w:szCs w:val="24"/>
+        </w:rPr>
+      </w:pPr>
+      <w:r>
+        <w:rPr>
+          <w:rFonts w:ascii="New Times Roman" w:hAnsi="New Times Roman"/>
           <w:b/>
-          <w:sz w:val="28"/>
+          <w:szCs w:val="24"/>
         </w:rPr>
-        <w:lastRenderedPageBreak/>
         <w:t>2. Obiectivele Proiectului</w:t>
       </w:r>
     </w:p>
@@ -521,10 +661,16 @@
       <w:pPr>
         <w:keepNext/>
         <w:spacing w:before="240" w:after="80" w:line="360" w:lineRule="auto"/>
+        <w:rPr>
+          <w:rFonts w:ascii="New Times Roman" w:hAnsi="New Times Roman"/>
+          <w:szCs w:val="24"/>
+        </w:rPr>
       </w:pPr>
       <w:r>
         <w:rPr>
+          <w:rFonts w:ascii="New Times Roman" w:hAnsi="New Times Roman"/>
           <w:b/>
+          <w:szCs w:val="24"/>
         </w:rPr>
         <w:t>2.1. Funcționalitățile principale ale aplicației</w:t>
       </w:r>
@@ -532,8 +678,16 @@
     <w:p>
       <w:pPr>
         <w:spacing w:after="120" w:line="360" w:lineRule="auto"/>
+        <w:rPr>
+          <w:rFonts w:ascii="New Times Roman" w:hAnsi="New Times Roman"/>
+          <w:szCs w:val="24"/>
+        </w:rPr>
       </w:pPr>
       <w:r>
+        <w:rPr>
+          <w:rFonts w:ascii="New Times Roman" w:hAnsi="New Times Roman"/>
+          <w:szCs w:val="24"/>
+        </w:rPr>
         <w:t>Sistemul informatic își propune să îndeplinească următoarele funcționalități principale:</w:t>
       </w:r>
     </w:p>
@@ -541,8 +695,16 @@
       <w:pPr>
         <w:pStyle w:val="ListBullet"/>
         <w:spacing w:after="60" w:line="360" w:lineRule="auto"/>
+        <w:rPr>
+          <w:rFonts w:ascii="New Times Roman" w:hAnsi="New Times Roman"/>
+          <w:szCs w:val="24"/>
+        </w:rPr>
       </w:pPr>
       <w:r>
+        <w:rPr>
+          <w:rFonts w:ascii="New Times Roman" w:hAnsi="New Times Roman"/>
+          <w:szCs w:val="24"/>
+        </w:rPr>
         <w:t>Configurarea detaliată a programării: selectarea tipului de machiaj (Zi, Ocazie/Seară, Mireasă, Foto/Editorial), a tehnicii de aplicare (Tehnica Creionului, Airbrush, Cut Crease, Smokey Eye, Aquacolor) și a opțiunilor suplimentare (tip gene, observații privind tipul de ten).</w:t>
       </w:r>
     </w:p>
@@ -550,8 +712,16 @@
       <w:pPr>
         <w:pStyle w:val="ListBullet"/>
         <w:spacing w:after="60" w:line="360" w:lineRule="auto"/>
+        <w:rPr>
+          <w:rFonts w:ascii="New Times Roman" w:hAnsi="New Times Roman"/>
+          <w:szCs w:val="24"/>
+        </w:rPr>
       </w:pPr>
       <w:r>
+        <w:rPr>
+          <w:rFonts w:ascii="New Times Roman" w:hAnsi="New Times Roman"/>
+          <w:szCs w:val="24"/>
+        </w:rPr>
         <w:t>Gestiunea Make-Up Artiștilor: administrarea datelor de contact, a programului de lucru pe ture și a disponibilității individuale.</w:t>
       </w:r>
     </w:p>
@@ -559,17 +729,71 @@
       <w:pPr>
         <w:pStyle w:val="ListBullet"/>
         <w:spacing w:after="60" w:line="360" w:lineRule="auto"/>
+        <w:rPr>
+          <w:rFonts w:ascii="New Times Roman" w:hAnsi="New Times Roman"/>
+          <w:szCs w:val="24"/>
+        </w:rPr>
       </w:pPr>
       <w:r>
-        <w:t>Calculul dinamic al duratei și prețului: însumarea automată a duratei de bază a machiajului cu durata suplimentară necesară tehnicii speciale alese.</w:t>
+        <w:rPr>
+          <w:rFonts w:ascii="New Times Roman" w:hAnsi="New Times Roman"/>
+          <w:szCs w:val="24"/>
+        </w:rPr>
+        <w:t xml:space="preserve">Calculul automat al duratei </w:t>
+      </w:r>
+      <w:r>
+        <w:rPr>
+          <w:rFonts w:asciiTheme="minorHAnsi" w:hAnsiTheme="minorHAnsi"/>
+          <w:szCs w:val="24"/>
+          <w:lang w:val="ro-RO"/>
+        </w:rPr>
+        <w:t>și al prețului</w:t>
+      </w:r>
+      <w:r>
+        <w:rPr>
+          <w:rFonts w:ascii="New Times Roman" w:hAnsi="New Times Roman"/>
+          <w:b/>
+          <w:bCs/>
+          <w:szCs w:val="24"/>
+        </w:rPr>
+        <w:t>:</w:t>
+      </w:r>
+      <w:r>
+        <w:rPr>
+          <w:rFonts w:ascii="New Times Roman" w:hAnsi="New Times Roman"/>
+          <w:szCs w:val="24"/>
+        </w:rPr>
+        <w:t xml:space="preserve"> </w:t>
+      </w:r>
+      <w:r>
+        <w:rPr>
+          <w:rFonts w:ascii="New Times Roman" w:hAnsi="New Times Roman"/>
+          <w:szCs w:val="24"/>
+        </w:rPr>
+        <w:t>s</w:t>
+      </w:r>
+      <w:r>
+        <w:rPr>
+          <w:rFonts w:ascii="New Times Roman" w:hAnsi="New Times Roman"/>
+          <w:szCs w:val="24"/>
+        </w:rPr>
+        <w:t>istemul adună automat timpul și costul machiajului ales cu cele ale tehnicii speciale selectate.</w:t>
       </w:r>
     </w:p>
     <w:p>
       <w:pPr>
         <w:pStyle w:val="ListBullet"/>
         <w:spacing w:after="60" w:line="360" w:lineRule="auto"/>
+        <w:rPr>
+          <w:rFonts w:ascii="New Times Roman" w:hAnsi="New Times Roman"/>
+          <w:szCs w:val="24"/>
+        </w:rPr>
       </w:pPr>
       <w:r>
+        <w:rPr>
+          <w:rFonts w:ascii="New Times Roman" w:hAnsi="New Times Roman"/>
+          <w:szCs w:val="24"/>
+        </w:rPr>
         <w:t>Verificarea automată a disponibilității orare: prevenirea salvării programărilor ce se suprapun peste alte ședințe active ale aceluiași artist.</w:t>
       </w:r>
     </w:p>
@@ -577,8 +801,16 @@
       <w:pPr>
         <w:pStyle w:val="ListBullet"/>
         <w:spacing w:after="60" w:line="360" w:lineRule="auto"/>
+        <w:rPr>
+          <w:rFonts w:ascii="New Times Roman" w:hAnsi="New Times Roman"/>
+          <w:szCs w:val="24"/>
+        </w:rPr>
       </w:pPr>
       <w:r>
+        <w:rPr>
+          <w:rFonts w:ascii="New Times Roman" w:hAnsi="New Times Roman"/>
+          <w:szCs w:val="24"/>
+        </w:rPr>
         <w:t>Gestiunea bazei de date de clienți (CRM): păstrarea istoricului vizitelor, a istoricului de tehnici folosite și a datelor de contact.</w:t>
       </w:r>
     </w:p>
@@ -586,8 +818,16 @@
       <w:pPr>
         <w:pStyle w:val="ListBullet"/>
         <w:spacing w:after="60" w:line="360" w:lineRule="auto"/>
+        <w:rPr>
+          <w:rFonts w:ascii="New Times Roman" w:hAnsi="New Times Roman"/>
+          <w:szCs w:val="24"/>
+        </w:rPr>
       </w:pPr>
       <w:r>
+        <w:rPr>
+          <w:rFonts w:ascii="New Times Roman" w:hAnsi="New Times Roman"/>
+          <w:szCs w:val="24"/>
+        </w:rPr>
         <w:t>Modulul de încasări și rapoarte: înregistrarea plăților efectuate și generarea bonurilor/chitanțelor la finalizarea ședinței.</w:t>
       </w:r>
     </w:p>
@@ -595,10 +835,16 @@
       <w:pPr>
         <w:keepNext/>
         <w:spacing w:before="240" w:after="80" w:line="360" w:lineRule="auto"/>
+        <w:rPr>
+          <w:rFonts w:ascii="New Times Roman" w:hAnsi="New Times Roman"/>
+          <w:szCs w:val="24"/>
+        </w:rPr>
       </w:pPr>
       <w:r>
         <w:rPr>
+          <w:rFonts w:ascii="New Times Roman" w:hAnsi="New Times Roman"/>
           <w:b/>
+          <w:szCs w:val="24"/>
         </w:rPr>
         <w:t>2.2. Operațiile gestionate (CRUD, Calcul dinamic, Validări orare)</w:t>
       </w:r>
@@ -606,8 +852,16 @@
     <w:p>
       <w:pPr>
         <w:spacing w:after="120" w:line="360" w:lineRule="auto"/>
+        <w:rPr>
+          <w:rFonts w:ascii="New Times Roman" w:hAnsi="New Times Roman"/>
+          <w:szCs w:val="24"/>
+        </w:rPr>
       </w:pPr>
       <w:r>
+        <w:rPr>
+          <w:rFonts w:ascii="New Times Roman" w:hAnsi="New Times Roman"/>
+          <w:szCs w:val="24"/>
+        </w:rPr>
         <w:t>Sistemul tratează un ansamblu de operații fundamentale pe date:</w:t>
       </w:r>
     </w:p>
@@ -615,8 +869,16 @@
       <w:pPr>
         <w:pStyle w:val="ListBullet"/>
         <w:spacing w:after="60" w:line="360" w:lineRule="auto"/>
+        <w:rPr>
+          <w:rFonts w:ascii="New Times Roman" w:hAnsi="New Times Roman"/>
+          <w:szCs w:val="24"/>
+        </w:rPr>
       </w:pPr>
       <w:r>
+        <w:rPr>
+          <w:rFonts w:ascii="New Times Roman" w:hAnsi="New Times Roman"/>
+          <w:szCs w:val="24"/>
+        </w:rPr>
         <w:t>Operații CRUD complete (Create, Read, Update, Delete) pe entitățile de bază: Clienți, Artiști, Tipuri de Machiaj, Tehnici și Programări.</w:t>
       </w:r>
     </w:p>
@@ -624,8 +886,17 @@
       <w:pPr>
         <w:pStyle w:val="ListBullet"/>
         <w:spacing w:after="60" w:line="360" w:lineRule="auto"/>
+        <w:rPr>
+          <w:rFonts w:ascii="New Times Roman" w:hAnsi="New Times Roman"/>
+          <w:szCs w:val="24"/>
+        </w:rPr>
       </w:pPr>
       <w:r>
+        <w:rPr>
+          <w:rFonts w:ascii="New Times Roman" w:hAnsi="New Times Roman"/>
+          <w:szCs w:val="24"/>
+        </w:rPr>
+        <w:lastRenderedPageBreak/>
         <w:t>Calculul dinamic al intervalului orar: Data_Ora_Final = Data_Ora_Start + (Durata_Baza_Machiaj + Durata_Extra_Tehnica).</w:t>
       </w:r>
     </w:p>
@@ -633,8 +904,16 @@
       <w:pPr>
         <w:pStyle w:val="ListBullet"/>
         <w:spacing w:after="60" w:line="360" w:lineRule="auto"/>
+        <w:rPr>
+          <w:rFonts w:ascii="New Times Roman" w:hAnsi="New Times Roman"/>
+          <w:szCs w:val="24"/>
+        </w:rPr>
       </w:pPr>
       <w:r>
+        <w:rPr>
+          <w:rFonts w:ascii="New Times Roman" w:hAnsi="New Times Roman"/>
+          <w:szCs w:val="24"/>
+        </w:rPr>
         <w:t>Validări la nivel de aplicație și bază de date: verificarea că data programării este în viitor, că artistul este în timpul programului de lucru și că nu există suprapunere de timp.</w:t>
       </w:r>
     </w:p>
@@ -642,8 +921,16 @@
       <w:pPr>
         <w:pStyle w:val="ListBullet"/>
         <w:spacing w:after="60" w:line="360" w:lineRule="auto"/>
+        <w:rPr>
+          <w:rFonts w:ascii="New Times Roman" w:hAnsi="New Times Roman"/>
+          <w:szCs w:val="24"/>
+        </w:rPr>
       </w:pPr>
       <w:r>
+        <w:rPr>
+          <w:rFonts w:ascii="New Times Roman" w:hAnsi="New Times Roman"/>
+          <w:szCs w:val="24"/>
+        </w:rPr>
         <w:t>Actualizarea statusului programării: gestionarea stărilor (Programată, În Desfășurare, Finalizată, Anulată).</w:t>
       </w:r>
     </w:p>
@@ -651,20 +938,33 @@
       <w:pPr>
         <w:keepNext/>
         <w:spacing w:before="240" w:after="80" w:line="360" w:lineRule="auto"/>
+        <w:rPr>
+          <w:rFonts w:ascii="New Times Roman" w:hAnsi="New Times Roman"/>
+          <w:szCs w:val="24"/>
+        </w:rPr>
       </w:pPr>
       <w:r>
         <w:rPr>
+          <w:rFonts w:ascii="New Times Roman" w:hAnsi="New Times Roman"/>
           <w:b/>
+          <w:szCs w:val="24"/>
         </w:rPr>
-        <w:lastRenderedPageBreak/>
         <w:t>2.3. Tipuri de utilizatori și drepturile de acces</w:t>
       </w:r>
     </w:p>
     <w:p>
       <w:pPr>
         <w:spacing w:after="120" w:line="360" w:lineRule="auto"/>
+        <w:rPr>
+          <w:rFonts w:ascii="New Times Roman" w:hAnsi="New Times Roman"/>
+          <w:szCs w:val="24"/>
+        </w:rPr>
       </w:pPr>
       <w:r>
+        <w:rPr>
+          <w:rFonts w:ascii="New Times Roman" w:hAnsi="New Times Roman"/>
+          <w:szCs w:val="24"/>
+        </w:rPr>
         <w:t>Aplicația este proiectată pentru a fi utilizată de două categorii principale de utilizatori:</w:t>
       </w:r>
     </w:p>
@@ -672,8 +972,16 @@
       <w:pPr>
         <w:pStyle w:val="ListBullet"/>
         <w:spacing w:after="60" w:line="360" w:lineRule="auto"/>
+        <w:rPr>
+          <w:rFonts w:ascii="New Times Roman" w:hAnsi="New Times Roman"/>
+          <w:szCs w:val="24"/>
+        </w:rPr>
       </w:pPr>
       <w:r>
+        <w:rPr>
+          <w:rFonts w:ascii="New Times Roman" w:hAnsi="New Times Roman"/>
+          <w:szCs w:val="24"/>
+        </w:rPr>
         <w:t>Administrator / Manager Studio: are acces complet la toate modulele (adăugare/modificare artiști, definire prețuri/durate pentru tipurile de machiaj și tehnici, vizualizarea rapoartelor financiare de încasări).</w:t>
       </w:r>
     </w:p>
@@ -681,19 +989,31 @@
       <w:pPr>
         <w:pStyle w:val="ListBullet"/>
         <w:spacing w:after="60" w:line="360" w:lineRule="auto"/>
+        <w:rPr>
+          <w:rFonts w:ascii="New Times Roman" w:hAnsi="New Times Roman"/>
+          <w:szCs w:val="24"/>
+        </w:rPr>
       </w:pPr>
       <w:r>
+        <w:rPr>
+          <w:rFonts w:ascii="New Times Roman" w:hAnsi="New Times Roman"/>
+          <w:szCs w:val="24"/>
+        </w:rPr>
         <w:t>Recepționer / Make-Up Artist: are acces la configurarea și adăugarea programărilor noi, gestionarea datelor despre clienți, vizualizarea propriului calendar zilnic și înregistrarea încasărilor.</w:t>
       </w:r>
     </w:p>
     <w:p>
       <w:pPr>
         <w:spacing w:after="240"/>
+        <w:rPr>
+          <w:rFonts w:ascii="New Times Roman" w:hAnsi="New Times Roman"/>
+          <w:szCs w:val="24"/>
+        </w:rPr>
       </w:pPr>
     </w:p>
     <w:sectPr>
       <w:pgSz w:w="12240" w:h="15840"/>
-      <w:pgMar w:top="1417" w:right="1417" w:bottom="1417" w:left="1417" w:header="720" w:footer="720" w:gutter="0"/>
+      <w:pgMar w:top="1440" w:right="1440" w:bottom="1440" w:left="1440" w:header="720" w:footer="720" w:gutter="0"/>
       <w:cols w:space="720"/>
       <w:docGrid w:linePitch="360"/>
     </w:sectPr>
@@ -1512,7 +1832,6 @@
   <w:style w:type="character" w:default="1" w:styleId="DefaultParagraphFont">
     <w:name w:val="Default Paragraph Font"/>
     <w:uiPriority w:val="1"/>
-    <w:semiHidden/>
     <w:unhideWhenUsed/>
   </w:style>
   <w:style w:type="table" w:default="1" w:styleId="TableNormal">

--- a/Documentatie proiect studio de make up.docx
+++ b/Documentatie proiect studio de make up.docx
@@ -7,7 +7,7 @@
         <w:spacing w:after="720" w:line="360" w:lineRule="auto"/>
         <w:jc w:val="center"/>
         <w:rPr>
-          <w:rFonts w:ascii="New Times Roman" w:hAnsi="New Times Roman"/>
+          <w:rFonts w:ascii="New Times Roman" w:hAnsi="New Times Roman" w:hint="eastAsia"/>
           <w:szCs w:val="24"/>
         </w:rPr>
       </w:pPr>
@@ -34,7 +34,7 @@
         <w:spacing w:before="200" w:after="1200" w:line="360" w:lineRule="auto"/>
         <w:jc w:val="center"/>
         <w:rPr>
-          <w:rFonts w:ascii="New Times Roman" w:hAnsi="New Times Roman"/>
+          <w:rFonts w:ascii="New Times Roman" w:hAnsi="New Times Roman" w:hint="eastAsia"/>
           <w:szCs w:val="24"/>
         </w:rPr>
       </w:pPr>
@@ -79,7 +79,7 @@
             <w:pPr>
               <w:spacing w:after="80" w:line="360" w:lineRule="auto"/>
               <w:rPr>
-                <w:rFonts w:ascii="New Times Roman" w:hAnsi="New Times Roman"/>
+                <w:rFonts w:ascii="New Times Roman" w:hAnsi="New Times Roman" w:hint="eastAsia"/>
                 <w:szCs w:val="24"/>
               </w:rPr>
             </w:pPr>
@@ -93,7 +93,7 @@
             <w:pPr>
               <w:spacing w:after="80" w:line="360" w:lineRule="auto"/>
               <w:rPr>
-                <w:rFonts w:ascii="New Times Roman" w:hAnsi="New Times Roman"/>
+                <w:rFonts w:ascii="New Times Roman" w:hAnsi="New Times Roman" w:hint="eastAsia"/>
                 <w:szCs w:val="24"/>
               </w:rPr>
             </w:pPr>
@@ -112,7 +112,7 @@
             <w:pPr>
               <w:spacing w:after="80" w:line="360" w:lineRule="auto"/>
               <w:rPr>
-                <w:rFonts w:ascii="New Times Roman" w:hAnsi="New Times Roman"/>
+                <w:rFonts w:ascii="New Times Roman" w:hAnsi="New Times Roman" w:hint="eastAsia"/>
                 <w:szCs w:val="24"/>
               </w:rPr>
             </w:pPr>
@@ -122,7 +122,25 @@
                 <w:b/>
                 <w:szCs w:val="24"/>
               </w:rPr>
-              <w:t>An de studiu:</w:t>
+              <w:t xml:space="preserve">An de </w:t>
+            </w:r>
+            <w:proofErr w:type="spellStart"/>
+            <w:r>
+              <w:rPr>
+                <w:rFonts w:ascii="New Times Roman" w:hAnsi="New Times Roman"/>
+                <w:b/>
+                <w:szCs w:val="24"/>
+              </w:rPr>
+              <w:t>studiu</w:t>
+            </w:r>
+            <w:proofErr w:type="spellEnd"/>
+            <w:r>
+              <w:rPr>
+                <w:rFonts w:ascii="New Times Roman" w:hAnsi="New Times Roman"/>
+                <w:b/>
+                <w:szCs w:val="24"/>
+              </w:rPr>
+              <w:t>:</w:t>
             </w:r>
           </w:p>
         </w:tc>
@@ -134,7 +152,7 @@
             <w:pPr>
               <w:spacing w:after="80" w:line="360" w:lineRule="auto"/>
               <w:rPr>
-                <w:rFonts w:ascii="New Times Roman" w:hAnsi="New Times Roman"/>
+                <w:rFonts w:ascii="New Times Roman" w:hAnsi="New Times Roman" w:hint="eastAsia"/>
                 <w:szCs w:val="24"/>
               </w:rPr>
             </w:pPr>
@@ -143,7 +161,23 @@
                 <w:rFonts w:ascii="New Times Roman" w:hAnsi="New Times Roman"/>
                 <w:szCs w:val="24"/>
               </w:rPr>
-              <w:t xml:space="preserve"> Anul III, Semestrul I</w:t>
+              <w:t xml:space="preserve"> Anul III, </w:t>
+            </w:r>
+            <w:proofErr w:type="spellStart"/>
+            <w:r>
+              <w:rPr>
+                <w:rFonts w:ascii="New Times Roman" w:hAnsi="New Times Roman"/>
+                <w:szCs w:val="24"/>
+              </w:rPr>
+              <w:t>Semestrul</w:t>
+            </w:r>
+            <w:proofErr w:type="spellEnd"/>
+            <w:r>
+              <w:rPr>
+                <w:rFonts w:ascii="New Times Roman" w:hAnsi="New Times Roman"/>
+                <w:szCs w:val="24"/>
+              </w:rPr>
+              <w:t xml:space="preserve"> I</w:t>
             </w:r>
           </w:p>
         </w:tc>
@@ -154,7 +188,7 @@
         <w:spacing w:before="800" w:after="0" w:line="360" w:lineRule="auto"/>
         <w:jc w:val="center"/>
         <w:rPr>
-          <w:rFonts w:ascii="New Times Roman" w:hAnsi="New Times Roman"/>
+          <w:rFonts w:ascii="New Times Roman" w:hAnsi="New Times Roman" w:hint="eastAsia"/>
           <w:szCs w:val="24"/>
         </w:rPr>
       </w:pPr>
@@ -187,7 +221,7 @@
       <w:pPr>
         <w:spacing w:line="360" w:lineRule="auto"/>
         <w:rPr>
-          <w:rFonts w:ascii="New Times Roman" w:hAnsi="New Times Roman"/>
+          <w:rFonts w:ascii="New Times Roman" w:hAnsi="New Times Roman" w:hint="eastAsia"/>
           <w:szCs w:val="24"/>
         </w:rPr>
       </w:pPr>
@@ -204,7 +238,7 @@
         <w:keepNext/>
         <w:spacing w:before="360" w:after="160" w:line="360" w:lineRule="auto"/>
         <w:rPr>
-          <w:rFonts w:ascii="New Times Roman" w:hAnsi="New Times Roman"/>
+          <w:rFonts w:ascii="New Times Roman" w:hAnsi="New Times Roman" w:hint="eastAsia"/>
           <w:szCs w:val="24"/>
         </w:rPr>
       </w:pPr>
@@ -222,7 +256,7 @@
       <w:pPr>
         <w:spacing w:after="60" w:line="360" w:lineRule="auto"/>
         <w:rPr>
-          <w:rFonts w:ascii="New Times Roman" w:hAnsi="New Times Roman"/>
+          <w:rFonts w:ascii="New Times Roman" w:hAnsi="New Times Roman" w:hint="eastAsia"/>
           <w:szCs w:val="24"/>
         </w:rPr>
       </w:pPr>
@@ -232,8 +266,36 @@
           <w:b/>
           <w:szCs w:val="24"/>
         </w:rPr>
-        <w:t>1. Scopul Proiectului</w:t>
-      </w:r>
+        <w:t xml:space="preserve">1. </w:t>
+      </w:r>
+      <w:proofErr w:type="spellStart"/>
+      <w:r>
+        <w:rPr>
+          <w:rFonts w:ascii="New Times Roman" w:hAnsi="New Times Roman"/>
+          <w:b/>
+          <w:szCs w:val="24"/>
+        </w:rPr>
+        <w:t>Scopul</w:t>
+      </w:r>
+      <w:proofErr w:type="spellEnd"/>
+      <w:r>
+        <w:rPr>
+          <w:rFonts w:ascii="New Times Roman" w:hAnsi="New Times Roman"/>
+          <w:b/>
+          <w:szCs w:val="24"/>
+        </w:rPr>
+        <w:t xml:space="preserve"> </w:t>
+      </w:r>
+      <w:proofErr w:type="spellStart"/>
+      <w:r>
+        <w:rPr>
+          <w:rFonts w:ascii="New Times Roman" w:hAnsi="New Times Roman"/>
+          <w:b/>
+          <w:szCs w:val="24"/>
+        </w:rPr>
+        <w:t>Proiectului</w:t>
+      </w:r>
+      <w:proofErr w:type="spellEnd"/>
       <w:r>
         <w:rPr>
           <w:rFonts w:ascii="New Times Roman" w:hAnsi="New Times Roman"/>
@@ -247,17 +309,46 @@
       <w:pPr>
         <w:spacing w:after="60" w:line="360" w:lineRule="auto"/>
         <w:rPr>
-          <w:rFonts w:ascii="New Times Roman" w:hAnsi="New Times Roman"/>
+          <w:rFonts w:ascii="New Times Roman" w:hAnsi="New Times Roman" w:hint="eastAsia"/>
           <w:szCs w:val="24"/>
         </w:rPr>
       </w:pPr>
       <w:r>
         <w:rPr>
           <w:rFonts w:ascii="New Times Roman" w:hAnsi="New Times Roman"/>
-          <w:szCs w:val="24"/>
-        </w:rPr>
-        <w:t xml:space="preserve">   1.1. Domeniul de activitate</w:t>
-      </w:r>
+          <w:b/>
+          <w:szCs w:val="24"/>
+        </w:rPr>
+        <w:t xml:space="preserve">2. </w:t>
+      </w:r>
+      <w:proofErr w:type="spellStart"/>
+      <w:r>
+        <w:rPr>
+          <w:rFonts w:ascii="New Times Roman" w:hAnsi="New Times Roman"/>
+          <w:b/>
+          <w:szCs w:val="24"/>
+        </w:rPr>
+        <w:t>Obiectivele</w:t>
+      </w:r>
+      <w:proofErr w:type="spellEnd"/>
+      <w:r>
+        <w:rPr>
+          <w:rFonts w:ascii="New Times Roman" w:hAnsi="New Times Roman"/>
+          <w:b/>
+          <w:szCs w:val="24"/>
+        </w:rPr>
+        <w:t xml:space="preserve"> </w:t>
+      </w:r>
+      <w:proofErr w:type="spellStart"/>
+      <w:r>
+        <w:rPr>
+          <w:rFonts w:ascii="New Times Roman" w:hAnsi="New Times Roman"/>
+          <w:b/>
+          <w:szCs w:val="24"/>
+        </w:rPr>
+        <w:t>Proiectului</w:t>
+      </w:r>
+      <w:proofErr w:type="spellEnd"/>
       <w:r>
         <w:rPr>
           <w:rFonts w:ascii="New Times Roman" w:hAnsi="New Times Roman"/>
@@ -271,172 +362,60 @@
       <w:pPr>
         <w:spacing w:after="60" w:line="360" w:lineRule="auto"/>
         <w:rPr>
-          <w:rFonts w:ascii="New Times Roman" w:hAnsi="New Times Roman"/>
+          <w:rFonts w:ascii="New Times Roman" w:hAnsi="New Times Roman" w:hint="eastAsia"/>
           <w:szCs w:val="24"/>
         </w:rPr>
       </w:pPr>
       <w:r>
         <w:rPr>
           <w:rFonts w:ascii="New Times Roman" w:hAnsi="New Times Roman"/>
-          <w:szCs w:val="24"/>
-        </w:rPr>
-        <w:t xml:space="preserve">   1.2. Problema concretă identificată</w:t>
-      </w:r>
-      <w:r>
-        <w:rPr>
-          <w:rFonts w:ascii="New Times Roman" w:hAnsi="New Times Roman"/>
-          <w:color w:val="787878"/>
-          <w:szCs w:val="24"/>
-        </w:rPr>
-        <w:t xml:space="preserve"> </w:t>
-      </w:r>
-    </w:p>
-    <w:p>
-      <w:pPr>
-        <w:spacing w:after="60" w:line="360" w:lineRule="auto"/>
-        <w:rPr>
-          <w:rFonts w:ascii="New Times Roman" w:hAnsi="New Times Roman"/>
-          <w:szCs w:val="24"/>
-        </w:rPr>
-      </w:pPr>
-      <w:r>
-        <w:rPr>
-          <w:rFonts w:ascii="New Times Roman" w:hAnsi="New Times Roman"/>
-          <w:szCs w:val="24"/>
-        </w:rPr>
-        <w:t xml:space="preserve">   1.3. Utilitatea practică a sistemului informatic</w:t>
-      </w:r>
-      <w:r>
-        <w:rPr>
-          <w:rFonts w:ascii="New Times Roman" w:hAnsi="New Times Roman"/>
-          <w:color w:val="787878"/>
-          <w:szCs w:val="24"/>
-        </w:rPr>
-        <w:t xml:space="preserve"> </w:t>
-      </w:r>
-    </w:p>
-    <w:p>
-      <w:pPr>
-        <w:spacing w:after="60" w:line="360" w:lineRule="auto"/>
-        <w:rPr>
-          <w:rFonts w:ascii="New Times Roman" w:hAnsi="New Times Roman"/>
-          <w:szCs w:val="24"/>
-        </w:rPr>
-      </w:pPr>
-      <w:r>
-        <w:rPr>
-          <w:rFonts w:ascii="New Times Roman" w:hAnsi="New Times Roman"/>
           <w:b/>
           <w:szCs w:val="24"/>
         </w:rPr>
-        <w:t>2. Obiectivele Proiectului</w:t>
-      </w:r>
-      <w:r>
-        <w:rPr>
-          <w:rFonts w:ascii="New Times Roman" w:hAnsi="New Times Roman"/>
-          <w:color w:val="787878"/>
-          <w:szCs w:val="24"/>
-        </w:rPr>
-        <w:t xml:space="preserve"> </w:t>
-      </w:r>
-    </w:p>
-    <w:p>
-      <w:pPr>
-        <w:spacing w:after="60" w:line="360" w:lineRule="auto"/>
-        <w:rPr>
-          <w:rFonts w:ascii="New Times Roman" w:hAnsi="New Times Roman"/>
-          <w:szCs w:val="24"/>
-        </w:rPr>
-      </w:pPr>
-      <w:r>
-        <w:rPr>
-          <w:rFonts w:ascii="New Times Roman" w:hAnsi="New Times Roman"/>
-          <w:szCs w:val="24"/>
-        </w:rPr>
-        <w:t xml:space="preserve">   2.1. Funcționalitățile principale ale aplicației</w:t>
-      </w:r>
-      <w:r>
-        <w:rPr>
-          <w:rFonts w:ascii="New Times Roman" w:hAnsi="New Times Roman"/>
-          <w:color w:val="787878"/>
-          <w:szCs w:val="24"/>
-        </w:rPr>
-        <w:t xml:space="preserve"> </w:t>
-      </w:r>
-    </w:p>
-    <w:p>
-      <w:pPr>
-        <w:spacing w:after="60" w:line="360" w:lineRule="auto"/>
-        <w:rPr>
-          <w:rFonts w:ascii="New Times Roman" w:hAnsi="New Times Roman"/>
-          <w:szCs w:val="24"/>
-        </w:rPr>
-      </w:pPr>
-      <w:r>
-        <w:rPr>
-          <w:rFonts w:ascii="New Times Roman" w:hAnsi="New Times Roman"/>
-          <w:szCs w:val="24"/>
-        </w:rPr>
-        <w:t xml:space="preserve">   2.2. Operațiile gestionate (CRUD, Calcul dinamic, Validări orare)</w:t>
-      </w:r>
-      <w:r>
-        <w:rPr>
-          <w:rFonts w:ascii="New Times Roman" w:hAnsi="New Times Roman"/>
-          <w:color w:val="787878"/>
-          <w:szCs w:val="24"/>
-        </w:rPr>
-        <w:t xml:space="preserve"> .</w:t>
-      </w:r>
-    </w:p>
-    <w:p>
-      <w:pPr>
-        <w:tabs>
-          <w:tab w:val="left" w:pos="6456"/>
-        </w:tabs>
-        <w:spacing w:after="60" w:line="360" w:lineRule="auto"/>
-        <w:rPr>
-          <w:rFonts w:ascii="New Times Roman" w:hAnsi="New Times Roman"/>
-          <w:szCs w:val="24"/>
-        </w:rPr>
-      </w:pPr>
-      <w:r>
-        <w:rPr>
-          <w:rFonts w:ascii="New Times Roman" w:hAnsi="New Times Roman"/>
-          <w:szCs w:val="24"/>
-        </w:rPr>
-        <w:t xml:space="preserve">   2.3. Tipuri de utilizatori și drepturile de acces</w:t>
-      </w:r>
-      <w:r>
-        <w:rPr>
-          <w:rFonts w:ascii="New Times Roman" w:hAnsi="New Times Roman"/>
-          <w:color w:val="787878"/>
-          <w:szCs w:val="24"/>
-        </w:rPr>
-        <w:t xml:space="preserve"> </w:t>
-      </w:r>
-    </w:p>
-    <w:p>
-      <w:pPr>
-        <w:spacing w:after="60" w:line="360" w:lineRule="auto"/>
-        <w:rPr>
-          <w:rFonts w:ascii="New Times Roman" w:hAnsi="New Times Roman"/>
-          <w:szCs w:val="24"/>
-        </w:rPr>
-      </w:pPr>
+        <w:t xml:space="preserve">3. </w:t>
+      </w:r>
+      <w:proofErr w:type="spellStart"/>
       <w:r>
         <w:rPr>
           <w:rFonts w:ascii="New Times Roman" w:hAnsi="New Times Roman"/>
           <w:b/>
           <w:szCs w:val="24"/>
         </w:rPr>
-        <w:t xml:space="preserve">3. Proiectarea Bazei de Date </w:t>
+        <w:t>Proiectarea</w:t>
+      </w:r>
+      <w:proofErr w:type="spellEnd"/>
+      <w:r>
+        <w:rPr>
+          <w:rFonts w:ascii="New Times Roman" w:hAnsi="New Times Roman"/>
+          <w:b/>
+          <w:szCs w:val="24"/>
+        </w:rPr>
+        <w:t xml:space="preserve"> </w:t>
+      </w:r>
+      <w:proofErr w:type="spellStart"/>
+      <w:r>
+        <w:rPr>
+          <w:rFonts w:ascii="New Times Roman" w:hAnsi="New Times Roman"/>
+          <w:b/>
+          <w:szCs w:val="24"/>
+        </w:rPr>
+        <w:t>Bazei</w:t>
+      </w:r>
+      <w:proofErr w:type="spellEnd"/>
+      <w:r>
+        <w:rPr>
+          <w:rFonts w:ascii="New Times Roman" w:hAnsi="New Times Roman"/>
+          <w:b/>
+          <w:szCs w:val="24"/>
+        </w:rPr>
+        <w:t xml:space="preserve"> de Date </w:t>
       </w:r>
     </w:p>
     <w:p>
       <w:pPr>
         <w:spacing w:line="360" w:lineRule="auto"/>
         <w:rPr>
-          <w:rFonts w:ascii="New Times Roman" w:hAnsi="New Times Roman"/>
+          <w:rFonts w:ascii="New Times Roman" w:hAnsi="New Times Roman" w:hint="eastAsia"/>
           <w:szCs w:val="24"/>
         </w:rPr>
       </w:pPr>
@@ -453,7 +432,7 @@
         <w:keepNext/>
         <w:spacing w:before="360" w:after="160" w:line="360" w:lineRule="auto"/>
         <w:rPr>
-          <w:rFonts w:ascii="New Times Roman" w:hAnsi="New Times Roman"/>
+          <w:rFonts w:ascii="New Times Roman" w:hAnsi="New Times Roman" w:hint="eastAsia"/>
           <w:szCs w:val="24"/>
         </w:rPr>
       </w:pPr>
@@ -464,15 +443,43 @@
           <w:szCs w:val="24"/>
         </w:rPr>
         <w:lastRenderedPageBreak/>
-        <w:t>1. Scopul Proiectului</w:t>
-      </w:r>
+        <w:t xml:space="preserve">1. </w:t>
+      </w:r>
+      <w:proofErr w:type="spellStart"/>
+      <w:r>
+        <w:rPr>
+          <w:rFonts w:ascii="New Times Roman" w:hAnsi="New Times Roman"/>
+          <w:b/>
+          <w:szCs w:val="24"/>
+        </w:rPr>
+        <w:t>Scopul</w:t>
+      </w:r>
+      <w:proofErr w:type="spellEnd"/>
+      <w:r>
+        <w:rPr>
+          <w:rFonts w:ascii="New Times Roman" w:hAnsi="New Times Roman"/>
+          <w:b/>
+          <w:szCs w:val="24"/>
+        </w:rPr>
+        <w:t xml:space="preserve"> </w:t>
+      </w:r>
+      <w:proofErr w:type="spellStart"/>
+      <w:r>
+        <w:rPr>
+          <w:rFonts w:ascii="New Times Roman" w:hAnsi="New Times Roman"/>
+          <w:b/>
+          <w:szCs w:val="24"/>
+        </w:rPr>
+        <w:t>Proiectului</w:t>
+      </w:r>
+      <w:proofErr w:type="spellEnd"/>
     </w:p>
     <w:p>
       <w:pPr>
         <w:keepNext/>
         <w:spacing w:before="240" w:after="80" w:line="360" w:lineRule="auto"/>
         <w:rPr>
-          <w:rFonts w:ascii="New Times Roman" w:hAnsi="New Times Roman"/>
+          <w:rFonts w:ascii="New Times Roman" w:hAnsi="New Times Roman" w:hint="eastAsia"/>
           <w:szCs w:val="24"/>
         </w:rPr>
       </w:pPr>
@@ -482,23 +489,700 @@
           <w:b/>
           <w:szCs w:val="24"/>
         </w:rPr>
-        <w:t>1.1. Domeniul de activitate</w:t>
-      </w:r>
+        <w:t xml:space="preserve">1.1. </w:t>
+      </w:r>
+      <w:proofErr w:type="spellStart"/>
+      <w:r>
+        <w:rPr>
+          <w:rFonts w:ascii="New Times Roman" w:hAnsi="New Times Roman"/>
+          <w:b/>
+          <w:szCs w:val="24"/>
+        </w:rPr>
+        <w:t>Domeniul</w:t>
+      </w:r>
+      <w:proofErr w:type="spellEnd"/>
+      <w:r>
+        <w:rPr>
+          <w:rFonts w:ascii="New Times Roman" w:hAnsi="New Times Roman"/>
+          <w:b/>
+          <w:szCs w:val="24"/>
+        </w:rPr>
+        <w:t xml:space="preserve"> de </w:t>
+      </w:r>
+      <w:proofErr w:type="spellStart"/>
+      <w:r>
+        <w:rPr>
+          <w:rFonts w:ascii="New Times Roman" w:hAnsi="New Times Roman"/>
+          <w:b/>
+          <w:szCs w:val="24"/>
+        </w:rPr>
+        <w:t>activitate</w:t>
+      </w:r>
+      <w:proofErr w:type="spellEnd"/>
     </w:p>
     <w:p>
       <w:pPr>
         <w:spacing w:after="120" w:line="360" w:lineRule="auto"/>
         <w:rPr>
-          <w:rFonts w:ascii="New Times Roman" w:hAnsi="New Times Roman"/>
+          <w:rFonts w:ascii="New Times Roman" w:hAnsi="New Times Roman" w:hint="eastAsia"/>
           <w:szCs w:val="24"/>
         </w:rPr>
       </w:pPr>
-      <w:r>
-        <w:rPr>
-          <w:rFonts w:ascii="New Times Roman" w:hAnsi="New Times Roman"/>
-          <w:szCs w:val="24"/>
-        </w:rPr>
-        <w:t>Proiectul de față se încadrează în domeniul serviciilor de înfrumusețare și estetică, fiind axat în mod special pe activitatea desfășurată în cadrul unui Studio de Make-Up (machiaj profesional). Spre deosebire de saloanele cu profil general, un studio specializat pe servicii de make-up se caracterizează printr-un grad ridicat de personalizare a fiecărei ședințe în funcție de cerințele specifice ale clientei, tipologia evenimentului și tehnicile de aplicare solicitate.</w:t>
+      <w:proofErr w:type="spellStart"/>
+      <w:r>
+        <w:rPr>
+          <w:rFonts w:ascii="New Times Roman" w:hAnsi="New Times Roman"/>
+          <w:szCs w:val="24"/>
+        </w:rPr>
+        <w:t>Proiectul</w:t>
+      </w:r>
+      <w:proofErr w:type="spellEnd"/>
+      <w:r>
+        <w:rPr>
+          <w:rFonts w:ascii="New Times Roman" w:hAnsi="New Times Roman"/>
+          <w:szCs w:val="24"/>
+        </w:rPr>
+        <w:t xml:space="preserve"> de </w:t>
+      </w:r>
+      <w:proofErr w:type="spellStart"/>
+      <w:r>
+        <w:rPr>
+          <w:rFonts w:ascii="New Times Roman" w:hAnsi="New Times Roman"/>
+          <w:szCs w:val="24"/>
+        </w:rPr>
+        <w:t>față</w:t>
+      </w:r>
+      <w:proofErr w:type="spellEnd"/>
+      <w:r>
+        <w:rPr>
+          <w:rFonts w:ascii="New Times Roman" w:hAnsi="New Times Roman"/>
+          <w:szCs w:val="24"/>
+        </w:rPr>
+        <w:t xml:space="preserve"> se </w:t>
+      </w:r>
+      <w:proofErr w:type="spellStart"/>
+      <w:r>
+        <w:rPr>
+          <w:rFonts w:ascii="New Times Roman" w:hAnsi="New Times Roman"/>
+          <w:szCs w:val="24"/>
+        </w:rPr>
+        <w:t>încadrează</w:t>
+      </w:r>
+      <w:proofErr w:type="spellEnd"/>
+      <w:r>
+        <w:rPr>
+          <w:rFonts w:ascii="New Times Roman" w:hAnsi="New Times Roman"/>
+          <w:szCs w:val="24"/>
+        </w:rPr>
+        <w:t xml:space="preserve"> </w:t>
+      </w:r>
+      <w:proofErr w:type="spellStart"/>
+      <w:r>
+        <w:rPr>
+          <w:rFonts w:ascii="New Times Roman" w:hAnsi="New Times Roman"/>
+          <w:szCs w:val="24"/>
+        </w:rPr>
+        <w:t>în</w:t>
+      </w:r>
+      <w:proofErr w:type="spellEnd"/>
+      <w:r>
+        <w:rPr>
+          <w:rFonts w:ascii="New Times Roman" w:hAnsi="New Times Roman"/>
+          <w:szCs w:val="24"/>
+        </w:rPr>
+        <w:t xml:space="preserve"> </w:t>
+      </w:r>
+      <w:proofErr w:type="spellStart"/>
+      <w:r>
+        <w:rPr>
+          <w:rFonts w:ascii="New Times Roman" w:hAnsi="New Times Roman"/>
+          <w:szCs w:val="24"/>
+        </w:rPr>
+        <w:t>domeniul</w:t>
+      </w:r>
+      <w:proofErr w:type="spellEnd"/>
+      <w:r>
+        <w:rPr>
+          <w:rFonts w:ascii="New Times Roman" w:hAnsi="New Times Roman"/>
+          <w:szCs w:val="24"/>
+        </w:rPr>
+        <w:t xml:space="preserve"> </w:t>
+      </w:r>
+      <w:proofErr w:type="spellStart"/>
+      <w:r>
+        <w:rPr>
+          <w:rFonts w:ascii="New Times Roman" w:hAnsi="New Times Roman"/>
+          <w:szCs w:val="24"/>
+        </w:rPr>
+        <w:t>serviciilor</w:t>
+      </w:r>
+      <w:proofErr w:type="spellEnd"/>
+      <w:r>
+        <w:rPr>
+          <w:rFonts w:ascii="New Times Roman" w:hAnsi="New Times Roman"/>
+          <w:szCs w:val="24"/>
+        </w:rPr>
+        <w:t xml:space="preserve"> de </w:t>
+      </w:r>
+      <w:proofErr w:type="spellStart"/>
+      <w:r>
+        <w:rPr>
+          <w:rFonts w:ascii="New Times Roman" w:hAnsi="New Times Roman"/>
+          <w:szCs w:val="24"/>
+        </w:rPr>
+        <w:t>înfrumusețare</w:t>
+      </w:r>
+      <w:proofErr w:type="spellEnd"/>
+      <w:r>
+        <w:rPr>
+          <w:rFonts w:ascii="New Times Roman" w:hAnsi="New Times Roman"/>
+          <w:szCs w:val="24"/>
+        </w:rPr>
+        <w:t xml:space="preserve"> </w:t>
+      </w:r>
+      <w:proofErr w:type="spellStart"/>
+      <w:r>
+        <w:rPr>
+          <w:rFonts w:ascii="New Times Roman" w:hAnsi="New Times Roman"/>
+          <w:szCs w:val="24"/>
+        </w:rPr>
+        <w:t>și</w:t>
+      </w:r>
+      <w:proofErr w:type="spellEnd"/>
+      <w:r>
+        <w:rPr>
+          <w:rFonts w:ascii="New Times Roman" w:hAnsi="New Times Roman"/>
+          <w:szCs w:val="24"/>
+        </w:rPr>
+        <w:t xml:space="preserve"> </w:t>
+      </w:r>
+      <w:proofErr w:type="spellStart"/>
+      <w:r>
+        <w:rPr>
+          <w:rFonts w:ascii="New Times Roman" w:hAnsi="New Times Roman"/>
+          <w:szCs w:val="24"/>
+        </w:rPr>
+        <w:t>estetică</w:t>
+      </w:r>
+      <w:proofErr w:type="spellEnd"/>
+      <w:r>
+        <w:rPr>
+          <w:rFonts w:ascii="New Times Roman" w:hAnsi="New Times Roman"/>
+          <w:szCs w:val="24"/>
+        </w:rPr>
+        <w:t xml:space="preserve">, </w:t>
+      </w:r>
+      <w:proofErr w:type="spellStart"/>
+      <w:r>
+        <w:rPr>
+          <w:rFonts w:ascii="New Times Roman" w:hAnsi="New Times Roman"/>
+          <w:szCs w:val="24"/>
+        </w:rPr>
+        <w:t>fiind</w:t>
+      </w:r>
+      <w:proofErr w:type="spellEnd"/>
+      <w:r>
+        <w:rPr>
+          <w:rFonts w:ascii="New Times Roman" w:hAnsi="New Times Roman"/>
+          <w:szCs w:val="24"/>
+        </w:rPr>
+        <w:t xml:space="preserve"> </w:t>
+      </w:r>
+      <w:proofErr w:type="spellStart"/>
+      <w:r>
+        <w:rPr>
+          <w:rFonts w:ascii="New Times Roman" w:hAnsi="New Times Roman"/>
+          <w:szCs w:val="24"/>
+        </w:rPr>
+        <w:t>axat</w:t>
+      </w:r>
+      <w:proofErr w:type="spellEnd"/>
+      <w:r>
+        <w:rPr>
+          <w:rFonts w:ascii="New Times Roman" w:hAnsi="New Times Roman"/>
+          <w:szCs w:val="24"/>
+        </w:rPr>
+        <w:t xml:space="preserve"> </w:t>
+      </w:r>
+      <w:proofErr w:type="spellStart"/>
+      <w:r>
+        <w:rPr>
+          <w:rFonts w:ascii="New Times Roman" w:hAnsi="New Times Roman"/>
+          <w:szCs w:val="24"/>
+        </w:rPr>
+        <w:t>în</w:t>
+      </w:r>
+      <w:proofErr w:type="spellEnd"/>
+      <w:r>
+        <w:rPr>
+          <w:rFonts w:ascii="New Times Roman" w:hAnsi="New Times Roman"/>
+          <w:szCs w:val="24"/>
+        </w:rPr>
+        <w:t xml:space="preserve"> mod special pe </w:t>
+      </w:r>
+      <w:proofErr w:type="spellStart"/>
+      <w:r>
+        <w:rPr>
+          <w:rFonts w:ascii="New Times Roman" w:hAnsi="New Times Roman"/>
+          <w:szCs w:val="24"/>
+        </w:rPr>
+        <w:t>activitatea</w:t>
+      </w:r>
+      <w:proofErr w:type="spellEnd"/>
+      <w:r>
+        <w:rPr>
+          <w:rFonts w:ascii="New Times Roman" w:hAnsi="New Times Roman"/>
+          <w:szCs w:val="24"/>
+        </w:rPr>
+        <w:t xml:space="preserve"> </w:t>
+      </w:r>
+      <w:proofErr w:type="spellStart"/>
+      <w:r>
+        <w:rPr>
+          <w:rFonts w:ascii="New Times Roman" w:hAnsi="New Times Roman"/>
+          <w:szCs w:val="24"/>
+        </w:rPr>
+        <w:t>desfășurată</w:t>
+      </w:r>
+      <w:proofErr w:type="spellEnd"/>
+      <w:r>
+        <w:rPr>
+          <w:rFonts w:ascii="New Times Roman" w:hAnsi="New Times Roman"/>
+          <w:szCs w:val="24"/>
+        </w:rPr>
+        <w:t xml:space="preserve"> </w:t>
+      </w:r>
+      <w:proofErr w:type="spellStart"/>
+      <w:r>
+        <w:rPr>
+          <w:rFonts w:ascii="New Times Roman" w:hAnsi="New Times Roman"/>
+          <w:szCs w:val="24"/>
+        </w:rPr>
+        <w:t>în</w:t>
+      </w:r>
+      <w:proofErr w:type="spellEnd"/>
+      <w:r>
+        <w:rPr>
+          <w:rFonts w:ascii="New Times Roman" w:hAnsi="New Times Roman"/>
+          <w:szCs w:val="24"/>
+        </w:rPr>
+        <w:t xml:space="preserve"> </w:t>
+      </w:r>
+      <w:proofErr w:type="spellStart"/>
+      <w:r>
+        <w:rPr>
+          <w:rFonts w:ascii="New Times Roman" w:hAnsi="New Times Roman"/>
+          <w:szCs w:val="24"/>
+        </w:rPr>
+        <w:t>cadrul</w:t>
+      </w:r>
+      <w:proofErr w:type="spellEnd"/>
+      <w:r>
+        <w:rPr>
+          <w:rFonts w:ascii="New Times Roman" w:hAnsi="New Times Roman"/>
+          <w:szCs w:val="24"/>
+        </w:rPr>
+        <w:t xml:space="preserve"> </w:t>
+      </w:r>
+      <w:proofErr w:type="spellStart"/>
+      <w:r>
+        <w:rPr>
+          <w:rFonts w:ascii="New Times Roman" w:hAnsi="New Times Roman"/>
+          <w:szCs w:val="24"/>
+        </w:rPr>
+        <w:t>unui</w:t>
+      </w:r>
+      <w:proofErr w:type="spellEnd"/>
+      <w:r>
+        <w:rPr>
+          <w:rFonts w:ascii="New Times Roman" w:hAnsi="New Times Roman"/>
+          <w:szCs w:val="24"/>
+        </w:rPr>
+        <w:t xml:space="preserve"> Studio de Make-Up (</w:t>
+      </w:r>
+      <w:proofErr w:type="spellStart"/>
+      <w:r>
+        <w:rPr>
+          <w:rFonts w:ascii="New Times Roman" w:hAnsi="New Times Roman"/>
+          <w:szCs w:val="24"/>
+        </w:rPr>
+        <w:t>machiaj</w:t>
+      </w:r>
+      <w:proofErr w:type="spellEnd"/>
+      <w:r>
+        <w:rPr>
+          <w:rFonts w:ascii="New Times Roman" w:hAnsi="New Times Roman"/>
+          <w:szCs w:val="24"/>
+        </w:rPr>
+        <w:t xml:space="preserve"> </w:t>
+      </w:r>
+      <w:proofErr w:type="spellStart"/>
+      <w:r>
+        <w:rPr>
+          <w:rFonts w:ascii="New Times Roman" w:hAnsi="New Times Roman"/>
+          <w:szCs w:val="24"/>
+        </w:rPr>
+        <w:t>profesional</w:t>
+      </w:r>
+      <w:proofErr w:type="spellEnd"/>
+      <w:r>
+        <w:rPr>
+          <w:rFonts w:ascii="New Times Roman" w:hAnsi="New Times Roman"/>
+          <w:szCs w:val="24"/>
+        </w:rPr>
+        <w:t xml:space="preserve">). </w:t>
+      </w:r>
+      <w:proofErr w:type="spellStart"/>
+      <w:r>
+        <w:rPr>
+          <w:rFonts w:ascii="New Times Roman" w:hAnsi="New Times Roman"/>
+          <w:szCs w:val="24"/>
+        </w:rPr>
+        <w:t>Spre</w:t>
+      </w:r>
+      <w:proofErr w:type="spellEnd"/>
+      <w:r>
+        <w:rPr>
+          <w:rFonts w:ascii="New Times Roman" w:hAnsi="New Times Roman"/>
+          <w:szCs w:val="24"/>
+        </w:rPr>
+        <w:t xml:space="preserve"> </w:t>
+      </w:r>
+      <w:proofErr w:type="spellStart"/>
+      <w:r>
+        <w:rPr>
+          <w:rFonts w:ascii="New Times Roman" w:hAnsi="New Times Roman"/>
+          <w:szCs w:val="24"/>
+        </w:rPr>
+        <w:t>deosebire</w:t>
+      </w:r>
+      <w:proofErr w:type="spellEnd"/>
+      <w:r>
+        <w:rPr>
+          <w:rFonts w:ascii="New Times Roman" w:hAnsi="New Times Roman"/>
+          <w:szCs w:val="24"/>
+        </w:rPr>
+        <w:t xml:space="preserve"> de </w:t>
+      </w:r>
+      <w:proofErr w:type="spellStart"/>
+      <w:r>
+        <w:rPr>
+          <w:rFonts w:ascii="New Times Roman" w:hAnsi="New Times Roman"/>
+          <w:szCs w:val="24"/>
+        </w:rPr>
+        <w:t>saloanele</w:t>
+      </w:r>
+      <w:proofErr w:type="spellEnd"/>
+      <w:r>
+        <w:rPr>
+          <w:rFonts w:ascii="New Times Roman" w:hAnsi="New Times Roman"/>
+          <w:szCs w:val="24"/>
+        </w:rPr>
+        <w:t xml:space="preserve"> cu </w:t>
+      </w:r>
+      <w:proofErr w:type="spellStart"/>
+      <w:r>
+        <w:rPr>
+          <w:rFonts w:ascii="New Times Roman" w:hAnsi="New Times Roman"/>
+          <w:szCs w:val="24"/>
+        </w:rPr>
+        <w:t>profil</w:t>
+      </w:r>
+      <w:proofErr w:type="spellEnd"/>
+      <w:r>
+        <w:rPr>
+          <w:rFonts w:ascii="New Times Roman" w:hAnsi="New Times Roman"/>
+          <w:szCs w:val="24"/>
+        </w:rPr>
+        <w:t xml:space="preserve"> general, un studio </w:t>
+      </w:r>
+      <w:proofErr w:type="spellStart"/>
+      <w:r>
+        <w:rPr>
+          <w:rFonts w:ascii="New Times Roman" w:hAnsi="New Times Roman"/>
+          <w:szCs w:val="24"/>
+        </w:rPr>
+        <w:t>specializat</w:t>
+      </w:r>
+      <w:proofErr w:type="spellEnd"/>
+      <w:r>
+        <w:rPr>
+          <w:rFonts w:ascii="New Times Roman" w:hAnsi="New Times Roman"/>
+          <w:szCs w:val="24"/>
+        </w:rPr>
+        <w:t xml:space="preserve"> pe </w:t>
+      </w:r>
+      <w:proofErr w:type="spellStart"/>
+      <w:r>
+        <w:rPr>
+          <w:rFonts w:ascii="New Times Roman" w:hAnsi="New Times Roman"/>
+          <w:szCs w:val="24"/>
+        </w:rPr>
+        <w:t>servicii</w:t>
+      </w:r>
+      <w:proofErr w:type="spellEnd"/>
+      <w:r>
+        <w:rPr>
+          <w:rFonts w:ascii="New Times Roman" w:hAnsi="New Times Roman"/>
+          <w:szCs w:val="24"/>
+        </w:rPr>
+        <w:t xml:space="preserve"> de make-up se </w:t>
+      </w:r>
+      <w:proofErr w:type="spellStart"/>
+      <w:r>
+        <w:rPr>
+          <w:rFonts w:ascii="New Times Roman" w:hAnsi="New Times Roman"/>
+          <w:szCs w:val="24"/>
+        </w:rPr>
+        <w:t>caracterizează</w:t>
+      </w:r>
+      <w:proofErr w:type="spellEnd"/>
+      <w:r>
+        <w:rPr>
+          <w:rFonts w:ascii="New Times Roman" w:hAnsi="New Times Roman"/>
+          <w:szCs w:val="24"/>
+        </w:rPr>
+        <w:t xml:space="preserve"> </w:t>
+      </w:r>
+      <w:proofErr w:type="spellStart"/>
+      <w:r>
+        <w:rPr>
+          <w:rFonts w:ascii="New Times Roman" w:hAnsi="New Times Roman"/>
+          <w:szCs w:val="24"/>
+        </w:rPr>
+        <w:t>printr</w:t>
+      </w:r>
+      <w:proofErr w:type="spellEnd"/>
+      <w:r>
+        <w:rPr>
+          <w:rFonts w:ascii="New Times Roman" w:hAnsi="New Times Roman"/>
+          <w:szCs w:val="24"/>
+        </w:rPr>
+        <w:t xml:space="preserve">-un grad </w:t>
+      </w:r>
+      <w:proofErr w:type="spellStart"/>
+      <w:r>
+        <w:rPr>
+          <w:rFonts w:ascii="New Times Roman" w:hAnsi="New Times Roman"/>
+          <w:szCs w:val="24"/>
+        </w:rPr>
+        <w:t>ridicat</w:t>
+      </w:r>
+      <w:proofErr w:type="spellEnd"/>
+      <w:r>
+        <w:rPr>
+          <w:rFonts w:ascii="New Times Roman" w:hAnsi="New Times Roman"/>
+          <w:szCs w:val="24"/>
+        </w:rPr>
+        <w:t xml:space="preserve"> de </w:t>
+      </w:r>
+      <w:proofErr w:type="spellStart"/>
+      <w:r>
+        <w:rPr>
+          <w:rFonts w:ascii="New Times Roman" w:hAnsi="New Times Roman"/>
+          <w:szCs w:val="24"/>
+        </w:rPr>
+        <w:t>personalizare</w:t>
+      </w:r>
+      <w:proofErr w:type="spellEnd"/>
+      <w:r>
+        <w:rPr>
+          <w:rFonts w:ascii="New Times Roman" w:hAnsi="New Times Roman"/>
+          <w:szCs w:val="24"/>
+        </w:rPr>
+        <w:t xml:space="preserve"> a </w:t>
+      </w:r>
+      <w:proofErr w:type="spellStart"/>
+      <w:r>
+        <w:rPr>
+          <w:rFonts w:ascii="New Times Roman" w:hAnsi="New Times Roman"/>
+          <w:szCs w:val="24"/>
+        </w:rPr>
+        <w:t>fiecărei</w:t>
+      </w:r>
+      <w:proofErr w:type="spellEnd"/>
+      <w:r>
+        <w:rPr>
+          <w:rFonts w:ascii="New Times Roman" w:hAnsi="New Times Roman"/>
+          <w:szCs w:val="24"/>
+        </w:rPr>
+        <w:t xml:space="preserve"> </w:t>
+      </w:r>
+      <w:proofErr w:type="spellStart"/>
+      <w:r>
+        <w:rPr>
+          <w:rFonts w:ascii="New Times Roman" w:hAnsi="New Times Roman"/>
+          <w:szCs w:val="24"/>
+        </w:rPr>
+        <w:t>ședințe</w:t>
+      </w:r>
+      <w:proofErr w:type="spellEnd"/>
+      <w:r>
+        <w:rPr>
+          <w:rFonts w:ascii="New Times Roman" w:hAnsi="New Times Roman"/>
+          <w:szCs w:val="24"/>
+        </w:rPr>
+        <w:t xml:space="preserve"> </w:t>
+      </w:r>
+      <w:proofErr w:type="spellStart"/>
+      <w:r>
+        <w:rPr>
+          <w:rFonts w:ascii="New Times Roman" w:hAnsi="New Times Roman"/>
+          <w:szCs w:val="24"/>
+        </w:rPr>
+        <w:t>în</w:t>
+      </w:r>
+      <w:proofErr w:type="spellEnd"/>
+      <w:r>
+        <w:rPr>
+          <w:rFonts w:ascii="New Times Roman" w:hAnsi="New Times Roman"/>
+          <w:szCs w:val="24"/>
+        </w:rPr>
+        <w:t xml:space="preserve"> </w:t>
+      </w:r>
+      <w:proofErr w:type="spellStart"/>
+      <w:r>
+        <w:rPr>
+          <w:rFonts w:ascii="New Times Roman" w:hAnsi="New Times Roman"/>
+          <w:szCs w:val="24"/>
+        </w:rPr>
+        <w:t>funcție</w:t>
+      </w:r>
+      <w:proofErr w:type="spellEnd"/>
+      <w:r>
+        <w:rPr>
+          <w:rFonts w:ascii="New Times Roman" w:hAnsi="New Times Roman"/>
+          <w:szCs w:val="24"/>
+        </w:rPr>
+        <w:t xml:space="preserve"> de </w:t>
+      </w:r>
+      <w:proofErr w:type="spellStart"/>
+      <w:r>
+        <w:rPr>
+          <w:rFonts w:ascii="New Times Roman" w:hAnsi="New Times Roman"/>
+          <w:szCs w:val="24"/>
+        </w:rPr>
+        <w:t>cerințele</w:t>
+      </w:r>
+      <w:proofErr w:type="spellEnd"/>
+      <w:r>
+        <w:rPr>
+          <w:rFonts w:ascii="New Times Roman" w:hAnsi="New Times Roman"/>
+          <w:szCs w:val="24"/>
+        </w:rPr>
+        <w:t xml:space="preserve"> </w:t>
+      </w:r>
+      <w:proofErr w:type="spellStart"/>
+      <w:r>
+        <w:rPr>
+          <w:rFonts w:ascii="New Times Roman" w:hAnsi="New Times Roman"/>
+          <w:szCs w:val="24"/>
+        </w:rPr>
+        <w:t>specifice</w:t>
+      </w:r>
+      <w:proofErr w:type="spellEnd"/>
+      <w:r>
+        <w:rPr>
+          <w:rFonts w:ascii="New Times Roman" w:hAnsi="New Times Roman"/>
+          <w:szCs w:val="24"/>
+        </w:rPr>
+        <w:t xml:space="preserve"> ale </w:t>
+      </w:r>
+      <w:proofErr w:type="spellStart"/>
+      <w:r>
+        <w:rPr>
+          <w:rFonts w:ascii="New Times Roman" w:hAnsi="New Times Roman"/>
+          <w:szCs w:val="24"/>
+        </w:rPr>
+        <w:t>clientei</w:t>
+      </w:r>
+      <w:proofErr w:type="spellEnd"/>
+      <w:r>
+        <w:rPr>
+          <w:rFonts w:ascii="New Times Roman" w:hAnsi="New Times Roman"/>
+          <w:szCs w:val="24"/>
+        </w:rPr>
+        <w:t xml:space="preserve">, </w:t>
+      </w:r>
+      <w:proofErr w:type="spellStart"/>
+      <w:r>
+        <w:rPr>
+          <w:rFonts w:ascii="New Times Roman" w:hAnsi="New Times Roman"/>
+          <w:szCs w:val="24"/>
+        </w:rPr>
+        <w:t>tipologia</w:t>
+      </w:r>
+      <w:proofErr w:type="spellEnd"/>
+      <w:r>
+        <w:rPr>
+          <w:rFonts w:ascii="New Times Roman" w:hAnsi="New Times Roman"/>
+          <w:szCs w:val="24"/>
+        </w:rPr>
+        <w:t xml:space="preserve"> </w:t>
+      </w:r>
+      <w:proofErr w:type="spellStart"/>
+      <w:r>
+        <w:rPr>
+          <w:rFonts w:ascii="New Times Roman" w:hAnsi="New Times Roman"/>
+          <w:szCs w:val="24"/>
+        </w:rPr>
+        <w:t>evenimentului</w:t>
+      </w:r>
+      <w:proofErr w:type="spellEnd"/>
+      <w:r>
+        <w:rPr>
+          <w:rFonts w:ascii="New Times Roman" w:hAnsi="New Times Roman"/>
+          <w:szCs w:val="24"/>
+        </w:rPr>
+        <w:t xml:space="preserve"> </w:t>
+      </w:r>
+      <w:proofErr w:type="spellStart"/>
+      <w:r>
+        <w:rPr>
+          <w:rFonts w:ascii="New Times Roman" w:hAnsi="New Times Roman"/>
+          <w:szCs w:val="24"/>
+        </w:rPr>
+        <w:t>și</w:t>
+      </w:r>
+      <w:proofErr w:type="spellEnd"/>
+      <w:r>
+        <w:rPr>
+          <w:rFonts w:ascii="New Times Roman" w:hAnsi="New Times Roman"/>
+          <w:szCs w:val="24"/>
+        </w:rPr>
+        <w:t xml:space="preserve"> </w:t>
+      </w:r>
+      <w:proofErr w:type="spellStart"/>
+      <w:r>
+        <w:rPr>
+          <w:rFonts w:ascii="New Times Roman" w:hAnsi="New Times Roman"/>
+          <w:szCs w:val="24"/>
+        </w:rPr>
+        <w:t>tehnicile</w:t>
+      </w:r>
+      <w:proofErr w:type="spellEnd"/>
+      <w:r>
+        <w:rPr>
+          <w:rFonts w:ascii="New Times Roman" w:hAnsi="New Times Roman"/>
+          <w:szCs w:val="24"/>
+        </w:rPr>
+        <w:t xml:space="preserve"> de </w:t>
+      </w:r>
+      <w:proofErr w:type="spellStart"/>
+      <w:r>
+        <w:rPr>
+          <w:rFonts w:ascii="New Times Roman" w:hAnsi="New Times Roman"/>
+          <w:szCs w:val="24"/>
+        </w:rPr>
+        <w:t>aplicare</w:t>
+      </w:r>
+      <w:proofErr w:type="spellEnd"/>
+      <w:r>
+        <w:rPr>
+          <w:rFonts w:ascii="New Times Roman" w:hAnsi="New Times Roman"/>
+          <w:szCs w:val="24"/>
+        </w:rPr>
+        <w:t xml:space="preserve"> solicitate.</w:t>
       </w:r>
     </w:p>
     <w:p>
@@ -506,7 +1190,7 @@
         <w:keepNext/>
         <w:spacing w:before="240" w:after="80" w:line="360" w:lineRule="auto"/>
         <w:rPr>
-          <w:rFonts w:ascii="New Times Roman" w:hAnsi="New Times Roman"/>
+          <w:rFonts w:ascii="New Times Roman" w:hAnsi="New Times Roman" w:hint="eastAsia"/>
           <w:szCs w:val="24"/>
         </w:rPr>
       </w:pPr>
@@ -516,23 +1200,398 @@
           <w:b/>
           <w:szCs w:val="24"/>
         </w:rPr>
-        <w:t>1.2. Problema concretă identificată</w:t>
-      </w:r>
+        <w:t xml:space="preserve">1.2. </w:t>
+      </w:r>
+      <w:proofErr w:type="spellStart"/>
+      <w:r>
+        <w:rPr>
+          <w:rFonts w:ascii="New Times Roman" w:hAnsi="New Times Roman"/>
+          <w:b/>
+          <w:szCs w:val="24"/>
+        </w:rPr>
+        <w:t>Problema</w:t>
+      </w:r>
+      <w:proofErr w:type="spellEnd"/>
+      <w:r>
+        <w:rPr>
+          <w:rFonts w:ascii="New Times Roman" w:hAnsi="New Times Roman"/>
+          <w:b/>
+          <w:szCs w:val="24"/>
+        </w:rPr>
+        <w:t xml:space="preserve"> </w:t>
+      </w:r>
+      <w:proofErr w:type="spellStart"/>
+      <w:r>
+        <w:rPr>
+          <w:rFonts w:ascii="New Times Roman" w:hAnsi="New Times Roman"/>
+          <w:b/>
+          <w:szCs w:val="24"/>
+        </w:rPr>
+        <w:t>concretă</w:t>
+      </w:r>
+      <w:proofErr w:type="spellEnd"/>
+      <w:r>
+        <w:rPr>
+          <w:rFonts w:ascii="New Times Roman" w:hAnsi="New Times Roman"/>
+          <w:b/>
+          <w:szCs w:val="24"/>
+        </w:rPr>
+        <w:t xml:space="preserve"> </w:t>
+      </w:r>
+      <w:proofErr w:type="spellStart"/>
+      <w:r>
+        <w:rPr>
+          <w:rFonts w:ascii="New Times Roman" w:hAnsi="New Times Roman"/>
+          <w:b/>
+          <w:szCs w:val="24"/>
+        </w:rPr>
+        <w:t>identificată</w:t>
+      </w:r>
+      <w:proofErr w:type="spellEnd"/>
     </w:p>
     <w:p>
       <w:pPr>
         <w:spacing w:after="120" w:line="360" w:lineRule="auto"/>
         <w:rPr>
-          <w:rFonts w:ascii="New Times Roman" w:hAnsi="New Times Roman"/>
+          <w:rFonts w:ascii="New Times Roman" w:hAnsi="New Times Roman" w:hint="eastAsia"/>
           <w:szCs w:val="24"/>
         </w:rPr>
       </w:pPr>
-      <w:r>
-        <w:rPr>
-          <w:rFonts w:ascii="New Times Roman" w:hAnsi="New Times Roman"/>
-          <w:szCs w:val="24"/>
-        </w:rPr>
-        <w:t>În modul tradițional de lucru, gestionarea programărilor într-un studio de make-up se realizează manual, prin intermediul agendelor fizice sau al mesajelor telefonice necentralizate. Această abordare generează o serie de probleme concrete:</w:t>
+      <w:proofErr w:type="spellStart"/>
+      <w:r>
+        <w:rPr>
+          <w:rFonts w:ascii="New Times Roman" w:hAnsi="New Times Roman"/>
+          <w:szCs w:val="24"/>
+        </w:rPr>
+        <w:t>În</w:t>
+      </w:r>
+      <w:proofErr w:type="spellEnd"/>
+      <w:r>
+        <w:rPr>
+          <w:rFonts w:ascii="New Times Roman" w:hAnsi="New Times Roman"/>
+          <w:szCs w:val="24"/>
+        </w:rPr>
+        <w:t xml:space="preserve"> </w:t>
+      </w:r>
+      <w:proofErr w:type="spellStart"/>
+      <w:r>
+        <w:rPr>
+          <w:rFonts w:ascii="New Times Roman" w:hAnsi="New Times Roman"/>
+          <w:szCs w:val="24"/>
+        </w:rPr>
+        <w:t>modul</w:t>
+      </w:r>
+      <w:proofErr w:type="spellEnd"/>
+      <w:r>
+        <w:rPr>
+          <w:rFonts w:ascii="New Times Roman" w:hAnsi="New Times Roman"/>
+          <w:szCs w:val="24"/>
+        </w:rPr>
+        <w:t xml:space="preserve"> </w:t>
+      </w:r>
+      <w:proofErr w:type="spellStart"/>
+      <w:r>
+        <w:rPr>
+          <w:rFonts w:ascii="New Times Roman" w:hAnsi="New Times Roman"/>
+          <w:szCs w:val="24"/>
+        </w:rPr>
+        <w:t>tradițional</w:t>
+      </w:r>
+      <w:proofErr w:type="spellEnd"/>
+      <w:r>
+        <w:rPr>
+          <w:rFonts w:ascii="New Times Roman" w:hAnsi="New Times Roman"/>
+          <w:szCs w:val="24"/>
+        </w:rPr>
+        <w:t xml:space="preserve"> de </w:t>
+      </w:r>
+      <w:proofErr w:type="spellStart"/>
+      <w:r>
+        <w:rPr>
+          <w:rFonts w:ascii="New Times Roman" w:hAnsi="New Times Roman"/>
+          <w:szCs w:val="24"/>
+        </w:rPr>
+        <w:t>lucru</w:t>
+      </w:r>
+      <w:proofErr w:type="spellEnd"/>
+      <w:r>
+        <w:rPr>
+          <w:rFonts w:ascii="New Times Roman" w:hAnsi="New Times Roman"/>
+          <w:szCs w:val="24"/>
+        </w:rPr>
+        <w:t xml:space="preserve">, </w:t>
+      </w:r>
+      <w:proofErr w:type="spellStart"/>
+      <w:r>
+        <w:rPr>
+          <w:rFonts w:ascii="New Times Roman" w:hAnsi="New Times Roman"/>
+          <w:szCs w:val="24"/>
+        </w:rPr>
+        <w:t>gestionarea</w:t>
+      </w:r>
+      <w:proofErr w:type="spellEnd"/>
+      <w:r>
+        <w:rPr>
+          <w:rFonts w:ascii="New Times Roman" w:hAnsi="New Times Roman"/>
+          <w:szCs w:val="24"/>
+        </w:rPr>
+        <w:t xml:space="preserve"> </w:t>
+      </w:r>
+      <w:proofErr w:type="spellStart"/>
+      <w:r>
+        <w:rPr>
+          <w:rFonts w:ascii="New Times Roman" w:hAnsi="New Times Roman"/>
+          <w:szCs w:val="24"/>
+        </w:rPr>
+        <w:t>programărilor</w:t>
+      </w:r>
+      <w:proofErr w:type="spellEnd"/>
+      <w:r>
+        <w:rPr>
+          <w:rFonts w:ascii="New Times Roman" w:hAnsi="New Times Roman"/>
+          <w:szCs w:val="24"/>
+        </w:rPr>
+        <w:t xml:space="preserve"> </w:t>
+      </w:r>
+      <w:proofErr w:type="spellStart"/>
+      <w:r>
+        <w:rPr>
+          <w:rFonts w:ascii="New Times Roman" w:hAnsi="New Times Roman"/>
+          <w:szCs w:val="24"/>
+        </w:rPr>
+        <w:t>într</w:t>
+      </w:r>
+      <w:proofErr w:type="spellEnd"/>
+      <w:r>
+        <w:rPr>
+          <w:rFonts w:ascii="New Times Roman" w:hAnsi="New Times Roman"/>
+          <w:szCs w:val="24"/>
+        </w:rPr>
+        <w:t xml:space="preserve">-un studio de make-up se </w:t>
+      </w:r>
+      <w:proofErr w:type="spellStart"/>
+      <w:r>
+        <w:rPr>
+          <w:rFonts w:ascii="New Times Roman" w:hAnsi="New Times Roman"/>
+          <w:szCs w:val="24"/>
+        </w:rPr>
+        <w:t>realizează</w:t>
+      </w:r>
+      <w:proofErr w:type="spellEnd"/>
+      <w:r>
+        <w:rPr>
+          <w:rFonts w:ascii="New Times Roman" w:hAnsi="New Times Roman"/>
+          <w:szCs w:val="24"/>
+        </w:rPr>
+        <w:t xml:space="preserve"> manual, </w:t>
+      </w:r>
+      <w:proofErr w:type="spellStart"/>
+      <w:r>
+        <w:rPr>
+          <w:rFonts w:ascii="New Times Roman" w:hAnsi="New Times Roman"/>
+          <w:szCs w:val="24"/>
+        </w:rPr>
+        <w:t>prin</w:t>
+      </w:r>
+      <w:proofErr w:type="spellEnd"/>
+      <w:r>
+        <w:rPr>
+          <w:rFonts w:ascii="New Times Roman" w:hAnsi="New Times Roman"/>
+          <w:szCs w:val="24"/>
+        </w:rPr>
+        <w:t xml:space="preserve"> </w:t>
+      </w:r>
+      <w:proofErr w:type="spellStart"/>
+      <w:r>
+        <w:rPr>
+          <w:rFonts w:ascii="New Times Roman" w:hAnsi="New Times Roman"/>
+          <w:szCs w:val="24"/>
+        </w:rPr>
+        <w:t>intermediul</w:t>
+      </w:r>
+      <w:proofErr w:type="spellEnd"/>
+      <w:r>
+        <w:rPr>
+          <w:rFonts w:ascii="New Times Roman" w:hAnsi="New Times Roman"/>
+          <w:szCs w:val="24"/>
+        </w:rPr>
+        <w:t xml:space="preserve"> </w:t>
+      </w:r>
+      <w:proofErr w:type="spellStart"/>
+      <w:r>
+        <w:rPr>
+          <w:rFonts w:ascii="New Times Roman" w:hAnsi="New Times Roman"/>
+          <w:szCs w:val="24"/>
+        </w:rPr>
+        <w:t>agendelor</w:t>
+      </w:r>
+      <w:proofErr w:type="spellEnd"/>
+      <w:r>
+        <w:rPr>
+          <w:rFonts w:ascii="New Times Roman" w:hAnsi="New Times Roman"/>
+          <w:szCs w:val="24"/>
+        </w:rPr>
+        <w:t xml:space="preserve"> </w:t>
+      </w:r>
+      <w:proofErr w:type="spellStart"/>
+      <w:r>
+        <w:rPr>
+          <w:rFonts w:ascii="New Times Roman" w:hAnsi="New Times Roman"/>
+          <w:szCs w:val="24"/>
+        </w:rPr>
+        <w:t>fizice</w:t>
+      </w:r>
+      <w:proofErr w:type="spellEnd"/>
+      <w:r>
+        <w:rPr>
+          <w:rFonts w:ascii="New Times Roman" w:hAnsi="New Times Roman"/>
+          <w:szCs w:val="24"/>
+        </w:rPr>
+        <w:t xml:space="preserve"> </w:t>
+      </w:r>
+      <w:proofErr w:type="spellStart"/>
+      <w:r>
+        <w:rPr>
+          <w:rFonts w:ascii="New Times Roman" w:hAnsi="New Times Roman"/>
+          <w:szCs w:val="24"/>
+        </w:rPr>
+        <w:t>sau</w:t>
+      </w:r>
+      <w:proofErr w:type="spellEnd"/>
+      <w:r>
+        <w:rPr>
+          <w:rFonts w:ascii="New Times Roman" w:hAnsi="New Times Roman"/>
+          <w:szCs w:val="24"/>
+        </w:rPr>
+        <w:t xml:space="preserve"> al </w:t>
+      </w:r>
+      <w:proofErr w:type="spellStart"/>
+      <w:r>
+        <w:rPr>
+          <w:rFonts w:ascii="New Times Roman" w:hAnsi="New Times Roman"/>
+          <w:szCs w:val="24"/>
+        </w:rPr>
+        <w:t>mesajelor</w:t>
+      </w:r>
+      <w:proofErr w:type="spellEnd"/>
+      <w:r>
+        <w:rPr>
+          <w:rFonts w:ascii="New Times Roman" w:hAnsi="New Times Roman"/>
+          <w:szCs w:val="24"/>
+        </w:rPr>
+        <w:t xml:space="preserve"> </w:t>
+      </w:r>
+      <w:proofErr w:type="spellStart"/>
+      <w:r>
+        <w:rPr>
+          <w:rFonts w:ascii="New Times Roman" w:hAnsi="New Times Roman"/>
+          <w:szCs w:val="24"/>
+        </w:rPr>
+        <w:t>telefonice</w:t>
+      </w:r>
+      <w:proofErr w:type="spellEnd"/>
+      <w:r>
+        <w:rPr>
+          <w:rFonts w:ascii="New Times Roman" w:hAnsi="New Times Roman"/>
+          <w:szCs w:val="24"/>
+        </w:rPr>
+        <w:t xml:space="preserve"> </w:t>
+      </w:r>
+      <w:proofErr w:type="spellStart"/>
+      <w:r>
+        <w:rPr>
+          <w:rFonts w:ascii="New Times Roman" w:hAnsi="New Times Roman"/>
+          <w:szCs w:val="24"/>
+        </w:rPr>
+        <w:t>necentralizate</w:t>
+      </w:r>
+      <w:proofErr w:type="spellEnd"/>
+      <w:r>
+        <w:rPr>
+          <w:rFonts w:ascii="New Times Roman" w:hAnsi="New Times Roman"/>
+          <w:szCs w:val="24"/>
+        </w:rPr>
+        <w:t xml:space="preserve">. </w:t>
+      </w:r>
+      <w:proofErr w:type="spellStart"/>
+      <w:r>
+        <w:rPr>
+          <w:rFonts w:ascii="New Times Roman" w:hAnsi="New Times Roman"/>
+          <w:szCs w:val="24"/>
+        </w:rPr>
+        <w:t>Această</w:t>
+      </w:r>
+      <w:proofErr w:type="spellEnd"/>
+      <w:r>
+        <w:rPr>
+          <w:rFonts w:ascii="New Times Roman" w:hAnsi="New Times Roman"/>
+          <w:szCs w:val="24"/>
+        </w:rPr>
+        <w:t xml:space="preserve"> </w:t>
+      </w:r>
+      <w:proofErr w:type="spellStart"/>
+      <w:r>
+        <w:rPr>
+          <w:rFonts w:ascii="New Times Roman" w:hAnsi="New Times Roman"/>
+          <w:szCs w:val="24"/>
+        </w:rPr>
+        <w:t>abordare</w:t>
+      </w:r>
+      <w:proofErr w:type="spellEnd"/>
+      <w:r>
+        <w:rPr>
+          <w:rFonts w:ascii="New Times Roman" w:hAnsi="New Times Roman"/>
+          <w:szCs w:val="24"/>
+        </w:rPr>
+        <w:t xml:space="preserve"> </w:t>
+      </w:r>
+      <w:proofErr w:type="spellStart"/>
+      <w:r>
+        <w:rPr>
+          <w:rFonts w:ascii="New Times Roman" w:hAnsi="New Times Roman"/>
+          <w:szCs w:val="24"/>
+        </w:rPr>
+        <w:t>generează</w:t>
+      </w:r>
+      <w:proofErr w:type="spellEnd"/>
+      <w:r>
+        <w:rPr>
+          <w:rFonts w:ascii="New Times Roman" w:hAnsi="New Times Roman"/>
+          <w:szCs w:val="24"/>
+        </w:rPr>
+        <w:t xml:space="preserve"> o </w:t>
+      </w:r>
+      <w:proofErr w:type="spellStart"/>
+      <w:r>
+        <w:rPr>
+          <w:rFonts w:ascii="New Times Roman" w:hAnsi="New Times Roman"/>
+          <w:szCs w:val="24"/>
+        </w:rPr>
+        <w:t>serie</w:t>
+      </w:r>
+      <w:proofErr w:type="spellEnd"/>
+      <w:r>
+        <w:rPr>
+          <w:rFonts w:ascii="New Times Roman" w:hAnsi="New Times Roman"/>
+          <w:szCs w:val="24"/>
+        </w:rPr>
+        <w:t xml:space="preserve"> de </w:t>
+      </w:r>
+      <w:proofErr w:type="spellStart"/>
+      <w:r>
+        <w:rPr>
+          <w:rFonts w:ascii="New Times Roman" w:hAnsi="New Times Roman"/>
+          <w:szCs w:val="24"/>
+        </w:rPr>
+        <w:t>probleme</w:t>
+      </w:r>
+      <w:proofErr w:type="spellEnd"/>
+      <w:r>
+        <w:rPr>
+          <w:rFonts w:ascii="New Times Roman" w:hAnsi="New Times Roman"/>
+          <w:szCs w:val="24"/>
+        </w:rPr>
+        <w:t xml:space="preserve"> concrete:</w:t>
       </w:r>
     </w:p>
     <w:p>
@@ -540,16 +1599,201 @@
         <w:pStyle w:val="ListBullet"/>
         <w:spacing w:after="60" w:line="360" w:lineRule="auto"/>
         <w:rPr>
-          <w:rFonts w:ascii="New Times Roman" w:hAnsi="New Times Roman"/>
+          <w:rFonts w:ascii="New Times Roman" w:hAnsi="New Times Roman" w:hint="eastAsia"/>
           <w:szCs w:val="24"/>
         </w:rPr>
       </w:pPr>
-      <w:r>
-        <w:rPr>
-          <w:rFonts w:ascii="New Times Roman" w:hAnsi="New Times Roman"/>
-          <w:szCs w:val="24"/>
-        </w:rPr>
-        <w:t>Erori de suprapunere orară: risc ridicat de a programa două cliente în același interval orar la același Make-Up Artist.</w:t>
+      <w:proofErr w:type="spellStart"/>
+      <w:r>
+        <w:rPr>
+          <w:rFonts w:ascii="New Times Roman" w:hAnsi="New Times Roman"/>
+          <w:szCs w:val="24"/>
+        </w:rPr>
+        <w:t>Erori</w:t>
+      </w:r>
+      <w:proofErr w:type="spellEnd"/>
+      <w:r>
+        <w:rPr>
+          <w:rFonts w:ascii="New Times Roman" w:hAnsi="New Times Roman"/>
+          <w:szCs w:val="24"/>
+        </w:rPr>
+        <w:t xml:space="preserve"> de </w:t>
+      </w:r>
+      <w:proofErr w:type="spellStart"/>
+      <w:r>
+        <w:rPr>
+          <w:rFonts w:ascii="New Times Roman" w:hAnsi="New Times Roman"/>
+          <w:szCs w:val="24"/>
+        </w:rPr>
+        <w:t>suprapunere</w:t>
+      </w:r>
+      <w:proofErr w:type="spellEnd"/>
+      <w:r>
+        <w:rPr>
+          <w:rFonts w:ascii="New Times Roman" w:hAnsi="New Times Roman"/>
+          <w:szCs w:val="24"/>
+        </w:rPr>
+        <w:t xml:space="preserve"> </w:t>
+      </w:r>
+      <w:proofErr w:type="spellStart"/>
+      <w:r>
+        <w:rPr>
+          <w:rFonts w:ascii="New Times Roman" w:hAnsi="New Times Roman"/>
+          <w:szCs w:val="24"/>
+        </w:rPr>
+        <w:t>orară</w:t>
+      </w:r>
+      <w:proofErr w:type="spellEnd"/>
+      <w:r>
+        <w:rPr>
+          <w:rFonts w:ascii="New Times Roman" w:hAnsi="New Times Roman"/>
+          <w:szCs w:val="24"/>
+        </w:rPr>
+        <w:t xml:space="preserve">: </w:t>
+      </w:r>
+      <w:proofErr w:type="spellStart"/>
+      <w:r>
+        <w:rPr>
+          <w:rFonts w:ascii="New Times Roman" w:hAnsi="New Times Roman"/>
+          <w:szCs w:val="24"/>
+        </w:rPr>
+        <w:t>risc</w:t>
+      </w:r>
+      <w:proofErr w:type="spellEnd"/>
+      <w:r>
+        <w:rPr>
+          <w:rFonts w:ascii="New Times Roman" w:hAnsi="New Times Roman"/>
+          <w:szCs w:val="24"/>
+        </w:rPr>
+        <w:t xml:space="preserve"> </w:t>
+      </w:r>
+      <w:proofErr w:type="spellStart"/>
+      <w:r>
+        <w:rPr>
+          <w:rFonts w:ascii="New Times Roman" w:hAnsi="New Times Roman"/>
+          <w:szCs w:val="24"/>
+        </w:rPr>
+        <w:t>ridicat</w:t>
+      </w:r>
+      <w:proofErr w:type="spellEnd"/>
+      <w:r>
+        <w:rPr>
+          <w:rFonts w:ascii="New Times Roman" w:hAnsi="New Times Roman"/>
+          <w:szCs w:val="24"/>
+        </w:rPr>
+        <w:t xml:space="preserve"> de a </w:t>
+      </w:r>
+      <w:proofErr w:type="spellStart"/>
+      <w:r>
+        <w:rPr>
+          <w:rFonts w:ascii="New Times Roman" w:hAnsi="New Times Roman"/>
+          <w:szCs w:val="24"/>
+        </w:rPr>
+        <w:t>programa</w:t>
+      </w:r>
+      <w:proofErr w:type="spellEnd"/>
+      <w:r>
+        <w:rPr>
+          <w:rFonts w:ascii="New Times Roman" w:hAnsi="New Times Roman"/>
+          <w:szCs w:val="24"/>
+        </w:rPr>
+        <w:t xml:space="preserve"> </w:t>
+      </w:r>
+      <w:proofErr w:type="spellStart"/>
+      <w:r>
+        <w:rPr>
+          <w:rFonts w:ascii="New Times Roman" w:hAnsi="New Times Roman"/>
+          <w:szCs w:val="24"/>
+        </w:rPr>
+        <w:t>două</w:t>
+      </w:r>
+      <w:proofErr w:type="spellEnd"/>
+      <w:r>
+        <w:rPr>
+          <w:rFonts w:ascii="New Times Roman" w:hAnsi="New Times Roman"/>
+          <w:szCs w:val="24"/>
+        </w:rPr>
+        <w:t xml:space="preserve"> </w:t>
+      </w:r>
+      <w:proofErr w:type="spellStart"/>
+      <w:r>
+        <w:rPr>
+          <w:rFonts w:ascii="New Times Roman" w:hAnsi="New Times Roman"/>
+          <w:szCs w:val="24"/>
+        </w:rPr>
+        <w:t>cliente</w:t>
+      </w:r>
+      <w:proofErr w:type="spellEnd"/>
+      <w:r>
+        <w:rPr>
+          <w:rFonts w:ascii="New Times Roman" w:hAnsi="New Times Roman"/>
+          <w:szCs w:val="24"/>
+        </w:rPr>
+        <w:t xml:space="preserve"> </w:t>
+      </w:r>
+      <w:proofErr w:type="spellStart"/>
+      <w:r>
+        <w:rPr>
+          <w:rFonts w:ascii="New Times Roman" w:hAnsi="New Times Roman"/>
+          <w:szCs w:val="24"/>
+        </w:rPr>
+        <w:t>în</w:t>
+      </w:r>
+      <w:proofErr w:type="spellEnd"/>
+      <w:r>
+        <w:rPr>
+          <w:rFonts w:ascii="New Times Roman" w:hAnsi="New Times Roman"/>
+          <w:szCs w:val="24"/>
+        </w:rPr>
+        <w:t xml:space="preserve"> </w:t>
+      </w:r>
+      <w:proofErr w:type="spellStart"/>
+      <w:r>
+        <w:rPr>
+          <w:rFonts w:ascii="New Times Roman" w:hAnsi="New Times Roman"/>
+          <w:szCs w:val="24"/>
+        </w:rPr>
+        <w:t>același</w:t>
+      </w:r>
+      <w:proofErr w:type="spellEnd"/>
+      <w:r>
+        <w:rPr>
+          <w:rFonts w:ascii="New Times Roman" w:hAnsi="New Times Roman"/>
+          <w:szCs w:val="24"/>
+        </w:rPr>
+        <w:t xml:space="preserve"> interval </w:t>
+      </w:r>
+      <w:proofErr w:type="spellStart"/>
+      <w:r>
+        <w:rPr>
+          <w:rFonts w:ascii="New Times Roman" w:hAnsi="New Times Roman"/>
+          <w:szCs w:val="24"/>
+        </w:rPr>
+        <w:t>orar</w:t>
+      </w:r>
+      <w:proofErr w:type="spellEnd"/>
+      <w:r>
+        <w:rPr>
+          <w:rFonts w:ascii="New Times Roman" w:hAnsi="New Times Roman"/>
+          <w:szCs w:val="24"/>
+        </w:rPr>
+        <w:t xml:space="preserve"> la </w:t>
+      </w:r>
+      <w:proofErr w:type="spellStart"/>
+      <w:r>
+        <w:rPr>
+          <w:rFonts w:ascii="New Times Roman" w:hAnsi="New Times Roman"/>
+          <w:szCs w:val="24"/>
+        </w:rPr>
+        <w:t>același</w:t>
+      </w:r>
+      <w:proofErr w:type="spellEnd"/>
+      <w:r>
+        <w:rPr>
+          <w:rFonts w:ascii="New Times Roman" w:hAnsi="New Times Roman"/>
+          <w:szCs w:val="24"/>
+        </w:rPr>
+        <w:t xml:space="preserve"> Make-Up Artist.</w:t>
       </w:r>
     </w:p>
     <w:p>
@@ -557,16 +1801,345 @@
         <w:pStyle w:val="ListBullet"/>
         <w:spacing w:after="60" w:line="360" w:lineRule="auto"/>
         <w:rPr>
-          <w:rFonts w:ascii="New Times Roman" w:hAnsi="New Times Roman"/>
+          <w:rFonts w:ascii="New Times Roman" w:hAnsi="New Times Roman" w:hint="eastAsia"/>
           <w:szCs w:val="24"/>
         </w:rPr>
       </w:pPr>
-      <w:r>
-        <w:rPr>
-          <w:rFonts w:ascii="New Times Roman" w:hAnsi="New Times Roman"/>
-          <w:szCs w:val="24"/>
-        </w:rPr>
-        <w:t>Lipsa estimării exacte a duratei: un machiaj de zi necesită un timp diferit (ex. 45-50 minute) față de un machiaj de mireasă realizat în tehnică complexă Airbrush sau Cut Crease (ex. 90-120 minute), ducând la decalaje în programul zilei.</w:t>
+      <w:proofErr w:type="spellStart"/>
+      <w:r>
+        <w:rPr>
+          <w:rFonts w:ascii="New Times Roman" w:hAnsi="New Times Roman"/>
+          <w:szCs w:val="24"/>
+        </w:rPr>
+        <w:t>Lipsa</w:t>
+      </w:r>
+      <w:proofErr w:type="spellEnd"/>
+      <w:r>
+        <w:rPr>
+          <w:rFonts w:ascii="New Times Roman" w:hAnsi="New Times Roman"/>
+          <w:szCs w:val="24"/>
+        </w:rPr>
+        <w:t xml:space="preserve"> </w:t>
+      </w:r>
+      <w:proofErr w:type="spellStart"/>
+      <w:r>
+        <w:rPr>
+          <w:rFonts w:ascii="New Times Roman" w:hAnsi="New Times Roman"/>
+          <w:szCs w:val="24"/>
+        </w:rPr>
+        <w:t>estimării</w:t>
+      </w:r>
+      <w:proofErr w:type="spellEnd"/>
+      <w:r>
+        <w:rPr>
+          <w:rFonts w:ascii="New Times Roman" w:hAnsi="New Times Roman"/>
+          <w:szCs w:val="24"/>
+        </w:rPr>
+        <w:t xml:space="preserve"> </w:t>
+      </w:r>
+      <w:proofErr w:type="spellStart"/>
+      <w:r>
+        <w:rPr>
+          <w:rFonts w:ascii="New Times Roman" w:hAnsi="New Times Roman"/>
+          <w:szCs w:val="24"/>
+        </w:rPr>
+        <w:t>exacte</w:t>
+      </w:r>
+      <w:proofErr w:type="spellEnd"/>
+      <w:r>
+        <w:rPr>
+          <w:rFonts w:ascii="New Times Roman" w:hAnsi="New Times Roman"/>
+          <w:szCs w:val="24"/>
+        </w:rPr>
+        <w:t xml:space="preserve"> a </w:t>
+      </w:r>
+      <w:proofErr w:type="spellStart"/>
+      <w:r>
+        <w:rPr>
+          <w:rFonts w:ascii="New Times Roman" w:hAnsi="New Times Roman"/>
+          <w:szCs w:val="24"/>
+        </w:rPr>
+        <w:t>duratei</w:t>
+      </w:r>
+      <w:proofErr w:type="spellEnd"/>
+      <w:r>
+        <w:rPr>
+          <w:rFonts w:ascii="New Times Roman" w:hAnsi="New Times Roman"/>
+          <w:szCs w:val="24"/>
+        </w:rPr>
+        <w:t xml:space="preserve">: un </w:t>
+      </w:r>
+      <w:proofErr w:type="spellStart"/>
+      <w:r>
+        <w:rPr>
+          <w:rFonts w:ascii="New Times Roman" w:hAnsi="New Times Roman"/>
+          <w:szCs w:val="24"/>
+        </w:rPr>
+        <w:t>machiaj</w:t>
+      </w:r>
+      <w:proofErr w:type="spellEnd"/>
+      <w:r>
+        <w:rPr>
+          <w:rFonts w:ascii="New Times Roman" w:hAnsi="New Times Roman"/>
+          <w:szCs w:val="24"/>
+        </w:rPr>
+        <w:t xml:space="preserve"> de zi </w:t>
+      </w:r>
+      <w:proofErr w:type="spellStart"/>
+      <w:r>
+        <w:rPr>
+          <w:rFonts w:ascii="New Times Roman" w:hAnsi="New Times Roman"/>
+          <w:szCs w:val="24"/>
+        </w:rPr>
+        <w:t>necesită</w:t>
+      </w:r>
+      <w:proofErr w:type="spellEnd"/>
+      <w:r>
+        <w:rPr>
+          <w:rFonts w:ascii="New Times Roman" w:hAnsi="New Times Roman"/>
+          <w:szCs w:val="24"/>
+        </w:rPr>
+        <w:t xml:space="preserve"> un </w:t>
+      </w:r>
+      <w:proofErr w:type="spellStart"/>
+      <w:r>
+        <w:rPr>
+          <w:rFonts w:ascii="New Times Roman" w:hAnsi="New Times Roman"/>
+          <w:szCs w:val="24"/>
+        </w:rPr>
+        <w:t>timp</w:t>
+      </w:r>
+      <w:proofErr w:type="spellEnd"/>
+      <w:r>
+        <w:rPr>
+          <w:rFonts w:ascii="New Times Roman" w:hAnsi="New Times Roman"/>
+          <w:szCs w:val="24"/>
+        </w:rPr>
+        <w:t xml:space="preserve"> </w:t>
+      </w:r>
+      <w:proofErr w:type="spellStart"/>
+      <w:r>
+        <w:rPr>
+          <w:rFonts w:ascii="New Times Roman" w:hAnsi="New Times Roman"/>
+          <w:szCs w:val="24"/>
+        </w:rPr>
+        <w:t>diferit</w:t>
+      </w:r>
+      <w:proofErr w:type="spellEnd"/>
+      <w:r>
+        <w:rPr>
+          <w:rFonts w:ascii="New Times Roman" w:hAnsi="New Times Roman"/>
+          <w:szCs w:val="24"/>
+        </w:rPr>
+        <w:t xml:space="preserve"> (ex. 45-50 minute) </w:t>
+      </w:r>
+      <w:proofErr w:type="spellStart"/>
+      <w:r>
+        <w:rPr>
+          <w:rFonts w:ascii="New Times Roman" w:hAnsi="New Times Roman"/>
+          <w:szCs w:val="24"/>
+        </w:rPr>
+        <w:t>față</w:t>
+      </w:r>
+      <w:proofErr w:type="spellEnd"/>
+      <w:r>
+        <w:rPr>
+          <w:rFonts w:ascii="New Times Roman" w:hAnsi="New Times Roman"/>
+          <w:szCs w:val="24"/>
+        </w:rPr>
+        <w:t xml:space="preserve"> de un </w:t>
+      </w:r>
+      <w:proofErr w:type="spellStart"/>
+      <w:r>
+        <w:rPr>
+          <w:rFonts w:ascii="New Times Roman" w:hAnsi="New Times Roman"/>
+          <w:szCs w:val="24"/>
+        </w:rPr>
+        <w:t>machiaj</w:t>
+      </w:r>
+      <w:proofErr w:type="spellEnd"/>
+      <w:r>
+        <w:rPr>
+          <w:rFonts w:ascii="New Times Roman" w:hAnsi="New Times Roman"/>
+          <w:szCs w:val="24"/>
+        </w:rPr>
+        <w:t xml:space="preserve"> de </w:t>
+      </w:r>
+      <w:proofErr w:type="spellStart"/>
+      <w:r>
+        <w:rPr>
+          <w:rFonts w:ascii="New Times Roman" w:hAnsi="New Times Roman"/>
+          <w:szCs w:val="24"/>
+        </w:rPr>
+        <w:t>mireasă</w:t>
+      </w:r>
+      <w:proofErr w:type="spellEnd"/>
+      <w:r>
+        <w:rPr>
+          <w:rFonts w:ascii="New Times Roman" w:hAnsi="New Times Roman"/>
+          <w:szCs w:val="24"/>
+        </w:rPr>
+        <w:t xml:space="preserve"> </w:t>
+      </w:r>
+      <w:proofErr w:type="spellStart"/>
+      <w:r>
+        <w:rPr>
+          <w:rFonts w:ascii="New Times Roman" w:hAnsi="New Times Roman"/>
+          <w:szCs w:val="24"/>
+        </w:rPr>
+        <w:t>realizat</w:t>
+      </w:r>
+      <w:proofErr w:type="spellEnd"/>
+      <w:r>
+        <w:rPr>
+          <w:rFonts w:ascii="New Times Roman" w:hAnsi="New Times Roman"/>
+          <w:szCs w:val="24"/>
+        </w:rPr>
+        <w:t xml:space="preserve"> </w:t>
+      </w:r>
+      <w:proofErr w:type="spellStart"/>
+      <w:r>
+        <w:rPr>
+          <w:rFonts w:ascii="New Times Roman" w:hAnsi="New Times Roman"/>
+          <w:szCs w:val="24"/>
+        </w:rPr>
+        <w:t>în</w:t>
+      </w:r>
+      <w:proofErr w:type="spellEnd"/>
+      <w:r>
+        <w:rPr>
+          <w:rFonts w:ascii="New Times Roman" w:hAnsi="New Times Roman"/>
+          <w:szCs w:val="24"/>
+        </w:rPr>
+        <w:t xml:space="preserve"> </w:t>
+      </w:r>
+      <w:proofErr w:type="spellStart"/>
+      <w:r>
+        <w:rPr>
+          <w:rFonts w:ascii="New Times Roman" w:hAnsi="New Times Roman"/>
+          <w:szCs w:val="24"/>
+        </w:rPr>
+        <w:t>tehnică</w:t>
+      </w:r>
+      <w:proofErr w:type="spellEnd"/>
+      <w:r>
+        <w:rPr>
+          <w:rFonts w:ascii="New Times Roman" w:hAnsi="New Times Roman"/>
+          <w:szCs w:val="24"/>
+        </w:rPr>
+        <w:t xml:space="preserve"> </w:t>
+      </w:r>
+      <w:proofErr w:type="spellStart"/>
+      <w:r>
+        <w:rPr>
+          <w:rFonts w:ascii="New Times Roman" w:hAnsi="New Times Roman"/>
+          <w:szCs w:val="24"/>
+        </w:rPr>
+        <w:t>complexă</w:t>
+      </w:r>
+      <w:proofErr w:type="spellEnd"/>
+      <w:r>
+        <w:rPr>
+          <w:rFonts w:ascii="New Times Roman" w:hAnsi="New Times Roman"/>
+          <w:szCs w:val="24"/>
+        </w:rPr>
+        <w:t xml:space="preserve"> Airbrush </w:t>
+      </w:r>
+      <w:proofErr w:type="spellStart"/>
+      <w:r>
+        <w:rPr>
+          <w:rFonts w:ascii="New Times Roman" w:hAnsi="New Times Roman"/>
+          <w:szCs w:val="24"/>
+        </w:rPr>
+        <w:t>sau</w:t>
+      </w:r>
+      <w:proofErr w:type="spellEnd"/>
+      <w:r>
+        <w:rPr>
+          <w:rFonts w:ascii="New Times Roman" w:hAnsi="New Times Roman"/>
+          <w:szCs w:val="24"/>
+        </w:rPr>
+        <w:t xml:space="preserve"> Cut Crease (ex. 90-120 minute), </w:t>
+      </w:r>
+      <w:proofErr w:type="spellStart"/>
+      <w:r>
+        <w:rPr>
+          <w:rFonts w:ascii="New Times Roman" w:hAnsi="New Times Roman"/>
+          <w:szCs w:val="24"/>
+        </w:rPr>
+        <w:t>ducând</w:t>
+      </w:r>
+      <w:proofErr w:type="spellEnd"/>
+      <w:r>
+        <w:rPr>
+          <w:rFonts w:ascii="New Times Roman" w:hAnsi="New Times Roman"/>
+          <w:szCs w:val="24"/>
+        </w:rPr>
+        <w:t xml:space="preserve"> la </w:t>
+      </w:r>
+      <w:proofErr w:type="spellStart"/>
+      <w:r>
+        <w:rPr>
+          <w:rFonts w:ascii="New Times Roman" w:hAnsi="New Times Roman"/>
+          <w:szCs w:val="24"/>
+        </w:rPr>
+        <w:t>decalaje</w:t>
+      </w:r>
+      <w:proofErr w:type="spellEnd"/>
+      <w:r>
+        <w:rPr>
+          <w:rFonts w:ascii="New Times Roman" w:hAnsi="New Times Roman"/>
+          <w:szCs w:val="24"/>
+        </w:rPr>
+        <w:t xml:space="preserve"> </w:t>
+      </w:r>
+      <w:proofErr w:type="spellStart"/>
+      <w:r>
+        <w:rPr>
+          <w:rFonts w:ascii="New Times Roman" w:hAnsi="New Times Roman"/>
+          <w:szCs w:val="24"/>
+        </w:rPr>
+        <w:t>în</w:t>
+      </w:r>
+      <w:proofErr w:type="spellEnd"/>
+      <w:r>
+        <w:rPr>
+          <w:rFonts w:ascii="New Times Roman" w:hAnsi="New Times Roman"/>
+          <w:szCs w:val="24"/>
+        </w:rPr>
+        <w:t xml:space="preserve"> </w:t>
+      </w:r>
+      <w:proofErr w:type="spellStart"/>
+      <w:r>
+        <w:rPr>
+          <w:rFonts w:ascii="New Times Roman" w:hAnsi="New Times Roman"/>
+          <w:szCs w:val="24"/>
+        </w:rPr>
+        <w:t>programul</w:t>
+      </w:r>
+      <w:proofErr w:type="spellEnd"/>
+      <w:r>
+        <w:rPr>
+          <w:rFonts w:ascii="New Times Roman" w:hAnsi="New Times Roman"/>
+          <w:szCs w:val="24"/>
+        </w:rPr>
+        <w:t xml:space="preserve"> </w:t>
+      </w:r>
+      <w:proofErr w:type="spellStart"/>
+      <w:r>
+        <w:rPr>
+          <w:rFonts w:ascii="New Times Roman" w:hAnsi="New Times Roman"/>
+          <w:szCs w:val="24"/>
+        </w:rPr>
+        <w:t>zilei</w:t>
+      </w:r>
+      <w:proofErr w:type="spellEnd"/>
+      <w:r>
+        <w:rPr>
+          <w:rFonts w:ascii="New Times Roman" w:hAnsi="New Times Roman"/>
+          <w:szCs w:val="24"/>
+        </w:rPr>
+        <w:t>.</w:t>
       </w:r>
     </w:p>
     <w:p>
@@ -574,16 +2147,361 @@
         <w:pStyle w:val="ListBullet"/>
         <w:spacing w:after="60" w:line="360" w:lineRule="auto"/>
         <w:rPr>
-          <w:rFonts w:ascii="New Times Roman" w:hAnsi="New Times Roman"/>
+          <w:rFonts w:ascii="New Times Roman" w:hAnsi="New Times Roman" w:hint="eastAsia"/>
           <w:szCs w:val="24"/>
         </w:rPr>
       </w:pPr>
-      <w:r>
-        <w:rPr>
-          <w:rFonts w:ascii="New Times Roman" w:hAnsi="New Times Roman"/>
-          <w:szCs w:val="24"/>
-        </w:rPr>
-        <w:t>Evidența deficitară a preferințelor clientelor: imposibilitatea de a stoca rapid istoricul fiecărei cliente (tipul de ten, alergii la anumite produse, preferința pentru gene smocuri sau bandă, tehnici utilizate în trecut).</w:t>
+      <w:proofErr w:type="spellStart"/>
+      <w:r>
+        <w:rPr>
+          <w:rFonts w:ascii="New Times Roman" w:hAnsi="New Times Roman"/>
+          <w:szCs w:val="24"/>
+        </w:rPr>
+        <w:t>Evidența</w:t>
+      </w:r>
+      <w:proofErr w:type="spellEnd"/>
+      <w:r>
+        <w:rPr>
+          <w:rFonts w:ascii="New Times Roman" w:hAnsi="New Times Roman"/>
+          <w:szCs w:val="24"/>
+        </w:rPr>
+        <w:t xml:space="preserve"> </w:t>
+      </w:r>
+      <w:proofErr w:type="spellStart"/>
+      <w:r>
+        <w:rPr>
+          <w:rFonts w:ascii="New Times Roman" w:hAnsi="New Times Roman"/>
+          <w:szCs w:val="24"/>
+        </w:rPr>
+        <w:t>deficitară</w:t>
+      </w:r>
+      <w:proofErr w:type="spellEnd"/>
+      <w:r>
+        <w:rPr>
+          <w:rFonts w:ascii="New Times Roman" w:hAnsi="New Times Roman"/>
+          <w:szCs w:val="24"/>
+        </w:rPr>
+        <w:t xml:space="preserve"> a </w:t>
+      </w:r>
+      <w:proofErr w:type="spellStart"/>
+      <w:r>
+        <w:rPr>
+          <w:rFonts w:ascii="New Times Roman" w:hAnsi="New Times Roman"/>
+          <w:szCs w:val="24"/>
+        </w:rPr>
+        <w:t>preferințelor</w:t>
+      </w:r>
+      <w:proofErr w:type="spellEnd"/>
+      <w:r>
+        <w:rPr>
+          <w:rFonts w:ascii="New Times Roman" w:hAnsi="New Times Roman"/>
+          <w:szCs w:val="24"/>
+        </w:rPr>
+        <w:t xml:space="preserve"> </w:t>
+      </w:r>
+      <w:proofErr w:type="spellStart"/>
+      <w:r>
+        <w:rPr>
+          <w:rFonts w:ascii="New Times Roman" w:hAnsi="New Times Roman"/>
+          <w:szCs w:val="24"/>
+        </w:rPr>
+        <w:t>clientelor</w:t>
+      </w:r>
+      <w:proofErr w:type="spellEnd"/>
+      <w:r>
+        <w:rPr>
+          <w:rFonts w:ascii="New Times Roman" w:hAnsi="New Times Roman"/>
+          <w:szCs w:val="24"/>
+        </w:rPr>
+        <w:t xml:space="preserve">: </w:t>
+      </w:r>
+      <w:proofErr w:type="spellStart"/>
+      <w:r>
+        <w:rPr>
+          <w:rFonts w:ascii="New Times Roman" w:hAnsi="New Times Roman"/>
+          <w:szCs w:val="24"/>
+        </w:rPr>
+        <w:t>imposibilitatea</w:t>
+      </w:r>
+      <w:proofErr w:type="spellEnd"/>
+      <w:r>
+        <w:rPr>
+          <w:rFonts w:ascii="New Times Roman" w:hAnsi="New Times Roman"/>
+          <w:szCs w:val="24"/>
+        </w:rPr>
+        <w:t xml:space="preserve"> de a </w:t>
+      </w:r>
+      <w:proofErr w:type="spellStart"/>
+      <w:r>
+        <w:rPr>
+          <w:rFonts w:ascii="New Times Roman" w:hAnsi="New Times Roman"/>
+          <w:szCs w:val="24"/>
+        </w:rPr>
+        <w:t>stoca</w:t>
+      </w:r>
+      <w:proofErr w:type="spellEnd"/>
+      <w:r>
+        <w:rPr>
+          <w:rFonts w:ascii="New Times Roman" w:hAnsi="New Times Roman"/>
+          <w:szCs w:val="24"/>
+        </w:rPr>
+        <w:t xml:space="preserve"> rapid </w:t>
+      </w:r>
+      <w:proofErr w:type="spellStart"/>
+      <w:r>
+        <w:rPr>
+          <w:rFonts w:ascii="New Times Roman" w:hAnsi="New Times Roman"/>
+          <w:szCs w:val="24"/>
+        </w:rPr>
+        <w:t>istoricul</w:t>
+      </w:r>
+      <w:proofErr w:type="spellEnd"/>
+      <w:r>
+        <w:rPr>
+          <w:rFonts w:ascii="New Times Roman" w:hAnsi="New Times Roman"/>
+          <w:szCs w:val="24"/>
+        </w:rPr>
+        <w:t xml:space="preserve"> </w:t>
+      </w:r>
+      <w:proofErr w:type="spellStart"/>
+      <w:r>
+        <w:rPr>
+          <w:rFonts w:ascii="New Times Roman" w:hAnsi="New Times Roman"/>
+          <w:szCs w:val="24"/>
+        </w:rPr>
+        <w:t>fiecărei</w:t>
+      </w:r>
+      <w:proofErr w:type="spellEnd"/>
+      <w:r>
+        <w:rPr>
+          <w:rFonts w:ascii="New Times Roman" w:hAnsi="New Times Roman"/>
+          <w:szCs w:val="24"/>
+        </w:rPr>
+        <w:t xml:space="preserve"> </w:t>
+      </w:r>
+      <w:proofErr w:type="spellStart"/>
+      <w:r>
+        <w:rPr>
+          <w:rFonts w:ascii="New Times Roman" w:hAnsi="New Times Roman"/>
+          <w:szCs w:val="24"/>
+        </w:rPr>
+        <w:t>cliente</w:t>
+      </w:r>
+      <w:proofErr w:type="spellEnd"/>
+      <w:r>
+        <w:rPr>
+          <w:rFonts w:ascii="New Times Roman" w:hAnsi="New Times Roman"/>
+          <w:szCs w:val="24"/>
+        </w:rPr>
+        <w:t xml:space="preserve"> (</w:t>
+      </w:r>
+      <w:proofErr w:type="spellStart"/>
+      <w:r>
+        <w:rPr>
+          <w:rFonts w:ascii="New Times Roman" w:hAnsi="New Times Roman"/>
+          <w:szCs w:val="24"/>
+        </w:rPr>
+        <w:t>tipul</w:t>
+      </w:r>
+      <w:proofErr w:type="spellEnd"/>
+      <w:r>
+        <w:rPr>
+          <w:rFonts w:ascii="New Times Roman" w:hAnsi="New Times Roman"/>
+          <w:szCs w:val="24"/>
+        </w:rPr>
+        <w:t xml:space="preserve"> de ten, </w:t>
+      </w:r>
+      <w:proofErr w:type="spellStart"/>
+      <w:r>
+        <w:rPr>
+          <w:rFonts w:ascii="New Times Roman" w:hAnsi="New Times Roman"/>
+          <w:szCs w:val="24"/>
+        </w:rPr>
+        <w:t>alergii</w:t>
+      </w:r>
+      <w:proofErr w:type="spellEnd"/>
+      <w:r>
+        <w:rPr>
+          <w:rFonts w:ascii="New Times Roman" w:hAnsi="New Times Roman"/>
+          <w:szCs w:val="24"/>
+        </w:rPr>
+        <w:t xml:space="preserve"> la </w:t>
+      </w:r>
+      <w:proofErr w:type="spellStart"/>
+      <w:r>
+        <w:rPr>
+          <w:rFonts w:ascii="New Times Roman" w:hAnsi="New Times Roman"/>
+          <w:szCs w:val="24"/>
+        </w:rPr>
+        <w:t>anumite</w:t>
+      </w:r>
+      <w:proofErr w:type="spellEnd"/>
+      <w:r>
+        <w:rPr>
+          <w:rFonts w:ascii="New Times Roman" w:hAnsi="New Times Roman"/>
+          <w:szCs w:val="24"/>
+        </w:rPr>
+        <w:t xml:space="preserve"> </w:t>
+      </w:r>
+      <w:proofErr w:type="spellStart"/>
+      <w:r>
+        <w:rPr>
+          <w:rFonts w:ascii="New Times Roman" w:hAnsi="New Times Roman"/>
+          <w:szCs w:val="24"/>
+        </w:rPr>
+        <w:t>produse</w:t>
+      </w:r>
+      <w:proofErr w:type="spellEnd"/>
+      <w:r>
+        <w:rPr>
+          <w:rFonts w:ascii="New Times Roman" w:hAnsi="New Times Roman"/>
+          <w:szCs w:val="24"/>
+        </w:rPr>
+        <w:t xml:space="preserve">, </w:t>
+      </w:r>
+      <w:proofErr w:type="spellStart"/>
+      <w:r>
+        <w:rPr>
+          <w:rFonts w:ascii="New Times Roman" w:hAnsi="New Times Roman"/>
+          <w:szCs w:val="24"/>
+        </w:rPr>
+        <w:t>preferința</w:t>
+      </w:r>
+      <w:proofErr w:type="spellEnd"/>
+      <w:r>
+        <w:rPr>
+          <w:rFonts w:ascii="New Times Roman" w:hAnsi="New Times Roman"/>
+          <w:szCs w:val="24"/>
+        </w:rPr>
+        <w:t xml:space="preserve"> </w:t>
+      </w:r>
+      <w:proofErr w:type="spellStart"/>
+      <w:r>
+        <w:rPr>
+          <w:rFonts w:ascii="New Times Roman" w:hAnsi="New Times Roman"/>
+          <w:szCs w:val="24"/>
+        </w:rPr>
+        <w:t>pentru</w:t>
+      </w:r>
+      <w:proofErr w:type="spellEnd"/>
+      <w:r>
+        <w:rPr>
+          <w:rFonts w:ascii="New Times Roman" w:hAnsi="New Times Roman"/>
+          <w:szCs w:val="24"/>
+        </w:rPr>
+        <w:t xml:space="preserve"> gene </w:t>
+      </w:r>
+      <w:proofErr w:type="spellStart"/>
+      <w:r>
+        <w:rPr>
+          <w:rFonts w:ascii="New Times Roman" w:hAnsi="New Times Roman"/>
+          <w:szCs w:val="24"/>
+        </w:rPr>
+        <w:t>smocuri</w:t>
+      </w:r>
+      <w:proofErr w:type="spellEnd"/>
+      <w:r>
+        <w:rPr>
+          <w:rFonts w:ascii="New Times Roman" w:hAnsi="New Times Roman"/>
+          <w:szCs w:val="24"/>
+        </w:rPr>
+        <w:t xml:space="preserve"> </w:t>
+      </w:r>
+      <w:proofErr w:type="spellStart"/>
+      <w:r>
+        <w:rPr>
+          <w:rFonts w:ascii="New Times Roman" w:hAnsi="New Times Roman"/>
+          <w:szCs w:val="24"/>
+        </w:rPr>
+        <w:t>sau</w:t>
+      </w:r>
+      <w:proofErr w:type="spellEnd"/>
+      <w:r>
+        <w:rPr>
+          <w:rFonts w:ascii="New Times Roman" w:hAnsi="New Times Roman"/>
+          <w:szCs w:val="24"/>
+        </w:rPr>
+        <w:t xml:space="preserve"> </w:t>
+      </w:r>
+      <w:proofErr w:type="spellStart"/>
+      <w:r>
+        <w:rPr>
+          <w:rFonts w:ascii="New Times Roman" w:hAnsi="New Times Roman"/>
+          <w:szCs w:val="24"/>
+        </w:rPr>
+        <w:t>bandă</w:t>
+      </w:r>
+      <w:proofErr w:type="spellEnd"/>
+      <w:r>
+        <w:rPr>
+          <w:rFonts w:ascii="New Times Roman" w:hAnsi="New Times Roman"/>
+          <w:szCs w:val="24"/>
+        </w:rPr>
+        <w:t xml:space="preserve">, </w:t>
+      </w:r>
+      <w:proofErr w:type="spellStart"/>
+      <w:r>
+        <w:rPr>
+          <w:rFonts w:ascii="New Times Roman" w:hAnsi="New Times Roman"/>
+          <w:szCs w:val="24"/>
+        </w:rPr>
+        <w:t>tehnici</w:t>
+      </w:r>
+      <w:proofErr w:type="spellEnd"/>
+      <w:r>
+        <w:rPr>
+          <w:rFonts w:ascii="New Times Roman" w:hAnsi="New Times Roman"/>
+          <w:szCs w:val="24"/>
+        </w:rPr>
+        <w:t xml:space="preserve"> </w:t>
+      </w:r>
+      <w:proofErr w:type="spellStart"/>
+      <w:r>
+        <w:rPr>
+          <w:rFonts w:ascii="New Times Roman" w:hAnsi="New Times Roman"/>
+          <w:szCs w:val="24"/>
+        </w:rPr>
+        <w:t>utilizate</w:t>
+      </w:r>
+      <w:proofErr w:type="spellEnd"/>
+      <w:r>
+        <w:rPr>
+          <w:rFonts w:ascii="New Times Roman" w:hAnsi="New Times Roman"/>
+          <w:szCs w:val="24"/>
+        </w:rPr>
+        <w:t xml:space="preserve"> </w:t>
+      </w:r>
+      <w:proofErr w:type="spellStart"/>
+      <w:r>
+        <w:rPr>
+          <w:rFonts w:ascii="New Times Roman" w:hAnsi="New Times Roman"/>
+          <w:szCs w:val="24"/>
+        </w:rPr>
+        <w:t>în</w:t>
+      </w:r>
+      <w:proofErr w:type="spellEnd"/>
+      <w:r>
+        <w:rPr>
+          <w:rFonts w:ascii="New Times Roman" w:hAnsi="New Times Roman"/>
+          <w:szCs w:val="24"/>
+        </w:rPr>
+        <w:t xml:space="preserve"> </w:t>
+      </w:r>
+      <w:proofErr w:type="spellStart"/>
+      <w:r>
+        <w:rPr>
+          <w:rFonts w:ascii="New Times Roman" w:hAnsi="New Times Roman"/>
+          <w:szCs w:val="24"/>
+        </w:rPr>
+        <w:t>trecut</w:t>
+      </w:r>
+      <w:proofErr w:type="spellEnd"/>
+      <w:r>
+        <w:rPr>
+          <w:rFonts w:ascii="New Times Roman" w:hAnsi="New Times Roman"/>
+          <w:szCs w:val="24"/>
+        </w:rPr>
+        <w:t>).</w:t>
       </w:r>
     </w:p>
     <w:p>
@@ -591,16 +2509,265 @@
         <w:pStyle w:val="ListBullet"/>
         <w:spacing w:after="60" w:line="360" w:lineRule="auto"/>
         <w:rPr>
-          <w:rFonts w:ascii="New Times Roman" w:hAnsi="New Times Roman"/>
+          <w:rFonts w:ascii="New Times Roman" w:hAnsi="New Times Roman" w:hint="eastAsia"/>
           <w:szCs w:val="24"/>
         </w:rPr>
       </w:pPr>
-      <w:r>
-        <w:rPr>
-          <w:rFonts w:ascii="New Times Roman" w:hAnsi="New Times Roman"/>
-          <w:szCs w:val="24"/>
-        </w:rPr>
-        <w:t>Absența unui control financiar clar: lipsa unor rapoarte centralizate privind încasările zilnice, modalitățile de plată (cash/card) și performanța fiecărui artist din studio.</w:t>
+      <w:proofErr w:type="spellStart"/>
+      <w:r>
+        <w:rPr>
+          <w:rFonts w:ascii="New Times Roman" w:hAnsi="New Times Roman"/>
+          <w:szCs w:val="24"/>
+        </w:rPr>
+        <w:t>Absența</w:t>
+      </w:r>
+      <w:proofErr w:type="spellEnd"/>
+      <w:r>
+        <w:rPr>
+          <w:rFonts w:ascii="New Times Roman" w:hAnsi="New Times Roman"/>
+          <w:szCs w:val="24"/>
+        </w:rPr>
+        <w:t xml:space="preserve"> </w:t>
+      </w:r>
+      <w:proofErr w:type="spellStart"/>
+      <w:r>
+        <w:rPr>
+          <w:rFonts w:ascii="New Times Roman" w:hAnsi="New Times Roman"/>
+          <w:szCs w:val="24"/>
+        </w:rPr>
+        <w:t>unui</w:t>
+      </w:r>
+      <w:proofErr w:type="spellEnd"/>
+      <w:r>
+        <w:rPr>
+          <w:rFonts w:ascii="New Times Roman" w:hAnsi="New Times Roman"/>
+          <w:szCs w:val="24"/>
+        </w:rPr>
+        <w:t xml:space="preserve"> control </w:t>
+      </w:r>
+      <w:proofErr w:type="spellStart"/>
+      <w:r>
+        <w:rPr>
+          <w:rFonts w:ascii="New Times Roman" w:hAnsi="New Times Roman"/>
+          <w:szCs w:val="24"/>
+        </w:rPr>
+        <w:t>financiar</w:t>
+      </w:r>
+      <w:proofErr w:type="spellEnd"/>
+      <w:r>
+        <w:rPr>
+          <w:rFonts w:ascii="New Times Roman" w:hAnsi="New Times Roman"/>
+          <w:szCs w:val="24"/>
+        </w:rPr>
+        <w:t xml:space="preserve"> </w:t>
+      </w:r>
+      <w:proofErr w:type="spellStart"/>
+      <w:r>
+        <w:rPr>
+          <w:rFonts w:ascii="New Times Roman" w:hAnsi="New Times Roman"/>
+          <w:szCs w:val="24"/>
+        </w:rPr>
+        <w:t>clar</w:t>
+      </w:r>
+      <w:proofErr w:type="spellEnd"/>
+      <w:r>
+        <w:rPr>
+          <w:rFonts w:ascii="New Times Roman" w:hAnsi="New Times Roman"/>
+          <w:szCs w:val="24"/>
+        </w:rPr>
+        <w:t xml:space="preserve">: </w:t>
+      </w:r>
+      <w:proofErr w:type="spellStart"/>
+      <w:r>
+        <w:rPr>
+          <w:rFonts w:ascii="New Times Roman" w:hAnsi="New Times Roman"/>
+          <w:szCs w:val="24"/>
+        </w:rPr>
+        <w:t>lipsa</w:t>
+      </w:r>
+      <w:proofErr w:type="spellEnd"/>
+      <w:r>
+        <w:rPr>
+          <w:rFonts w:ascii="New Times Roman" w:hAnsi="New Times Roman"/>
+          <w:szCs w:val="24"/>
+        </w:rPr>
+        <w:t xml:space="preserve"> </w:t>
+      </w:r>
+      <w:proofErr w:type="spellStart"/>
+      <w:r>
+        <w:rPr>
+          <w:rFonts w:ascii="New Times Roman" w:hAnsi="New Times Roman"/>
+          <w:szCs w:val="24"/>
+        </w:rPr>
+        <w:t>unor</w:t>
+      </w:r>
+      <w:proofErr w:type="spellEnd"/>
+      <w:r>
+        <w:rPr>
+          <w:rFonts w:ascii="New Times Roman" w:hAnsi="New Times Roman"/>
+          <w:szCs w:val="24"/>
+        </w:rPr>
+        <w:t xml:space="preserve"> </w:t>
+      </w:r>
+      <w:proofErr w:type="spellStart"/>
+      <w:r>
+        <w:rPr>
+          <w:rFonts w:ascii="New Times Roman" w:hAnsi="New Times Roman"/>
+          <w:szCs w:val="24"/>
+        </w:rPr>
+        <w:t>rapoarte</w:t>
+      </w:r>
+      <w:proofErr w:type="spellEnd"/>
+      <w:r>
+        <w:rPr>
+          <w:rFonts w:ascii="New Times Roman" w:hAnsi="New Times Roman"/>
+          <w:szCs w:val="24"/>
+        </w:rPr>
+        <w:t xml:space="preserve"> </w:t>
+      </w:r>
+      <w:proofErr w:type="spellStart"/>
+      <w:r>
+        <w:rPr>
+          <w:rFonts w:ascii="New Times Roman" w:hAnsi="New Times Roman"/>
+          <w:szCs w:val="24"/>
+        </w:rPr>
+        <w:t>centralizate</w:t>
+      </w:r>
+      <w:proofErr w:type="spellEnd"/>
+      <w:r>
+        <w:rPr>
+          <w:rFonts w:ascii="New Times Roman" w:hAnsi="New Times Roman"/>
+          <w:szCs w:val="24"/>
+        </w:rPr>
+        <w:t xml:space="preserve"> </w:t>
+      </w:r>
+      <w:proofErr w:type="spellStart"/>
+      <w:r>
+        <w:rPr>
+          <w:rFonts w:ascii="New Times Roman" w:hAnsi="New Times Roman"/>
+          <w:szCs w:val="24"/>
+        </w:rPr>
+        <w:t>privind</w:t>
+      </w:r>
+      <w:proofErr w:type="spellEnd"/>
+      <w:r>
+        <w:rPr>
+          <w:rFonts w:ascii="New Times Roman" w:hAnsi="New Times Roman"/>
+          <w:szCs w:val="24"/>
+        </w:rPr>
+        <w:t xml:space="preserve"> </w:t>
+      </w:r>
+      <w:proofErr w:type="spellStart"/>
+      <w:r>
+        <w:rPr>
+          <w:rFonts w:ascii="New Times Roman" w:hAnsi="New Times Roman"/>
+          <w:szCs w:val="24"/>
+        </w:rPr>
+        <w:t>încasările</w:t>
+      </w:r>
+      <w:proofErr w:type="spellEnd"/>
+      <w:r>
+        <w:rPr>
+          <w:rFonts w:ascii="New Times Roman" w:hAnsi="New Times Roman"/>
+          <w:szCs w:val="24"/>
+        </w:rPr>
+        <w:t xml:space="preserve"> </w:t>
+      </w:r>
+      <w:proofErr w:type="spellStart"/>
+      <w:r>
+        <w:rPr>
+          <w:rFonts w:ascii="New Times Roman" w:hAnsi="New Times Roman"/>
+          <w:szCs w:val="24"/>
+        </w:rPr>
+        <w:t>zilnice</w:t>
+      </w:r>
+      <w:proofErr w:type="spellEnd"/>
+      <w:r>
+        <w:rPr>
+          <w:rFonts w:ascii="New Times Roman" w:hAnsi="New Times Roman"/>
+          <w:szCs w:val="24"/>
+        </w:rPr>
+        <w:t xml:space="preserve">, </w:t>
+      </w:r>
+      <w:proofErr w:type="spellStart"/>
+      <w:r>
+        <w:rPr>
+          <w:rFonts w:ascii="New Times Roman" w:hAnsi="New Times Roman"/>
+          <w:szCs w:val="24"/>
+        </w:rPr>
+        <w:t>modalitățile</w:t>
+      </w:r>
+      <w:proofErr w:type="spellEnd"/>
+      <w:r>
+        <w:rPr>
+          <w:rFonts w:ascii="New Times Roman" w:hAnsi="New Times Roman"/>
+          <w:szCs w:val="24"/>
+        </w:rPr>
+        <w:t xml:space="preserve"> de </w:t>
+      </w:r>
+      <w:proofErr w:type="spellStart"/>
+      <w:r>
+        <w:rPr>
+          <w:rFonts w:ascii="New Times Roman" w:hAnsi="New Times Roman"/>
+          <w:szCs w:val="24"/>
+        </w:rPr>
+        <w:t>plată</w:t>
+      </w:r>
+      <w:proofErr w:type="spellEnd"/>
+      <w:r>
+        <w:rPr>
+          <w:rFonts w:ascii="New Times Roman" w:hAnsi="New Times Roman"/>
+          <w:szCs w:val="24"/>
+        </w:rPr>
+        <w:t xml:space="preserve"> (cash/card) </w:t>
+      </w:r>
+      <w:proofErr w:type="spellStart"/>
+      <w:r>
+        <w:rPr>
+          <w:rFonts w:ascii="New Times Roman" w:hAnsi="New Times Roman"/>
+          <w:szCs w:val="24"/>
+        </w:rPr>
+        <w:t>și</w:t>
+      </w:r>
+      <w:proofErr w:type="spellEnd"/>
+      <w:r>
+        <w:rPr>
+          <w:rFonts w:ascii="New Times Roman" w:hAnsi="New Times Roman"/>
+          <w:szCs w:val="24"/>
+        </w:rPr>
+        <w:t xml:space="preserve"> </w:t>
+      </w:r>
+      <w:proofErr w:type="spellStart"/>
+      <w:r>
+        <w:rPr>
+          <w:rFonts w:ascii="New Times Roman" w:hAnsi="New Times Roman"/>
+          <w:szCs w:val="24"/>
+        </w:rPr>
+        <w:t>performanța</w:t>
+      </w:r>
+      <w:proofErr w:type="spellEnd"/>
+      <w:r>
+        <w:rPr>
+          <w:rFonts w:ascii="New Times Roman" w:hAnsi="New Times Roman"/>
+          <w:szCs w:val="24"/>
+        </w:rPr>
+        <w:t xml:space="preserve"> </w:t>
+      </w:r>
+      <w:proofErr w:type="spellStart"/>
+      <w:r>
+        <w:rPr>
+          <w:rFonts w:ascii="New Times Roman" w:hAnsi="New Times Roman"/>
+          <w:szCs w:val="24"/>
+        </w:rPr>
+        <w:t>fiecărui</w:t>
+      </w:r>
+      <w:proofErr w:type="spellEnd"/>
+      <w:r>
+        <w:rPr>
+          <w:rFonts w:ascii="New Times Roman" w:hAnsi="New Times Roman"/>
+          <w:szCs w:val="24"/>
+        </w:rPr>
+        <w:t xml:space="preserve"> artist din studio.</w:t>
       </w:r>
     </w:p>
     <w:p>
@@ -608,7 +2775,7 @@
         <w:keepNext/>
         <w:spacing w:before="240" w:after="80" w:line="360" w:lineRule="auto"/>
         <w:rPr>
-          <w:rFonts w:ascii="New Times Roman" w:hAnsi="New Times Roman"/>
+          <w:rFonts w:ascii="New Times Roman" w:hAnsi="New Times Roman" w:hint="eastAsia"/>
           <w:szCs w:val="24"/>
         </w:rPr>
       </w:pPr>
@@ -619,7 +2786,61 @@
           <w:szCs w:val="24"/>
         </w:rPr>
         <w:lastRenderedPageBreak/>
-        <w:t>1.3. Utilitatea practică a sistemului informatic</w:t>
+        <w:t xml:space="preserve">1.3. </w:t>
+      </w:r>
+      <w:proofErr w:type="spellStart"/>
+      <w:r>
+        <w:rPr>
+          <w:rFonts w:ascii="New Times Roman" w:hAnsi="New Times Roman"/>
+          <w:b/>
+          <w:szCs w:val="24"/>
+        </w:rPr>
+        <w:t>Utilitatea</w:t>
+      </w:r>
+      <w:proofErr w:type="spellEnd"/>
+      <w:r>
+        <w:rPr>
+          <w:rFonts w:ascii="New Times Roman" w:hAnsi="New Times Roman"/>
+          <w:b/>
+          <w:szCs w:val="24"/>
+        </w:rPr>
+        <w:t xml:space="preserve"> </w:t>
+      </w:r>
+      <w:proofErr w:type="spellStart"/>
+      <w:r>
+        <w:rPr>
+          <w:rFonts w:ascii="New Times Roman" w:hAnsi="New Times Roman"/>
+          <w:b/>
+          <w:szCs w:val="24"/>
+        </w:rPr>
+        <w:t>practică</w:t>
+      </w:r>
+      <w:proofErr w:type="spellEnd"/>
+      <w:r>
+        <w:rPr>
+          <w:rFonts w:ascii="New Times Roman" w:hAnsi="New Times Roman"/>
+          <w:b/>
+          <w:szCs w:val="24"/>
+        </w:rPr>
+        <w:t xml:space="preserve"> a </w:t>
+      </w:r>
+      <w:proofErr w:type="spellStart"/>
+      <w:r>
+        <w:rPr>
+          <w:rFonts w:ascii="New Times Roman" w:hAnsi="New Times Roman"/>
+          <w:b/>
+          <w:szCs w:val="24"/>
+        </w:rPr>
+        <w:t>sistemului</w:t>
+      </w:r>
+      <w:proofErr w:type="spellEnd"/>
+      <w:r>
+        <w:rPr>
+          <w:rFonts w:ascii="New Times Roman" w:hAnsi="New Times Roman"/>
+          <w:b/>
+          <w:szCs w:val="24"/>
+        </w:rPr>
+        <w:t xml:space="preserve"> informatic</w:t>
       </w:r>
     </w:p>
     <w:p>
@@ -627,16 +2848,425 @@
         <w:keepNext/>
         <w:spacing w:before="360" w:after="160" w:line="360" w:lineRule="auto"/>
         <w:rPr>
-          <w:rFonts w:ascii="New Times Roman" w:hAnsi="New Times Roman"/>
+          <w:rFonts w:ascii="New Times Roman" w:hAnsi="New Times Roman" w:hint="eastAsia"/>
           <w:szCs w:val="24"/>
         </w:rPr>
       </w:pPr>
-      <w:r>
-        <w:rPr>
-          <w:rFonts w:ascii="New Times Roman" w:hAnsi="New Times Roman"/>
-          <w:szCs w:val="24"/>
-        </w:rPr>
-        <w:t>Aplicația ajută la organizarea rapidă și simplă a activității din studio. Aceasta economisește timp, elimină greșelile de programare, ajută la ocuparea mai bună a locurilor disponibile și le oferă clientelor o experiență mai profesionistă.</w:t>
+      <w:proofErr w:type="spellStart"/>
+      <w:r>
+        <w:rPr>
+          <w:rFonts w:ascii="New Times Roman" w:hAnsi="New Times Roman"/>
+          <w:szCs w:val="24"/>
+        </w:rPr>
+        <w:t>Aplicația</w:t>
+      </w:r>
+      <w:proofErr w:type="spellEnd"/>
+      <w:r>
+        <w:rPr>
+          <w:rFonts w:ascii="New Times Roman" w:hAnsi="New Times Roman"/>
+          <w:szCs w:val="24"/>
+        </w:rPr>
+        <w:t xml:space="preserve"> </w:t>
+      </w:r>
+      <w:proofErr w:type="spellStart"/>
+      <w:r>
+        <w:rPr>
+          <w:rFonts w:ascii="New Times Roman" w:hAnsi="New Times Roman"/>
+          <w:szCs w:val="24"/>
+        </w:rPr>
+        <w:t>ajută</w:t>
+      </w:r>
+      <w:proofErr w:type="spellEnd"/>
+      <w:r>
+        <w:rPr>
+          <w:rFonts w:ascii="New Times Roman" w:hAnsi="New Times Roman"/>
+          <w:szCs w:val="24"/>
+        </w:rPr>
+        <w:t xml:space="preserve"> la </w:t>
+      </w:r>
+      <w:proofErr w:type="spellStart"/>
+      <w:r>
+        <w:rPr>
+          <w:rFonts w:ascii="New Times Roman" w:hAnsi="New Times Roman"/>
+          <w:szCs w:val="24"/>
+        </w:rPr>
+        <w:t>organizarea</w:t>
+      </w:r>
+      <w:proofErr w:type="spellEnd"/>
+      <w:r>
+        <w:rPr>
+          <w:rFonts w:ascii="New Times Roman" w:hAnsi="New Times Roman"/>
+          <w:szCs w:val="24"/>
+        </w:rPr>
+        <w:t xml:space="preserve"> </w:t>
+      </w:r>
+      <w:proofErr w:type="spellStart"/>
+      <w:r>
+        <w:rPr>
+          <w:rFonts w:ascii="New Times Roman" w:hAnsi="New Times Roman"/>
+          <w:szCs w:val="24"/>
+        </w:rPr>
+        <w:t>rapidă</w:t>
+      </w:r>
+      <w:proofErr w:type="spellEnd"/>
+      <w:r>
+        <w:rPr>
+          <w:rFonts w:ascii="New Times Roman" w:hAnsi="New Times Roman"/>
+          <w:szCs w:val="24"/>
+        </w:rPr>
+        <w:t xml:space="preserve"> </w:t>
+      </w:r>
+      <w:proofErr w:type="spellStart"/>
+      <w:r>
+        <w:rPr>
+          <w:rFonts w:ascii="New Times Roman" w:hAnsi="New Times Roman"/>
+          <w:szCs w:val="24"/>
+        </w:rPr>
+        <w:t>și</w:t>
+      </w:r>
+      <w:proofErr w:type="spellEnd"/>
+      <w:r>
+        <w:rPr>
+          <w:rFonts w:ascii="New Times Roman" w:hAnsi="New Times Roman"/>
+          <w:szCs w:val="24"/>
+        </w:rPr>
+        <w:t xml:space="preserve"> </w:t>
+      </w:r>
+      <w:proofErr w:type="spellStart"/>
+      <w:r>
+        <w:rPr>
+          <w:rFonts w:ascii="New Times Roman" w:hAnsi="New Times Roman"/>
+          <w:szCs w:val="24"/>
+        </w:rPr>
+        <w:t>simplă</w:t>
+      </w:r>
+      <w:proofErr w:type="spellEnd"/>
+      <w:r>
+        <w:rPr>
+          <w:rFonts w:ascii="New Times Roman" w:hAnsi="New Times Roman"/>
+          <w:szCs w:val="24"/>
+        </w:rPr>
+        <w:t xml:space="preserve"> </w:t>
+      </w:r>
+      <w:proofErr w:type="gramStart"/>
+      <w:r>
+        <w:rPr>
+          <w:rFonts w:ascii="New Times Roman" w:hAnsi="New Times Roman"/>
+          <w:szCs w:val="24"/>
+        </w:rPr>
+        <w:t>a</w:t>
+      </w:r>
+      <w:proofErr w:type="gramEnd"/>
+      <w:r>
+        <w:rPr>
+          <w:rFonts w:ascii="New Times Roman" w:hAnsi="New Times Roman"/>
+          <w:szCs w:val="24"/>
+        </w:rPr>
+        <w:t xml:space="preserve"> </w:t>
+      </w:r>
+      <w:proofErr w:type="spellStart"/>
+      <w:r>
+        <w:rPr>
+          <w:rFonts w:ascii="New Times Roman" w:hAnsi="New Times Roman"/>
+          <w:szCs w:val="24"/>
+        </w:rPr>
+        <w:t>activității</w:t>
+      </w:r>
+      <w:proofErr w:type="spellEnd"/>
+      <w:r>
+        <w:rPr>
+          <w:rFonts w:ascii="New Times Roman" w:hAnsi="New Times Roman"/>
+          <w:szCs w:val="24"/>
+        </w:rPr>
+        <w:t xml:space="preserve"> din studio. </w:t>
+      </w:r>
+      <w:proofErr w:type="spellStart"/>
+      <w:r>
+        <w:rPr>
+          <w:rFonts w:ascii="New Times Roman" w:hAnsi="New Times Roman"/>
+          <w:szCs w:val="24"/>
+        </w:rPr>
+        <w:t>Aceasta</w:t>
+      </w:r>
+      <w:proofErr w:type="spellEnd"/>
+      <w:r>
+        <w:rPr>
+          <w:rFonts w:ascii="New Times Roman" w:hAnsi="New Times Roman"/>
+          <w:szCs w:val="24"/>
+        </w:rPr>
+        <w:t xml:space="preserve"> </w:t>
+      </w:r>
+      <w:proofErr w:type="spellStart"/>
+      <w:r>
+        <w:rPr>
+          <w:rFonts w:ascii="New Times Roman" w:hAnsi="New Times Roman"/>
+          <w:szCs w:val="24"/>
+        </w:rPr>
+        <w:t>economisește</w:t>
+      </w:r>
+      <w:proofErr w:type="spellEnd"/>
+      <w:r>
+        <w:rPr>
+          <w:rFonts w:ascii="New Times Roman" w:hAnsi="New Times Roman"/>
+          <w:szCs w:val="24"/>
+        </w:rPr>
+        <w:t xml:space="preserve"> </w:t>
+      </w:r>
+      <w:proofErr w:type="spellStart"/>
+      <w:r>
+        <w:rPr>
+          <w:rFonts w:ascii="New Times Roman" w:hAnsi="New Times Roman"/>
+          <w:szCs w:val="24"/>
+        </w:rPr>
+        <w:t>timp</w:t>
+      </w:r>
+      <w:proofErr w:type="spellEnd"/>
+      <w:r>
+        <w:rPr>
+          <w:rFonts w:ascii="New Times Roman" w:hAnsi="New Times Roman"/>
+          <w:szCs w:val="24"/>
+        </w:rPr>
+        <w:t xml:space="preserve">, </w:t>
+      </w:r>
+      <w:proofErr w:type="spellStart"/>
+      <w:r>
+        <w:rPr>
+          <w:rFonts w:ascii="New Times Roman" w:hAnsi="New Times Roman"/>
+          <w:szCs w:val="24"/>
+        </w:rPr>
+        <w:t>elimină</w:t>
+      </w:r>
+      <w:proofErr w:type="spellEnd"/>
+      <w:r>
+        <w:rPr>
+          <w:rFonts w:ascii="New Times Roman" w:hAnsi="New Times Roman"/>
+          <w:szCs w:val="24"/>
+        </w:rPr>
+        <w:t xml:space="preserve"> </w:t>
+      </w:r>
+      <w:proofErr w:type="spellStart"/>
+      <w:r>
+        <w:rPr>
+          <w:rFonts w:ascii="New Times Roman" w:hAnsi="New Times Roman"/>
+          <w:szCs w:val="24"/>
+        </w:rPr>
+        <w:t>greșelile</w:t>
+      </w:r>
+      <w:proofErr w:type="spellEnd"/>
+      <w:r>
+        <w:rPr>
+          <w:rFonts w:ascii="New Times Roman" w:hAnsi="New Times Roman"/>
+          <w:szCs w:val="24"/>
+        </w:rPr>
+        <w:t xml:space="preserve"> de </w:t>
+      </w:r>
+      <w:proofErr w:type="spellStart"/>
+      <w:r>
+        <w:rPr>
+          <w:rFonts w:ascii="New Times Roman" w:hAnsi="New Times Roman"/>
+          <w:szCs w:val="24"/>
+        </w:rPr>
+        <w:t>programare</w:t>
+      </w:r>
+      <w:proofErr w:type="spellEnd"/>
+      <w:r>
+        <w:rPr>
+          <w:rFonts w:ascii="New Times Roman" w:hAnsi="New Times Roman"/>
+          <w:szCs w:val="24"/>
+        </w:rPr>
+        <w:t xml:space="preserve">, </w:t>
+      </w:r>
+      <w:proofErr w:type="spellStart"/>
+      <w:r>
+        <w:rPr>
+          <w:rFonts w:ascii="New Times Roman" w:hAnsi="New Times Roman"/>
+          <w:szCs w:val="24"/>
+        </w:rPr>
+        <w:t>ajută</w:t>
+      </w:r>
+      <w:proofErr w:type="spellEnd"/>
+      <w:r>
+        <w:rPr>
+          <w:rFonts w:ascii="New Times Roman" w:hAnsi="New Times Roman"/>
+          <w:szCs w:val="24"/>
+        </w:rPr>
+        <w:t xml:space="preserve"> la </w:t>
+      </w:r>
+      <w:proofErr w:type="spellStart"/>
+      <w:r>
+        <w:rPr>
+          <w:rFonts w:ascii="New Times Roman" w:hAnsi="New Times Roman"/>
+          <w:szCs w:val="24"/>
+        </w:rPr>
+        <w:t>ocuparea</w:t>
+      </w:r>
+      <w:proofErr w:type="spellEnd"/>
+      <w:r>
+        <w:rPr>
+          <w:rFonts w:ascii="New Times Roman" w:hAnsi="New Times Roman"/>
+          <w:szCs w:val="24"/>
+        </w:rPr>
+        <w:t xml:space="preserve"> </w:t>
+      </w:r>
+      <w:proofErr w:type="spellStart"/>
+      <w:r>
+        <w:rPr>
+          <w:rFonts w:ascii="New Times Roman" w:hAnsi="New Times Roman"/>
+          <w:szCs w:val="24"/>
+        </w:rPr>
+        <w:t>mai</w:t>
+      </w:r>
+      <w:proofErr w:type="spellEnd"/>
+      <w:r>
+        <w:rPr>
+          <w:rFonts w:ascii="New Times Roman" w:hAnsi="New Times Roman"/>
+          <w:szCs w:val="24"/>
+        </w:rPr>
+        <w:t xml:space="preserve"> </w:t>
+      </w:r>
+      <w:proofErr w:type="spellStart"/>
+      <w:r>
+        <w:rPr>
+          <w:rFonts w:ascii="New Times Roman" w:hAnsi="New Times Roman"/>
+          <w:szCs w:val="24"/>
+        </w:rPr>
+        <w:t>bună</w:t>
+      </w:r>
+      <w:proofErr w:type="spellEnd"/>
+      <w:r>
+        <w:rPr>
+          <w:rFonts w:ascii="New Times Roman" w:hAnsi="New Times Roman"/>
+          <w:szCs w:val="24"/>
+        </w:rPr>
+        <w:t xml:space="preserve"> a </w:t>
+      </w:r>
+      <w:proofErr w:type="spellStart"/>
+      <w:r>
+        <w:rPr>
+          <w:rFonts w:ascii="New Times Roman" w:hAnsi="New Times Roman"/>
+          <w:szCs w:val="24"/>
+        </w:rPr>
+        <w:t>locurilor</w:t>
+      </w:r>
+      <w:proofErr w:type="spellEnd"/>
+      <w:r>
+        <w:rPr>
+          <w:rFonts w:ascii="New Times Roman" w:hAnsi="New Times Roman"/>
+          <w:szCs w:val="24"/>
+        </w:rPr>
+        <w:t xml:space="preserve"> </w:t>
+      </w:r>
+      <w:proofErr w:type="spellStart"/>
+      <w:r>
+        <w:rPr>
+          <w:rFonts w:ascii="New Times Roman" w:hAnsi="New Times Roman"/>
+          <w:szCs w:val="24"/>
+        </w:rPr>
+        <w:t>disponibile</w:t>
+      </w:r>
+      <w:proofErr w:type="spellEnd"/>
+      <w:r>
+        <w:rPr>
+          <w:rFonts w:ascii="New Times Roman" w:hAnsi="New Times Roman"/>
+          <w:szCs w:val="24"/>
+        </w:rPr>
+        <w:t xml:space="preserve"> </w:t>
+      </w:r>
+      <w:proofErr w:type="spellStart"/>
+      <w:r>
+        <w:rPr>
+          <w:rFonts w:ascii="New Times Roman" w:hAnsi="New Times Roman"/>
+          <w:szCs w:val="24"/>
+        </w:rPr>
+        <w:t>și</w:t>
+      </w:r>
+      <w:proofErr w:type="spellEnd"/>
+      <w:r>
+        <w:rPr>
+          <w:rFonts w:ascii="New Times Roman" w:hAnsi="New Times Roman"/>
+          <w:szCs w:val="24"/>
+        </w:rPr>
+        <w:t xml:space="preserve"> le </w:t>
+      </w:r>
+      <w:proofErr w:type="spellStart"/>
+      <w:r>
+        <w:rPr>
+          <w:rFonts w:ascii="New Times Roman" w:hAnsi="New Times Roman"/>
+          <w:szCs w:val="24"/>
+        </w:rPr>
+        <w:t>oferă</w:t>
+      </w:r>
+      <w:proofErr w:type="spellEnd"/>
+      <w:r>
+        <w:rPr>
+          <w:rFonts w:ascii="New Times Roman" w:hAnsi="New Times Roman"/>
+          <w:szCs w:val="24"/>
+        </w:rPr>
+        <w:t xml:space="preserve"> </w:t>
+      </w:r>
+      <w:proofErr w:type="spellStart"/>
+      <w:r>
+        <w:rPr>
+          <w:rFonts w:ascii="New Times Roman" w:hAnsi="New Times Roman"/>
+          <w:szCs w:val="24"/>
+        </w:rPr>
+        <w:t>clientelor</w:t>
+      </w:r>
+      <w:proofErr w:type="spellEnd"/>
+      <w:r>
+        <w:rPr>
+          <w:rFonts w:ascii="New Times Roman" w:hAnsi="New Times Roman"/>
+          <w:szCs w:val="24"/>
+        </w:rPr>
+        <w:t xml:space="preserve"> o </w:t>
+      </w:r>
+      <w:proofErr w:type="spellStart"/>
+      <w:r>
+        <w:rPr>
+          <w:rFonts w:ascii="New Times Roman" w:hAnsi="New Times Roman"/>
+          <w:szCs w:val="24"/>
+        </w:rPr>
+        <w:t>experiență</w:t>
+      </w:r>
+      <w:proofErr w:type="spellEnd"/>
+      <w:r>
+        <w:rPr>
+          <w:rFonts w:ascii="New Times Roman" w:hAnsi="New Times Roman"/>
+          <w:szCs w:val="24"/>
+        </w:rPr>
+        <w:t xml:space="preserve"> </w:t>
+      </w:r>
+      <w:proofErr w:type="spellStart"/>
+      <w:r>
+        <w:rPr>
+          <w:rFonts w:ascii="New Times Roman" w:hAnsi="New Times Roman"/>
+          <w:szCs w:val="24"/>
+        </w:rPr>
+        <w:t>mai</w:t>
+      </w:r>
+      <w:proofErr w:type="spellEnd"/>
+      <w:r>
+        <w:rPr>
+          <w:rFonts w:ascii="New Times Roman" w:hAnsi="New Times Roman"/>
+          <w:szCs w:val="24"/>
+        </w:rPr>
+        <w:t xml:space="preserve"> </w:t>
+      </w:r>
+      <w:proofErr w:type="spellStart"/>
+      <w:r>
+        <w:rPr>
+          <w:rFonts w:ascii="New Times Roman" w:hAnsi="New Times Roman"/>
+          <w:szCs w:val="24"/>
+        </w:rPr>
+        <w:t>profesionistă</w:t>
+      </w:r>
+      <w:proofErr w:type="spellEnd"/>
+      <w:r>
+        <w:rPr>
+          <w:rFonts w:ascii="New Times Roman" w:hAnsi="New Times Roman"/>
+          <w:szCs w:val="24"/>
+        </w:rPr>
+        <w:t>.</w:t>
       </w:r>
     </w:p>
     <w:p>
@@ -645,24 +3275,207 @@
         <w:spacing w:before="360" w:after="160" w:line="360" w:lineRule="auto"/>
         <w:rPr>
           <w:rFonts w:ascii="New Times Roman" w:hAnsi="New Times Roman"/>
+          <w:b/>
           <w:szCs w:val="24"/>
         </w:rPr>
       </w:pPr>
-      <w:r>
+    </w:p>
+    <w:p>
+      <w:pPr>
+        <w:keepNext/>
+        <w:spacing w:before="360" w:after="160" w:line="360" w:lineRule="auto"/>
         <w:rPr>
           <w:rFonts w:ascii="New Times Roman" w:hAnsi="New Times Roman"/>
           <w:b/>
           <w:szCs w:val="24"/>
         </w:rPr>
-        <w:t>2. Obiectivele Proiectului</w:t>
-      </w:r>
+      </w:pPr>
+    </w:p>
+    <w:p>
+      <w:pPr>
+        <w:keepNext/>
+        <w:spacing w:before="360" w:after="160" w:line="360" w:lineRule="auto"/>
+        <w:rPr>
+          <w:rFonts w:ascii="New Times Roman" w:hAnsi="New Times Roman"/>
+          <w:b/>
+          <w:szCs w:val="24"/>
+        </w:rPr>
+      </w:pPr>
+    </w:p>
+    <w:p>
+      <w:pPr>
+        <w:keepNext/>
+        <w:spacing w:before="360" w:after="160" w:line="360" w:lineRule="auto"/>
+        <w:rPr>
+          <w:rFonts w:ascii="New Times Roman" w:hAnsi="New Times Roman"/>
+          <w:b/>
+          <w:szCs w:val="24"/>
+        </w:rPr>
+      </w:pPr>
+    </w:p>
+    <w:p>
+      <w:pPr>
+        <w:keepNext/>
+        <w:spacing w:before="360" w:after="160" w:line="360" w:lineRule="auto"/>
+        <w:rPr>
+          <w:rFonts w:ascii="New Times Roman" w:hAnsi="New Times Roman"/>
+          <w:b/>
+          <w:szCs w:val="24"/>
+        </w:rPr>
+      </w:pPr>
+    </w:p>
+    <w:p>
+      <w:pPr>
+        <w:keepNext/>
+        <w:spacing w:before="360" w:after="160" w:line="360" w:lineRule="auto"/>
+        <w:rPr>
+          <w:rFonts w:ascii="New Times Roman" w:hAnsi="New Times Roman"/>
+          <w:b/>
+          <w:szCs w:val="24"/>
+        </w:rPr>
+      </w:pPr>
+    </w:p>
+    <w:p>
+      <w:pPr>
+        <w:keepNext/>
+        <w:spacing w:before="360" w:after="160" w:line="360" w:lineRule="auto"/>
+        <w:rPr>
+          <w:rFonts w:ascii="New Times Roman" w:hAnsi="New Times Roman"/>
+          <w:b/>
+          <w:szCs w:val="24"/>
+        </w:rPr>
+      </w:pPr>
+    </w:p>
+    <w:p>
+      <w:pPr>
+        <w:keepNext/>
+        <w:spacing w:before="360" w:after="160" w:line="360" w:lineRule="auto"/>
+        <w:rPr>
+          <w:rFonts w:ascii="New Times Roman" w:hAnsi="New Times Roman"/>
+          <w:b/>
+          <w:szCs w:val="24"/>
+        </w:rPr>
+      </w:pPr>
+    </w:p>
+    <w:p>
+      <w:pPr>
+        <w:keepNext/>
+        <w:spacing w:before="360" w:after="160" w:line="360" w:lineRule="auto"/>
+        <w:rPr>
+          <w:rFonts w:ascii="New Times Roman" w:hAnsi="New Times Roman"/>
+          <w:b/>
+          <w:szCs w:val="24"/>
+        </w:rPr>
+      </w:pPr>
+    </w:p>
+    <w:p>
+      <w:pPr>
+        <w:keepNext/>
+        <w:spacing w:before="360" w:after="160" w:line="360" w:lineRule="auto"/>
+        <w:rPr>
+          <w:rFonts w:ascii="New Times Roman" w:hAnsi="New Times Roman"/>
+          <w:b/>
+          <w:szCs w:val="24"/>
+        </w:rPr>
+      </w:pPr>
+    </w:p>
+    <w:p>
+      <w:pPr>
+        <w:keepNext/>
+        <w:spacing w:before="360" w:after="160" w:line="360" w:lineRule="auto"/>
+        <w:rPr>
+          <w:rFonts w:ascii="New Times Roman" w:hAnsi="New Times Roman"/>
+          <w:b/>
+          <w:szCs w:val="24"/>
+        </w:rPr>
+      </w:pPr>
+    </w:p>
+    <w:p>
+      <w:pPr>
+        <w:keepNext/>
+        <w:spacing w:before="360" w:after="160" w:line="360" w:lineRule="auto"/>
+        <w:rPr>
+          <w:rFonts w:ascii="New Times Roman" w:hAnsi="New Times Roman"/>
+          <w:b/>
+          <w:szCs w:val="24"/>
+        </w:rPr>
+      </w:pPr>
+    </w:p>
+    <w:p>
+      <w:pPr>
+        <w:keepNext/>
+        <w:spacing w:before="360" w:after="160" w:line="360" w:lineRule="auto"/>
+        <w:rPr>
+          <w:rFonts w:ascii="New Times Roman" w:hAnsi="New Times Roman"/>
+          <w:b/>
+          <w:szCs w:val="24"/>
+        </w:rPr>
+      </w:pPr>
+    </w:p>
+    <w:p>
+      <w:pPr>
+        <w:keepNext/>
+        <w:spacing w:before="360" w:after="160" w:line="360" w:lineRule="auto"/>
+        <w:rPr>
+          <w:rFonts w:ascii="New Times Roman" w:hAnsi="New Times Roman"/>
+          <w:b/>
+          <w:szCs w:val="24"/>
+        </w:rPr>
+      </w:pPr>
+    </w:p>
+    <w:p>
+      <w:pPr>
+        <w:keepNext/>
+        <w:spacing w:before="360" w:after="160" w:line="360" w:lineRule="auto"/>
+        <w:rPr>
+          <w:rFonts w:ascii="New Times Roman" w:hAnsi="New Times Roman" w:hint="eastAsia"/>
+          <w:szCs w:val="24"/>
+        </w:rPr>
+      </w:pPr>
+      <w:r>
+        <w:rPr>
+          <w:rFonts w:ascii="New Times Roman" w:hAnsi="New Times Roman"/>
+          <w:b/>
+          <w:szCs w:val="24"/>
+        </w:rPr>
+        <w:lastRenderedPageBreak/>
+        <w:t>2. O</w:t>
+      </w:r>
+      <w:proofErr w:type="spellStart"/>
+      <w:r>
+        <w:rPr>
+          <w:rFonts w:ascii="New Times Roman" w:hAnsi="New Times Roman"/>
+          <w:b/>
+          <w:szCs w:val="24"/>
+        </w:rPr>
+        <w:t>biectivele</w:t>
+      </w:r>
+      <w:proofErr w:type="spellEnd"/>
+      <w:r>
+        <w:rPr>
+          <w:rFonts w:ascii="New Times Roman" w:hAnsi="New Times Roman"/>
+          <w:b/>
+          <w:szCs w:val="24"/>
+        </w:rPr>
+        <w:t xml:space="preserve"> </w:t>
+      </w:r>
+      <w:proofErr w:type="spellStart"/>
+      <w:r>
+        <w:rPr>
+          <w:rFonts w:ascii="New Times Roman" w:hAnsi="New Times Roman"/>
+          <w:b/>
+          <w:szCs w:val="24"/>
+        </w:rPr>
+        <w:t>Proiectului</w:t>
+      </w:r>
+      <w:proofErr w:type="spellEnd"/>
     </w:p>
     <w:p>
       <w:pPr>
         <w:keepNext/>
         <w:spacing w:before="240" w:after="80" w:line="360" w:lineRule="auto"/>
         <w:rPr>
-          <w:rFonts w:ascii="New Times Roman" w:hAnsi="New Times Roman"/>
+          <w:rFonts w:ascii="New Times Roman" w:hAnsi="New Times Roman" w:hint="eastAsia"/>
           <w:szCs w:val="24"/>
         </w:rPr>
       </w:pPr>
@@ -672,23 +3485,190 @@
           <w:b/>
           <w:szCs w:val="24"/>
         </w:rPr>
-        <w:t>2.1. Funcționalitățile principale ale aplicației</w:t>
-      </w:r>
+        <w:t xml:space="preserve">2.1. </w:t>
+      </w:r>
+      <w:proofErr w:type="spellStart"/>
+      <w:r>
+        <w:rPr>
+          <w:rFonts w:ascii="New Times Roman" w:hAnsi="New Times Roman"/>
+          <w:b/>
+          <w:szCs w:val="24"/>
+        </w:rPr>
+        <w:t>Funcționalitățile</w:t>
+      </w:r>
+      <w:proofErr w:type="spellEnd"/>
+      <w:r>
+        <w:rPr>
+          <w:rFonts w:ascii="New Times Roman" w:hAnsi="New Times Roman"/>
+          <w:b/>
+          <w:szCs w:val="24"/>
+        </w:rPr>
+        <w:t xml:space="preserve"> </w:t>
+      </w:r>
+      <w:proofErr w:type="spellStart"/>
+      <w:r>
+        <w:rPr>
+          <w:rFonts w:ascii="New Times Roman" w:hAnsi="New Times Roman"/>
+          <w:b/>
+          <w:szCs w:val="24"/>
+        </w:rPr>
+        <w:t>principale</w:t>
+      </w:r>
+      <w:proofErr w:type="spellEnd"/>
+      <w:r>
+        <w:rPr>
+          <w:rFonts w:ascii="New Times Roman" w:hAnsi="New Times Roman"/>
+          <w:b/>
+          <w:szCs w:val="24"/>
+        </w:rPr>
+        <w:t xml:space="preserve"> ale </w:t>
+      </w:r>
+      <w:proofErr w:type="spellStart"/>
+      <w:r>
+        <w:rPr>
+          <w:rFonts w:ascii="New Times Roman" w:hAnsi="New Times Roman"/>
+          <w:b/>
+          <w:szCs w:val="24"/>
+        </w:rPr>
+        <w:t>aplicației</w:t>
+      </w:r>
+      <w:proofErr w:type="spellEnd"/>
     </w:p>
     <w:p>
       <w:pPr>
         <w:spacing w:after="120" w:line="360" w:lineRule="auto"/>
         <w:rPr>
-          <w:rFonts w:ascii="New Times Roman" w:hAnsi="New Times Roman"/>
+          <w:rFonts w:ascii="New Times Roman" w:hAnsi="New Times Roman" w:hint="eastAsia"/>
           <w:szCs w:val="24"/>
         </w:rPr>
       </w:pPr>
-      <w:r>
-        <w:rPr>
-          <w:rFonts w:ascii="New Times Roman" w:hAnsi="New Times Roman"/>
-          <w:szCs w:val="24"/>
-        </w:rPr>
-        <w:t>Sistemul informatic își propune să îndeplinească următoarele funcționalități principale:</w:t>
+      <w:proofErr w:type="spellStart"/>
+      <w:r>
+        <w:rPr>
+          <w:rFonts w:ascii="New Times Roman" w:hAnsi="New Times Roman"/>
+          <w:szCs w:val="24"/>
+        </w:rPr>
+        <w:t>Sistemul</w:t>
+      </w:r>
+      <w:proofErr w:type="spellEnd"/>
+      <w:r>
+        <w:rPr>
+          <w:rFonts w:ascii="New Times Roman" w:hAnsi="New Times Roman"/>
+          <w:szCs w:val="24"/>
+        </w:rPr>
+        <w:t xml:space="preserve"> informatic </w:t>
+      </w:r>
+      <w:proofErr w:type="spellStart"/>
+      <w:r>
+        <w:rPr>
+          <w:rFonts w:ascii="New Times Roman" w:hAnsi="New Times Roman"/>
+          <w:szCs w:val="24"/>
+        </w:rPr>
+        <w:t>își</w:t>
+      </w:r>
+      <w:proofErr w:type="spellEnd"/>
+      <w:r>
+        <w:rPr>
+          <w:rFonts w:ascii="New Times Roman" w:hAnsi="New Times Roman"/>
+          <w:szCs w:val="24"/>
+        </w:rPr>
+        <w:t xml:space="preserve"> </w:t>
+      </w:r>
+      <w:proofErr w:type="spellStart"/>
+      <w:r>
+        <w:rPr>
+          <w:rFonts w:ascii="New Times Roman" w:hAnsi="New Times Roman"/>
+          <w:szCs w:val="24"/>
+        </w:rPr>
+        <w:t>propune</w:t>
+      </w:r>
+      <w:proofErr w:type="spellEnd"/>
+      <w:r>
+        <w:rPr>
+          <w:rFonts w:ascii="New Times Roman" w:hAnsi="New Times Roman"/>
+          <w:szCs w:val="24"/>
+        </w:rPr>
+        <w:t xml:space="preserve"> </w:t>
+      </w:r>
+      <w:proofErr w:type="spellStart"/>
+      <w:r>
+        <w:rPr>
+          <w:rFonts w:ascii="New Times Roman" w:hAnsi="New Times Roman"/>
+          <w:szCs w:val="24"/>
+        </w:rPr>
+        <w:t>să</w:t>
+      </w:r>
+      <w:proofErr w:type="spellEnd"/>
+      <w:r>
+        <w:rPr>
+          <w:rFonts w:ascii="New Times Roman" w:hAnsi="New Times Roman"/>
+          <w:szCs w:val="24"/>
+        </w:rPr>
+        <w:t xml:space="preserve"> </w:t>
+      </w:r>
+      <w:proofErr w:type="spellStart"/>
+      <w:r>
+        <w:rPr>
+          <w:rFonts w:ascii="New Times Roman" w:hAnsi="New Times Roman"/>
+          <w:szCs w:val="24"/>
+        </w:rPr>
+        <w:t>îndeplinească</w:t>
+      </w:r>
+      <w:proofErr w:type="spellEnd"/>
+      <w:r>
+        <w:rPr>
+          <w:rFonts w:ascii="New Times Roman" w:hAnsi="New Times Roman"/>
+          <w:szCs w:val="24"/>
+        </w:rPr>
+        <w:t xml:space="preserve"> </w:t>
+      </w:r>
+      <w:proofErr w:type="spellStart"/>
+      <w:r>
+        <w:rPr>
+          <w:rFonts w:ascii="New Times Roman" w:hAnsi="New Times Roman"/>
+          <w:szCs w:val="24"/>
+        </w:rPr>
+        <w:t>următoarele</w:t>
+      </w:r>
+      <w:proofErr w:type="spellEnd"/>
+      <w:r>
+        <w:rPr>
+          <w:rFonts w:ascii="New Times Roman" w:hAnsi="New Times Roman"/>
+          <w:szCs w:val="24"/>
+        </w:rPr>
+        <w:t xml:space="preserve"> </w:t>
+      </w:r>
+      <w:proofErr w:type="spellStart"/>
+      <w:r>
+        <w:rPr>
+          <w:rFonts w:ascii="New Times Roman" w:hAnsi="New Times Roman"/>
+          <w:szCs w:val="24"/>
+        </w:rPr>
+        <w:t>funcționalități</w:t>
+      </w:r>
+      <w:proofErr w:type="spellEnd"/>
+      <w:r>
+        <w:rPr>
+          <w:rFonts w:ascii="New Times Roman" w:hAnsi="New Times Roman"/>
+          <w:szCs w:val="24"/>
+        </w:rPr>
+        <w:t xml:space="preserve"> </w:t>
+      </w:r>
+      <w:proofErr w:type="spellStart"/>
+      <w:r>
+        <w:rPr>
+          <w:rFonts w:ascii="New Times Roman" w:hAnsi="New Times Roman"/>
+          <w:szCs w:val="24"/>
+        </w:rPr>
+        <w:t>principale</w:t>
+      </w:r>
+      <w:proofErr w:type="spellEnd"/>
+      <w:r>
+        <w:rPr>
+          <w:rFonts w:ascii="New Times Roman" w:hAnsi="New Times Roman"/>
+          <w:szCs w:val="24"/>
+        </w:rPr>
+        <w:t>:</w:t>
       </w:r>
     </w:p>
     <w:p>
@@ -696,16 +3676,345 @@
         <w:pStyle w:val="ListBullet"/>
         <w:spacing w:after="60" w:line="360" w:lineRule="auto"/>
         <w:rPr>
-          <w:rFonts w:ascii="New Times Roman" w:hAnsi="New Times Roman"/>
+          <w:rFonts w:ascii="New Times Roman" w:hAnsi="New Times Roman" w:hint="eastAsia"/>
           <w:szCs w:val="24"/>
         </w:rPr>
       </w:pPr>
-      <w:r>
-        <w:rPr>
-          <w:rFonts w:ascii="New Times Roman" w:hAnsi="New Times Roman"/>
-          <w:szCs w:val="24"/>
-        </w:rPr>
-        <w:t>Configurarea detaliată a programării: selectarea tipului de machiaj (Zi, Ocazie/Seară, Mireasă, Foto/Editorial), a tehnicii de aplicare (Tehnica Creionului, Airbrush, Cut Crease, Smokey Eye, Aquacolor) și a opțiunilor suplimentare (tip gene, observații privind tipul de ten).</w:t>
+      <w:proofErr w:type="spellStart"/>
+      <w:r>
+        <w:rPr>
+          <w:rFonts w:ascii="New Times Roman" w:hAnsi="New Times Roman"/>
+          <w:szCs w:val="24"/>
+        </w:rPr>
+        <w:t>Configurarea</w:t>
+      </w:r>
+      <w:proofErr w:type="spellEnd"/>
+      <w:r>
+        <w:rPr>
+          <w:rFonts w:ascii="New Times Roman" w:hAnsi="New Times Roman"/>
+          <w:szCs w:val="24"/>
+        </w:rPr>
+        <w:t xml:space="preserve"> </w:t>
+      </w:r>
+      <w:proofErr w:type="spellStart"/>
+      <w:r>
+        <w:rPr>
+          <w:rFonts w:ascii="New Times Roman" w:hAnsi="New Times Roman"/>
+          <w:szCs w:val="24"/>
+        </w:rPr>
+        <w:t>detaliată</w:t>
+      </w:r>
+      <w:proofErr w:type="spellEnd"/>
+      <w:r>
+        <w:rPr>
+          <w:rFonts w:ascii="New Times Roman" w:hAnsi="New Times Roman"/>
+          <w:szCs w:val="24"/>
+        </w:rPr>
+        <w:t xml:space="preserve"> a </w:t>
+      </w:r>
+      <w:proofErr w:type="spellStart"/>
+      <w:r>
+        <w:rPr>
+          <w:rFonts w:ascii="New Times Roman" w:hAnsi="New Times Roman"/>
+          <w:szCs w:val="24"/>
+        </w:rPr>
+        <w:t>programării</w:t>
+      </w:r>
+      <w:proofErr w:type="spellEnd"/>
+      <w:r>
+        <w:rPr>
+          <w:rFonts w:ascii="New Times Roman" w:hAnsi="New Times Roman"/>
+          <w:szCs w:val="24"/>
+        </w:rPr>
+        <w:t xml:space="preserve">: </w:t>
+      </w:r>
+      <w:proofErr w:type="spellStart"/>
+      <w:r>
+        <w:rPr>
+          <w:rFonts w:ascii="New Times Roman" w:hAnsi="New Times Roman"/>
+          <w:szCs w:val="24"/>
+        </w:rPr>
+        <w:t>selectarea</w:t>
+      </w:r>
+      <w:proofErr w:type="spellEnd"/>
+      <w:r>
+        <w:rPr>
+          <w:rFonts w:ascii="New Times Roman" w:hAnsi="New Times Roman"/>
+          <w:szCs w:val="24"/>
+        </w:rPr>
+        <w:t xml:space="preserve"> </w:t>
+      </w:r>
+      <w:proofErr w:type="spellStart"/>
+      <w:r>
+        <w:rPr>
+          <w:rFonts w:ascii="New Times Roman" w:hAnsi="New Times Roman"/>
+          <w:szCs w:val="24"/>
+        </w:rPr>
+        <w:t>tipului</w:t>
+      </w:r>
+      <w:proofErr w:type="spellEnd"/>
+      <w:r>
+        <w:rPr>
+          <w:rFonts w:ascii="New Times Roman" w:hAnsi="New Times Roman"/>
+          <w:szCs w:val="24"/>
+        </w:rPr>
+        <w:t xml:space="preserve"> de </w:t>
+      </w:r>
+      <w:proofErr w:type="spellStart"/>
+      <w:r>
+        <w:rPr>
+          <w:rFonts w:ascii="New Times Roman" w:hAnsi="New Times Roman"/>
+          <w:szCs w:val="24"/>
+        </w:rPr>
+        <w:t>machiaj</w:t>
+      </w:r>
+      <w:proofErr w:type="spellEnd"/>
+      <w:r>
+        <w:rPr>
+          <w:rFonts w:ascii="New Times Roman" w:hAnsi="New Times Roman"/>
+          <w:szCs w:val="24"/>
+        </w:rPr>
+        <w:t xml:space="preserve"> (Zi, </w:t>
+      </w:r>
+      <w:proofErr w:type="spellStart"/>
+      <w:r>
+        <w:rPr>
+          <w:rFonts w:ascii="New Times Roman" w:hAnsi="New Times Roman"/>
+          <w:szCs w:val="24"/>
+        </w:rPr>
+        <w:t>Ocazie</w:t>
+      </w:r>
+      <w:proofErr w:type="spellEnd"/>
+      <w:r>
+        <w:rPr>
+          <w:rFonts w:ascii="New Times Roman" w:hAnsi="New Times Roman"/>
+          <w:szCs w:val="24"/>
+        </w:rPr>
+        <w:t>/</w:t>
+      </w:r>
+      <w:proofErr w:type="spellStart"/>
+      <w:r>
+        <w:rPr>
+          <w:rFonts w:ascii="New Times Roman" w:hAnsi="New Times Roman"/>
+          <w:szCs w:val="24"/>
+        </w:rPr>
+        <w:t>Seară</w:t>
+      </w:r>
+      <w:proofErr w:type="spellEnd"/>
+      <w:r>
+        <w:rPr>
+          <w:rFonts w:ascii="New Times Roman" w:hAnsi="New Times Roman"/>
+          <w:szCs w:val="24"/>
+        </w:rPr>
+        <w:t xml:space="preserve">, </w:t>
+      </w:r>
+      <w:proofErr w:type="spellStart"/>
+      <w:r>
+        <w:rPr>
+          <w:rFonts w:ascii="New Times Roman" w:hAnsi="New Times Roman"/>
+          <w:szCs w:val="24"/>
+        </w:rPr>
+        <w:t>Mireasă</w:t>
+      </w:r>
+      <w:proofErr w:type="spellEnd"/>
+      <w:r>
+        <w:rPr>
+          <w:rFonts w:ascii="New Times Roman" w:hAnsi="New Times Roman"/>
+          <w:szCs w:val="24"/>
+        </w:rPr>
+        <w:t xml:space="preserve">, Foto/Editorial), a </w:t>
+      </w:r>
+      <w:proofErr w:type="spellStart"/>
+      <w:r>
+        <w:rPr>
+          <w:rFonts w:ascii="New Times Roman" w:hAnsi="New Times Roman"/>
+          <w:szCs w:val="24"/>
+        </w:rPr>
+        <w:t>tehnicii</w:t>
+      </w:r>
+      <w:proofErr w:type="spellEnd"/>
+      <w:r>
+        <w:rPr>
+          <w:rFonts w:ascii="New Times Roman" w:hAnsi="New Times Roman"/>
+          <w:szCs w:val="24"/>
+        </w:rPr>
+        <w:t xml:space="preserve"> de </w:t>
+      </w:r>
+      <w:proofErr w:type="spellStart"/>
+      <w:r>
+        <w:rPr>
+          <w:rFonts w:ascii="New Times Roman" w:hAnsi="New Times Roman"/>
+          <w:szCs w:val="24"/>
+        </w:rPr>
+        <w:t>aplicare</w:t>
+      </w:r>
+      <w:proofErr w:type="spellEnd"/>
+      <w:r>
+        <w:rPr>
+          <w:rFonts w:ascii="New Times Roman" w:hAnsi="New Times Roman"/>
+          <w:szCs w:val="24"/>
+        </w:rPr>
+        <w:t xml:space="preserve"> (</w:t>
+      </w:r>
+      <w:proofErr w:type="spellStart"/>
+      <w:r>
+        <w:rPr>
+          <w:rFonts w:ascii="New Times Roman" w:hAnsi="New Times Roman"/>
+          <w:szCs w:val="24"/>
+        </w:rPr>
+        <w:t>Tehnica</w:t>
+      </w:r>
+      <w:proofErr w:type="spellEnd"/>
+      <w:r>
+        <w:rPr>
+          <w:rFonts w:ascii="New Times Roman" w:hAnsi="New Times Roman"/>
+          <w:szCs w:val="24"/>
+        </w:rPr>
+        <w:t xml:space="preserve"> </w:t>
+      </w:r>
+      <w:proofErr w:type="spellStart"/>
+      <w:r>
+        <w:rPr>
+          <w:rFonts w:ascii="New Times Roman" w:hAnsi="New Times Roman"/>
+          <w:szCs w:val="24"/>
+        </w:rPr>
+        <w:t>Creionului</w:t>
+      </w:r>
+      <w:proofErr w:type="spellEnd"/>
+      <w:r>
+        <w:rPr>
+          <w:rFonts w:ascii="New Times Roman" w:hAnsi="New Times Roman"/>
+          <w:szCs w:val="24"/>
+        </w:rPr>
+        <w:t xml:space="preserve">, Airbrush, Cut Crease, Smokey Eye, </w:t>
+      </w:r>
+      <w:proofErr w:type="spellStart"/>
+      <w:r>
+        <w:rPr>
+          <w:rFonts w:ascii="New Times Roman" w:hAnsi="New Times Roman"/>
+          <w:szCs w:val="24"/>
+        </w:rPr>
+        <w:t>Aquacolor</w:t>
+      </w:r>
+      <w:proofErr w:type="spellEnd"/>
+      <w:r>
+        <w:rPr>
+          <w:rFonts w:ascii="New Times Roman" w:hAnsi="New Times Roman"/>
+          <w:szCs w:val="24"/>
+        </w:rPr>
+        <w:t xml:space="preserve">) </w:t>
+      </w:r>
+      <w:proofErr w:type="spellStart"/>
+      <w:r>
+        <w:rPr>
+          <w:rFonts w:ascii="New Times Roman" w:hAnsi="New Times Roman"/>
+          <w:szCs w:val="24"/>
+        </w:rPr>
+        <w:t>și</w:t>
+      </w:r>
+      <w:proofErr w:type="spellEnd"/>
+      <w:r>
+        <w:rPr>
+          <w:rFonts w:ascii="New Times Roman" w:hAnsi="New Times Roman"/>
+          <w:szCs w:val="24"/>
+        </w:rPr>
+        <w:t xml:space="preserve"> </w:t>
+      </w:r>
+      <w:proofErr w:type="gramStart"/>
+      <w:r>
+        <w:rPr>
+          <w:rFonts w:ascii="New Times Roman" w:hAnsi="New Times Roman"/>
+          <w:szCs w:val="24"/>
+        </w:rPr>
+        <w:t>a</w:t>
+      </w:r>
+      <w:proofErr w:type="gramEnd"/>
+      <w:r>
+        <w:rPr>
+          <w:rFonts w:ascii="New Times Roman" w:hAnsi="New Times Roman"/>
+          <w:szCs w:val="24"/>
+        </w:rPr>
+        <w:t xml:space="preserve"> </w:t>
+      </w:r>
+      <w:proofErr w:type="spellStart"/>
+      <w:r>
+        <w:rPr>
+          <w:rFonts w:ascii="New Times Roman" w:hAnsi="New Times Roman"/>
+          <w:szCs w:val="24"/>
+        </w:rPr>
+        <w:t>opțiunilor</w:t>
+      </w:r>
+      <w:proofErr w:type="spellEnd"/>
+      <w:r>
+        <w:rPr>
+          <w:rFonts w:ascii="New Times Roman" w:hAnsi="New Times Roman"/>
+          <w:szCs w:val="24"/>
+        </w:rPr>
+        <w:t xml:space="preserve"> </w:t>
+      </w:r>
+      <w:proofErr w:type="spellStart"/>
+      <w:r>
+        <w:rPr>
+          <w:rFonts w:ascii="New Times Roman" w:hAnsi="New Times Roman"/>
+          <w:szCs w:val="24"/>
+        </w:rPr>
+        <w:t>suplimentare</w:t>
+      </w:r>
+      <w:proofErr w:type="spellEnd"/>
+      <w:r>
+        <w:rPr>
+          <w:rFonts w:ascii="New Times Roman" w:hAnsi="New Times Roman"/>
+          <w:szCs w:val="24"/>
+        </w:rPr>
+        <w:t xml:space="preserve"> (tip gene, </w:t>
+      </w:r>
+      <w:proofErr w:type="spellStart"/>
+      <w:r>
+        <w:rPr>
+          <w:rFonts w:ascii="New Times Roman" w:hAnsi="New Times Roman"/>
+          <w:szCs w:val="24"/>
+        </w:rPr>
+        <w:t>observații</w:t>
+      </w:r>
+      <w:proofErr w:type="spellEnd"/>
+      <w:r>
+        <w:rPr>
+          <w:rFonts w:ascii="New Times Roman" w:hAnsi="New Times Roman"/>
+          <w:szCs w:val="24"/>
+        </w:rPr>
+        <w:t xml:space="preserve"> </w:t>
+      </w:r>
+      <w:proofErr w:type="spellStart"/>
+      <w:r>
+        <w:rPr>
+          <w:rFonts w:ascii="New Times Roman" w:hAnsi="New Times Roman"/>
+          <w:szCs w:val="24"/>
+        </w:rPr>
+        <w:t>privind</w:t>
+      </w:r>
+      <w:proofErr w:type="spellEnd"/>
+      <w:r>
+        <w:rPr>
+          <w:rFonts w:ascii="New Times Roman" w:hAnsi="New Times Roman"/>
+          <w:szCs w:val="24"/>
+        </w:rPr>
+        <w:t xml:space="preserve"> </w:t>
+      </w:r>
+      <w:proofErr w:type="spellStart"/>
+      <w:r>
+        <w:rPr>
+          <w:rFonts w:ascii="New Times Roman" w:hAnsi="New Times Roman"/>
+          <w:szCs w:val="24"/>
+        </w:rPr>
+        <w:t>tipul</w:t>
+      </w:r>
+      <w:proofErr w:type="spellEnd"/>
+      <w:r>
+        <w:rPr>
+          <w:rFonts w:ascii="New Times Roman" w:hAnsi="New Times Roman"/>
+          <w:szCs w:val="24"/>
+        </w:rPr>
+        <w:t xml:space="preserve"> de ten).</w:t>
       </w:r>
     </w:p>
     <w:p>
@@ -713,16 +4022,169 @@
         <w:pStyle w:val="ListBullet"/>
         <w:spacing w:after="60" w:line="360" w:lineRule="auto"/>
         <w:rPr>
-          <w:rFonts w:ascii="New Times Roman" w:hAnsi="New Times Roman"/>
+          <w:rFonts w:ascii="New Times Roman" w:hAnsi="New Times Roman" w:hint="eastAsia"/>
           <w:szCs w:val="24"/>
         </w:rPr>
       </w:pPr>
-      <w:r>
-        <w:rPr>
-          <w:rFonts w:ascii="New Times Roman" w:hAnsi="New Times Roman"/>
-          <w:szCs w:val="24"/>
-        </w:rPr>
-        <w:t>Gestiunea Make-Up Artiștilor: administrarea datelor de contact, a programului de lucru pe ture și a disponibilității individuale.</w:t>
+      <w:proofErr w:type="spellStart"/>
+      <w:r>
+        <w:rPr>
+          <w:rFonts w:ascii="New Times Roman" w:hAnsi="New Times Roman"/>
+          <w:szCs w:val="24"/>
+        </w:rPr>
+        <w:t>Gestiunea</w:t>
+      </w:r>
+      <w:proofErr w:type="spellEnd"/>
+      <w:r>
+        <w:rPr>
+          <w:rFonts w:ascii="New Times Roman" w:hAnsi="New Times Roman"/>
+          <w:szCs w:val="24"/>
+        </w:rPr>
+        <w:t xml:space="preserve"> Make-Up </w:t>
+      </w:r>
+      <w:proofErr w:type="spellStart"/>
+      <w:r>
+        <w:rPr>
+          <w:rFonts w:ascii="New Times Roman" w:hAnsi="New Times Roman"/>
+          <w:szCs w:val="24"/>
+        </w:rPr>
+        <w:t>Artiștilor</w:t>
+      </w:r>
+      <w:proofErr w:type="spellEnd"/>
+      <w:r>
+        <w:rPr>
+          <w:rFonts w:ascii="New Times Roman" w:hAnsi="New Times Roman"/>
+          <w:szCs w:val="24"/>
+        </w:rPr>
+        <w:t xml:space="preserve">: </w:t>
+      </w:r>
+      <w:proofErr w:type="spellStart"/>
+      <w:r>
+        <w:rPr>
+          <w:rFonts w:ascii="New Times Roman" w:hAnsi="New Times Roman"/>
+          <w:szCs w:val="24"/>
+        </w:rPr>
+        <w:t>administrarea</w:t>
+      </w:r>
+      <w:proofErr w:type="spellEnd"/>
+      <w:r>
+        <w:rPr>
+          <w:rFonts w:ascii="New Times Roman" w:hAnsi="New Times Roman"/>
+          <w:szCs w:val="24"/>
+        </w:rPr>
+        <w:t xml:space="preserve"> </w:t>
+      </w:r>
+      <w:proofErr w:type="spellStart"/>
+      <w:r>
+        <w:rPr>
+          <w:rFonts w:ascii="New Times Roman" w:hAnsi="New Times Roman"/>
+          <w:szCs w:val="24"/>
+        </w:rPr>
+        <w:t>datelor</w:t>
+      </w:r>
+      <w:proofErr w:type="spellEnd"/>
+      <w:r>
+        <w:rPr>
+          <w:rFonts w:ascii="New Times Roman" w:hAnsi="New Times Roman"/>
+          <w:szCs w:val="24"/>
+        </w:rPr>
+        <w:t xml:space="preserve"> de contact, a </w:t>
+      </w:r>
+      <w:proofErr w:type="spellStart"/>
+      <w:r>
+        <w:rPr>
+          <w:rFonts w:ascii="New Times Roman" w:hAnsi="New Times Roman"/>
+          <w:szCs w:val="24"/>
+        </w:rPr>
+        <w:t>programului</w:t>
+      </w:r>
+      <w:proofErr w:type="spellEnd"/>
+      <w:r>
+        <w:rPr>
+          <w:rFonts w:ascii="New Times Roman" w:hAnsi="New Times Roman"/>
+          <w:szCs w:val="24"/>
+        </w:rPr>
+        <w:t xml:space="preserve"> de </w:t>
+      </w:r>
+      <w:proofErr w:type="spellStart"/>
+      <w:r>
+        <w:rPr>
+          <w:rFonts w:ascii="New Times Roman" w:hAnsi="New Times Roman"/>
+          <w:szCs w:val="24"/>
+        </w:rPr>
+        <w:t>lucru</w:t>
+      </w:r>
+      <w:proofErr w:type="spellEnd"/>
+      <w:r>
+        <w:rPr>
+          <w:rFonts w:ascii="New Times Roman" w:hAnsi="New Times Roman"/>
+          <w:szCs w:val="24"/>
+        </w:rPr>
+        <w:t xml:space="preserve"> pe </w:t>
+      </w:r>
+      <w:proofErr w:type="spellStart"/>
+      <w:r>
+        <w:rPr>
+          <w:rFonts w:ascii="New Times Roman" w:hAnsi="New Times Roman"/>
+          <w:szCs w:val="24"/>
+        </w:rPr>
+        <w:t>ture</w:t>
+      </w:r>
+      <w:proofErr w:type="spellEnd"/>
+      <w:r>
+        <w:rPr>
+          <w:rFonts w:ascii="New Times Roman" w:hAnsi="New Times Roman"/>
+          <w:szCs w:val="24"/>
+        </w:rPr>
+        <w:t xml:space="preserve"> </w:t>
+      </w:r>
+      <w:proofErr w:type="spellStart"/>
+      <w:r>
+        <w:rPr>
+          <w:rFonts w:ascii="New Times Roman" w:hAnsi="New Times Roman"/>
+          <w:szCs w:val="24"/>
+        </w:rPr>
+        <w:t>și</w:t>
+      </w:r>
+      <w:proofErr w:type="spellEnd"/>
+      <w:r>
+        <w:rPr>
+          <w:rFonts w:ascii="New Times Roman" w:hAnsi="New Times Roman"/>
+          <w:szCs w:val="24"/>
+        </w:rPr>
+        <w:t xml:space="preserve"> a </w:t>
+      </w:r>
+      <w:proofErr w:type="spellStart"/>
+      <w:r>
+        <w:rPr>
+          <w:rFonts w:ascii="New Times Roman" w:hAnsi="New Times Roman"/>
+          <w:szCs w:val="24"/>
+        </w:rPr>
+        <w:t>disponibilității</w:t>
+      </w:r>
+      <w:proofErr w:type="spellEnd"/>
+      <w:r>
+        <w:rPr>
+          <w:rFonts w:ascii="New Times Roman" w:hAnsi="New Times Roman"/>
+          <w:szCs w:val="24"/>
+        </w:rPr>
+        <w:t xml:space="preserve"> </w:t>
+      </w:r>
+      <w:proofErr w:type="spellStart"/>
+      <w:r>
+        <w:rPr>
+          <w:rFonts w:ascii="New Times Roman" w:hAnsi="New Times Roman"/>
+          <w:szCs w:val="24"/>
+        </w:rPr>
+        <w:t>individuale</w:t>
+      </w:r>
+      <w:proofErr w:type="spellEnd"/>
+      <w:r>
+        <w:rPr>
+          <w:rFonts w:ascii="New Times Roman" w:hAnsi="New Times Roman"/>
+          <w:szCs w:val="24"/>
+        </w:rPr>
+        <w:t>.</w:t>
       </w:r>
     </w:p>
     <w:p>
@@ -730,16 +4192,41 @@
         <w:pStyle w:val="ListBullet"/>
         <w:spacing w:after="60" w:line="360" w:lineRule="auto"/>
         <w:rPr>
-          <w:rFonts w:ascii="New Times Roman" w:hAnsi="New Times Roman"/>
+          <w:rFonts w:ascii="New Times Roman" w:hAnsi="New Times Roman" w:hint="eastAsia"/>
           <w:szCs w:val="24"/>
         </w:rPr>
       </w:pPr>
-      <w:r>
-        <w:rPr>
-          <w:rFonts w:ascii="New Times Roman" w:hAnsi="New Times Roman"/>
-          <w:szCs w:val="24"/>
-        </w:rPr>
-        <w:t xml:space="preserve">Calculul automat al duratei </w:t>
+      <w:proofErr w:type="spellStart"/>
+      <w:r>
+        <w:rPr>
+          <w:rFonts w:ascii="New Times Roman" w:hAnsi="New Times Roman"/>
+          <w:szCs w:val="24"/>
+        </w:rPr>
+        <w:t>Calculul</w:t>
+      </w:r>
+      <w:proofErr w:type="spellEnd"/>
+      <w:r>
+        <w:rPr>
+          <w:rFonts w:ascii="New Times Roman" w:hAnsi="New Times Roman"/>
+          <w:szCs w:val="24"/>
+        </w:rPr>
+        <w:t xml:space="preserve"> automat al </w:t>
+      </w:r>
+      <w:proofErr w:type="spellStart"/>
+      <w:r>
+        <w:rPr>
+          <w:rFonts w:ascii="New Times Roman" w:hAnsi="New Times Roman"/>
+          <w:szCs w:val="24"/>
+        </w:rPr>
+        <w:t>duratei</w:t>
+      </w:r>
+      <w:proofErr w:type="spellEnd"/>
+      <w:r>
+        <w:rPr>
+          <w:rFonts w:ascii="New Times Roman" w:hAnsi="New Times Roman"/>
+          <w:szCs w:val="24"/>
+        </w:rPr>
+        <w:t xml:space="preserve"> </w:t>
       </w:r>
       <w:r>
         <w:rPr>
@@ -765,19 +4252,165 @@
         </w:rPr>
         <w:t xml:space="preserve"> </w:t>
       </w:r>
-      <w:r>
-        <w:rPr>
-          <w:rFonts w:ascii="New Times Roman" w:hAnsi="New Times Roman"/>
-          <w:szCs w:val="24"/>
-        </w:rPr>
-        <w:t>s</w:t>
-      </w:r>
-      <w:r>
-        <w:rPr>
-          <w:rFonts w:ascii="New Times Roman" w:hAnsi="New Times Roman"/>
-          <w:szCs w:val="24"/>
-        </w:rPr>
-        <w:t>istemul adună automat timpul și costul machiajului ales cu cele ale tehnicii speciale selectate.</w:t>
+      <w:proofErr w:type="spellStart"/>
+      <w:r>
+        <w:rPr>
+          <w:rFonts w:ascii="New Times Roman" w:hAnsi="New Times Roman"/>
+          <w:szCs w:val="24"/>
+        </w:rPr>
+        <w:t>sistemul</w:t>
+      </w:r>
+      <w:proofErr w:type="spellEnd"/>
+      <w:r>
+        <w:rPr>
+          <w:rFonts w:ascii="New Times Roman" w:hAnsi="New Times Roman"/>
+          <w:szCs w:val="24"/>
+        </w:rPr>
+        <w:t xml:space="preserve"> </w:t>
+      </w:r>
+      <w:proofErr w:type="spellStart"/>
+      <w:r>
+        <w:rPr>
+          <w:rFonts w:ascii="New Times Roman" w:hAnsi="New Times Roman"/>
+          <w:szCs w:val="24"/>
+        </w:rPr>
+        <w:t>adună</w:t>
+      </w:r>
+      <w:proofErr w:type="spellEnd"/>
+      <w:r>
+        <w:rPr>
+          <w:rFonts w:ascii="New Times Roman" w:hAnsi="New Times Roman"/>
+          <w:szCs w:val="24"/>
+        </w:rPr>
+        <w:t xml:space="preserve"> automat </w:t>
+      </w:r>
+      <w:proofErr w:type="spellStart"/>
+      <w:r>
+        <w:rPr>
+          <w:rFonts w:ascii="New Times Roman" w:hAnsi="New Times Roman"/>
+          <w:szCs w:val="24"/>
+        </w:rPr>
+        <w:t>timpul</w:t>
+      </w:r>
+      <w:proofErr w:type="spellEnd"/>
+      <w:r>
+        <w:rPr>
+          <w:rFonts w:ascii="New Times Roman" w:hAnsi="New Times Roman"/>
+          <w:szCs w:val="24"/>
+        </w:rPr>
+        <w:t xml:space="preserve"> </w:t>
+      </w:r>
+      <w:proofErr w:type="spellStart"/>
+      <w:r>
+        <w:rPr>
+          <w:rFonts w:ascii="New Times Roman" w:hAnsi="New Times Roman"/>
+          <w:szCs w:val="24"/>
+        </w:rPr>
+        <w:t>și</w:t>
+      </w:r>
+      <w:proofErr w:type="spellEnd"/>
+      <w:r>
+        <w:rPr>
+          <w:rFonts w:ascii="New Times Roman" w:hAnsi="New Times Roman"/>
+          <w:szCs w:val="24"/>
+        </w:rPr>
+        <w:t xml:space="preserve"> </w:t>
+      </w:r>
+      <w:proofErr w:type="spellStart"/>
+      <w:r>
+        <w:rPr>
+          <w:rFonts w:ascii="New Times Roman" w:hAnsi="New Times Roman"/>
+          <w:szCs w:val="24"/>
+        </w:rPr>
+        <w:t>costul</w:t>
+      </w:r>
+      <w:proofErr w:type="spellEnd"/>
+      <w:r>
+        <w:rPr>
+          <w:rFonts w:ascii="New Times Roman" w:hAnsi="New Times Roman"/>
+          <w:szCs w:val="24"/>
+        </w:rPr>
+        <w:t xml:space="preserve"> </w:t>
+      </w:r>
+      <w:proofErr w:type="spellStart"/>
+      <w:r>
+        <w:rPr>
+          <w:rFonts w:ascii="New Times Roman" w:hAnsi="New Times Roman"/>
+          <w:szCs w:val="24"/>
+        </w:rPr>
+        <w:t>machiajului</w:t>
+      </w:r>
+      <w:proofErr w:type="spellEnd"/>
+      <w:r>
+        <w:rPr>
+          <w:rFonts w:ascii="New Times Roman" w:hAnsi="New Times Roman"/>
+          <w:szCs w:val="24"/>
+        </w:rPr>
+        <w:t xml:space="preserve"> ales cu </w:t>
+      </w:r>
+      <w:proofErr w:type="spellStart"/>
+      <w:r>
+        <w:rPr>
+          <w:rFonts w:ascii="New Times Roman" w:hAnsi="New Times Roman"/>
+          <w:szCs w:val="24"/>
+        </w:rPr>
+        <w:t>cele</w:t>
+      </w:r>
+      <w:proofErr w:type="spellEnd"/>
+      <w:r>
+        <w:rPr>
+          <w:rFonts w:ascii="New Times Roman" w:hAnsi="New Times Roman"/>
+          <w:szCs w:val="24"/>
+        </w:rPr>
+        <w:t xml:space="preserve"> ale </w:t>
+      </w:r>
+      <w:proofErr w:type="spellStart"/>
+      <w:r>
+        <w:rPr>
+          <w:rFonts w:ascii="New Times Roman" w:hAnsi="New Times Roman"/>
+          <w:szCs w:val="24"/>
+        </w:rPr>
+        <w:t>tehnicii</w:t>
+      </w:r>
+      <w:proofErr w:type="spellEnd"/>
+      <w:r>
+        <w:rPr>
+          <w:rFonts w:ascii="New Times Roman" w:hAnsi="New Times Roman"/>
+          <w:szCs w:val="24"/>
+        </w:rPr>
+        <w:t xml:space="preserve"> </w:t>
+      </w:r>
+      <w:proofErr w:type="spellStart"/>
+      <w:r>
+        <w:rPr>
+          <w:rFonts w:ascii="New Times Roman" w:hAnsi="New Times Roman"/>
+          <w:szCs w:val="24"/>
+        </w:rPr>
+        <w:t>speciale</w:t>
+      </w:r>
+      <w:proofErr w:type="spellEnd"/>
+      <w:r>
+        <w:rPr>
+          <w:rFonts w:ascii="New Times Roman" w:hAnsi="New Times Roman"/>
+          <w:szCs w:val="24"/>
+        </w:rPr>
+        <w:t xml:space="preserve"> </w:t>
+      </w:r>
+      <w:proofErr w:type="spellStart"/>
+      <w:r>
+        <w:rPr>
+          <w:rFonts w:ascii="New Times Roman" w:hAnsi="New Times Roman"/>
+          <w:szCs w:val="24"/>
+        </w:rPr>
+        <w:t>selectate</w:t>
+      </w:r>
+      <w:proofErr w:type="spellEnd"/>
+      <w:r>
+        <w:rPr>
+          <w:rFonts w:ascii="New Times Roman" w:hAnsi="New Times Roman"/>
+          <w:szCs w:val="24"/>
+        </w:rPr>
+        <w:t>.</w:t>
       </w:r>
     </w:p>
     <w:p>
@@ -785,16 +4418,217 @@
         <w:pStyle w:val="ListBullet"/>
         <w:spacing w:after="60" w:line="360" w:lineRule="auto"/>
         <w:rPr>
-          <w:rFonts w:ascii="New Times Roman" w:hAnsi="New Times Roman"/>
+          <w:rFonts w:ascii="New Times Roman" w:hAnsi="New Times Roman" w:hint="eastAsia"/>
           <w:szCs w:val="24"/>
         </w:rPr>
       </w:pPr>
-      <w:r>
-        <w:rPr>
-          <w:rFonts w:ascii="New Times Roman" w:hAnsi="New Times Roman"/>
-          <w:szCs w:val="24"/>
-        </w:rPr>
-        <w:t>Verificarea automată a disponibilității orare: prevenirea salvării programărilor ce se suprapun peste alte ședințe active ale aceluiași artist.</w:t>
+      <w:proofErr w:type="spellStart"/>
+      <w:r>
+        <w:rPr>
+          <w:rFonts w:ascii="New Times Roman" w:hAnsi="New Times Roman"/>
+          <w:szCs w:val="24"/>
+        </w:rPr>
+        <w:t>Verificarea</w:t>
+      </w:r>
+      <w:proofErr w:type="spellEnd"/>
+      <w:r>
+        <w:rPr>
+          <w:rFonts w:ascii="New Times Roman" w:hAnsi="New Times Roman"/>
+          <w:szCs w:val="24"/>
+        </w:rPr>
+        <w:t xml:space="preserve"> </w:t>
+      </w:r>
+      <w:proofErr w:type="spellStart"/>
+      <w:r>
+        <w:rPr>
+          <w:rFonts w:ascii="New Times Roman" w:hAnsi="New Times Roman"/>
+          <w:szCs w:val="24"/>
+        </w:rPr>
+        <w:t>automată</w:t>
+      </w:r>
+      <w:proofErr w:type="spellEnd"/>
+      <w:r>
+        <w:rPr>
+          <w:rFonts w:ascii="New Times Roman" w:hAnsi="New Times Roman"/>
+          <w:szCs w:val="24"/>
+        </w:rPr>
+        <w:t xml:space="preserve"> a </w:t>
+      </w:r>
+      <w:proofErr w:type="spellStart"/>
+      <w:r>
+        <w:rPr>
+          <w:rFonts w:ascii="New Times Roman" w:hAnsi="New Times Roman"/>
+          <w:szCs w:val="24"/>
+        </w:rPr>
+        <w:t>disponibilității</w:t>
+      </w:r>
+      <w:proofErr w:type="spellEnd"/>
+      <w:r>
+        <w:rPr>
+          <w:rFonts w:ascii="New Times Roman" w:hAnsi="New Times Roman"/>
+          <w:szCs w:val="24"/>
+        </w:rPr>
+        <w:t xml:space="preserve"> </w:t>
+      </w:r>
+      <w:proofErr w:type="spellStart"/>
+      <w:r>
+        <w:rPr>
+          <w:rFonts w:ascii="New Times Roman" w:hAnsi="New Times Roman"/>
+          <w:szCs w:val="24"/>
+        </w:rPr>
+        <w:t>orare</w:t>
+      </w:r>
+      <w:proofErr w:type="spellEnd"/>
+      <w:r>
+        <w:rPr>
+          <w:rFonts w:ascii="New Times Roman" w:hAnsi="New Times Roman"/>
+          <w:szCs w:val="24"/>
+        </w:rPr>
+        <w:t xml:space="preserve">: </w:t>
+      </w:r>
+      <w:proofErr w:type="spellStart"/>
+      <w:r>
+        <w:rPr>
+          <w:rFonts w:ascii="New Times Roman" w:hAnsi="New Times Roman"/>
+          <w:szCs w:val="24"/>
+        </w:rPr>
+        <w:t>prevenirea</w:t>
+      </w:r>
+      <w:proofErr w:type="spellEnd"/>
+      <w:r>
+        <w:rPr>
+          <w:rFonts w:ascii="New Times Roman" w:hAnsi="New Times Roman"/>
+          <w:szCs w:val="24"/>
+        </w:rPr>
+        <w:t xml:space="preserve"> </w:t>
+      </w:r>
+      <w:proofErr w:type="spellStart"/>
+      <w:r>
+        <w:rPr>
+          <w:rFonts w:ascii="New Times Roman" w:hAnsi="New Times Roman"/>
+          <w:szCs w:val="24"/>
+        </w:rPr>
+        <w:t>salvării</w:t>
+      </w:r>
+      <w:proofErr w:type="spellEnd"/>
+      <w:r>
+        <w:rPr>
+          <w:rFonts w:ascii="New Times Roman" w:hAnsi="New Times Roman"/>
+          <w:szCs w:val="24"/>
+        </w:rPr>
+        <w:t xml:space="preserve"> </w:t>
+      </w:r>
+      <w:proofErr w:type="spellStart"/>
+      <w:r>
+        <w:rPr>
+          <w:rFonts w:ascii="New Times Roman" w:hAnsi="New Times Roman"/>
+          <w:szCs w:val="24"/>
+        </w:rPr>
+        <w:t>programărilor</w:t>
+      </w:r>
+      <w:proofErr w:type="spellEnd"/>
+      <w:r>
+        <w:rPr>
+          <w:rFonts w:ascii="New Times Roman" w:hAnsi="New Times Roman"/>
+          <w:szCs w:val="24"/>
+        </w:rPr>
+        <w:t xml:space="preserve"> </w:t>
+      </w:r>
+      <w:proofErr w:type="spellStart"/>
+      <w:r>
+        <w:rPr>
+          <w:rFonts w:ascii="New Times Roman" w:hAnsi="New Times Roman"/>
+          <w:szCs w:val="24"/>
+        </w:rPr>
+        <w:t>ce</w:t>
+      </w:r>
+      <w:proofErr w:type="spellEnd"/>
+      <w:r>
+        <w:rPr>
+          <w:rFonts w:ascii="New Times Roman" w:hAnsi="New Times Roman"/>
+          <w:szCs w:val="24"/>
+        </w:rPr>
+        <w:t xml:space="preserve"> se </w:t>
+      </w:r>
+      <w:proofErr w:type="spellStart"/>
+      <w:r>
+        <w:rPr>
+          <w:rFonts w:ascii="New Times Roman" w:hAnsi="New Times Roman"/>
+          <w:szCs w:val="24"/>
+        </w:rPr>
+        <w:t>suprapun</w:t>
+      </w:r>
+      <w:proofErr w:type="spellEnd"/>
+      <w:r>
+        <w:rPr>
+          <w:rFonts w:ascii="New Times Roman" w:hAnsi="New Times Roman"/>
+          <w:szCs w:val="24"/>
+        </w:rPr>
+        <w:t xml:space="preserve"> </w:t>
+      </w:r>
+      <w:proofErr w:type="spellStart"/>
+      <w:r>
+        <w:rPr>
+          <w:rFonts w:ascii="New Times Roman" w:hAnsi="New Times Roman"/>
+          <w:szCs w:val="24"/>
+        </w:rPr>
+        <w:t>peste</w:t>
+      </w:r>
+      <w:proofErr w:type="spellEnd"/>
+      <w:r>
+        <w:rPr>
+          <w:rFonts w:ascii="New Times Roman" w:hAnsi="New Times Roman"/>
+          <w:szCs w:val="24"/>
+        </w:rPr>
+        <w:t xml:space="preserve"> </w:t>
+      </w:r>
+      <w:proofErr w:type="spellStart"/>
+      <w:r>
+        <w:rPr>
+          <w:rFonts w:ascii="New Times Roman" w:hAnsi="New Times Roman"/>
+          <w:szCs w:val="24"/>
+        </w:rPr>
+        <w:t>alte</w:t>
+      </w:r>
+      <w:proofErr w:type="spellEnd"/>
+      <w:r>
+        <w:rPr>
+          <w:rFonts w:ascii="New Times Roman" w:hAnsi="New Times Roman"/>
+          <w:szCs w:val="24"/>
+        </w:rPr>
+        <w:t xml:space="preserve"> </w:t>
+      </w:r>
+      <w:proofErr w:type="spellStart"/>
+      <w:r>
+        <w:rPr>
+          <w:rFonts w:ascii="New Times Roman" w:hAnsi="New Times Roman"/>
+          <w:szCs w:val="24"/>
+        </w:rPr>
+        <w:t>ședințe</w:t>
+      </w:r>
+      <w:proofErr w:type="spellEnd"/>
+      <w:r>
+        <w:rPr>
+          <w:rFonts w:ascii="New Times Roman" w:hAnsi="New Times Roman"/>
+          <w:szCs w:val="24"/>
+        </w:rPr>
+        <w:t xml:space="preserve"> active ale </w:t>
+      </w:r>
+      <w:proofErr w:type="spellStart"/>
+      <w:r>
+        <w:rPr>
+          <w:rFonts w:ascii="New Times Roman" w:hAnsi="New Times Roman"/>
+          <w:szCs w:val="24"/>
+        </w:rPr>
+        <w:t>aceluiași</w:t>
+      </w:r>
+      <w:proofErr w:type="spellEnd"/>
+      <w:r>
+        <w:rPr>
+          <w:rFonts w:ascii="New Times Roman" w:hAnsi="New Times Roman"/>
+          <w:szCs w:val="24"/>
+        </w:rPr>
+        <w:t xml:space="preserve"> artist.</w:t>
       </w:r>
     </w:p>
     <w:p>
@@ -802,16 +4636,201 @@
         <w:pStyle w:val="ListBullet"/>
         <w:spacing w:after="60" w:line="360" w:lineRule="auto"/>
         <w:rPr>
-          <w:rFonts w:ascii="New Times Roman" w:hAnsi="New Times Roman"/>
+          <w:rFonts w:ascii="New Times Roman" w:hAnsi="New Times Roman" w:hint="eastAsia"/>
           <w:szCs w:val="24"/>
         </w:rPr>
       </w:pPr>
-      <w:r>
-        <w:rPr>
-          <w:rFonts w:ascii="New Times Roman" w:hAnsi="New Times Roman"/>
-          <w:szCs w:val="24"/>
-        </w:rPr>
-        <w:t>Gestiunea bazei de date de clienți (CRM): păstrarea istoricului vizitelor, a istoricului de tehnici folosite și a datelor de contact.</w:t>
+      <w:proofErr w:type="spellStart"/>
+      <w:r>
+        <w:rPr>
+          <w:rFonts w:ascii="New Times Roman" w:hAnsi="New Times Roman"/>
+          <w:szCs w:val="24"/>
+        </w:rPr>
+        <w:t>Gestiunea</w:t>
+      </w:r>
+      <w:proofErr w:type="spellEnd"/>
+      <w:r>
+        <w:rPr>
+          <w:rFonts w:ascii="New Times Roman" w:hAnsi="New Times Roman"/>
+          <w:szCs w:val="24"/>
+        </w:rPr>
+        <w:t xml:space="preserve"> </w:t>
+      </w:r>
+      <w:proofErr w:type="spellStart"/>
+      <w:r>
+        <w:rPr>
+          <w:rFonts w:ascii="New Times Roman" w:hAnsi="New Times Roman"/>
+          <w:szCs w:val="24"/>
+        </w:rPr>
+        <w:t>bazei</w:t>
+      </w:r>
+      <w:proofErr w:type="spellEnd"/>
+      <w:r>
+        <w:rPr>
+          <w:rFonts w:ascii="New Times Roman" w:hAnsi="New Times Roman"/>
+          <w:szCs w:val="24"/>
+        </w:rPr>
+        <w:t xml:space="preserve"> de date de </w:t>
+      </w:r>
+      <w:proofErr w:type="spellStart"/>
+      <w:r>
+        <w:rPr>
+          <w:rFonts w:ascii="New Times Roman" w:hAnsi="New Times Roman"/>
+          <w:szCs w:val="24"/>
+        </w:rPr>
+        <w:t>clienți</w:t>
+      </w:r>
+      <w:proofErr w:type="spellEnd"/>
+      <w:r>
+        <w:rPr>
+          <w:rFonts w:ascii="New Times Roman" w:hAnsi="New Times Roman"/>
+          <w:szCs w:val="24"/>
+        </w:rPr>
+        <w:t xml:space="preserve"> (CRM): </w:t>
+      </w:r>
+      <w:proofErr w:type="spellStart"/>
+      <w:r>
+        <w:rPr>
+          <w:rFonts w:ascii="New Times Roman" w:hAnsi="New Times Roman"/>
+          <w:szCs w:val="24"/>
+        </w:rPr>
+        <w:t>păstrarea</w:t>
+      </w:r>
+      <w:proofErr w:type="spellEnd"/>
+      <w:r>
+        <w:rPr>
+          <w:rFonts w:ascii="New Times Roman" w:hAnsi="New Times Roman"/>
+          <w:szCs w:val="24"/>
+        </w:rPr>
+        <w:t xml:space="preserve"> </w:t>
+      </w:r>
+      <w:proofErr w:type="spellStart"/>
+      <w:r>
+        <w:rPr>
+          <w:rFonts w:ascii="New Times Roman" w:hAnsi="New Times Roman"/>
+          <w:szCs w:val="24"/>
+        </w:rPr>
+        <w:t>istoricului</w:t>
+      </w:r>
+      <w:proofErr w:type="spellEnd"/>
+      <w:r>
+        <w:rPr>
+          <w:rFonts w:ascii="New Times Roman" w:hAnsi="New Times Roman"/>
+          <w:szCs w:val="24"/>
+        </w:rPr>
+        <w:t xml:space="preserve"> </w:t>
+      </w:r>
+      <w:proofErr w:type="spellStart"/>
+      <w:r>
+        <w:rPr>
+          <w:rFonts w:ascii="New Times Roman" w:hAnsi="New Times Roman"/>
+          <w:szCs w:val="24"/>
+        </w:rPr>
+        <w:t>vizitelor</w:t>
+      </w:r>
+      <w:proofErr w:type="spellEnd"/>
+      <w:r>
+        <w:rPr>
+          <w:rFonts w:ascii="New Times Roman" w:hAnsi="New Times Roman"/>
+          <w:szCs w:val="24"/>
+        </w:rPr>
+        <w:t xml:space="preserve">, </w:t>
+      </w:r>
+      <w:proofErr w:type="gramStart"/>
+      <w:r>
+        <w:rPr>
+          <w:rFonts w:ascii="New Times Roman" w:hAnsi="New Times Roman"/>
+          <w:szCs w:val="24"/>
+        </w:rPr>
+        <w:t>a</w:t>
+      </w:r>
+      <w:proofErr w:type="gramEnd"/>
+      <w:r>
+        <w:rPr>
+          <w:rFonts w:ascii="New Times Roman" w:hAnsi="New Times Roman"/>
+          <w:szCs w:val="24"/>
+        </w:rPr>
+        <w:t xml:space="preserve"> </w:t>
+      </w:r>
+      <w:proofErr w:type="spellStart"/>
+      <w:r>
+        <w:rPr>
+          <w:rFonts w:ascii="New Times Roman" w:hAnsi="New Times Roman"/>
+          <w:szCs w:val="24"/>
+        </w:rPr>
+        <w:t>istoricului</w:t>
+      </w:r>
+      <w:proofErr w:type="spellEnd"/>
+      <w:r>
+        <w:rPr>
+          <w:rFonts w:ascii="New Times Roman" w:hAnsi="New Times Roman"/>
+          <w:szCs w:val="24"/>
+        </w:rPr>
+        <w:t xml:space="preserve"> de </w:t>
+      </w:r>
+      <w:proofErr w:type="spellStart"/>
+      <w:r>
+        <w:rPr>
+          <w:rFonts w:ascii="New Times Roman" w:hAnsi="New Times Roman"/>
+          <w:szCs w:val="24"/>
+        </w:rPr>
+        <w:t>tehnici</w:t>
+      </w:r>
+      <w:proofErr w:type="spellEnd"/>
+      <w:r>
+        <w:rPr>
+          <w:rFonts w:ascii="New Times Roman" w:hAnsi="New Times Roman"/>
+          <w:szCs w:val="24"/>
+        </w:rPr>
+        <w:t xml:space="preserve"> </w:t>
+      </w:r>
+      <w:proofErr w:type="spellStart"/>
+      <w:r>
+        <w:rPr>
+          <w:rFonts w:ascii="New Times Roman" w:hAnsi="New Times Roman"/>
+          <w:szCs w:val="24"/>
+        </w:rPr>
+        <w:t>folosite</w:t>
+      </w:r>
+      <w:proofErr w:type="spellEnd"/>
+      <w:r>
+        <w:rPr>
+          <w:rFonts w:ascii="New Times Roman" w:hAnsi="New Times Roman"/>
+          <w:szCs w:val="24"/>
+        </w:rPr>
+        <w:t xml:space="preserve"> </w:t>
+      </w:r>
+      <w:proofErr w:type="spellStart"/>
+      <w:r>
+        <w:rPr>
+          <w:rFonts w:ascii="New Times Roman" w:hAnsi="New Times Roman"/>
+          <w:szCs w:val="24"/>
+        </w:rPr>
+        <w:t>și</w:t>
+      </w:r>
+      <w:proofErr w:type="spellEnd"/>
+      <w:r>
+        <w:rPr>
+          <w:rFonts w:ascii="New Times Roman" w:hAnsi="New Times Roman"/>
+          <w:szCs w:val="24"/>
+        </w:rPr>
+        <w:t xml:space="preserve"> a </w:t>
+      </w:r>
+      <w:proofErr w:type="spellStart"/>
+      <w:r>
+        <w:rPr>
+          <w:rFonts w:ascii="New Times Roman" w:hAnsi="New Times Roman"/>
+          <w:szCs w:val="24"/>
+        </w:rPr>
+        <w:t>datelor</w:t>
+      </w:r>
+      <w:proofErr w:type="spellEnd"/>
+      <w:r>
+        <w:rPr>
+          <w:rFonts w:ascii="New Times Roman" w:hAnsi="New Times Roman"/>
+          <w:szCs w:val="24"/>
+        </w:rPr>
+        <w:t xml:space="preserve"> de contact.</w:t>
       </w:r>
     </w:p>
     <w:p>
@@ -819,16 +4838,217 @@
         <w:pStyle w:val="ListBullet"/>
         <w:spacing w:after="60" w:line="360" w:lineRule="auto"/>
         <w:rPr>
-          <w:rFonts w:ascii="New Times Roman" w:hAnsi="New Times Roman"/>
+          <w:rFonts w:ascii="New Times Roman" w:hAnsi="New Times Roman" w:hint="eastAsia"/>
           <w:szCs w:val="24"/>
         </w:rPr>
       </w:pPr>
-      <w:r>
-        <w:rPr>
-          <w:rFonts w:ascii="New Times Roman" w:hAnsi="New Times Roman"/>
-          <w:szCs w:val="24"/>
-        </w:rPr>
-        <w:t>Modulul de încasări și rapoarte: înregistrarea plăților efectuate și generarea bonurilor/chitanțelor la finalizarea ședinței.</w:t>
+      <w:proofErr w:type="spellStart"/>
+      <w:r>
+        <w:rPr>
+          <w:rFonts w:ascii="New Times Roman" w:hAnsi="New Times Roman"/>
+          <w:szCs w:val="24"/>
+        </w:rPr>
+        <w:t>Modulul</w:t>
+      </w:r>
+      <w:proofErr w:type="spellEnd"/>
+      <w:r>
+        <w:rPr>
+          <w:rFonts w:ascii="New Times Roman" w:hAnsi="New Times Roman"/>
+          <w:szCs w:val="24"/>
+        </w:rPr>
+        <w:t xml:space="preserve"> de </w:t>
+      </w:r>
+      <w:proofErr w:type="spellStart"/>
+      <w:r>
+        <w:rPr>
+          <w:rFonts w:ascii="New Times Roman" w:hAnsi="New Times Roman"/>
+          <w:szCs w:val="24"/>
+        </w:rPr>
+        <w:t>încasări</w:t>
+      </w:r>
+      <w:proofErr w:type="spellEnd"/>
+      <w:r>
+        <w:rPr>
+          <w:rFonts w:ascii="New Times Roman" w:hAnsi="New Times Roman"/>
+          <w:szCs w:val="24"/>
+        </w:rPr>
+        <w:t xml:space="preserve"> </w:t>
+      </w:r>
+      <w:proofErr w:type="spellStart"/>
+      <w:r>
+        <w:rPr>
+          <w:rFonts w:ascii="New Times Roman" w:hAnsi="New Times Roman"/>
+          <w:szCs w:val="24"/>
+        </w:rPr>
+        <w:t>și</w:t>
+      </w:r>
+      <w:proofErr w:type="spellEnd"/>
+      <w:r>
+        <w:rPr>
+          <w:rFonts w:ascii="New Times Roman" w:hAnsi="New Times Roman"/>
+          <w:szCs w:val="24"/>
+        </w:rPr>
+        <w:t xml:space="preserve"> </w:t>
+      </w:r>
+      <w:proofErr w:type="spellStart"/>
+      <w:r>
+        <w:rPr>
+          <w:rFonts w:ascii="New Times Roman" w:hAnsi="New Times Roman"/>
+          <w:szCs w:val="24"/>
+        </w:rPr>
+        <w:t>rapoarte</w:t>
+      </w:r>
+      <w:proofErr w:type="spellEnd"/>
+      <w:r>
+        <w:rPr>
+          <w:rFonts w:ascii="New Times Roman" w:hAnsi="New Times Roman"/>
+          <w:szCs w:val="24"/>
+        </w:rPr>
+        <w:t xml:space="preserve">: </w:t>
+      </w:r>
+      <w:proofErr w:type="spellStart"/>
+      <w:r>
+        <w:rPr>
+          <w:rFonts w:ascii="New Times Roman" w:hAnsi="New Times Roman"/>
+          <w:szCs w:val="24"/>
+        </w:rPr>
+        <w:t>înregistrarea</w:t>
+      </w:r>
+      <w:proofErr w:type="spellEnd"/>
+      <w:r>
+        <w:rPr>
+          <w:rFonts w:ascii="New Times Roman" w:hAnsi="New Times Roman"/>
+          <w:szCs w:val="24"/>
+        </w:rPr>
+        <w:t xml:space="preserve"> </w:t>
+      </w:r>
+      <w:proofErr w:type="spellStart"/>
+      <w:r>
+        <w:rPr>
+          <w:rFonts w:ascii="New Times Roman" w:hAnsi="New Times Roman"/>
+          <w:szCs w:val="24"/>
+        </w:rPr>
+        <w:t>plăților</w:t>
+      </w:r>
+      <w:proofErr w:type="spellEnd"/>
+      <w:r>
+        <w:rPr>
+          <w:rFonts w:ascii="New Times Roman" w:hAnsi="New Times Roman"/>
+          <w:szCs w:val="24"/>
+        </w:rPr>
+        <w:t xml:space="preserve"> </w:t>
+      </w:r>
+      <w:proofErr w:type="spellStart"/>
+      <w:r>
+        <w:rPr>
+          <w:rFonts w:ascii="New Times Roman" w:hAnsi="New Times Roman"/>
+          <w:szCs w:val="24"/>
+        </w:rPr>
+        <w:t>efectuate</w:t>
+      </w:r>
+      <w:proofErr w:type="spellEnd"/>
+      <w:r>
+        <w:rPr>
+          <w:rFonts w:ascii="New Times Roman" w:hAnsi="New Times Roman"/>
+          <w:szCs w:val="24"/>
+        </w:rPr>
+        <w:t xml:space="preserve"> </w:t>
+      </w:r>
+      <w:proofErr w:type="spellStart"/>
+      <w:r>
+        <w:rPr>
+          <w:rFonts w:ascii="New Times Roman" w:hAnsi="New Times Roman"/>
+          <w:szCs w:val="24"/>
+        </w:rPr>
+        <w:t>și</w:t>
+      </w:r>
+      <w:proofErr w:type="spellEnd"/>
+      <w:r>
+        <w:rPr>
+          <w:rFonts w:ascii="New Times Roman" w:hAnsi="New Times Roman"/>
+          <w:szCs w:val="24"/>
+        </w:rPr>
+        <w:t xml:space="preserve"> </w:t>
+      </w:r>
+      <w:proofErr w:type="spellStart"/>
+      <w:r>
+        <w:rPr>
+          <w:rFonts w:ascii="New Times Roman" w:hAnsi="New Times Roman"/>
+          <w:szCs w:val="24"/>
+        </w:rPr>
+        <w:t>generarea</w:t>
+      </w:r>
+      <w:proofErr w:type="spellEnd"/>
+      <w:r>
+        <w:rPr>
+          <w:rFonts w:ascii="New Times Roman" w:hAnsi="New Times Roman"/>
+          <w:szCs w:val="24"/>
+        </w:rPr>
+        <w:t xml:space="preserve"> </w:t>
+      </w:r>
+      <w:proofErr w:type="spellStart"/>
+      <w:r>
+        <w:rPr>
+          <w:rFonts w:ascii="New Times Roman" w:hAnsi="New Times Roman"/>
+          <w:szCs w:val="24"/>
+        </w:rPr>
+        <w:t>bonurilor</w:t>
+      </w:r>
+      <w:proofErr w:type="spellEnd"/>
+      <w:r>
+        <w:rPr>
+          <w:rFonts w:ascii="New Times Roman" w:hAnsi="New Times Roman"/>
+          <w:szCs w:val="24"/>
+        </w:rPr>
+        <w:t>/</w:t>
+      </w:r>
+      <w:proofErr w:type="spellStart"/>
+      <w:r>
+        <w:rPr>
+          <w:rFonts w:ascii="New Times Roman" w:hAnsi="New Times Roman"/>
+          <w:szCs w:val="24"/>
+        </w:rPr>
+        <w:t>chitanțelor</w:t>
+      </w:r>
+      <w:proofErr w:type="spellEnd"/>
+      <w:r>
+        <w:rPr>
+          <w:rFonts w:ascii="New Times Roman" w:hAnsi="New Times Roman"/>
+          <w:szCs w:val="24"/>
+        </w:rPr>
+        <w:t xml:space="preserve"> la </w:t>
+      </w:r>
+      <w:proofErr w:type="spellStart"/>
+      <w:r>
+        <w:rPr>
+          <w:rFonts w:ascii="New Times Roman" w:hAnsi="New Times Roman"/>
+          <w:szCs w:val="24"/>
+        </w:rPr>
+        <w:t>finalizarea</w:t>
+      </w:r>
+      <w:proofErr w:type="spellEnd"/>
+      <w:r>
+        <w:rPr>
+          <w:rFonts w:ascii="New Times Roman" w:hAnsi="New Times Roman"/>
+          <w:szCs w:val="24"/>
+        </w:rPr>
+        <w:t xml:space="preserve"> </w:t>
+      </w:r>
+      <w:proofErr w:type="spellStart"/>
+      <w:r>
+        <w:rPr>
+          <w:rFonts w:ascii="New Times Roman" w:hAnsi="New Times Roman"/>
+          <w:szCs w:val="24"/>
+        </w:rPr>
+        <w:t>ședinței</w:t>
+      </w:r>
+      <w:proofErr w:type="spellEnd"/>
+      <w:r>
+        <w:rPr>
+          <w:rFonts w:ascii="New Times Roman" w:hAnsi="New Times Roman"/>
+          <w:szCs w:val="24"/>
+        </w:rPr>
+        <w:t>.</w:t>
       </w:r>
     </w:p>
     <w:p>
@@ -836,7 +5056,7 @@
         <w:keepNext/>
         <w:spacing w:before="240" w:after="80" w:line="360" w:lineRule="auto"/>
         <w:rPr>
-          <w:rFonts w:ascii="New Times Roman" w:hAnsi="New Times Roman"/>
+          <w:rFonts w:ascii="New Times Roman" w:hAnsi="New Times Roman" w:hint="eastAsia"/>
           <w:szCs w:val="24"/>
         </w:rPr>
       </w:pPr>
@@ -846,23 +5066,204 @@
           <w:b/>
           <w:szCs w:val="24"/>
         </w:rPr>
-        <w:t>2.2. Operațiile gestionate (CRUD, Calcul dinamic, Validări orare)</w:t>
+        <w:t xml:space="preserve">2.2. </w:t>
+      </w:r>
+      <w:proofErr w:type="spellStart"/>
+      <w:r>
+        <w:rPr>
+          <w:rFonts w:ascii="New Times Roman" w:hAnsi="New Times Roman"/>
+          <w:b/>
+          <w:szCs w:val="24"/>
+        </w:rPr>
+        <w:t>Operațiile</w:t>
+      </w:r>
+      <w:proofErr w:type="spellEnd"/>
+      <w:r>
+        <w:rPr>
+          <w:rFonts w:ascii="New Times Roman" w:hAnsi="New Times Roman"/>
+          <w:b/>
+          <w:szCs w:val="24"/>
+        </w:rPr>
+        <w:t xml:space="preserve"> </w:t>
+      </w:r>
+      <w:proofErr w:type="spellStart"/>
+      <w:r>
+        <w:rPr>
+          <w:rFonts w:ascii="New Times Roman" w:hAnsi="New Times Roman"/>
+          <w:b/>
+          <w:szCs w:val="24"/>
+        </w:rPr>
+        <w:t>gestionate</w:t>
+      </w:r>
+      <w:proofErr w:type="spellEnd"/>
+      <w:r>
+        <w:rPr>
+          <w:rFonts w:ascii="New Times Roman" w:hAnsi="New Times Roman"/>
+          <w:b/>
+          <w:szCs w:val="24"/>
+        </w:rPr>
+        <w:t xml:space="preserve"> (CRUD, </w:t>
+      </w:r>
+      <w:proofErr w:type="spellStart"/>
+      <w:r>
+        <w:rPr>
+          <w:rFonts w:ascii="New Times Roman" w:hAnsi="New Times Roman"/>
+          <w:b/>
+          <w:szCs w:val="24"/>
+        </w:rPr>
+        <w:t>Calcul</w:t>
+      </w:r>
+      <w:proofErr w:type="spellEnd"/>
+      <w:r>
+        <w:rPr>
+          <w:rFonts w:ascii="New Times Roman" w:hAnsi="New Times Roman"/>
+          <w:b/>
+          <w:szCs w:val="24"/>
+        </w:rPr>
+        <w:t xml:space="preserve"> </w:t>
+      </w:r>
+      <w:proofErr w:type="spellStart"/>
+      <w:r>
+        <w:rPr>
+          <w:rFonts w:ascii="New Times Roman" w:hAnsi="New Times Roman"/>
+          <w:b/>
+          <w:szCs w:val="24"/>
+        </w:rPr>
+        <w:t>dinamic</w:t>
+      </w:r>
+      <w:proofErr w:type="spellEnd"/>
+      <w:r>
+        <w:rPr>
+          <w:rFonts w:ascii="New Times Roman" w:hAnsi="New Times Roman"/>
+          <w:b/>
+          <w:szCs w:val="24"/>
+        </w:rPr>
+        <w:t xml:space="preserve">, </w:t>
+      </w:r>
+      <w:proofErr w:type="spellStart"/>
+      <w:r>
+        <w:rPr>
+          <w:rFonts w:ascii="New Times Roman" w:hAnsi="New Times Roman"/>
+          <w:b/>
+          <w:szCs w:val="24"/>
+        </w:rPr>
+        <w:t>Validări</w:t>
+      </w:r>
+      <w:proofErr w:type="spellEnd"/>
+      <w:r>
+        <w:rPr>
+          <w:rFonts w:ascii="New Times Roman" w:hAnsi="New Times Roman"/>
+          <w:b/>
+          <w:szCs w:val="24"/>
+        </w:rPr>
+        <w:t xml:space="preserve"> </w:t>
+      </w:r>
+      <w:proofErr w:type="spellStart"/>
+      <w:r>
+        <w:rPr>
+          <w:rFonts w:ascii="New Times Roman" w:hAnsi="New Times Roman"/>
+          <w:b/>
+          <w:szCs w:val="24"/>
+        </w:rPr>
+        <w:t>orare</w:t>
+      </w:r>
+      <w:proofErr w:type="spellEnd"/>
+      <w:r>
+        <w:rPr>
+          <w:rFonts w:ascii="New Times Roman" w:hAnsi="New Times Roman"/>
+          <w:b/>
+          <w:szCs w:val="24"/>
+        </w:rPr>
+        <w:t>)</w:t>
       </w:r>
     </w:p>
     <w:p>
       <w:pPr>
         <w:spacing w:after="120" w:line="360" w:lineRule="auto"/>
         <w:rPr>
-          <w:rFonts w:ascii="New Times Roman" w:hAnsi="New Times Roman"/>
+          <w:rFonts w:ascii="New Times Roman" w:hAnsi="New Times Roman" w:hint="eastAsia"/>
           <w:szCs w:val="24"/>
         </w:rPr>
       </w:pPr>
-      <w:r>
-        <w:rPr>
-          <w:rFonts w:ascii="New Times Roman" w:hAnsi="New Times Roman"/>
-          <w:szCs w:val="24"/>
-        </w:rPr>
-        <w:t>Sistemul tratează un ansamblu de operații fundamentale pe date:</w:t>
+      <w:proofErr w:type="spellStart"/>
+      <w:r>
+        <w:rPr>
+          <w:rFonts w:ascii="New Times Roman" w:hAnsi="New Times Roman"/>
+          <w:szCs w:val="24"/>
+        </w:rPr>
+        <w:t>Sistemul</w:t>
+      </w:r>
+      <w:proofErr w:type="spellEnd"/>
+      <w:r>
+        <w:rPr>
+          <w:rFonts w:ascii="New Times Roman" w:hAnsi="New Times Roman"/>
+          <w:szCs w:val="24"/>
+        </w:rPr>
+        <w:t xml:space="preserve"> </w:t>
+      </w:r>
+      <w:proofErr w:type="spellStart"/>
+      <w:r>
+        <w:rPr>
+          <w:rFonts w:ascii="New Times Roman" w:hAnsi="New Times Roman"/>
+          <w:szCs w:val="24"/>
+        </w:rPr>
+        <w:t>tratează</w:t>
+      </w:r>
+      <w:proofErr w:type="spellEnd"/>
+      <w:r>
+        <w:rPr>
+          <w:rFonts w:ascii="New Times Roman" w:hAnsi="New Times Roman"/>
+          <w:szCs w:val="24"/>
+        </w:rPr>
+        <w:t xml:space="preserve"> un </w:t>
+      </w:r>
+      <w:proofErr w:type="spellStart"/>
+      <w:r>
+        <w:rPr>
+          <w:rFonts w:ascii="New Times Roman" w:hAnsi="New Times Roman"/>
+          <w:szCs w:val="24"/>
+        </w:rPr>
+        <w:t>ansamblu</w:t>
+      </w:r>
+      <w:proofErr w:type="spellEnd"/>
+      <w:r>
+        <w:rPr>
+          <w:rFonts w:ascii="New Times Roman" w:hAnsi="New Times Roman"/>
+          <w:szCs w:val="24"/>
+        </w:rPr>
+        <w:t xml:space="preserve"> de </w:t>
+      </w:r>
+      <w:proofErr w:type="spellStart"/>
+      <w:r>
+        <w:rPr>
+          <w:rFonts w:ascii="New Times Roman" w:hAnsi="New Times Roman"/>
+          <w:szCs w:val="24"/>
+        </w:rPr>
+        <w:t>operații</w:t>
+      </w:r>
+      <w:proofErr w:type="spellEnd"/>
+      <w:r>
+        <w:rPr>
+          <w:rFonts w:ascii="New Times Roman" w:hAnsi="New Times Roman"/>
+          <w:szCs w:val="24"/>
+        </w:rPr>
+        <w:t xml:space="preserve"> </w:t>
+      </w:r>
+      <w:proofErr w:type="spellStart"/>
+      <w:r>
+        <w:rPr>
+          <w:rFonts w:ascii="New Times Roman" w:hAnsi="New Times Roman"/>
+          <w:szCs w:val="24"/>
+        </w:rPr>
+        <w:t>fundamentale</w:t>
+      </w:r>
+      <w:proofErr w:type="spellEnd"/>
+      <w:r>
+        <w:rPr>
+          <w:rFonts w:ascii="New Times Roman" w:hAnsi="New Times Roman"/>
+          <w:szCs w:val="24"/>
+        </w:rPr>
+        <w:t xml:space="preserve"> pe date:</w:t>
       </w:r>
     </w:p>
     <w:p>
@@ -870,16 +5271,169 @@
         <w:pStyle w:val="ListBullet"/>
         <w:spacing w:after="60" w:line="360" w:lineRule="auto"/>
         <w:rPr>
-          <w:rFonts w:ascii="New Times Roman" w:hAnsi="New Times Roman"/>
+          <w:rFonts w:ascii="New Times Roman" w:hAnsi="New Times Roman" w:hint="eastAsia"/>
           <w:szCs w:val="24"/>
         </w:rPr>
       </w:pPr>
-      <w:r>
-        <w:rPr>
-          <w:rFonts w:ascii="New Times Roman" w:hAnsi="New Times Roman"/>
-          <w:szCs w:val="24"/>
-        </w:rPr>
-        <w:t>Operații CRUD complete (Create, Read, Update, Delete) pe entitățile de bază: Clienți, Artiști, Tipuri de Machiaj, Tehnici și Programări.</w:t>
+      <w:proofErr w:type="spellStart"/>
+      <w:r>
+        <w:rPr>
+          <w:rFonts w:ascii="New Times Roman" w:hAnsi="New Times Roman"/>
+          <w:szCs w:val="24"/>
+        </w:rPr>
+        <w:t>Operații</w:t>
+      </w:r>
+      <w:proofErr w:type="spellEnd"/>
+      <w:r>
+        <w:rPr>
+          <w:rFonts w:ascii="New Times Roman" w:hAnsi="New Times Roman"/>
+          <w:szCs w:val="24"/>
+        </w:rPr>
+        <w:t xml:space="preserve"> CRUD complete (Create, Read, Update, Delete) pe </w:t>
+      </w:r>
+      <w:proofErr w:type="spellStart"/>
+      <w:r>
+        <w:rPr>
+          <w:rFonts w:ascii="New Times Roman" w:hAnsi="New Times Roman"/>
+          <w:szCs w:val="24"/>
+        </w:rPr>
+        <w:t>entitățile</w:t>
+      </w:r>
+      <w:proofErr w:type="spellEnd"/>
+      <w:r>
+        <w:rPr>
+          <w:rFonts w:ascii="New Times Roman" w:hAnsi="New Times Roman"/>
+          <w:szCs w:val="24"/>
+        </w:rPr>
+        <w:t xml:space="preserve"> de </w:t>
+      </w:r>
+      <w:proofErr w:type="spellStart"/>
+      <w:r>
+        <w:rPr>
+          <w:rFonts w:ascii="New Times Roman" w:hAnsi="New Times Roman"/>
+          <w:szCs w:val="24"/>
+        </w:rPr>
+        <w:t>bază</w:t>
+      </w:r>
+      <w:proofErr w:type="spellEnd"/>
+      <w:r>
+        <w:rPr>
+          <w:rFonts w:ascii="New Times Roman" w:hAnsi="New Times Roman"/>
+          <w:szCs w:val="24"/>
+        </w:rPr>
+        <w:t xml:space="preserve">: </w:t>
+      </w:r>
+      <w:proofErr w:type="spellStart"/>
+      <w:r>
+        <w:rPr>
+          <w:rFonts w:ascii="New Times Roman" w:hAnsi="New Times Roman"/>
+          <w:szCs w:val="24"/>
+        </w:rPr>
+        <w:t>Clienți</w:t>
+      </w:r>
+      <w:proofErr w:type="spellEnd"/>
+      <w:r>
+        <w:rPr>
+          <w:rFonts w:ascii="New Times Roman" w:hAnsi="New Times Roman"/>
+          <w:szCs w:val="24"/>
+        </w:rPr>
+        <w:t xml:space="preserve">, </w:t>
+      </w:r>
+      <w:proofErr w:type="spellStart"/>
+      <w:r>
+        <w:rPr>
+          <w:rFonts w:ascii="New Times Roman" w:hAnsi="New Times Roman"/>
+          <w:szCs w:val="24"/>
+        </w:rPr>
+        <w:t>Artiști</w:t>
+      </w:r>
+      <w:proofErr w:type="spellEnd"/>
+      <w:r>
+        <w:rPr>
+          <w:rFonts w:ascii="New Times Roman" w:hAnsi="New Times Roman"/>
+          <w:szCs w:val="24"/>
+        </w:rPr>
+        <w:t xml:space="preserve">, </w:t>
+      </w:r>
+      <w:proofErr w:type="spellStart"/>
+      <w:r>
+        <w:rPr>
+          <w:rFonts w:ascii="New Times Roman" w:hAnsi="New Times Roman"/>
+          <w:szCs w:val="24"/>
+        </w:rPr>
+        <w:t>Tipuri</w:t>
+      </w:r>
+      <w:proofErr w:type="spellEnd"/>
+      <w:r>
+        <w:rPr>
+          <w:rFonts w:ascii="New Times Roman" w:hAnsi="New Times Roman"/>
+          <w:szCs w:val="24"/>
+        </w:rPr>
+        <w:t xml:space="preserve"> de </w:t>
+      </w:r>
+      <w:proofErr w:type="spellStart"/>
+      <w:r>
+        <w:rPr>
+          <w:rFonts w:ascii="New Times Roman" w:hAnsi="New Times Roman"/>
+          <w:szCs w:val="24"/>
+        </w:rPr>
+        <w:t>Machiaj</w:t>
+      </w:r>
+      <w:proofErr w:type="spellEnd"/>
+      <w:r>
+        <w:rPr>
+          <w:rFonts w:ascii="New Times Roman" w:hAnsi="New Times Roman"/>
+          <w:szCs w:val="24"/>
+        </w:rPr>
+        <w:t xml:space="preserve">, </w:t>
+      </w:r>
+      <w:proofErr w:type="spellStart"/>
+      <w:r>
+        <w:rPr>
+          <w:rFonts w:ascii="New Times Roman" w:hAnsi="New Times Roman"/>
+          <w:szCs w:val="24"/>
+        </w:rPr>
+        <w:t>Tehnici</w:t>
+      </w:r>
+      <w:proofErr w:type="spellEnd"/>
+      <w:r>
+        <w:rPr>
+          <w:rFonts w:ascii="New Times Roman" w:hAnsi="New Times Roman"/>
+          <w:szCs w:val="24"/>
+        </w:rPr>
+        <w:t xml:space="preserve"> </w:t>
+      </w:r>
+      <w:proofErr w:type="spellStart"/>
+      <w:r>
+        <w:rPr>
+          <w:rFonts w:ascii="New Times Roman" w:hAnsi="New Times Roman"/>
+          <w:szCs w:val="24"/>
+        </w:rPr>
+        <w:t>și</w:t>
+      </w:r>
+      <w:proofErr w:type="spellEnd"/>
+      <w:r>
+        <w:rPr>
+          <w:rFonts w:ascii="New Times Roman" w:hAnsi="New Times Roman"/>
+          <w:szCs w:val="24"/>
+        </w:rPr>
+        <w:t xml:space="preserve"> </w:t>
+      </w:r>
+      <w:proofErr w:type="spellStart"/>
+      <w:r>
+        <w:rPr>
+          <w:rFonts w:ascii="New Times Roman" w:hAnsi="New Times Roman"/>
+          <w:szCs w:val="24"/>
+        </w:rPr>
+        <w:t>Programări</w:t>
+      </w:r>
+      <w:proofErr w:type="spellEnd"/>
+      <w:r>
+        <w:rPr>
+          <w:rFonts w:ascii="New Times Roman" w:hAnsi="New Times Roman"/>
+          <w:szCs w:val="24"/>
+        </w:rPr>
+        <w:t>.</w:t>
       </w:r>
     </w:p>
     <w:p>
@@ -887,17 +5441,137 @@
         <w:pStyle w:val="ListBullet"/>
         <w:spacing w:after="60" w:line="360" w:lineRule="auto"/>
         <w:rPr>
-          <w:rFonts w:ascii="New Times Roman" w:hAnsi="New Times Roman"/>
+          <w:rFonts w:ascii="New Times Roman" w:hAnsi="New Times Roman" w:hint="eastAsia"/>
           <w:szCs w:val="24"/>
         </w:rPr>
       </w:pPr>
-      <w:r>
-        <w:rPr>
-          <w:rFonts w:ascii="New Times Roman" w:hAnsi="New Times Roman"/>
-          <w:szCs w:val="24"/>
-        </w:rPr>
-        <w:lastRenderedPageBreak/>
-        <w:t>Calculul dinamic al intervalului orar: Data_Ora_Final = Data_Ora_Start + (Durata_Baza_Machiaj + Durata_Extra_Tehnica).</w:t>
+      <w:proofErr w:type="spellStart"/>
+      <w:r>
+        <w:rPr>
+          <w:rFonts w:ascii="New Times Roman" w:hAnsi="New Times Roman"/>
+          <w:szCs w:val="24"/>
+        </w:rPr>
+        <w:t>Calculul</w:t>
+      </w:r>
+      <w:proofErr w:type="spellEnd"/>
+      <w:r>
+        <w:rPr>
+          <w:rFonts w:ascii="New Times Roman" w:hAnsi="New Times Roman"/>
+          <w:szCs w:val="24"/>
+        </w:rPr>
+        <w:t xml:space="preserve"> </w:t>
+      </w:r>
+      <w:proofErr w:type="spellStart"/>
+      <w:r>
+        <w:rPr>
+          <w:rFonts w:ascii="New Times Roman" w:hAnsi="New Times Roman"/>
+          <w:szCs w:val="24"/>
+        </w:rPr>
+        <w:t>dinamic</w:t>
+      </w:r>
+      <w:proofErr w:type="spellEnd"/>
+      <w:r>
+        <w:rPr>
+          <w:rFonts w:ascii="New Times Roman" w:hAnsi="New Times Roman"/>
+          <w:szCs w:val="24"/>
+        </w:rPr>
+        <w:t xml:space="preserve"> al </w:t>
+      </w:r>
+      <w:proofErr w:type="spellStart"/>
+      <w:r>
+        <w:rPr>
+          <w:rFonts w:ascii="New Times Roman" w:hAnsi="New Times Roman"/>
+          <w:szCs w:val="24"/>
+        </w:rPr>
+        <w:t>intervalului</w:t>
+      </w:r>
+      <w:proofErr w:type="spellEnd"/>
+      <w:r>
+        <w:rPr>
+          <w:rFonts w:ascii="New Times Roman" w:hAnsi="New Times Roman"/>
+          <w:szCs w:val="24"/>
+        </w:rPr>
+        <w:t xml:space="preserve"> </w:t>
+      </w:r>
+      <w:proofErr w:type="spellStart"/>
+      <w:r>
+        <w:rPr>
+          <w:rFonts w:ascii="New Times Roman" w:hAnsi="New Times Roman"/>
+          <w:szCs w:val="24"/>
+        </w:rPr>
+        <w:t>orar</w:t>
+      </w:r>
+      <w:proofErr w:type="spellEnd"/>
+      <w:r>
+        <w:rPr>
+          <w:rFonts w:ascii="New Times Roman" w:hAnsi="New Times Roman"/>
+          <w:szCs w:val="24"/>
+        </w:rPr>
+        <w:t xml:space="preserve">: </w:t>
+      </w:r>
+      <w:proofErr w:type="spellStart"/>
+      <w:r>
+        <w:rPr>
+          <w:rFonts w:ascii="New Times Roman" w:hAnsi="New Times Roman"/>
+          <w:szCs w:val="24"/>
+        </w:rPr>
+        <w:t>Data_Ora_Final</w:t>
+      </w:r>
+      <w:proofErr w:type="spellEnd"/>
+      <w:r>
+        <w:rPr>
+          <w:rFonts w:ascii="New Times Roman" w:hAnsi="New Times Roman"/>
+          <w:szCs w:val="24"/>
+        </w:rPr>
+        <w:t xml:space="preserve"> = </w:t>
+      </w:r>
+      <w:proofErr w:type="spellStart"/>
+      <w:r>
+        <w:rPr>
+          <w:rFonts w:ascii="New Times Roman" w:hAnsi="New Times Roman"/>
+          <w:szCs w:val="24"/>
+        </w:rPr>
+        <w:t>Data_Ora_Start</w:t>
+      </w:r>
+      <w:proofErr w:type="spellEnd"/>
+      <w:r>
+        <w:rPr>
+          <w:rFonts w:ascii="New Times Roman" w:hAnsi="New Times Roman"/>
+          <w:szCs w:val="24"/>
+        </w:rPr>
+        <w:t xml:space="preserve"> + (</w:t>
+      </w:r>
+      <w:proofErr w:type="spellStart"/>
+      <w:r>
+        <w:rPr>
+          <w:rFonts w:ascii="New Times Roman" w:hAnsi="New Times Roman"/>
+          <w:szCs w:val="24"/>
+        </w:rPr>
+        <w:t>Durata_Baza_Machiaj</w:t>
+      </w:r>
+      <w:proofErr w:type="spellEnd"/>
+      <w:r>
+        <w:rPr>
+          <w:rFonts w:ascii="New Times Roman" w:hAnsi="New Times Roman"/>
+          <w:szCs w:val="24"/>
+        </w:rPr>
+        <w:t xml:space="preserve"> + </w:t>
+      </w:r>
+      <w:proofErr w:type="spellStart"/>
+      <w:r>
+        <w:rPr>
+          <w:rFonts w:ascii="New Times Roman" w:hAnsi="New Times Roman"/>
+          <w:szCs w:val="24"/>
+        </w:rPr>
+        <w:t>Durata_Extra_Tehnica</w:t>
+      </w:r>
+      <w:proofErr w:type="spellEnd"/>
+      <w:r>
+        <w:rPr>
+          <w:rFonts w:ascii="New Times Roman" w:hAnsi="New Times Roman"/>
+          <w:szCs w:val="24"/>
+        </w:rPr>
+        <w:t>).</w:t>
       </w:r>
     </w:p>
     <w:p>
@@ -905,33 +5579,540 @@
         <w:pStyle w:val="ListBullet"/>
         <w:spacing w:after="60" w:line="360" w:lineRule="auto"/>
         <w:rPr>
-          <w:rFonts w:ascii="New Times Roman" w:hAnsi="New Times Roman"/>
+          <w:rFonts w:ascii="New Times Roman" w:hAnsi="New Times Roman" w:hint="eastAsia"/>
           <w:szCs w:val="24"/>
         </w:rPr>
       </w:pPr>
-      <w:r>
-        <w:rPr>
-          <w:rFonts w:ascii="New Times Roman" w:hAnsi="New Times Roman"/>
-          <w:szCs w:val="24"/>
-        </w:rPr>
-        <w:t>Validări la nivel de aplicație și bază de date: verificarea că data programării este în viitor, că artistul este în timpul programului de lucru și că nu există suprapunere de timp.</w:t>
-      </w:r>
+      <w:proofErr w:type="spellStart"/>
+      <w:r>
+        <w:rPr>
+          <w:rFonts w:ascii="New Times Roman" w:hAnsi="New Times Roman"/>
+          <w:szCs w:val="24"/>
+        </w:rPr>
+        <w:t>Validări</w:t>
+      </w:r>
+      <w:proofErr w:type="spellEnd"/>
+      <w:r>
+        <w:rPr>
+          <w:rFonts w:ascii="New Times Roman" w:hAnsi="New Times Roman"/>
+          <w:szCs w:val="24"/>
+        </w:rPr>
+        <w:t xml:space="preserve"> la </w:t>
+      </w:r>
+      <w:proofErr w:type="spellStart"/>
+      <w:r>
+        <w:rPr>
+          <w:rFonts w:ascii="New Times Roman" w:hAnsi="New Times Roman"/>
+          <w:szCs w:val="24"/>
+        </w:rPr>
+        <w:t>nivel</w:t>
+      </w:r>
+      <w:proofErr w:type="spellEnd"/>
+      <w:r>
+        <w:rPr>
+          <w:rFonts w:ascii="New Times Roman" w:hAnsi="New Times Roman"/>
+          <w:szCs w:val="24"/>
+        </w:rPr>
+        <w:t xml:space="preserve"> de </w:t>
+      </w:r>
+      <w:proofErr w:type="spellStart"/>
+      <w:r>
+        <w:rPr>
+          <w:rFonts w:ascii="New Times Roman" w:hAnsi="New Times Roman"/>
+          <w:szCs w:val="24"/>
+        </w:rPr>
+        <w:t>aplicație</w:t>
+      </w:r>
+      <w:proofErr w:type="spellEnd"/>
+      <w:r>
+        <w:rPr>
+          <w:rFonts w:ascii="New Times Roman" w:hAnsi="New Times Roman"/>
+          <w:szCs w:val="24"/>
+        </w:rPr>
+        <w:t xml:space="preserve"> </w:t>
+      </w:r>
+      <w:proofErr w:type="spellStart"/>
+      <w:r>
+        <w:rPr>
+          <w:rFonts w:ascii="New Times Roman" w:hAnsi="New Times Roman"/>
+          <w:szCs w:val="24"/>
+        </w:rPr>
+        <w:t>și</w:t>
+      </w:r>
+      <w:proofErr w:type="spellEnd"/>
+      <w:r>
+        <w:rPr>
+          <w:rFonts w:ascii="New Times Roman" w:hAnsi="New Times Roman"/>
+          <w:szCs w:val="24"/>
+        </w:rPr>
+        <w:t xml:space="preserve"> </w:t>
+      </w:r>
+      <w:proofErr w:type="spellStart"/>
+      <w:r>
+        <w:rPr>
+          <w:rFonts w:ascii="New Times Roman" w:hAnsi="New Times Roman"/>
+          <w:szCs w:val="24"/>
+        </w:rPr>
+        <w:t>bază</w:t>
+      </w:r>
+      <w:proofErr w:type="spellEnd"/>
+      <w:r>
+        <w:rPr>
+          <w:rFonts w:ascii="New Times Roman" w:hAnsi="New Times Roman"/>
+          <w:szCs w:val="24"/>
+        </w:rPr>
+        <w:t xml:space="preserve"> de date: </w:t>
+      </w:r>
+      <w:proofErr w:type="spellStart"/>
+      <w:r>
+        <w:rPr>
+          <w:rFonts w:ascii="New Times Roman" w:hAnsi="New Times Roman"/>
+          <w:szCs w:val="24"/>
+        </w:rPr>
+        <w:t>verificarea</w:t>
+      </w:r>
+      <w:proofErr w:type="spellEnd"/>
+      <w:r>
+        <w:rPr>
+          <w:rFonts w:ascii="New Times Roman" w:hAnsi="New Times Roman"/>
+          <w:szCs w:val="24"/>
+        </w:rPr>
+        <w:t xml:space="preserve"> </w:t>
+      </w:r>
+      <w:proofErr w:type="spellStart"/>
+      <w:r>
+        <w:rPr>
+          <w:rFonts w:ascii="New Times Roman" w:hAnsi="New Times Roman"/>
+          <w:szCs w:val="24"/>
+        </w:rPr>
+        <w:t>că</w:t>
+      </w:r>
+      <w:proofErr w:type="spellEnd"/>
+      <w:r>
+        <w:rPr>
+          <w:rFonts w:ascii="New Times Roman" w:hAnsi="New Times Roman"/>
+          <w:szCs w:val="24"/>
+        </w:rPr>
+        <w:t xml:space="preserve"> data </w:t>
+      </w:r>
+      <w:proofErr w:type="spellStart"/>
+      <w:r>
+        <w:rPr>
+          <w:rFonts w:ascii="New Times Roman" w:hAnsi="New Times Roman"/>
+          <w:szCs w:val="24"/>
+        </w:rPr>
+        <w:t>programării</w:t>
+      </w:r>
+      <w:proofErr w:type="spellEnd"/>
+      <w:r>
+        <w:rPr>
+          <w:rFonts w:ascii="New Times Roman" w:hAnsi="New Times Roman"/>
+          <w:szCs w:val="24"/>
+        </w:rPr>
+        <w:t xml:space="preserve"> </w:t>
+      </w:r>
+      <w:proofErr w:type="spellStart"/>
+      <w:r>
+        <w:rPr>
+          <w:rFonts w:ascii="New Times Roman" w:hAnsi="New Times Roman"/>
+          <w:szCs w:val="24"/>
+        </w:rPr>
+        <w:t>este</w:t>
+      </w:r>
+      <w:proofErr w:type="spellEnd"/>
+      <w:r>
+        <w:rPr>
+          <w:rFonts w:ascii="New Times Roman" w:hAnsi="New Times Roman"/>
+          <w:szCs w:val="24"/>
+        </w:rPr>
+        <w:t xml:space="preserve"> </w:t>
+      </w:r>
+      <w:proofErr w:type="spellStart"/>
+      <w:r>
+        <w:rPr>
+          <w:rFonts w:ascii="New Times Roman" w:hAnsi="New Times Roman"/>
+          <w:szCs w:val="24"/>
+        </w:rPr>
+        <w:t>în</w:t>
+      </w:r>
+      <w:proofErr w:type="spellEnd"/>
+      <w:r>
+        <w:rPr>
+          <w:rFonts w:ascii="New Times Roman" w:hAnsi="New Times Roman"/>
+          <w:szCs w:val="24"/>
+        </w:rPr>
+        <w:t xml:space="preserve"> </w:t>
+      </w:r>
+      <w:proofErr w:type="spellStart"/>
+      <w:r>
+        <w:rPr>
+          <w:rFonts w:ascii="New Times Roman" w:hAnsi="New Times Roman"/>
+          <w:szCs w:val="24"/>
+        </w:rPr>
+        <w:t>viitor</w:t>
+      </w:r>
+      <w:proofErr w:type="spellEnd"/>
+      <w:r>
+        <w:rPr>
+          <w:rFonts w:ascii="New Times Roman" w:hAnsi="New Times Roman"/>
+          <w:szCs w:val="24"/>
+        </w:rPr>
+        <w:t xml:space="preserve">, </w:t>
+      </w:r>
+      <w:proofErr w:type="spellStart"/>
+      <w:r>
+        <w:rPr>
+          <w:rFonts w:ascii="New Times Roman" w:hAnsi="New Times Roman"/>
+          <w:szCs w:val="24"/>
+        </w:rPr>
+        <w:t>că</w:t>
+      </w:r>
+      <w:proofErr w:type="spellEnd"/>
+      <w:r>
+        <w:rPr>
+          <w:rFonts w:ascii="New Times Roman" w:hAnsi="New Times Roman"/>
+          <w:szCs w:val="24"/>
+        </w:rPr>
+        <w:t xml:space="preserve"> </w:t>
+      </w:r>
+      <w:proofErr w:type="spellStart"/>
+      <w:r>
+        <w:rPr>
+          <w:rFonts w:ascii="New Times Roman" w:hAnsi="New Times Roman"/>
+          <w:szCs w:val="24"/>
+        </w:rPr>
+        <w:t>artistul</w:t>
+      </w:r>
+      <w:proofErr w:type="spellEnd"/>
+      <w:r>
+        <w:rPr>
+          <w:rFonts w:ascii="New Times Roman" w:hAnsi="New Times Roman"/>
+          <w:szCs w:val="24"/>
+        </w:rPr>
+        <w:t xml:space="preserve"> </w:t>
+      </w:r>
+      <w:proofErr w:type="spellStart"/>
+      <w:r>
+        <w:rPr>
+          <w:rFonts w:ascii="New Times Roman" w:hAnsi="New Times Roman"/>
+          <w:szCs w:val="24"/>
+        </w:rPr>
+        <w:t>este</w:t>
+      </w:r>
+      <w:proofErr w:type="spellEnd"/>
+      <w:r>
+        <w:rPr>
+          <w:rFonts w:ascii="New Times Roman" w:hAnsi="New Times Roman"/>
+          <w:szCs w:val="24"/>
+        </w:rPr>
+        <w:t xml:space="preserve"> </w:t>
+      </w:r>
+      <w:proofErr w:type="spellStart"/>
+      <w:r>
+        <w:rPr>
+          <w:rFonts w:ascii="New Times Roman" w:hAnsi="New Times Roman"/>
+          <w:szCs w:val="24"/>
+        </w:rPr>
+        <w:t>în</w:t>
+      </w:r>
+      <w:proofErr w:type="spellEnd"/>
+      <w:r>
+        <w:rPr>
+          <w:rFonts w:ascii="New Times Roman" w:hAnsi="New Times Roman"/>
+          <w:szCs w:val="24"/>
+        </w:rPr>
+        <w:t xml:space="preserve"> </w:t>
+      </w:r>
+      <w:proofErr w:type="spellStart"/>
+      <w:r>
+        <w:rPr>
+          <w:rFonts w:ascii="New Times Roman" w:hAnsi="New Times Roman"/>
+          <w:szCs w:val="24"/>
+        </w:rPr>
+        <w:t>timpul</w:t>
+      </w:r>
+      <w:proofErr w:type="spellEnd"/>
+      <w:r>
+        <w:rPr>
+          <w:rFonts w:ascii="New Times Roman" w:hAnsi="New Times Roman"/>
+          <w:szCs w:val="24"/>
+        </w:rPr>
+        <w:t xml:space="preserve"> </w:t>
+      </w:r>
+      <w:proofErr w:type="spellStart"/>
+      <w:r>
+        <w:rPr>
+          <w:rFonts w:ascii="New Times Roman" w:hAnsi="New Times Roman"/>
+          <w:szCs w:val="24"/>
+        </w:rPr>
+        <w:t>programului</w:t>
+      </w:r>
+      <w:proofErr w:type="spellEnd"/>
+      <w:r>
+        <w:rPr>
+          <w:rFonts w:ascii="New Times Roman" w:hAnsi="New Times Roman"/>
+          <w:szCs w:val="24"/>
+        </w:rPr>
+        <w:t xml:space="preserve"> de </w:t>
+      </w:r>
+      <w:proofErr w:type="spellStart"/>
+      <w:r>
+        <w:rPr>
+          <w:rFonts w:ascii="New Times Roman" w:hAnsi="New Times Roman"/>
+          <w:szCs w:val="24"/>
+        </w:rPr>
+        <w:t>lucru</w:t>
+      </w:r>
+      <w:proofErr w:type="spellEnd"/>
+      <w:r>
+        <w:rPr>
+          <w:rFonts w:ascii="New Times Roman" w:hAnsi="New Times Roman"/>
+          <w:szCs w:val="24"/>
+        </w:rPr>
+        <w:t xml:space="preserve"> </w:t>
+      </w:r>
+      <w:proofErr w:type="spellStart"/>
+      <w:r>
+        <w:rPr>
+          <w:rFonts w:ascii="New Times Roman" w:hAnsi="New Times Roman"/>
+          <w:szCs w:val="24"/>
+        </w:rPr>
+        <w:t>și</w:t>
+      </w:r>
+      <w:proofErr w:type="spellEnd"/>
+      <w:r>
+        <w:rPr>
+          <w:rFonts w:ascii="New Times Roman" w:hAnsi="New Times Roman"/>
+          <w:szCs w:val="24"/>
+        </w:rPr>
+        <w:t xml:space="preserve"> </w:t>
+      </w:r>
+      <w:proofErr w:type="spellStart"/>
+      <w:r>
+        <w:rPr>
+          <w:rFonts w:ascii="New Times Roman" w:hAnsi="New Times Roman"/>
+          <w:szCs w:val="24"/>
+        </w:rPr>
+        <w:t>că</w:t>
+      </w:r>
+      <w:proofErr w:type="spellEnd"/>
+      <w:r>
+        <w:rPr>
+          <w:rFonts w:ascii="New Times Roman" w:hAnsi="New Times Roman"/>
+          <w:szCs w:val="24"/>
+        </w:rPr>
+        <w:t xml:space="preserve"> nu </w:t>
+      </w:r>
+      <w:proofErr w:type="spellStart"/>
+      <w:r>
+        <w:rPr>
+          <w:rFonts w:ascii="New Times Roman" w:hAnsi="New Times Roman"/>
+          <w:szCs w:val="24"/>
+        </w:rPr>
+        <w:t>există</w:t>
+      </w:r>
+      <w:proofErr w:type="spellEnd"/>
+      <w:r>
+        <w:rPr>
+          <w:rFonts w:ascii="New Times Roman" w:hAnsi="New Times Roman"/>
+          <w:szCs w:val="24"/>
+        </w:rPr>
+        <w:t xml:space="preserve"> </w:t>
+      </w:r>
+      <w:proofErr w:type="spellStart"/>
+      <w:r>
+        <w:rPr>
+          <w:rFonts w:ascii="New Times Roman" w:hAnsi="New Times Roman"/>
+          <w:szCs w:val="24"/>
+        </w:rPr>
+        <w:t>suprapunere</w:t>
+      </w:r>
+      <w:proofErr w:type="spellEnd"/>
+      <w:r>
+        <w:rPr>
+          <w:rFonts w:ascii="New Times Roman" w:hAnsi="New Times Roman"/>
+          <w:szCs w:val="24"/>
+        </w:rPr>
+        <w:t xml:space="preserve"> de </w:t>
+      </w:r>
+      <w:proofErr w:type="spellStart"/>
+      <w:r>
+        <w:rPr>
+          <w:rFonts w:ascii="New Times Roman" w:hAnsi="New Times Roman"/>
+          <w:szCs w:val="24"/>
+        </w:rPr>
+        <w:t>timp.</w:t>
+      </w:r>
+      <w:proofErr w:type="spellEnd"/>
     </w:p>
     <w:p>
       <w:pPr>
         <w:pStyle w:val="ListBullet"/>
         <w:spacing w:after="60" w:line="360" w:lineRule="auto"/>
         <w:rPr>
-          <w:rFonts w:ascii="New Times Roman" w:hAnsi="New Times Roman"/>
+          <w:rFonts w:ascii="New Times Roman" w:hAnsi="New Times Roman" w:hint="eastAsia"/>
           <w:szCs w:val="24"/>
         </w:rPr>
       </w:pPr>
-      <w:r>
-        <w:rPr>
-          <w:rFonts w:ascii="New Times Roman" w:hAnsi="New Times Roman"/>
-          <w:szCs w:val="24"/>
-        </w:rPr>
-        <w:t>Actualizarea statusului programării: gestionarea stărilor (Programată, În Desfășurare, Finalizată, Anulată).</w:t>
+      <w:proofErr w:type="spellStart"/>
+      <w:r>
+        <w:rPr>
+          <w:rFonts w:ascii="New Times Roman" w:hAnsi="New Times Roman"/>
+          <w:szCs w:val="24"/>
+        </w:rPr>
+        <w:t>Actualizarea</w:t>
+      </w:r>
+      <w:proofErr w:type="spellEnd"/>
+      <w:r>
+        <w:rPr>
+          <w:rFonts w:ascii="New Times Roman" w:hAnsi="New Times Roman"/>
+          <w:szCs w:val="24"/>
+        </w:rPr>
+        <w:t xml:space="preserve"> </w:t>
+      </w:r>
+      <w:proofErr w:type="spellStart"/>
+      <w:r>
+        <w:rPr>
+          <w:rFonts w:ascii="New Times Roman" w:hAnsi="New Times Roman"/>
+          <w:szCs w:val="24"/>
+        </w:rPr>
+        <w:t>statusului</w:t>
+      </w:r>
+      <w:proofErr w:type="spellEnd"/>
+      <w:r>
+        <w:rPr>
+          <w:rFonts w:ascii="New Times Roman" w:hAnsi="New Times Roman"/>
+          <w:szCs w:val="24"/>
+        </w:rPr>
+        <w:t xml:space="preserve"> </w:t>
+      </w:r>
+      <w:proofErr w:type="spellStart"/>
+      <w:r>
+        <w:rPr>
+          <w:rFonts w:ascii="New Times Roman" w:hAnsi="New Times Roman"/>
+          <w:szCs w:val="24"/>
+        </w:rPr>
+        <w:t>programării</w:t>
+      </w:r>
+      <w:proofErr w:type="spellEnd"/>
+      <w:r>
+        <w:rPr>
+          <w:rFonts w:ascii="New Times Roman" w:hAnsi="New Times Roman"/>
+          <w:szCs w:val="24"/>
+        </w:rPr>
+        <w:t xml:space="preserve">: </w:t>
+      </w:r>
+      <w:proofErr w:type="spellStart"/>
+      <w:r>
+        <w:rPr>
+          <w:rFonts w:ascii="New Times Roman" w:hAnsi="New Times Roman"/>
+          <w:szCs w:val="24"/>
+        </w:rPr>
+        <w:t>gestionarea</w:t>
+      </w:r>
+      <w:proofErr w:type="spellEnd"/>
+      <w:r>
+        <w:rPr>
+          <w:rFonts w:ascii="New Times Roman" w:hAnsi="New Times Roman"/>
+          <w:szCs w:val="24"/>
+        </w:rPr>
+        <w:t xml:space="preserve"> </w:t>
+      </w:r>
+      <w:proofErr w:type="spellStart"/>
+      <w:r>
+        <w:rPr>
+          <w:rFonts w:ascii="New Times Roman" w:hAnsi="New Times Roman"/>
+          <w:szCs w:val="24"/>
+        </w:rPr>
+        <w:t>stărilor</w:t>
+      </w:r>
+      <w:proofErr w:type="spellEnd"/>
+      <w:r>
+        <w:rPr>
+          <w:rFonts w:ascii="New Times Roman" w:hAnsi="New Times Roman"/>
+          <w:szCs w:val="24"/>
+        </w:rPr>
+        <w:t xml:space="preserve"> (</w:t>
+      </w:r>
+      <w:proofErr w:type="spellStart"/>
+      <w:r>
+        <w:rPr>
+          <w:rFonts w:ascii="New Times Roman" w:hAnsi="New Times Roman"/>
+          <w:szCs w:val="24"/>
+        </w:rPr>
+        <w:t>Programată</w:t>
+      </w:r>
+      <w:proofErr w:type="spellEnd"/>
+      <w:r>
+        <w:rPr>
+          <w:rFonts w:ascii="New Times Roman" w:hAnsi="New Times Roman"/>
+          <w:szCs w:val="24"/>
+        </w:rPr>
+        <w:t xml:space="preserve">, </w:t>
+      </w:r>
+      <w:proofErr w:type="spellStart"/>
+      <w:r>
+        <w:rPr>
+          <w:rFonts w:ascii="New Times Roman" w:hAnsi="New Times Roman"/>
+          <w:szCs w:val="24"/>
+        </w:rPr>
+        <w:t>În</w:t>
+      </w:r>
+      <w:proofErr w:type="spellEnd"/>
+      <w:r>
+        <w:rPr>
+          <w:rFonts w:ascii="New Times Roman" w:hAnsi="New Times Roman"/>
+          <w:szCs w:val="24"/>
+        </w:rPr>
+        <w:t xml:space="preserve"> </w:t>
+      </w:r>
+      <w:proofErr w:type="spellStart"/>
+      <w:r>
+        <w:rPr>
+          <w:rFonts w:ascii="New Times Roman" w:hAnsi="New Times Roman"/>
+          <w:szCs w:val="24"/>
+        </w:rPr>
+        <w:t>Desfășurare</w:t>
+      </w:r>
+      <w:proofErr w:type="spellEnd"/>
+      <w:r>
+        <w:rPr>
+          <w:rFonts w:ascii="New Times Roman" w:hAnsi="New Times Roman"/>
+          <w:szCs w:val="24"/>
+        </w:rPr>
+        <w:t xml:space="preserve">, </w:t>
+      </w:r>
+      <w:proofErr w:type="spellStart"/>
+      <w:r>
+        <w:rPr>
+          <w:rFonts w:ascii="New Times Roman" w:hAnsi="New Times Roman"/>
+          <w:szCs w:val="24"/>
+        </w:rPr>
+        <w:t>Finalizată</w:t>
+      </w:r>
+      <w:proofErr w:type="spellEnd"/>
+      <w:r>
+        <w:rPr>
+          <w:rFonts w:ascii="New Times Roman" w:hAnsi="New Times Roman"/>
+          <w:szCs w:val="24"/>
+        </w:rPr>
+        <w:t xml:space="preserve">, </w:t>
+      </w:r>
+      <w:proofErr w:type="spellStart"/>
+      <w:r>
+        <w:rPr>
+          <w:rFonts w:ascii="New Times Roman" w:hAnsi="New Times Roman"/>
+          <w:szCs w:val="24"/>
+        </w:rPr>
+        <w:t>Anulată</w:t>
+      </w:r>
+      <w:proofErr w:type="spellEnd"/>
+      <w:r>
+        <w:rPr>
+          <w:rFonts w:ascii="New Times Roman" w:hAnsi="New Times Roman"/>
+          <w:szCs w:val="24"/>
+        </w:rPr>
+        <w:t>).</w:t>
       </w:r>
     </w:p>
     <w:p>
@@ -939,7 +6120,7 @@
         <w:keepNext/>
         <w:spacing w:before="240" w:after="80" w:line="360" w:lineRule="auto"/>
         <w:rPr>
-          <w:rFonts w:ascii="New Times Roman" w:hAnsi="New Times Roman"/>
+          <w:rFonts w:ascii="New Times Roman" w:hAnsi="New Times Roman" w:hint="eastAsia"/>
           <w:szCs w:val="24"/>
         </w:rPr>
       </w:pPr>
@@ -949,23 +6130,243 @@
           <w:b/>
           <w:szCs w:val="24"/>
         </w:rPr>
-        <w:t>2.3. Tipuri de utilizatori și drepturile de acces</w:t>
-      </w:r>
+        <w:lastRenderedPageBreak/>
+        <w:t xml:space="preserve">2.3. </w:t>
+      </w:r>
+      <w:proofErr w:type="spellStart"/>
+      <w:r>
+        <w:rPr>
+          <w:rFonts w:ascii="New Times Roman" w:hAnsi="New Times Roman"/>
+          <w:b/>
+          <w:szCs w:val="24"/>
+        </w:rPr>
+        <w:t>Tipuri</w:t>
+      </w:r>
+      <w:proofErr w:type="spellEnd"/>
+      <w:r>
+        <w:rPr>
+          <w:rFonts w:ascii="New Times Roman" w:hAnsi="New Times Roman"/>
+          <w:b/>
+          <w:szCs w:val="24"/>
+        </w:rPr>
+        <w:t xml:space="preserve"> de </w:t>
+      </w:r>
+      <w:proofErr w:type="spellStart"/>
+      <w:r>
+        <w:rPr>
+          <w:rFonts w:ascii="New Times Roman" w:hAnsi="New Times Roman"/>
+          <w:b/>
+          <w:szCs w:val="24"/>
+        </w:rPr>
+        <w:t>utilizatori</w:t>
+      </w:r>
+      <w:proofErr w:type="spellEnd"/>
+      <w:r>
+        <w:rPr>
+          <w:rFonts w:ascii="New Times Roman" w:hAnsi="New Times Roman"/>
+          <w:b/>
+          <w:szCs w:val="24"/>
+        </w:rPr>
+        <w:t xml:space="preserve"> </w:t>
+      </w:r>
+      <w:proofErr w:type="spellStart"/>
+      <w:r>
+        <w:rPr>
+          <w:rFonts w:ascii="New Times Roman" w:hAnsi="New Times Roman"/>
+          <w:b/>
+          <w:szCs w:val="24"/>
+        </w:rPr>
+        <w:t>și</w:t>
+      </w:r>
+      <w:proofErr w:type="spellEnd"/>
+      <w:r>
+        <w:rPr>
+          <w:rFonts w:ascii="New Times Roman" w:hAnsi="New Times Roman"/>
+          <w:b/>
+          <w:szCs w:val="24"/>
+        </w:rPr>
+        <w:t xml:space="preserve"> </w:t>
+      </w:r>
+      <w:proofErr w:type="spellStart"/>
+      <w:r>
+        <w:rPr>
+          <w:rFonts w:ascii="New Times Roman" w:hAnsi="New Times Roman"/>
+          <w:b/>
+          <w:szCs w:val="24"/>
+        </w:rPr>
+        <w:t>drepturile</w:t>
+      </w:r>
+      <w:proofErr w:type="spellEnd"/>
+      <w:r>
+        <w:rPr>
+          <w:rFonts w:ascii="New Times Roman" w:hAnsi="New Times Roman"/>
+          <w:b/>
+          <w:szCs w:val="24"/>
+        </w:rPr>
+        <w:t xml:space="preserve"> de </w:t>
+      </w:r>
+      <w:proofErr w:type="spellStart"/>
+      <w:r>
+        <w:rPr>
+          <w:rFonts w:ascii="New Times Roman" w:hAnsi="New Times Roman"/>
+          <w:b/>
+          <w:szCs w:val="24"/>
+        </w:rPr>
+        <w:t>acces</w:t>
+      </w:r>
+      <w:proofErr w:type="spellEnd"/>
     </w:p>
     <w:p>
       <w:pPr>
         <w:spacing w:after="120" w:line="360" w:lineRule="auto"/>
         <w:rPr>
-          <w:rFonts w:ascii="New Times Roman" w:hAnsi="New Times Roman"/>
+          <w:rFonts w:ascii="New Times Roman" w:hAnsi="New Times Roman" w:hint="eastAsia"/>
           <w:szCs w:val="24"/>
         </w:rPr>
       </w:pPr>
-      <w:r>
-        <w:rPr>
-          <w:rFonts w:ascii="New Times Roman" w:hAnsi="New Times Roman"/>
-          <w:szCs w:val="24"/>
-        </w:rPr>
-        <w:t>Aplicația este proiectată pentru a fi utilizată de două categorii principale de utilizatori:</w:t>
+      <w:proofErr w:type="spellStart"/>
+      <w:r>
+        <w:rPr>
+          <w:rFonts w:ascii="New Times Roman" w:hAnsi="New Times Roman"/>
+          <w:szCs w:val="24"/>
+        </w:rPr>
+        <w:t>Aplicația</w:t>
+      </w:r>
+      <w:proofErr w:type="spellEnd"/>
+      <w:r>
+        <w:rPr>
+          <w:rFonts w:ascii="New Times Roman" w:hAnsi="New Times Roman"/>
+          <w:szCs w:val="24"/>
+        </w:rPr>
+        <w:t xml:space="preserve"> </w:t>
+      </w:r>
+      <w:proofErr w:type="spellStart"/>
+      <w:r>
+        <w:rPr>
+          <w:rFonts w:ascii="New Times Roman" w:hAnsi="New Times Roman"/>
+          <w:szCs w:val="24"/>
+        </w:rPr>
+        <w:t>este</w:t>
+      </w:r>
+      <w:proofErr w:type="spellEnd"/>
+      <w:r>
+        <w:rPr>
+          <w:rFonts w:ascii="New Times Roman" w:hAnsi="New Times Roman"/>
+          <w:szCs w:val="24"/>
+        </w:rPr>
+        <w:t xml:space="preserve"> </w:t>
+      </w:r>
+      <w:proofErr w:type="spellStart"/>
+      <w:r>
+        <w:rPr>
+          <w:rFonts w:ascii="New Times Roman" w:hAnsi="New Times Roman"/>
+          <w:szCs w:val="24"/>
+        </w:rPr>
+        <w:t>proiectată</w:t>
+      </w:r>
+      <w:proofErr w:type="spellEnd"/>
+      <w:r>
+        <w:rPr>
+          <w:rFonts w:ascii="New Times Roman" w:hAnsi="New Times Roman"/>
+          <w:szCs w:val="24"/>
+        </w:rPr>
+        <w:t xml:space="preserve"> </w:t>
+      </w:r>
+      <w:proofErr w:type="spellStart"/>
+      <w:r>
+        <w:rPr>
+          <w:rFonts w:ascii="New Times Roman" w:hAnsi="New Times Roman"/>
+          <w:szCs w:val="24"/>
+        </w:rPr>
+        <w:t>pentru</w:t>
+      </w:r>
+      <w:proofErr w:type="spellEnd"/>
+      <w:r>
+        <w:rPr>
+          <w:rFonts w:ascii="New Times Roman" w:hAnsi="New Times Roman"/>
+          <w:szCs w:val="24"/>
+        </w:rPr>
+        <w:t xml:space="preserve"> a fi </w:t>
+      </w:r>
+      <w:proofErr w:type="spellStart"/>
+      <w:r>
+        <w:rPr>
+          <w:rFonts w:ascii="New Times Roman" w:hAnsi="New Times Roman"/>
+          <w:szCs w:val="24"/>
+        </w:rPr>
+        <w:t>utilizată</w:t>
+      </w:r>
+      <w:proofErr w:type="spellEnd"/>
+      <w:r>
+        <w:rPr>
+          <w:rFonts w:ascii="New Times Roman" w:hAnsi="New Times Roman"/>
+          <w:szCs w:val="24"/>
+        </w:rPr>
+        <w:t xml:space="preserve"> de </w:t>
+      </w:r>
+      <w:proofErr w:type="spellStart"/>
+      <w:r>
+        <w:rPr>
+          <w:rFonts w:ascii="New Times Roman" w:hAnsi="New Times Roman"/>
+          <w:szCs w:val="24"/>
+        </w:rPr>
+        <w:t>două</w:t>
+      </w:r>
+      <w:proofErr w:type="spellEnd"/>
+      <w:r>
+        <w:rPr>
+          <w:rFonts w:ascii="New Times Roman" w:hAnsi="New Times Roman"/>
+          <w:szCs w:val="24"/>
+        </w:rPr>
+        <w:t xml:space="preserve"> </w:t>
+      </w:r>
+      <w:proofErr w:type="spellStart"/>
+      <w:r>
+        <w:rPr>
+          <w:rFonts w:ascii="New Times Roman" w:hAnsi="New Times Roman"/>
+          <w:szCs w:val="24"/>
+        </w:rPr>
+        <w:t>categorii</w:t>
+      </w:r>
+      <w:proofErr w:type="spellEnd"/>
+      <w:r>
+        <w:rPr>
+          <w:rFonts w:ascii="New Times Roman" w:hAnsi="New Times Roman"/>
+          <w:szCs w:val="24"/>
+        </w:rPr>
+        <w:t xml:space="preserve"> </w:t>
+      </w:r>
+      <w:proofErr w:type="spellStart"/>
+      <w:r>
+        <w:rPr>
+          <w:rFonts w:ascii="New Times Roman" w:hAnsi="New Times Roman"/>
+          <w:szCs w:val="24"/>
+        </w:rPr>
+        <w:t>principale</w:t>
+      </w:r>
+      <w:proofErr w:type="spellEnd"/>
+      <w:r>
+        <w:rPr>
+          <w:rFonts w:ascii="New Times Roman" w:hAnsi="New Times Roman"/>
+          <w:szCs w:val="24"/>
+        </w:rPr>
+        <w:t xml:space="preserve"> de </w:t>
+      </w:r>
+      <w:proofErr w:type="spellStart"/>
+      <w:r>
+        <w:rPr>
+          <w:rFonts w:ascii="New Times Roman" w:hAnsi="New Times Roman"/>
+          <w:szCs w:val="24"/>
+        </w:rPr>
+        <w:t>utilizatori</w:t>
+      </w:r>
+      <w:proofErr w:type="spellEnd"/>
+      <w:r>
+        <w:rPr>
+          <w:rFonts w:ascii="New Times Roman" w:hAnsi="New Times Roman"/>
+          <w:szCs w:val="24"/>
+        </w:rPr>
+        <w:t>:</w:t>
       </w:r>
     </w:p>
     <w:p>
@@ -973,7 +6374,7 @@
         <w:pStyle w:val="ListBullet"/>
         <w:spacing w:after="60" w:line="360" w:lineRule="auto"/>
         <w:rPr>
-          <w:rFonts w:ascii="New Times Roman" w:hAnsi="New Times Roman"/>
+          <w:rFonts w:ascii="New Times Roman" w:hAnsi="New Times Roman" w:hint="eastAsia"/>
           <w:szCs w:val="24"/>
         </w:rPr>
       </w:pPr>
@@ -982,7 +6383,311 @@
           <w:rFonts w:ascii="New Times Roman" w:hAnsi="New Times Roman"/>
           <w:szCs w:val="24"/>
         </w:rPr>
-        <w:t>Administrator / Manager Studio: are acces complet la toate modulele (adăugare/modificare artiști, definire prețuri/durate pentru tipurile de machiaj și tehnici, vizualizarea rapoartelor financiare de încasări).</w:t>
+        <w:t xml:space="preserve">Administrator / Manager Studio: are </w:t>
+      </w:r>
+      <w:proofErr w:type="spellStart"/>
+      <w:r>
+        <w:rPr>
+          <w:rFonts w:ascii="New Times Roman" w:hAnsi="New Times Roman"/>
+          <w:szCs w:val="24"/>
+        </w:rPr>
+        <w:t>acces</w:t>
+      </w:r>
+      <w:proofErr w:type="spellEnd"/>
+      <w:r>
+        <w:rPr>
+          <w:rFonts w:ascii="New Times Roman" w:hAnsi="New Times Roman"/>
+          <w:szCs w:val="24"/>
+        </w:rPr>
+        <w:t xml:space="preserve"> </w:t>
+      </w:r>
+      <w:proofErr w:type="spellStart"/>
+      <w:r>
+        <w:rPr>
+          <w:rFonts w:ascii="New Times Roman" w:hAnsi="New Times Roman"/>
+          <w:szCs w:val="24"/>
+        </w:rPr>
+        <w:t>complet</w:t>
+      </w:r>
+      <w:proofErr w:type="spellEnd"/>
+      <w:r>
+        <w:rPr>
+          <w:rFonts w:ascii="New Times Roman" w:hAnsi="New Times Roman"/>
+          <w:szCs w:val="24"/>
+        </w:rPr>
+        <w:t xml:space="preserve"> la </w:t>
+      </w:r>
+      <w:proofErr w:type="spellStart"/>
+      <w:r>
+        <w:rPr>
+          <w:rFonts w:ascii="New Times Roman" w:hAnsi="New Times Roman"/>
+          <w:szCs w:val="24"/>
+        </w:rPr>
+        <w:t>toate</w:t>
+      </w:r>
+      <w:proofErr w:type="spellEnd"/>
+      <w:r>
+        <w:rPr>
+          <w:rFonts w:ascii="New Times Roman" w:hAnsi="New Times Roman"/>
+          <w:szCs w:val="24"/>
+        </w:rPr>
+        <w:t xml:space="preserve"> </w:t>
+      </w:r>
+      <w:proofErr w:type="spellStart"/>
+      <w:r>
+        <w:rPr>
+          <w:rFonts w:ascii="New Times Roman" w:hAnsi="New Times Roman"/>
+          <w:szCs w:val="24"/>
+        </w:rPr>
+        <w:t>modulele</w:t>
+      </w:r>
+      <w:proofErr w:type="spellEnd"/>
+      <w:r>
+        <w:rPr>
+          <w:rFonts w:ascii="New Times Roman" w:hAnsi="New Times Roman"/>
+          <w:szCs w:val="24"/>
+        </w:rPr>
+        <w:t xml:space="preserve"> (</w:t>
+      </w:r>
+      <w:proofErr w:type="spellStart"/>
+      <w:r>
+        <w:rPr>
+          <w:rFonts w:ascii="New Times Roman" w:hAnsi="New Times Roman"/>
+          <w:szCs w:val="24"/>
+        </w:rPr>
+        <w:t>adăugare</w:t>
+      </w:r>
+      <w:proofErr w:type="spellEnd"/>
+      <w:r>
+        <w:rPr>
+          <w:rFonts w:ascii="New Times Roman" w:hAnsi="New Times Roman"/>
+          <w:szCs w:val="24"/>
+        </w:rPr>
+        <w:t>/</w:t>
+      </w:r>
+      <w:proofErr w:type="spellStart"/>
+      <w:r>
+        <w:rPr>
+          <w:rFonts w:ascii="New Times Roman" w:hAnsi="New Times Roman"/>
+          <w:szCs w:val="24"/>
+        </w:rPr>
+        <w:t>modificare</w:t>
+      </w:r>
+      <w:proofErr w:type="spellEnd"/>
+      <w:r>
+        <w:rPr>
+          <w:rFonts w:ascii="New Times Roman" w:hAnsi="New Times Roman"/>
+          <w:szCs w:val="24"/>
+        </w:rPr>
+        <w:t xml:space="preserve"> </w:t>
+      </w:r>
+      <w:proofErr w:type="spellStart"/>
+      <w:r>
+        <w:rPr>
+          <w:rFonts w:ascii="New Times Roman" w:hAnsi="New Times Roman"/>
+          <w:szCs w:val="24"/>
+        </w:rPr>
+        <w:t>artiști</w:t>
+      </w:r>
+      <w:proofErr w:type="spellEnd"/>
+      <w:r>
+        <w:rPr>
+          <w:rFonts w:ascii="New Times Roman" w:hAnsi="New Times Roman"/>
+          <w:szCs w:val="24"/>
+        </w:rPr>
+        <w:t xml:space="preserve">, </w:t>
+      </w:r>
+      <w:proofErr w:type="spellStart"/>
+      <w:r>
+        <w:rPr>
+          <w:rFonts w:ascii="New Times Roman" w:hAnsi="New Times Roman"/>
+          <w:szCs w:val="24"/>
+        </w:rPr>
+        <w:t>definire</w:t>
+      </w:r>
+      <w:proofErr w:type="spellEnd"/>
+      <w:r>
+        <w:rPr>
+          <w:rFonts w:ascii="New Times Roman" w:hAnsi="New Times Roman"/>
+          <w:szCs w:val="24"/>
+        </w:rPr>
+        <w:t xml:space="preserve"> </w:t>
+      </w:r>
+      <w:proofErr w:type="spellStart"/>
+      <w:r>
+        <w:rPr>
+          <w:rFonts w:ascii="New Times Roman" w:hAnsi="New Times Roman"/>
+          <w:szCs w:val="24"/>
+        </w:rPr>
+        <w:t>prețuri</w:t>
+      </w:r>
+      <w:proofErr w:type="spellEnd"/>
+      <w:r>
+        <w:rPr>
+          <w:rFonts w:ascii="New Times Roman" w:hAnsi="New Times Roman"/>
+          <w:szCs w:val="24"/>
+        </w:rPr>
+        <w:t>/</w:t>
+      </w:r>
+      <w:proofErr w:type="spellStart"/>
+      <w:r>
+        <w:rPr>
+          <w:rFonts w:ascii="New Times Roman" w:hAnsi="New Times Roman"/>
+          <w:szCs w:val="24"/>
+        </w:rPr>
+        <w:t>durate</w:t>
+      </w:r>
+      <w:proofErr w:type="spellEnd"/>
+      <w:r>
+        <w:rPr>
+          <w:rFonts w:ascii="New Times Roman" w:hAnsi="New Times Roman"/>
+          <w:szCs w:val="24"/>
+        </w:rPr>
+        <w:t xml:space="preserve"> </w:t>
+      </w:r>
+      <w:proofErr w:type="spellStart"/>
+      <w:r>
+        <w:rPr>
+          <w:rFonts w:ascii="New Times Roman" w:hAnsi="New Times Roman"/>
+          <w:szCs w:val="24"/>
+        </w:rPr>
+        <w:t>pentru</w:t>
+      </w:r>
+      <w:proofErr w:type="spellEnd"/>
+      <w:r>
+        <w:rPr>
+          <w:rFonts w:ascii="New Times Roman" w:hAnsi="New Times Roman"/>
+          <w:szCs w:val="24"/>
+        </w:rPr>
+        <w:t xml:space="preserve"> </w:t>
+      </w:r>
+      <w:proofErr w:type="spellStart"/>
+      <w:r>
+        <w:rPr>
+          <w:rFonts w:ascii="New Times Roman" w:hAnsi="New Times Roman"/>
+          <w:szCs w:val="24"/>
+        </w:rPr>
+        <w:t>tipurile</w:t>
+      </w:r>
+      <w:proofErr w:type="spellEnd"/>
+      <w:r>
+        <w:rPr>
+          <w:rFonts w:ascii="New Times Roman" w:hAnsi="New Times Roman"/>
+          <w:szCs w:val="24"/>
+        </w:rPr>
+        <w:t xml:space="preserve"> de </w:t>
+      </w:r>
+      <w:proofErr w:type="spellStart"/>
+      <w:r>
+        <w:rPr>
+          <w:rFonts w:ascii="New Times Roman" w:hAnsi="New Times Roman"/>
+          <w:szCs w:val="24"/>
+        </w:rPr>
+        <w:t>machiaj</w:t>
+      </w:r>
+      <w:proofErr w:type="spellEnd"/>
+      <w:r>
+        <w:rPr>
+          <w:rFonts w:ascii="New Times Roman" w:hAnsi="New Times Roman"/>
+          <w:szCs w:val="24"/>
+        </w:rPr>
+        <w:t xml:space="preserve"> </w:t>
+      </w:r>
+      <w:proofErr w:type="spellStart"/>
+      <w:r>
+        <w:rPr>
+          <w:rFonts w:ascii="New Times Roman" w:hAnsi="New Times Roman"/>
+          <w:szCs w:val="24"/>
+        </w:rPr>
+        <w:t>și</w:t>
+      </w:r>
+      <w:proofErr w:type="spellEnd"/>
+      <w:r>
+        <w:rPr>
+          <w:rFonts w:ascii="New Times Roman" w:hAnsi="New Times Roman"/>
+          <w:szCs w:val="24"/>
+        </w:rPr>
+        <w:t xml:space="preserve"> </w:t>
+      </w:r>
+      <w:proofErr w:type="spellStart"/>
+      <w:r>
+        <w:rPr>
+          <w:rFonts w:ascii="New Times Roman" w:hAnsi="New Times Roman"/>
+          <w:szCs w:val="24"/>
+        </w:rPr>
+        <w:t>tehnici</w:t>
+      </w:r>
+      <w:proofErr w:type="spellEnd"/>
+      <w:r>
+        <w:rPr>
+          <w:rFonts w:ascii="New Times Roman" w:hAnsi="New Times Roman"/>
+          <w:szCs w:val="24"/>
+        </w:rPr>
+        <w:t xml:space="preserve">, </w:t>
+      </w:r>
+      <w:proofErr w:type="spellStart"/>
+      <w:r>
+        <w:rPr>
+          <w:rFonts w:ascii="New Times Roman" w:hAnsi="New Times Roman"/>
+          <w:szCs w:val="24"/>
+        </w:rPr>
+        <w:t>vizualizarea</w:t>
+      </w:r>
+      <w:proofErr w:type="spellEnd"/>
+      <w:r>
+        <w:rPr>
+          <w:rFonts w:ascii="New Times Roman" w:hAnsi="New Times Roman"/>
+          <w:szCs w:val="24"/>
+        </w:rPr>
+        <w:t xml:space="preserve"> </w:t>
+      </w:r>
+      <w:proofErr w:type="spellStart"/>
+      <w:r>
+        <w:rPr>
+          <w:rFonts w:ascii="New Times Roman" w:hAnsi="New Times Roman"/>
+          <w:szCs w:val="24"/>
+        </w:rPr>
+        <w:t>rapoartelor</w:t>
+      </w:r>
+      <w:proofErr w:type="spellEnd"/>
+      <w:r>
+        <w:rPr>
+          <w:rFonts w:ascii="New Times Roman" w:hAnsi="New Times Roman"/>
+          <w:szCs w:val="24"/>
+        </w:rPr>
+        <w:t xml:space="preserve"> </w:t>
+      </w:r>
+      <w:proofErr w:type="spellStart"/>
+      <w:r>
+        <w:rPr>
+          <w:rFonts w:ascii="New Times Roman" w:hAnsi="New Times Roman"/>
+          <w:szCs w:val="24"/>
+        </w:rPr>
+        <w:t>financiare</w:t>
+      </w:r>
+      <w:proofErr w:type="spellEnd"/>
+      <w:r>
+        <w:rPr>
+          <w:rFonts w:ascii="New Times Roman" w:hAnsi="New Times Roman"/>
+          <w:szCs w:val="24"/>
+        </w:rPr>
+        <w:t xml:space="preserve"> de </w:t>
+      </w:r>
+      <w:proofErr w:type="spellStart"/>
+      <w:r>
+        <w:rPr>
+          <w:rFonts w:ascii="New Times Roman" w:hAnsi="New Times Roman"/>
+          <w:szCs w:val="24"/>
+        </w:rPr>
+        <w:t>încasări</w:t>
+      </w:r>
+      <w:proofErr w:type="spellEnd"/>
+      <w:r>
+        <w:rPr>
+          <w:rFonts w:ascii="New Times Roman" w:hAnsi="New Times Roman"/>
+          <w:szCs w:val="24"/>
+        </w:rPr>
+        <w:t>).</w:t>
       </w:r>
     </w:p>
     <w:p>
@@ -990,23 +6695,288 @@
         <w:pStyle w:val="ListBullet"/>
         <w:spacing w:after="60" w:line="360" w:lineRule="auto"/>
         <w:rPr>
-          <w:rFonts w:ascii="New Times Roman" w:hAnsi="New Times Roman"/>
+          <w:rFonts w:ascii="New Times Roman" w:hAnsi="New Times Roman" w:hint="eastAsia"/>
           <w:szCs w:val="24"/>
         </w:rPr>
       </w:pPr>
-      <w:r>
-        <w:rPr>
-          <w:rFonts w:ascii="New Times Roman" w:hAnsi="New Times Roman"/>
-          <w:szCs w:val="24"/>
-        </w:rPr>
-        <w:t>Recepționer / Make-Up Artist: are acces la configurarea și adăugarea programărilor noi, gestionarea datelor despre clienți, vizualizarea propriului calendar zilnic și înregistrarea încasărilor.</w:t>
+      <w:proofErr w:type="spellStart"/>
+      <w:r>
+        <w:rPr>
+          <w:rFonts w:ascii="New Times Roman" w:hAnsi="New Times Roman"/>
+          <w:szCs w:val="24"/>
+        </w:rPr>
+        <w:t>Recepționer</w:t>
+      </w:r>
+      <w:proofErr w:type="spellEnd"/>
+      <w:r>
+        <w:rPr>
+          <w:rFonts w:ascii="New Times Roman" w:hAnsi="New Times Roman"/>
+          <w:szCs w:val="24"/>
+        </w:rPr>
+        <w:t xml:space="preserve"> / Make-Up Artist: are </w:t>
+      </w:r>
+      <w:proofErr w:type="spellStart"/>
+      <w:r>
+        <w:rPr>
+          <w:rFonts w:ascii="New Times Roman" w:hAnsi="New Times Roman"/>
+          <w:szCs w:val="24"/>
+        </w:rPr>
+        <w:t>acces</w:t>
+      </w:r>
+      <w:proofErr w:type="spellEnd"/>
+      <w:r>
+        <w:rPr>
+          <w:rFonts w:ascii="New Times Roman" w:hAnsi="New Times Roman"/>
+          <w:szCs w:val="24"/>
+        </w:rPr>
+        <w:t xml:space="preserve"> la </w:t>
+      </w:r>
+      <w:proofErr w:type="spellStart"/>
+      <w:r>
+        <w:rPr>
+          <w:rFonts w:ascii="New Times Roman" w:hAnsi="New Times Roman"/>
+          <w:szCs w:val="24"/>
+        </w:rPr>
+        <w:t>configurarea</w:t>
+      </w:r>
+      <w:proofErr w:type="spellEnd"/>
+      <w:r>
+        <w:rPr>
+          <w:rFonts w:ascii="New Times Roman" w:hAnsi="New Times Roman"/>
+          <w:szCs w:val="24"/>
+        </w:rPr>
+        <w:t xml:space="preserve"> </w:t>
+      </w:r>
+      <w:proofErr w:type="spellStart"/>
+      <w:r>
+        <w:rPr>
+          <w:rFonts w:ascii="New Times Roman" w:hAnsi="New Times Roman"/>
+          <w:szCs w:val="24"/>
+        </w:rPr>
+        <w:t>și</w:t>
+      </w:r>
+      <w:proofErr w:type="spellEnd"/>
+      <w:r>
+        <w:rPr>
+          <w:rFonts w:ascii="New Times Roman" w:hAnsi="New Times Roman"/>
+          <w:szCs w:val="24"/>
+        </w:rPr>
+        <w:t xml:space="preserve"> </w:t>
+      </w:r>
+      <w:proofErr w:type="spellStart"/>
+      <w:r>
+        <w:rPr>
+          <w:rFonts w:ascii="New Times Roman" w:hAnsi="New Times Roman"/>
+          <w:szCs w:val="24"/>
+        </w:rPr>
+        <w:t>adăugarea</w:t>
+      </w:r>
+      <w:proofErr w:type="spellEnd"/>
+      <w:r>
+        <w:rPr>
+          <w:rFonts w:ascii="New Times Roman" w:hAnsi="New Times Roman"/>
+          <w:szCs w:val="24"/>
+        </w:rPr>
+        <w:t xml:space="preserve"> </w:t>
+      </w:r>
+      <w:proofErr w:type="spellStart"/>
+      <w:r>
+        <w:rPr>
+          <w:rFonts w:ascii="New Times Roman" w:hAnsi="New Times Roman"/>
+          <w:szCs w:val="24"/>
+        </w:rPr>
+        <w:t>programărilor</w:t>
+      </w:r>
+      <w:proofErr w:type="spellEnd"/>
+      <w:r>
+        <w:rPr>
+          <w:rFonts w:ascii="New Times Roman" w:hAnsi="New Times Roman"/>
+          <w:szCs w:val="24"/>
+        </w:rPr>
+        <w:t xml:space="preserve"> </w:t>
+      </w:r>
+      <w:proofErr w:type="spellStart"/>
+      <w:r>
+        <w:rPr>
+          <w:rFonts w:ascii="New Times Roman" w:hAnsi="New Times Roman"/>
+          <w:szCs w:val="24"/>
+        </w:rPr>
+        <w:t>noi</w:t>
+      </w:r>
+      <w:proofErr w:type="spellEnd"/>
+      <w:r>
+        <w:rPr>
+          <w:rFonts w:ascii="New Times Roman" w:hAnsi="New Times Roman"/>
+          <w:szCs w:val="24"/>
+        </w:rPr>
+        <w:t xml:space="preserve">, </w:t>
+      </w:r>
+      <w:proofErr w:type="spellStart"/>
+      <w:r>
+        <w:rPr>
+          <w:rFonts w:ascii="New Times Roman" w:hAnsi="New Times Roman"/>
+          <w:szCs w:val="24"/>
+        </w:rPr>
+        <w:t>gestionarea</w:t>
+      </w:r>
+      <w:proofErr w:type="spellEnd"/>
+      <w:r>
+        <w:rPr>
+          <w:rFonts w:ascii="New Times Roman" w:hAnsi="New Times Roman"/>
+          <w:szCs w:val="24"/>
+        </w:rPr>
+        <w:t xml:space="preserve"> </w:t>
+      </w:r>
+      <w:proofErr w:type="spellStart"/>
+      <w:r>
+        <w:rPr>
+          <w:rFonts w:ascii="New Times Roman" w:hAnsi="New Times Roman"/>
+          <w:szCs w:val="24"/>
+        </w:rPr>
+        <w:t>datelor</w:t>
+      </w:r>
+      <w:proofErr w:type="spellEnd"/>
+      <w:r>
+        <w:rPr>
+          <w:rFonts w:ascii="New Times Roman" w:hAnsi="New Times Roman"/>
+          <w:szCs w:val="24"/>
+        </w:rPr>
+        <w:t xml:space="preserve"> </w:t>
+      </w:r>
+      <w:proofErr w:type="spellStart"/>
+      <w:r>
+        <w:rPr>
+          <w:rFonts w:ascii="New Times Roman" w:hAnsi="New Times Roman"/>
+          <w:szCs w:val="24"/>
+        </w:rPr>
+        <w:t>despre</w:t>
+      </w:r>
+      <w:proofErr w:type="spellEnd"/>
+      <w:r>
+        <w:rPr>
+          <w:rFonts w:ascii="New Times Roman" w:hAnsi="New Times Roman"/>
+          <w:szCs w:val="24"/>
+        </w:rPr>
+        <w:t xml:space="preserve"> </w:t>
+      </w:r>
+      <w:proofErr w:type="spellStart"/>
+      <w:r>
+        <w:rPr>
+          <w:rFonts w:ascii="New Times Roman" w:hAnsi="New Times Roman"/>
+          <w:szCs w:val="24"/>
+        </w:rPr>
+        <w:t>clienți</w:t>
+      </w:r>
+      <w:proofErr w:type="spellEnd"/>
+      <w:r>
+        <w:rPr>
+          <w:rFonts w:ascii="New Times Roman" w:hAnsi="New Times Roman"/>
+          <w:szCs w:val="24"/>
+        </w:rPr>
+        <w:t xml:space="preserve">, </w:t>
+      </w:r>
+      <w:proofErr w:type="spellStart"/>
+      <w:r>
+        <w:rPr>
+          <w:rFonts w:ascii="New Times Roman" w:hAnsi="New Times Roman"/>
+          <w:szCs w:val="24"/>
+        </w:rPr>
+        <w:t>vizualizarea</w:t>
+      </w:r>
+      <w:proofErr w:type="spellEnd"/>
+      <w:r>
+        <w:rPr>
+          <w:rFonts w:ascii="New Times Roman" w:hAnsi="New Times Roman"/>
+          <w:szCs w:val="24"/>
+        </w:rPr>
+        <w:t xml:space="preserve"> </w:t>
+      </w:r>
+      <w:proofErr w:type="spellStart"/>
+      <w:r>
+        <w:rPr>
+          <w:rFonts w:ascii="New Times Roman" w:hAnsi="New Times Roman"/>
+          <w:szCs w:val="24"/>
+        </w:rPr>
+        <w:t>propriului</w:t>
+      </w:r>
+      <w:proofErr w:type="spellEnd"/>
+      <w:r>
+        <w:rPr>
+          <w:rFonts w:ascii="New Times Roman" w:hAnsi="New Times Roman"/>
+          <w:szCs w:val="24"/>
+        </w:rPr>
+        <w:t xml:space="preserve"> calendar </w:t>
+      </w:r>
+      <w:proofErr w:type="spellStart"/>
+      <w:r>
+        <w:rPr>
+          <w:rFonts w:ascii="New Times Roman" w:hAnsi="New Times Roman"/>
+          <w:szCs w:val="24"/>
+        </w:rPr>
+        <w:t>zilnic</w:t>
+      </w:r>
+      <w:proofErr w:type="spellEnd"/>
+      <w:r>
+        <w:rPr>
+          <w:rFonts w:ascii="New Times Roman" w:hAnsi="New Times Roman"/>
+          <w:szCs w:val="24"/>
+        </w:rPr>
+        <w:t xml:space="preserve"> </w:t>
+      </w:r>
+      <w:proofErr w:type="spellStart"/>
+      <w:r>
+        <w:rPr>
+          <w:rFonts w:ascii="New Times Roman" w:hAnsi="New Times Roman"/>
+          <w:szCs w:val="24"/>
+        </w:rPr>
+        <w:t>și</w:t>
+      </w:r>
+      <w:proofErr w:type="spellEnd"/>
+      <w:r>
+        <w:rPr>
+          <w:rFonts w:ascii="New Times Roman" w:hAnsi="New Times Roman"/>
+          <w:szCs w:val="24"/>
+        </w:rPr>
+        <w:t xml:space="preserve"> </w:t>
+      </w:r>
+      <w:proofErr w:type="spellStart"/>
+      <w:r>
+        <w:rPr>
+          <w:rFonts w:ascii="New Times Roman" w:hAnsi="New Times Roman"/>
+          <w:szCs w:val="24"/>
+        </w:rPr>
+        <w:t>înregistrarea</w:t>
+      </w:r>
+      <w:proofErr w:type="spellEnd"/>
+      <w:r>
+        <w:rPr>
+          <w:rFonts w:ascii="New Times Roman" w:hAnsi="New Times Roman"/>
+          <w:szCs w:val="24"/>
+        </w:rPr>
+        <w:t xml:space="preserve"> </w:t>
+      </w:r>
+      <w:proofErr w:type="spellStart"/>
+      <w:r>
+        <w:rPr>
+          <w:rFonts w:ascii="New Times Roman" w:hAnsi="New Times Roman"/>
+          <w:szCs w:val="24"/>
+        </w:rPr>
+        <w:t>încasărilor</w:t>
+      </w:r>
+      <w:proofErr w:type="spellEnd"/>
+      <w:r>
+        <w:rPr>
+          <w:rFonts w:ascii="New Times Roman" w:hAnsi="New Times Roman"/>
+          <w:szCs w:val="24"/>
+        </w:rPr>
+        <w:t>.</w:t>
       </w:r>
     </w:p>
     <w:p>
       <w:pPr>
         <w:spacing w:after="240"/>
         <w:rPr>
-          <w:rFonts w:ascii="New Times Roman" w:hAnsi="New Times Roman"/>
+          <w:rFonts w:ascii="New Times Roman" w:hAnsi="New Times Roman" w:hint="eastAsia"/>
           <w:szCs w:val="24"/>
         </w:rPr>
       </w:pPr>
@@ -1832,6 +7802,7 @@
   <w:style w:type="character" w:default="1" w:styleId="DefaultParagraphFont">
     <w:name w:val="Default Paragraph Font"/>
     <w:uiPriority w:val="1"/>
+    <w:semiHidden/>
     <w:unhideWhenUsed/>
   </w:style>
   <w:style w:type="table" w:default="1" w:styleId="TableNormal">

--- a/Documentatie proiect studio de make up.docx
+++ b/Documentatie proiect studio de make up.docx
@@ -2946,23 +2946,7 @@
           <w:rFonts w:ascii="New Times Roman" w:hAnsi="New Times Roman"/>
           <w:szCs w:val="24"/>
         </w:rPr>
-        <w:t xml:space="preserve"> </w:t>
-      </w:r>
-      <w:proofErr w:type="gramStart"/>
-      <w:r>
-        <w:rPr>
-          <w:rFonts w:ascii="New Times Roman" w:hAnsi="New Times Roman"/>
-          <w:szCs w:val="24"/>
-        </w:rPr>
-        <w:t>a</w:t>
-      </w:r>
-      <w:proofErr w:type="gramEnd"/>
-      <w:r>
-        <w:rPr>
-          <w:rFonts w:ascii="New Times Roman" w:hAnsi="New Times Roman"/>
-          <w:szCs w:val="24"/>
-        </w:rPr>
-        <w:t xml:space="preserve"> </w:t>
+        <w:t xml:space="preserve"> a </w:t>
       </w:r>
       <w:proofErr w:type="spellStart"/>
       <w:r>
@@ -3274,7 +3258,7 @@
         <w:keepNext/>
         <w:spacing w:before="360" w:after="160" w:line="360" w:lineRule="auto"/>
         <w:rPr>
-          <w:rFonts w:ascii="New Times Roman" w:hAnsi="New Times Roman"/>
+          <w:rFonts w:ascii="New Times Roman" w:hAnsi="New Times Roman" w:hint="eastAsia"/>
           <w:b/>
           <w:szCs w:val="24"/>
         </w:rPr>
@@ -3285,7 +3269,7 @@
         <w:keepNext/>
         <w:spacing w:before="360" w:after="160" w:line="360" w:lineRule="auto"/>
         <w:rPr>
-          <w:rFonts w:ascii="New Times Roman" w:hAnsi="New Times Roman"/>
+          <w:rFonts w:ascii="New Times Roman" w:hAnsi="New Times Roman" w:hint="eastAsia"/>
           <w:b/>
           <w:szCs w:val="24"/>
         </w:rPr>
@@ -3296,7 +3280,7 @@
         <w:keepNext/>
         <w:spacing w:before="360" w:after="160" w:line="360" w:lineRule="auto"/>
         <w:rPr>
-          <w:rFonts w:ascii="New Times Roman" w:hAnsi="New Times Roman"/>
+          <w:rFonts w:ascii="New Times Roman" w:hAnsi="New Times Roman" w:hint="eastAsia"/>
           <w:b/>
           <w:szCs w:val="24"/>
         </w:rPr>
@@ -3307,7 +3291,7 @@
         <w:keepNext/>
         <w:spacing w:before="360" w:after="160" w:line="360" w:lineRule="auto"/>
         <w:rPr>
-          <w:rFonts w:ascii="New Times Roman" w:hAnsi="New Times Roman"/>
+          <w:rFonts w:ascii="New Times Roman" w:hAnsi="New Times Roman" w:hint="eastAsia"/>
           <w:b/>
           <w:szCs w:val="24"/>
         </w:rPr>
@@ -3318,7 +3302,7 @@
         <w:keepNext/>
         <w:spacing w:before="360" w:after="160" w:line="360" w:lineRule="auto"/>
         <w:rPr>
-          <w:rFonts w:ascii="New Times Roman" w:hAnsi="New Times Roman"/>
+          <w:rFonts w:ascii="New Times Roman" w:hAnsi="New Times Roman" w:hint="eastAsia"/>
           <w:b/>
           <w:szCs w:val="24"/>
         </w:rPr>
@@ -3329,7 +3313,7 @@
         <w:keepNext/>
         <w:spacing w:before="360" w:after="160" w:line="360" w:lineRule="auto"/>
         <w:rPr>
-          <w:rFonts w:ascii="New Times Roman" w:hAnsi="New Times Roman"/>
+          <w:rFonts w:ascii="New Times Roman" w:hAnsi="New Times Roman" w:hint="eastAsia"/>
           <w:b/>
           <w:szCs w:val="24"/>
         </w:rPr>
@@ -3340,7 +3324,7 @@
         <w:keepNext/>
         <w:spacing w:before="360" w:after="160" w:line="360" w:lineRule="auto"/>
         <w:rPr>
-          <w:rFonts w:ascii="New Times Roman" w:hAnsi="New Times Roman"/>
+          <w:rFonts w:ascii="New Times Roman" w:hAnsi="New Times Roman" w:hint="eastAsia"/>
           <w:b/>
           <w:szCs w:val="24"/>
         </w:rPr>
@@ -3351,7 +3335,7 @@
         <w:keepNext/>
         <w:spacing w:before="360" w:after="160" w:line="360" w:lineRule="auto"/>
         <w:rPr>
-          <w:rFonts w:ascii="New Times Roman" w:hAnsi="New Times Roman"/>
+          <w:rFonts w:ascii="New Times Roman" w:hAnsi="New Times Roman" w:hint="eastAsia"/>
           <w:b/>
           <w:szCs w:val="24"/>
         </w:rPr>
@@ -3362,7 +3346,7 @@
         <w:keepNext/>
         <w:spacing w:before="360" w:after="160" w:line="360" w:lineRule="auto"/>
         <w:rPr>
-          <w:rFonts w:ascii="New Times Roman" w:hAnsi="New Times Roman"/>
+          <w:rFonts w:ascii="New Times Roman" w:hAnsi="New Times Roman" w:hint="eastAsia"/>
           <w:b/>
           <w:szCs w:val="24"/>
         </w:rPr>
@@ -3373,7 +3357,7 @@
         <w:keepNext/>
         <w:spacing w:before="360" w:after="160" w:line="360" w:lineRule="auto"/>
         <w:rPr>
-          <w:rFonts w:ascii="New Times Roman" w:hAnsi="New Times Roman"/>
+          <w:rFonts w:ascii="New Times Roman" w:hAnsi="New Times Roman" w:hint="eastAsia"/>
           <w:b/>
           <w:szCs w:val="24"/>
         </w:rPr>
@@ -3384,7 +3368,7 @@
         <w:keepNext/>
         <w:spacing w:before="360" w:after="160" w:line="360" w:lineRule="auto"/>
         <w:rPr>
-          <w:rFonts w:ascii="New Times Roman" w:hAnsi="New Times Roman"/>
+          <w:rFonts w:ascii="New Times Roman" w:hAnsi="New Times Roman" w:hint="eastAsia"/>
           <w:b/>
           <w:szCs w:val="24"/>
         </w:rPr>
@@ -3395,7 +3379,7 @@
         <w:keepNext/>
         <w:spacing w:before="360" w:after="160" w:line="360" w:lineRule="auto"/>
         <w:rPr>
-          <w:rFonts w:ascii="New Times Roman" w:hAnsi="New Times Roman"/>
+          <w:rFonts w:ascii="New Times Roman" w:hAnsi="New Times Roman" w:hint="eastAsia"/>
           <w:b/>
           <w:szCs w:val="24"/>
         </w:rPr>
@@ -3406,7 +3390,7 @@
         <w:keepNext/>
         <w:spacing w:before="360" w:after="160" w:line="360" w:lineRule="auto"/>
         <w:rPr>
-          <w:rFonts w:ascii="New Times Roman" w:hAnsi="New Times Roman"/>
+          <w:rFonts w:ascii="New Times Roman" w:hAnsi="New Times Roman" w:hint="eastAsia"/>
           <w:b/>
           <w:szCs w:val="24"/>
         </w:rPr>
@@ -3417,7 +3401,7 @@
         <w:keepNext/>
         <w:spacing w:before="360" w:after="160" w:line="360" w:lineRule="auto"/>
         <w:rPr>
-          <w:rFonts w:ascii="New Times Roman" w:hAnsi="New Times Roman"/>
+          <w:rFonts w:ascii="New Times Roman" w:hAnsi="New Times Roman" w:hint="eastAsia"/>
           <w:b/>
           <w:szCs w:val="24"/>
         </w:rPr>
@@ -3439,7 +3423,7 @@
           <w:szCs w:val="24"/>
         </w:rPr>
         <w:lastRenderedPageBreak/>
-        <w:t>2. O</w:t>
+        <w:t xml:space="preserve">2. </w:t>
       </w:r>
       <w:proofErr w:type="spellStart"/>
       <w:r>
@@ -3448,7 +3432,7 @@
           <w:b/>
           <w:szCs w:val="24"/>
         </w:rPr>
-        <w:t>biectivele</w:t>
+        <w:t>Obiectivele</w:t>
       </w:r>
       <w:proofErr w:type="spellEnd"/>
       <w:r>
@@ -3910,31 +3894,22 @@
           <w:rFonts w:ascii="New Times Roman" w:hAnsi="New Times Roman"/>
           <w:szCs w:val="24"/>
         </w:rPr>
-        <w:t>și</w:t>
-      </w:r>
-      <w:proofErr w:type="spellEnd"/>
-      <w:r>
-        <w:rPr>
-          <w:rFonts w:ascii="New Times Roman" w:hAnsi="New Times Roman"/>
-          <w:szCs w:val="24"/>
-        </w:rPr>
-        <w:t xml:space="preserve"> </w:t>
-      </w:r>
-      <w:proofErr w:type="gramStart"/>
-      <w:r>
-        <w:rPr>
-          <w:rFonts w:ascii="New Times Roman" w:hAnsi="New Times Roman"/>
-          <w:szCs w:val="24"/>
-        </w:rPr>
-        <w:t>a</w:t>
-      </w:r>
-      <w:proofErr w:type="gramEnd"/>
-      <w:r>
-        <w:rPr>
-          <w:rFonts w:ascii="New Times Roman" w:hAnsi="New Times Roman"/>
-          <w:szCs w:val="24"/>
-        </w:rPr>
-        <w:t xml:space="preserve"> </w:t>
+        <w:t>ș</w:t>
+      </w:r>
+      <w:r>
+        <w:rPr>
+          <w:rFonts w:ascii="New Times Roman" w:hAnsi="New Times Roman"/>
+          <w:szCs w:val="24"/>
+        </w:rPr>
+        <w:t>i</w:t>
+      </w:r>
+      <w:proofErr w:type="spellEnd"/>
+      <w:r>
+        <w:rPr>
+          <w:rFonts w:ascii="New Times Roman" w:hAnsi="New Times Roman"/>
+          <w:szCs w:val="24"/>
+        </w:rPr>
+        <w:t xml:space="preserve"> a </w:t>
       </w:r>
       <w:proofErr w:type="spellStart"/>
       <w:r>
@@ -4734,23 +4709,7 @@
           <w:rFonts w:ascii="New Times Roman" w:hAnsi="New Times Roman"/>
           <w:szCs w:val="24"/>
         </w:rPr>
-        <w:t xml:space="preserve">, </w:t>
-      </w:r>
-      <w:proofErr w:type="gramStart"/>
-      <w:r>
-        <w:rPr>
-          <w:rFonts w:ascii="New Times Roman" w:hAnsi="New Times Roman"/>
-          <w:szCs w:val="24"/>
-        </w:rPr>
-        <w:t>a</w:t>
-      </w:r>
-      <w:proofErr w:type="gramEnd"/>
-      <w:r>
-        <w:rPr>
-          <w:rFonts w:ascii="New Times Roman" w:hAnsi="New Times Roman"/>
-          <w:szCs w:val="24"/>
-        </w:rPr>
-        <w:t xml:space="preserve"> </w:t>
+        <w:t xml:space="preserve">, a </w:t>
       </w:r>
       <w:proofErr w:type="spellStart"/>
       <w:r>
@@ -6972,6 +6931,6963 @@
         <w:t>.</w:t>
       </w:r>
     </w:p>
+    <w:p>
+      <w:pPr>
+        <w:keepNext/>
+        <w:spacing w:before="360" w:after="160" w:line="360" w:lineRule="auto"/>
+        <w:rPr>
+          <w:b/>
+          <w:sz w:val="28"/>
+        </w:rPr>
+      </w:pPr>
+      <w:r>
+        <w:rPr>
+          <w:b/>
+          <w:sz w:val="28"/>
+        </w:rPr>
+        <w:t xml:space="preserve">3. </w:t>
+      </w:r>
+      <w:proofErr w:type="spellStart"/>
+      <w:r>
+        <w:rPr>
+          <w:b/>
+          <w:sz w:val="28"/>
+        </w:rPr>
+        <w:t>Proiectarea</w:t>
+      </w:r>
+      <w:proofErr w:type="spellEnd"/>
+      <w:r>
+        <w:rPr>
+          <w:b/>
+          <w:sz w:val="28"/>
+        </w:rPr>
+        <w:t xml:space="preserve"> </w:t>
+      </w:r>
+      <w:proofErr w:type="spellStart"/>
+      <w:r>
+        <w:rPr>
+          <w:b/>
+          <w:sz w:val="28"/>
+        </w:rPr>
+        <w:t>Bazei</w:t>
+      </w:r>
+      <w:proofErr w:type="spellEnd"/>
+      <w:r>
+        <w:rPr>
+          <w:b/>
+          <w:sz w:val="28"/>
+        </w:rPr>
+        <w:t xml:space="preserve"> de Date </w:t>
+      </w:r>
+    </w:p>
+    <w:p>
+      <w:pPr>
+        <w:keepNext/>
+        <w:spacing w:before="360" w:after="160" w:line="360" w:lineRule="auto"/>
+      </w:pPr>
+      <w:r>
+        <w:rPr>
+          <w:b/>
+        </w:rPr>
+        <w:t>3.1. M</w:t>
+      </w:r>
+      <w:proofErr w:type="spellStart"/>
+      <w:r>
+        <w:rPr>
+          <w:b/>
+        </w:rPr>
+        <w:t>odelul</w:t>
+      </w:r>
+      <w:proofErr w:type="spellEnd"/>
+      <w:r>
+        <w:rPr>
+          <w:b/>
+        </w:rPr>
+        <w:t xml:space="preserve"> Logic al </w:t>
+      </w:r>
+      <w:proofErr w:type="spellStart"/>
+      <w:r>
+        <w:rPr>
+          <w:b/>
+        </w:rPr>
+        <w:t>Bazei</w:t>
+      </w:r>
+      <w:proofErr w:type="spellEnd"/>
+      <w:r>
+        <w:rPr>
+          <w:b/>
+        </w:rPr>
+        <w:t xml:space="preserve"> de Date (Schema </w:t>
+      </w:r>
+      <w:proofErr w:type="spellStart"/>
+      <w:r>
+        <w:rPr>
+          <w:b/>
+        </w:rPr>
+        <w:t>Relațională</w:t>
+      </w:r>
+      <w:proofErr w:type="spellEnd"/>
+      <w:r>
+        <w:rPr>
+          <w:b/>
+        </w:rPr>
+        <w:t>)</w:t>
+      </w:r>
+    </w:p>
+    <w:p>
+      <w:pPr>
+        <w:spacing w:after="120" w:line="360" w:lineRule="auto"/>
+      </w:pPr>
+      <w:proofErr w:type="spellStart"/>
+      <w:r>
+        <w:t>Modelul</w:t>
+      </w:r>
+      <w:proofErr w:type="spellEnd"/>
+      <w:r>
+        <w:t xml:space="preserve"> logic </w:t>
+      </w:r>
+      <w:proofErr w:type="spellStart"/>
+      <w:r>
+        <w:t>transpune</w:t>
+      </w:r>
+      <w:proofErr w:type="spellEnd"/>
+      <w:r>
+        <w:t xml:space="preserve"> </w:t>
+      </w:r>
+      <w:proofErr w:type="spellStart"/>
+      <w:r>
+        <w:t>diagrama</w:t>
+      </w:r>
+      <w:proofErr w:type="spellEnd"/>
+      <w:r>
+        <w:t xml:space="preserve"> </w:t>
+      </w:r>
+      <w:proofErr w:type="spellStart"/>
+      <w:r>
+        <w:t>conceptuală</w:t>
+      </w:r>
+      <w:proofErr w:type="spellEnd"/>
+      <w:r>
+        <w:t xml:space="preserve"> </w:t>
+      </w:r>
+      <w:proofErr w:type="spellStart"/>
+      <w:r>
+        <w:t>Entitate-Relație</w:t>
+      </w:r>
+      <w:proofErr w:type="spellEnd"/>
+      <w:r>
+        <w:t xml:space="preserve"> (ER) </w:t>
+      </w:r>
+      <w:proofErr w:type="spellStart"/>
+      <w:r>
+        <w:t>în</w:t>
+      </w:r>
+      <w:proofErr w:type="spellEnd"/>
+      <w:r>
+        <w:t xml:space="preserve"> scheme </w:t>
+      </w:r>
+      <w:proofErr w:type="spellStart"/>
+      <w:r>
+        <w:t>relaționale</w:t>
+      </w:r>
+      <w:proofErr w:type="spellEnd"/>
+      <w:r>
+        <w:t xml:space="preserve"> </w:t>
+      </w:r>
+      <w:proofErr w:type="spellStart"/>
+      <w:r>
+        <w:t>specifice</w:t>
+      </w:r>
+      <w:proofErr w:type="spellEnd"/>
+      <w:r>
+        <w:t xml:space="preserve"> </w:t>
+      </w:r>
+      <w:proofErr w:type="spellStart"/>
+      <w:r>
+        <w:t>bazelor</w:t>
+      </w:r>
+      <w:proofErr w:type="spellEnd"/>
+      <w:r>
+        <w:t xml:space="preserve"> de date. </w:t>
+      </w:r>
+      <w:proofErr w:type="spellStart"/>
+      <w:r>
+        <w:t>Pentru</w:t>
+      </w:r>
+      <w:proofErr w:type="spellEnd"/>
+      <w:r>
+        <w:t xml:space="preserve"> Studio de Make-Up, </w:t>
+      </w:r>
+      <w:proofErr w:type="spellStart"/>
+      <w:r>
+        <w:t>modelul</w:t>
+      </w:r>
+      <w:proofErr w:type="spellEnd"/>
+      <w:r>
+        <w:t xml:space="preserve"> logic </w:t>
+      </w:r>
+      <w:proofErr w:type="spellStart"/>
+      <w:r>
+        <w:t>este</w:t>
+      </w:r>
+      <w:proofErr w:type="spellEnd"/>
+      <w:r>
+        <w:t xml:space="preserve"> </w:t>
+      </w:r>
+      <w:proofErr w:type="spellStart"/>
+      <w:r>
+        <w:t>alcătuit</w:t>
+      </w:r>
+      <w:proofErr w:type="spellEnd"/>
+      <w:r>
+        <w:t xml:space="preserve"> din 6 </w:t>
+      </w:r>
+      <w:proofErr w:type="spellStart"/>
+      <w:r>
+        <w:t>tabele</w:t>
+      </w:r>
+      <w:proofErr w:type="spellEnd"/>
+      <w:r>
+        <w:t xml:space="preserve"> </w:t>
+      </w:r>
+      <w:proofErr w:type="spellStart"/>
+      <w:r>
+        <w:t>interconectate</w:t>
+      </w:r>
+      <w:proofErr w:type="spellEnd"/>
+      <w:r>
+        <w:t xml:space="preserve"> </w:t>
+      </w:r>
+      <w:proofErr w:type="spellStart"/>
+      <w:r>
+        <w:t>prin</w:t>
+      </w:r>
+      <w:proofErr w:type="spellEnd"/>
+      <w:r>
+        <w:t xml:space="preserve"> </w:t>
+      </w:r>
+      <w:proofErr w:type="spellStart"/>
+      <w:r>
+        <w:t>chei</w:t>
+      </w:r>
+      <w:proofErr w:type="spellEnd"/>
+      <w:r>
+        <w:t xml:space="preserve"> </w:t>
+      </w:r>
+      <w:proofErr w:type="spellStart"/>
+      <w:r>
+        <w:t>străine</w:t>
+      </w:r>
+      <w:proofErr w:type="spellEnd"/>
+      <w:r>
+        <w:t xml:space="preserve"> (FK), </w:t>
+      </w:r>
+      <w:proofErr w:type="spellStart"/>
+      <w:r>
+        <w:t>asigurând</w:t>
+      </w:r>
+      <w:proofErr w:type="spellEnd"/>
+      <w:r>
+        <w:t xml:space="preserve"> o </w:t>
+      </w:r>
+      <w:proofErr w:type="spellStart"/>
+      <w:r>
+        <w:t>structură</w:t>
+      </w:r>
+      <w:proofErr w:type="spellEnd"/>
+      <w:r>
+        <w:t xml:space="preserve"> </w:t>
+      </w:r>
+      <w:proofErr w:type="spellStart"/>
+      <w:r>
+        <w:t>clară</w:t>
+      </w:r>
+      <w:proofErr w:type="spellEnd"/>
+      <w:r>
+        <w:t xml:space="preserve"> </w:t>
+      </w:r>
+      <w:proofErr w:type="spellStart"/>
+      <w:r>
+        <w:t>și</w:t>
+      </w:r>
+      <w:proofErr w:type="spellEnd"/>
+      <w:r>
+        <w:t xml:space="preserve"> </w:t>
+      </w:r>
+      <w:proofErr w:type="spellStart"/>
+      <w:r>
+        <w:t>eficientă</w:t>
+      </w:r>
+      <w:proofErr w:type="spellEnd"/>
+      <w:r>
+        <w:t>.</w:t>
+      </w:r>
+    </w:p>
+    <w:p>
+      <w:pPr>
+        <w:pStyle w:val="ListBullet"/>
+        <w:spacing w:after="60" w:line="360" w:lineRule="auto"/>
+      </w:pPr>
+      <w:r>
+        <w:rPr>
+          <w:b/>
+        </w:rPr>
+        <w:t>CLIENTI</w:t>
+      </w:r>
+      <w:r>
+        <w:t xml:space="preserve"> (</w:t>
+      </w:r>
+      <w:proofErr w:type="spellStart"/>
+      <w:r>
+        <w:t>id_client</w:t>
+      </w:r>
+      <w:proofErr w:type="spellEnd"/>
+      <w:r>
+        <w:t xml:space="preserve"> [PK], </w:t>
+      </w:r>
+      <w:proofErr w:type="spellStart"/>
+      <w:r>
+        <w:t>nume</w:t>
+      </w:r>
+      <w:proofErr w:type="spellEnd"/>
+      <w:r>
+        <w:t xml:space="preserve">, </w:t>
+      </w:r>
+      <w:proofErr w:type="spellStart"/>
+      <w:r>
+        <w:t>prenume</w:t>
+      </w:r>
+      <w:proofErr w:type="spellEnd"/>
+      <w:r>
+        <w:t xml:space="preserve">, </w:t>
+      </w:r>
+      <w:proofErr w:type="spellStart"/>
+      <w:r>
+        <w:t>telefon</w:t>
+      </w:r>
+      <w:proofErr w:type="spellEnd"/>
+      <w:r>
+        <w:t xml:space="preserve">, email, </w:t>
+      </w:r>
+      <w:proofErr w:type="spellStart"/>
+      <w:r>
+        <w:t>tip_ten_frecvent</w:t>
+      </w:r>
+      <w:proofErr w:type="spellEnd"/>
+      <w:r>
+        <w:t>)</w:t>
+      </w:r>
+    </w:p>
+    <w:p>
+      <w:pPr>
+        <w:pStyle w:val="ListBullet"/>
+        <w:spacing w:after="60" w:line="360" w:lineRule="auto"/>
+      </w:pPr>
+      <w:r>
+        <w:rPr>
+          <w:b/>
+        </w:rPr>
+        <w:t>MAKEUP_ARTISTI</w:t>
+      </w:r>
+      <w:r>
+        <w:t xml:space="preserve"> (</w:t>
+      </w:r>
+      <w:proofErr w:type="spellStart"/>
+      <w:r>
+        <w:t>id_artist</w:t>
+      </w:r>
+      <w:proofErr w:type="spellEnd"/>
+      <w:r>
+        <w:t xml:space="preserve"> [PK], </w:t>
+      </w:r>
+      <w:proofErr w:type="spellStart"/>
+      <w:r>
+        <w:t>nume</w:t>
+      </w:r>
+      <w:proofErr w:type="spellEnd"/>
+      <w:r>
+        <w:t xml:space="preserve">, </w:t>
+      </w:r>
+      <w:proofErr w:type="spellStart"/>
+      <w:r>
+        <w:t>prenume</w:t>
+      </w:r>
+      <w:proofErr w:type="spellEnd"/>
+      <w:r>
+        <w:t xml:space="preserve">, </w:t>
+      </w:r>
+      <w:proofErr w:type="spellStart"/>
+      <w:r>
+        <w:t>telefon</w:t>
+      </w:r>
+      <w:proofErr w:type="spellEnd"/>
+      <w:r>
+        <w:t xml:space="preserve">, email, </w:t>
+      </w:r>
+      <w:proofErr w:type="spellStart"/>
+      <w:r>
+        <w:t>program_lucru</w:t>
+      </w:r>
+      <w:proofErr w:type="spellEnd"/>
+      <w:r>
+        <w:t>)</w:t>
+      </w:r>
+    </w:p>
+    <w:p>
+      <w:pPr>
+        <w:pStyle w:val="ListBullet"/>
+        <w:spacing w:after="60" w:line="360" w:lineRule="auto"/>
+      </w:pPr>
+      <w:r>
+        <w:rPr>
+          <w:b/>
+        </w:rPr>
+        <w:t>TIPURI_MACHIAJ</w:t>
+      </w:r>
+      <w:r>
+        <w:t xml:space="preserve"> (</w:t>
+      </w:r>
+      <w:proofErr w:type="spellStart"/>
+      <w:r>
+        <w:t>id_tip_machiaj</w:t>
+      </w:r>
+      <w:proofErr w:type="spellEnd"/>
+      <w:r>
+        <w:t xml:space="preserve"> [PK], </w:t>
+      </w:r>
+      <w:proofErr w:type="spellStart"/>
+      <w:r>
+        <w:t>denumire</w:t>
+      </w:r>
+      <w:proofErr w:type="spellEnd"/>
+      <w:r>
+        <w:t xml:space="preserve">, </w:t>
+      </w:r>
+      <w:proofErr w:type="spellStart"/>
+      <w:r>
+        <w:t>pret_baza</w:t>
+      </w:r>
+      <w:proofErr w:type="spellEnd"/>
+      <w:r>
+        <w:t xml:space="preserve">, </w:t>
+      </w:r>
+      <w:proofErr w:type="spellStart"/>
+      <w:r>
+        <w:t>durata_baza_minute</w:t>
+      </w:r>
+      <w:proofErr w:type="spellEnd"/>
+      <w:r>
+        <w:t>)</w:t>
+      </w:r>
+    </w:p>
+    <w:p>
+      <w:pPr>
+        <w:pStyle w:val="ListBullet"/>
+        <w:spacing w:after="60" w:line="360" w:lineRule="auto"/>
+      </w:pPr>
+      <w:r>
+        <w:rPr>
+          <w:b/>
+        </w:rPr>
+        <w:t>TEHNICI_MAKEUP</w:t>
+      </w:r>
+      <w:r>
+        <w:t xml:space="preserve"> (</w:t>
+      </w:r>
+      <w:proofErr w:type="spellStart"/>
+      <w:r>
+        <w:t>id_tehnica</w:t>
+      </w:r>
+      <w:proofErr w:type="spellEnd"/>
+      <w:r>
+        <w:t xml:space="preserve"> [PK], </w:t>
+      </w:r>
+      <w:proofErr w:type="spellStart"/>
+      <w:r>
+        <w:t>denumire_tehnica</w:t>
+      </w:r>
+      <w:proofErr w:type="spellEnd"/>
+      <w:r>
+        <w:t xml:space="preserve">, </w:t>
+      </w:r>
+      <w:proofErr w:type="spellStart"/>
+      <w:r>
+        <w:t>cost_extra</w:t>
+      </w:r>
+      <w:proofErr w:type="spellEnd"/>
+      <w:r>
+        <w:t xml:space="preserve">, </w:t>
+      </w:r>
+      <w:proofErr w:type="spellStart"/>
+      <w:r>
+        <w:t>durata_extra_minute</w:t>
+      </w:r>
+      <w:proofErr w:type="spellEnd"/>
+      <w:r>
+        <w:t>)</w:t>
+      </w:r>
+    </w:p>
+    <w:p>
+      <w:pPr>
+        <w:pStyle w:val="ListBullet"/>
+        <w:spacing w:after="60" w:line="360" w:lineRule="auto"/>
+      </w:pPr>
+      <w:r>
+        <w:rPr>
+          <w:b/>
+        </w:rPr>
+        <w:t>PROGRAMARI</w:t>
+      </w:r>
+      <w:r>
+        <w:t xml:space="preserve"> (</w:t>
+      </w:r>
+      <w:proofErr w:type="spellStart"/>
+      <w:r>
+        <w:t>id_programare</w:t>
+      </w:r>
+      <w:proofErr w:type="spellEnd"/>
+      <w:r>
+        <w:t xml:space="preserve"> [PK], </w:t>
+      </w:r>
+      <w:proofErr w:type="spellStart"/>
+      <w:r>
+        <w:t>id_client</w:t>
+      </w:r>
+      <w:proofErr w:type="spellEnd"/>
+      <w:r>
+        <w:t xml:space="preserve"> [FK], </w:t>
+      </w:r>
+      <w:proofErr w:type="spellStart"/>
+      <w:r>
+        <w:t>id_artist</w:t>
+      </w:r>
+      <w:proofErr w:type="spellEnd"/>
+      <w:r>
+        <w:t xml:space="preserve"> [FK], </w:t>
+      </w:r>
+      <w:proofErr w:type="spellStart"/>
+      <w:r>
+        <w:t>id_tip_machiaj</w:t>
+      </w:r>
+      <w:proofErr w:type="spellEnd"/>
+      <w:r>
+        <w:t xml:space="preserve"> [FK], </w:t>
+      </w:r>
+      <w:proofErr w:type="spellStart"/>
+      <w:r>
+        <w:t>id_tehnica</w:t>
+      </w:r>
+      <w:proofErr w:type="spellEnd"/>
+      <w:r>
+        <w:t xml:space="preserve"> [FK], </w:t>
+      </w:r>
+      <w:proofErr w:type="spellStart"/>
+      <w:r>
+        <w:t>tip_gene</w:t>
+      </w:r>
+      <w:proofErr w:type="spellEnd"/>
+      <w:r>
+        <w:t xml:space="preserve">, </w:t>
+      </w:r>
+      <w:proofErr w:type="spellStart"/>
+      <w:r>
+        <w:t>observatii_ten</w:t>
+      </w:r>
+      <w:proofErr w:type="spellEnd"/>
+      <w:r>
+        <w:t xml:space="preserve">, </w:t>
+      </w:r>
+      <w:proofErr w:type="spellStart"/>
+      <w:r>
+        <w:t>data_ora_start</w:t>
+      </w:r>
+      <w:proofErr w:type="spellEnd"/>
+      <w:r>
+        <w:t xml:space="preserve">, </w:t>
+      </w:r>
+      <w:proofErr w:type="spellStart"/>
+      <w:r>
+        <w:t>data_ora_final</w:t>
+      </w:r>
+      <w:proofErr w:type="spellEnd"/>
+      <w:r>
+        <w:t>, status)</w:t>
+      </w:r>
+    </w:p>
+    <w:p>
+      <w:pPr>
+        <w:pStyle w:val="ListBullet"/>
+        <w:spacing w:after="60" w:line="360" w:lineRule="auto"/>
+      </w:pPr>
+      <w:r>
+        <w:rPr>
+          <w:b/>
+        </w:rPr>
+        <w:t>INCASARI</w:t>
+      </w:r>
+      <w:r>
+        <w:t xml:space="preserve"> (</w:t>
+      </w:r>
+      <w:proofErr w:type="spellStart"/>
+      <w:r>
+        <w:t>id_incasare</w:t>
+      </w:r>
+      <w:proofErr w:type="spellEnd"/>
+      <w:r>
+        <w:t xml:space="preserve"> [PK], </w:t>
+      </w:r>
+      <w:proofErr w:type="spellStart"/>
+      <w:r>
+        <w:t>id_programare</w:t>
+      </w:r>
+      <w:proofErr w:type="spellEnd"/>
+      <w:r>
+        <w:t xml:space="preserve"> [FK], </w:t>
+      </w:r>
+      <w:proofErr w:type="spellStart"/>
+      <w:r>
+        <w:t>suma_totala</w:t>
+      </w:r>
+      <w:proofErr w:type="spellEnd"/>
+      <w:r>
+        <w:t xml:space="preserve">, </w:t>
+      </w:r>
+      <w:proofErr w:type="spellStart"/>
+      <w:r>
+        <w:t>modalitate_plata</w:t>
+      </w:r>
+      <w:proofErr w:type="spellEnd"/>
+      <w:r>
+        <w:t xml:space="preserve">, </w:t>
+      </w:r>
+      <w:proofErr w:type="spellStart"/>
+      <w:r>
+        <w:t>data_incasare</w:t>
+      </w:r>
+      <w:proofErr w:type="spellEnd"/>
+      <w:r>
+        <w:t>)</w:t>
+      </w:r>
+    </w:p>
+    <w:p>
+      <w:pPr>
+        <w:spacing w:after="120" w:line="360" w:lineRule="auto"/>
+      </w:pPr>
+    </w:p>
+    <w:p>
+      <w:pPr>
+        <w:keepNext/>
+        <w:spacing w:before="240" w:after="80" w:line="360" w:lineRule="auto"/>
+      </w:pPr>
+      <w:r>
+        <w:rPr>
+          <w:b/>
+        </w:rPr>
+        <w:t xml:space="preserve">3.2. </w:t>
+      </w:r>
+      <w:proofErr w:type="spellStart"/>
+      <w:r>
+        <w:rPr>
+          <w:b/>
+        </w:rPr>
+        <w:t>Normalizarea</w:t>
+      </w:r>
+      <w:proofErr w:type="spellEnd"/>
+      <w:r>
+        <w:rPr>
+          <w:b/>
+        </w:rPr>
+        <w:t xml:space="preserve"> </w:t>
+      </w:r>
+      <w:proofErr w:type="spellStart"/>
+      <w:r>
+        <w:rPr>
+          <w:b/>
+        </w:rPr>
+        <w:t>Bazei</w:t>
+      </w:r>
+      <w:proofErr w:type="spellEnd"/>
+      <w:r>
+        <w:rPr>
+          <w:b/>
+        </w:rPr>
+        <w:t xml:space="preserve"> de Date (</w:t>
+      </w:r>
+      <w:proofErr w:type="spellStart"/>
+      <w:r>
+        <w:rPr>
+          <w:b/>
+        </w:rPr>
+        <w:t>până</w:t>
+      </w:r>
+      <w:proofErr w:type="spellEnd"/>
+      <w:r>
+        <w:rPr>
+          <w:b/>
+        </w:rPr>
+        <w:t xml:space="preserve"> la Forma </w:t>
+      </w:r>
+      <w:proofErr w:type="spellStart"/>
+      <w:r>
+        <w:rPr>
+          <w:b/>
+        </w:rPr>
+        <w:t>Normală</w:t>
+      </w:r>
+      <w:proofErr w:type="spellEnd"/>
+      <w:r>
+        <w:rPr>
+          <w:b/>
+        </w:rPr>
+        <w:t xml:space="preserve"> 3 - FN3 / 3NF)</w:t>
+      </w:r>
+    </w:p>
+    <w:p>
+      <w:pPr>
+        <w:spacing w:after="120" w:line="360" w:lineRule="auto"/>
+      </w:pPr>
+      <w:proofErr w:type="spellStart"/>
+      <w:r>
+        <w:t>Normalizarea</w:t>
+      </w:r>
+      <w:proofErr w:type="spellEnd"/>
+      <w:r>
+        <w:t xml:space="preserve"> </w:t>
+      </w:r>
+      <w:proofErr w:type="spellStart"/>
+      <w:r>
+        <w:t>reprezintă</w:t>
+      </w:r>
+      <w:proofErr w:type="spellEnd"/>
+      <w:r>
+        <w:t xml:space="preserve"> </w:t>
+      </w:r>
+      <w:proofErr w:type="spellStart"/>
+      <w:r>
+        <w:t>procesul</w:t>
+      </w:r>
+      <w:proofErr w:type="spellEnd"/>
+      <w:r>
+        <w:t xml:space="preserve"> de </w:t>
+      </w:r>
+      <w:proofErr w:type="spellStart"/>
+      <w:r>
+        <w:t>organizare</w:t>
+      </w:r>
+      <w:proofErr w:type="spellEnd"/>
+      <w:r>
+        <w:t xml:space="preserve"> a </w:t>
+      </w:r>
+      <w:proofErr w:type="spellStart"/>
+      <w:r>
+        <w:t>datelor</w:t>
+      </w:r>
+      <w:proofErr w:type="spellEnd"/>
+      <w:r>
+        <w:t xml:space="preserve"> </w:t>
+      </w:r>
+      <w:proofErr w:type="spellStart"/>
+      <w:r>
+        <w:t>pentru</w:t>
+      </w:r>
+      <w:proofErr w:type="spellEnd"/>
+      <w:r>
+        <w:t xml:space="preserve"> a </w:t>
+      </w:r>
+      <w:proofErr w:type="spellStart"/>
+      <w:r>
+        <w:t>elimina</w:t>
+      </w:r>
+      <w:proofErr w:type="spellEnd"/>
+      <w:r>
+        <w:t xml:space="preserve"> </w:t>
+      </w:r>
+      <w:proofErr w:type="spellStart"/>
+      <w:r>
+        <w:t>redundanța</w:t>
+      </w:r>
+      <w:proofErr w:type="spellEnd"/>
+      <w:r>
+        <w:t xml:space="preserve"> </w:t>
+      </w:r>
+      <w:proofErr w:type="spellStart"/>
+      <w:r>
+        <w:t>și</w:t>
+      </w:r>
+      <w:proofErr w:type="spellEnd"/>
+      <w:r>
+        <w:t xml:space="preserve"> </w:t>
+      </w:r>
+      <w:proofErr w:type="spellStart"/>
+      <w:r>
+        <w:t>dependențele</w:t>
+      </w:r>
+      <w:proofErr w:type="spellEnd"/>
+      <w:r>
+        <w:t xml:space="preserve"> </w:t>
+      </w:r>
+      <w:proofErr w:type="spellStart"/>
+      <w:r>
+        <w:t>anormale</w:t>
+      </w:r>
+      <w:proofErr w:type="spellEnd"/>
+      <w:r>
+        <w:t xml:space="preserve">. </w:t>
+      </w:r>
+      <w:proofErr w:type="spellStart"/>
+      <w:r>
+        <w:t>Proiectul</w:t>
+      </w:r>
+      <w:proofErr w:type="spellEnd"/>
+      <w:r>
+        <w:t xml:space="preserve"> </w:t>
+      </w:r>
+      <w:proofErr w:type="spellStart"/>
+      <w:r>
+        <w:t>nostru</w:t>
+      </w:r>
+      <w:proofErr w:type="spellEnd"/>
+      <w:r>
+        <w:t xml:space="preserve"> </w:t>
+      </w:r>
+      <w:proofErr w:type="spellStart"/>
+      <w:r>
+        <w:t>respectă</w:t>
+      </w:r>
+      <w:proofErr w:type="spellEnd"/>
+      <w:r>
+        <w:t xml:space="preserve"> </w:t>
+      </w:r>
+      <w:proofErr w:type="spellStart"/>
+      <w:r>
+        <w:t>regulile</w:t>
+      </w:r>
+      <w:proofErr w:type="spellEnd"/>
+      <w:r>
+        <w:t xml:space="preserve"> de </w:t>
+      </w:r>
+      <w:proofErr w:type="spellStart"/>
+      <w:r>
+        <w:t>normalizare</w:t>
+      </w:r>
+      <w:proofErr w:type="spellEnd"/>
+      <w:r>
+        <w:t xml:space="preserve"> </w:t>
+      </w:r>
+      <w:proofErr w:type="spellStart"/>
+      <w:r>
+        <w:t>până</w:t>
+      </w:r>
+      <w:proofErr w:type="spellEnd"/>
+      <w:r>
+        <w:t xml:space="preserve"> la Forma </w:t>
+      </w:r>
+      <w:proofErr w:type="spellStart"/>
+      <w:r>
+        <w:t>Normală</w:t>
+      </w:r>
+      <w:proofErr w:type="spellEnd"/>
+      <w:r>
+        <w:t xml:space="preserve"> 3 (3NF):</w:t>
+      </w:r>
+    </w:p>
+    <w:p>
+      <w:pPr>
+        <w:pStyle w:val="ListBullet"/>
+        <w:spacing w:after="80" w:line="360" w:lineRule="auto"/>
+      </w:pPr>
+      <w:r>
+        <w:rPr>
+          <w:b/>
+        </w:rPr>
+        <w:lastRenderedPageBreak/>
+        <w:t xml:space="preserve">Forma </w:t>
+      </w:r>
+      <w:proofErr w:type="spellStart"/>
+      <w:r>
+        <w:rPr>
+          <w:b/>
+        </w:rPr>
+        <w:t>Normală</w:t>
+      </w:r>
+      <w:proofErr w:type="spellEnd"/>
+      <w:r>
+        <w:rPr>
+          <w:b/>
+        </w:rPr>
+        <w:t xml:space="preserve"> 1 (1NF) – </w:t>
+      </w:r>
+      <w:proofErr w:type="spellStart"/>
+      <w:r>
+        <w:rPr>
+          <w:b/>
+        </w:rPr>
+        <w:t>Atomicitatea</w:t>
+      </w:r>
+      <w:proofErr w:type="spellEnd"/>
+      <w:r>
+        <w:rPr>
+          <w:b/>
+        </w:rPr>
+        <w:t xml:space="preserve"> </w:t>
+      </w:r>
+      <w:proofErr w:type="spellStart"/>
+      <w:r>
+        <w:rPr>
+          <w:b/>
+        </w:rPr>
+        <w:t>Datelor</w:t>
+      </w:r>
+      <w:proofErr w:type="spellEnd"/>
+      <w:r>
+        <w:rPr>
+          <w:b/>
+        </w:rPr>
+        <w:t xml:space="preserve">: </w:t>
+      </w:r>
+      <w:proofErr w:type="spellStart"/>
+      <w:r>
+        <w:t>Toate</w:t>
+      </w:r>
+      <w:proofErr w:type="spellEnd"/>
+      <w:r>
+        <w:t xml:space="preserve"> </w:t>
+      </w:r>
+      <w:proofErr w:type="spellStart"/>
+      <w:r>
+        <w:t>câmpurile</w:t>
+      </w:r>
+      <w:proofErr w:type="spellEnd"/>
+      <w:r>
+        <w:t xml:space="preserve"> </w:t>
+      </w:r>
+      <w:proofErr w:type="spellStart"/>
+      <w:r>
+        <w:t>conțin</w:t>
+      </w:r>
+      <w:proofErr w:type="spellEnd"/>
+      <w:r>
+        <w:t xml:space="preserve"> </w:t>
+      </w:r>
+      <w:proofErr w:type="spellStart"/>
+      <w:r>
+        <w:t>doar</w:t>
+      </w:r>
+      <w:proofErr w:type="spellEnd"/>
+      <w:r>
+        <w:t xml:space="preserve"> </w:t>
+      </w:r>
+      <w:proofErr w:type="spellStart"/>
+      <w:r>
+        <w:t>valori</w:t>
+      </w:r>
+      <w:proofErr w:type="spellEnd"/>
+      <w:r>
+        <w:t xml:space="preserve"> </w:t>
+      </w:r>
+      <w:proofErr w:type="spellStart"/>
+      <w:r>
+        <w:t>atomice</w:t>
+      </w:r>
+      <w:proofErr w:type="spellEnd"/>
+      <w:r>
+        <w:t xml:space="preserve"> (</w:t>
+      </w:r>
+      <w:proofErr w:type="spellStart"/>
+      <w:r>
+        <w:t>indivizibile</w:t>
+      </w:r>
+      <w:proofErr w:type="spellEnd"/>
+      <w:r>
+        <w:t xml:space="preserve">). </w:t>
+      </w:r>
+      <w:proofErr w:type="spellStart"/>
+      <w:r>
+        <w:t>Numele</w:t>
+      </w:r>
+      <w:proofErr w:type="spellEnd"/>
+      <w:r>
+        <w:t xml:space="preserve"> </w:t>
+      </w:r>
+      <w:proofErr w:type="spellStart"/>
+      <w:r>
+        <w:t>și</w:t>
+      </w:r>
+      <w:proofErr w:type="spellEnd"/>
+      <w:r>
+        <w:t xml:space="preserve"> </w:t>
+      </w:r>
+      <w:proofErr w:type="spellStart"/>
+      <w:r>
+        <w:t>prenumele</w:t>
+      </w:r>
+      <w:proofErr w:type="spellEnd"/>
+      <w:r>
+        <w:t xml:space="preserve"> sunt separate, </w:t>
+      </w:r>
+      <w:proofErr w:type="spellStart"/>
+      <w:r>
+        <w:t>iar</w:t>
+      </w:r>
+      <w:proofErr w:type="spellEnd"/>
+      <w:r>
+        <w:t xml:space="preserve"> </w:t>
+      </w:r>
+      <w:proofErr w:type="spellStart"/>
+      <w:r>
+        <w:t>opțiunile</w:t>
+      </w:r>
+      <w:proofErr w:type="spellEnd"/>
+      <w:r>
+        <w:t xml:space="preserve"> </w:t>
+      </w:r>
+      <w:proofErr w:type="spellStart"/>
+      <w:r>
+        <w:t>complexe</w:t>
+      </w:r>
+      <w:proofErr w:type="spellEnd"/>
+      <w:r>
+        <w:t xml:space="preserve"> (precum </w:t>
+      </w:r>
+      <w:proofErr w:type="spellStart"/>
+      <w:r>
+        <w:t>tehnica</w:t>
+      </w:r>
+      <w:proofErr w:type="spellEnd"/>
+      <w:r>
+        <w:t xml:space="preserve"> </w:t>
+      </w:r>
+      <w:proofErr w:type="spellStart"/>
+      <w:r>
+        <w:t>sau</w:t>
+      </w:r>
+      <w:proofErr w:type="spellEnd"/>
+      <w:r>
+        <w:t xml:space="preserve"> </w:t>
+      </w:r>
+      <w:proofErr w:type="spellStart"/>
+      <w:r>
+        <w:t>tipul</w:t>
+      </w:r>
+      <w:proofErr w:type="spellEnd"/>
+      <w:r>
+        <w:t xml:space="preserve"> de </w:t>
+      </w:r>
+      <w:proofErr w:type="spellStart"/>
+      <w:r>
+        <w:t>machiaj</w:t>
+      </w:r>
+      <w:proofErr w:type="spellEnd"/>
+      <w:r>
+        <w:t xml:space="preserve">) nu sunt </w:t>
+      </w:r>
+      <w:proofErr w:type="spellStart"/>
+      <w:r>
+        <w:t>salvate</w:t>
+      </w:r>
+      <w:proofErr w:type="spellEnd"/>
+      <w:r>
+        <w:t xml:space="preserve"> ca text </w:t>
+      </w:r>
+      <w:proofErr w:type="spellStart"/>
+      <w:r>
+        <w:t>compus</w:t>
+      </w:r>
+      <w:proofErr w:type="spellEnd"/>
+      <w:r>
+        <w:t xml:space="preserve"> </w:t>
+      </w:r>
+      <w:proofErr w:type="spellStart"/>
+      <w:r>
+        <w:t>sau</w:t>
+      </w:r>
+      <w:proofErr w:type="spellEnd"/>
+      <w:r>
+        <w:t xml:space="preserve"> </w:t>
+      </w:r>
+      <w:proofErr w:type="spellStart"/>
+      <w:r>
+        <w:t>liste</w:t>
+      </w:r>
+      <w:proofErr w:type="spellEnd"/>
+      <w:r>
+        <w:t xml:space="preserve"> separate </w:t>
+      </w:r>
+      <w:proofErr w:type="spellStart"/>
+      <w:r>
+        <w:t>prin</w:t>
+      </w:r>
+      <w:proofErr w:type="spellEnd"/>
+      <w:r>
+        <w:t xml:space="preserve"> </w:t>
+      </w:r>
+      <w:proofErr w:type="spellStart"/>
+      <w:r>
+        <w:t>virgulă</w:t>
+      </w:r>
+      <w:proofErr w:type="spellEnd"/>
+      <w:r>
+        <w:t xml:space="preserve">, ci </w:t>
+      </w:r>
+      <w:proofErr w:type="spellStart"/>
+      <w:r>
+        <w:t>în</w:t>
+      </w:r>
+      <w:proofErr w:type="spellEnd"/>
+      <w:r>
+        <w:t xml:space="preserve"> </w:t>
+      </w:r>
+      <w:proofErr w:type="spellStart"/>
+      <w:r>
+        <w:t>tabele</w:t>
+      </w:r>
+      <w:proofErr w:type="spellEnd"/>
+      <w:r>
+        <w:t xml:space="preserve"> separate </w:t>
+      </w:r>
+      <w:proofErr w:type="spellStart"/>
+      <w:r>
+        <w:t>indexate</w:t>
+      </w:r>
+      <w:proofErr w:type="spellEnd"/>
+      <w:r>
+        <w:t>.</w:t>
+      </w:r>
+    </w:p>
+    <w:p>
+      <w:pPr>
+        <w:pStyle w:val="ListBullet"/>
+        <w:spacing w:after="80" w:line="360" w:lineRule="auto"/>
+      </w:pPr>
+      <w:r>
+        <w:rPr>
+          <w:b/>
+        </w:rPr>
+        <w:t xml:space="preserve">Forma </w:t>
+      </w:r>
+      <w:proofErr w:type="spellStart"/>
+      <w:r>
+        <w:rPr>
+          <w:b/>
+        </w:rPr>
+        <w:t>Normală</w:t>
+      </w:r>
+      <w:proofErr w:type="spellEnd"/>
+      <w:r>
+        <w:rPr>
+          <w:b/>
+        </w:rPr>
+        <w:t xml:space="preserve"> 2 (2NF) – </w:t>
+      </w:r>
+      <w:proofErr w:type="spellStart"/>
+      <w:r>
+        <w:rPr>
+          <w:b/>
+        </w:rPr>
+        <w:t>Eliminarea</w:t>
+      </w:r>
+      <w:proofErr w:type="spellEnd"/>
+      <w:r>
+        <w:rPr>
+          <w:b/>
+        </w:rPr>
+        <w:t xml:space="preserve"> </w:t>
+      </w:r>
+      <w:proofErr w:type="spellStart"/>
+      <w:r>
+        <w:rPr>
+          <w:b/>
+        </w:rPr>
+        <w:t>Dependențelor</w:t>
+      </w:r>
+      <w:proofErr w:type="spellEnd"/>
+      <w:r>
+        <w:rPr>
+          <w:b/>
+        </w:rPr>
+        <w:t xml:space="preserve"> </w:t>
+      </w:r>
+      <w:proofErr w:type="spellStart"/>
+      <w:r>
+        <w:rPr>
+          <w:b/>
+        </w:rPr>
+        <w:t>Parțiale</w:t>
+      </w:r>
+      <w:proofErr w:type="spellEnd"/>
+      <w:r>
+        <w:rPr>
+          <w:b/>
+        </w:rPr>
+        <w:t xml:space="preserve">: </w:t>
+      </w:r>
+      <w:r>
+        <w:t xml:space="preserve">Baza de date </w:t>
+      </w:r>
+      <w:proofErr w:type="spellStart"/>
+      <w:r>
+        <w:t>este</w:t>
+      </w:r>
+      <w:proofErr w:type="spellEnd"/>
+      <w:r>
+        <w:t xml:space="preserve"> </w:t>
+      </w:r>
+      <w:proofErr w:type="spellStart"/>
+      <w:r>
+        <w:t>în</w:t>
+      </w:r>
+      <w:proofErr w:type="spellEnd"/>
+      <w:r>
+        <w:t xml:space="preserve"> 1NF, </w:t>
+      </w:r>
+      <w:proofErr w:type="spellStart"/>
+      <w:r>
+        <w:t>iar</w:t>
+      </w:r>
+      <w:proofErr w:type="spellEnd"/>
+      <w:r>
+        <w:t xml:space="preserve"> </w:t>
+      </w:r>
+      <w:proofErr w:type="spellStart"/>
+      <w:r>
+        <w:t>fiecare</w:t>
+      </w:r>
+      <w:proofErr w:type="spellEnd"/>
+      <w:r>
+        <w:t xml:space="preserve"> </w:t>
+      </w:r>
+      <w:proofErr w:type="spellStart"/>
+      <w:r>
+        <w:t>atribut</w:t>
+      </w:r>
+      <w:proofErr w:type="spellEnd"/>
+      <w:r>
+        <w:t xml:space="preserve"> ne-</w:t>
+      </w:r>
+      <w:proofErr w:type="spellStart"/>
+      <w:r>
+        <w:t>cheie</w:t>
+      </w:r>
+      <w:proofErr w:type="spellEnd"/>
+      <w:r>
+        <w:t xml:space="preserve"> </w:t>
+      </w:r>
+      <w:proofErr w:type="spellStart"/>
+      <w:r>
+        <w:t>depinde</w:t>
+      </w:r>
+      <w:proofErr w:type="spellEnd"/>
+      <w:r>
+        <w:t xml:space="preserve"> </w:t>
+      </w:r>
+      <w:proofErr w:type="spellStart"/>
+      <w:r>
+        <w:t>în</w:t>
+      </w:r>
+      <w:proofErr w:type="spellEnd"/>
+      <w:r>
+        <w:t xml:space="preserve"> </w:t>
+      </w:r>
+      <w:proofErr w:type="spellStart"/>
+      <w:r>
+        <w:t>întregime</w:t>
+      </w:r>
+      <w:proofErr w:type="spellEnd"/>
+      <w:r>
+        <w:t xml:space="preserve"> de </w:t>
+      </w:r>
+      <w:proofErr w:type="spellStart"/>
+      <w:r>
+        <w:t>cheia</w:t>
+      </w:r>
+      <w:proofErr w:type="spellEnd"/>
+      <w:r>
+        <w:t xml:space="preserve"> </w:t>
+      </w:r>
+      <w:proofErr w:type="spellStart"/>
+      <w:r>
+        <w:t>primară</w:t>
+      </w:r>
+      <w:proofErr w:type="spellEnd"/>
+      <w:r>
+        <w:t xml:space="preserve"> a </w:t>
+      </w:r>
+      <w:proofErr w:type="spellStart"/>
+      <w:r>
+        <w:t>tabelului</w:t>
+      </w:r>
+      <w:proofErr w:type="spellEnd"/>
+      <w:r>
+        <w:t xml:space="preserve"> </w:t>
+      </w:r>
+      <w:proofErr w:type="spellStart"/>
+      <w:r>
+        <w:t>respectiv</w:t>
+      </w:r>
+      <w:proofErr w:type="spellEnd"/>
+      <w:r>
+        <w:t xml:space="preserve">. De </w:t>
+      </w:r>
+      <w:proofErr w:type="spellStart"/>
+      <w:r>
+        <w:t>exemplu</w:t>
+      </w:r>
+      <w:proofErr w:type="spellEnd"/>
+      <w:r>
+        <w:t xml:space="preserve">, </w:t>
+      </w:r>
+      <w:proofErr w:type="spellStart"/>
+      <w:r>
+        <w:t>în</w:t>
+      </w:r>
+      <w:proofErr w:type="spellEnd"/>
+      <w:r>
+        <w:t xml:space="preserve"> </w:t>
+      </w:r>
+      <w:proofErr w:type="spellStart"/>
+      <w:r>
+        <w:t>tabelul</w:t>
+      </w:r>
+      <w:proofErr w:type="spellEnd"/>
+      <w:r>
+        <w:t xml:space="preserve"> PROGRAMARI, </w:t>
+      </w:r>
+      <w:proofErr w:type="spellStart"/>
+      <w:r>
+        <w:t>atributele</w:t>
+      </w:r>
+      <w:proofErr w:type="spellEnd"/>
+      <w:r>
+        <w:t xml:space="preserve"> precum `</w:t>
+      </w:r>
+      <w:proofErr w:type="spellStart"/>
+      <w:r>
+        <w:t>tip_gene</w:t>
+      </w:r>
+      <w:proofErr w:type="spellEnd"/>
+      <w:r>
+        <w:t xml:space="preserve">` </w:t>
+      </w:r>
+      <w:proofErr w:type="spellStart"/>
+      <w:r>
+        <w:t>depind</w:t>
+      </w:r>
+      <w:proofErr w:type="spellEnd"/>
+      <w:r>
+        <w:t xml:space="preserve"> direct </w:t>
+      </w:r>
+      <w:proofErr w:type="spellStart"/>
+      <w:r>
+        <w:t>și</w:t>
+      </w:r>
+      <w:proofErr w:type="spellEnd"/>
+      <w:r>
+        <w:t xml:space="preserve"> </w:t>
+      </w:r>
+      <w:proofErr w:type="spellStart"/>
+      <w:r>
+        <w:t>în</w:t>
+      </w:r>
+      <w:proofErr w:type="spellEnd"/>
+      <w:r>
+        <w:t xml:space="preserve"> </w:t>
+      </w:r>
+      <w:proofErr w:type="spellStart"/>
+      <w:r>
+        <w:t>totalitate</w:t>
+      </w:r>
+      <w:proofErr w:type="spellEnd"/>
+      <w:r>
+        <w:t xml:space="preserve"> de `</w:t>
+      </w:r>
+      <w:proofErr w:type="spellStart"/>
+      <w:r>
+        <w:t>id_programare</w:t>
+      </w:r>
+      <w:proofErr w:type="spellEnd"/>
+      <w:r>
+        <w:t>`.</w:t>
+      </w:r>
+    </w:p>
+    <w:p>
+      <w:pPr>
+        <w:pStyle w:val="ListBullet"/>
+        <w:spacing w:after="80" w:line="360" w:lineRule="auto"/>
+      </w:pPr>
+      <w:r>
+        <w:rPr>
+          <w:b/>
+        </w:rPr>
+        <w:t xml:space="preserve">Forma </w:t>
+      </w:r>
+      <w:proofErr w:type="spellStart"/>
+      <w:r>
+        <w:rPr>
+          <w:b/>
+        </w:rPr>
+        <w:t>Normală</w:t>
+      </w:r>
+      <w:proofErr w:type="spellEnd"/>
+      <w:r>
+        <w:rPr>
+          <w:b/>
+        </w:rPr>
+        <w:t xml:space="preserve"> 3 (3NF) – </w:t>
+      </w:r>
+      <w:proofErr w:type="spellStart"/>
+      <w:r>
+        <w:rPr>
+          <w:b/>
+        </w:rPr>
+        <w:t>Eliminarea</w:t>
+      </w:r>
+      <w:proofErr w:type="spellEnd"/>
+      <w:r>
+        <w:rPr>
+          <w:b/>
+        </w:rPr>
+        <w:t xml:space="preserve"> </w:t>
+      </w:r>
+      <w:proofErr w:type="spellStart"/>
+      <w:r>
+        <w:rPr>
+          <w:b/>
+        </w:rPr>
+        <w:t>Dependențelor</w:t>
+      </w:r>
+      <w:proofErr w:type="spellEnd"/>
+      <w:r>
+        <w:rPr>
+          <w:b/>
+        </w:rPr>
+        <w:t xml:space="preserve"> </w:t>
+      </w:r>
+      <w:proofErr w:type="spellStart"/>
+      <w:r>
+        <w:rPr>
+          <w:b/>
+        </w:rPr>
+        <w:t>Tranzitive</w:t>
+      </w:r>
+      <w:proofErr w:type="spellEnd"/>
+      <w:r>
+        <w:rPr>
+          <w:b/>
+        </w:rPr>
+        <w:t xml:space="preserve">: </w:t>
+      </w:r>
+      <w:r>
+        <w:t xml:space="preserve">Baza de date </w:t>
+      </w:r>
+      <w:proofErr w:type="spellStart"/>
+      <w:r>
+        <w:t>este</w:t>
+      </w:r>
+      <w:proofErr w:type="spellEnd"/>
+      <w:r>
+        <w:t xml:space="preserve"> </w:t>
+      </w:r>
+      <w:proofErr w:type="spellStart"/>
+      <w:r>
+        <w:t>în</w:t>
+      </w:r>
+      <w:proofErr w:type="spellEnd"/>
+      <w:r>
+        <w:t xml:space="preserve"> 2NF, </w:t>
+      </w:r>
+      <w:proofErr w:type="spellStart"/>
+      <w:r>
+        <w:t>iar</w:t>
+      </w:r>
+      <w:proofErr w:type="spellEnd"/>
+      <w:r>
+        <w:t xml:space="preserve"> </w:t>
+      </w:r>
+      <w:proofErr w:type="spellStart"/>
+      <w:r>
+        <w:t>atributele</w:t>
+      </w:r>
+      <w:proofErr w:type="spellEnd"/>
+      <w:r>
+        <w:t xml:space="preserve"> ne-</w:t>
+      </w:r>
+      <w:proofErr w:type="spellStart"/>
+      <w:r>
+        <w:t>cheie</w:t>
+      </w:r>
+      <w:proofErr w:type="spellEnd"/>
+      <w:r>
+        <w:t xml:space="preserve"> </w:t>
+      </w:r>
+      <w:proofErr w:type="spellStart"/>
+      <w:r>
+        <w:t>depind</w:t>
+      </w:r>
+      <w:proofErr w:type="spellEnd"/>
+      <w:r>
+        <w:t xml:space="preserve"> DOAR de </w:t>
+      </w:r>
+      <w:proofErr w:type="spellStart"/>
+      <w:r>
+        <w:t>cheia</w:t>
+      </w:r>
+      <w:proofErr w:type="spellEnd"/>
+      <w:r>
+        <w:t xml:space="preserve"> </w:t>
+      </w:r>
+      <w:proofErr w:type="spellStart"/>
+      <w:r>
+        <w:t>primară</w:t>
+      </w:r>
+      <w:proofErr w:type="spellEnd"/>
+      <w:r>
+        <w:t xml:space="preserve"> (</w:t>
+      </w:r>
+      <w:proofErr w:type="spellStart"/>
+      <w:r>
+        <w:t>fără</w:t>
+      </w:r>
+      <w:proofErr w:type="spellEnd"/>
+      <w:r>
+        <w:t xml:space="preserve"> </w:t>
+      </w:r>
+      <w:proofErr w:type="spellStart"/>
+      <w:r>
+        <w:t>dependențe</w:t>
+      </w:r>
+      <w:proofErr w:type="spellEnd"/>
+      <w:r>
+        <w:t xml:space="preserve"> </w:t>
+      </w:r>
+      <w:proofErr w:type="spellStart"/>
+      <w:r>
+        <w:t>intermediare</w:t>
+      </w:r>
+      <w:proofErr w:type="spellEnd"/>
+      <w:r>
+        <w:t xml:space="preserve">). </w:t>
+      </w:r>
+      <w:proofErr w:type="spellStart"/>
+      <w:r>
+        <w:t>Prețul</w:t>
+      </w:r>
+      <w:proofErr w:type="spellEnd"/>
+      <w:r>
+        <w:t xml:space="preserve"> </w:t>
+      </w:r>
+      <w:proofErr w:type="spellStart"/>
+      <w:r>
+        <w:t>și</w:t>
+      </w:r>
+      <w:proofErr w:type="spellEnd"/>
+      <w:r>
+        <w:t xml:space="preserve"> </w:t>
+      </w:r>
+      <w:proofErr w:type="spellStart"/>
+      <w:r>
+        <w:t>durata</w:t>
+      </w:r>
+      <w:proofErr w:type="spellEnd"/>
+      <w:r>
+        <w:t xml:space="preserve"> </w:t>
+      </w:r>
+      <w:proofErr w:type="spellStart"/>
+      <w:r>
+        <w:t>unui</w:t>
+      </w:r>
+      <w:proofErr w:type="spellEnd"/>
+      <w:r>
+        <w:t xml:space="preserve"> </w:t>
+      </w:r>
+      <w:proofErr w:type="spellStart"/>
+      <w:r>
+        <w:t>serviciu</w:t>
+      </w:r>
+      <w:proofErr w:type="spellEnd"/>
+      <w:r>
+        <w:t xml:space="preserve"> nu </w:t>
+      </w:r>
+      <w:proofErr w:type="spellStart"/>
+      <w:r>
+        <w:t>depind</w:t>
+      </w:r>
+      <w:proofErr w:type="spellEnd"/>
+      <w:r>
+        <w:t xml:space="preserve"> de `</w:t>
+      </w:r>
+      <w:proofErr w:type="spellStart"/>
+      <w:r>
+        <w:t>id_programare</w:t>
+      </w:r>
+      <w:proofErr w:type="spellEnd"/>
+      <w:r>
+        <w:t xml:space="preserve">`, ci </w:t>
+      </w:r>
+      <w:proofErr w:type="spellStart"/>
+      <w:r>
+        <w:t>exclusiv</w:t>
+      </w:r>
+      <w:proofErr w:type="spellEnd"/>
+      <w:r>
+        <w:t xml:space="preserve"> de `</w:t>
+      </w:r>
+      <w:proofErr w:type="spellStart"/>
+      <w:r>
+        <w:t>id_tip_machiaj</w:t>
+      </w:r>
+      <w:proofErr w:type="spellEnd"/>
+      <w:r>
+        <w:t xml:space="preserve">` </w:t>
+      </w:r>
+      <w:proofErr w:type="spellStart"/>
+      <w:r>
+        <w:t>și</w:t>
+      </w:r>
+      <w:proofErr w:type="spellEnd"/>
+      <w:r>
+        <w:t xml:space="preserve"> `</w:t>
+      </w:r>
+      <w:proofErr w:type="spellStart"/>
+      <w:r>
+        <w:t>id_tehnica</w:t>
+      </w:r>
+      <w:proofErr w:type="spellEnd"/>
+      <w:r>
+        <w:t xml:space="preserve">`. </w:t>
+      </w:r>
+      <w:proofErr w:type="spellStart"/>
+      <w:r>
+        <w:t>Astfel</w:t>
+      </w:r>
+      <w:proofErr w:type="spellEnd"/>
+      <w:r>
+        <w:t xml:space="preserve">, </w:t>
+      </w:r>
+      <w:proofErr w:type="spellStart"/>
+      <w:r>
+        <w:t>dacă</w:t>
+      </w:r>
+      <w:proofErr w:type="spellEnd"/>
+      <w:r>
+        <w:t xml:space="preserve"> se </w:t>
+      </w:r>
+      <w:proofErr w:type="spellStart"/>
+      <w:r>
+        <w:t>modifică</w:t>
+      </w:r>
+      <w:proofErr w:type="spellEnd"/>
+      <w:r>
+        <w:t xml:space="preserve"> </w:t>
+      </w:r>
+      <w:proofErr w:type="spellStart"/>
+      <w:r>
+        <w:t>prețul</w:t>
+      </w:r>
+      <w:proofErr w:type="spellEnd"/>
+      <w:r>
+        <w:t xml:space="preserve"> </w:t>
+      </w:r>
+      <w:proofErr w:type="spellStart"/>
+      <w:r>
+        <w:t>unui</w:t>
+      </w:r>
+      <w:proofErr w:type="spellEnd"/>
+      <w:r>
+        <w:t xml:space="preserve"> </w:t>
+      </w:r>
+      <w:proofErr w:type="spellStart"/>
+      <w:r>
+        <w:t>machiaj</w:t>
+      </w:r>
+      <w:proofErr w:type="spellEnd"/>
+      <w:r>
+        <w:t xml:space="preserve"> </w:t>
+      </w:r>
+      <w:proofErr w:type="spellStart"/>
+      <w:r>
+        <w:t>în</w:t>
+      </w:r>
+      <w:proofErr w:type="spellEnd"/>
+      <w:r>
+        <w:t xml:space="preserve"> catalog, </w:t>
+      </w:r>
+      <w:proofErr w:type="spellStart"/>
+      <w:r>
+        <w:t>istoricul</w:t>
+      </w:r>
+      <w:proofErr w:type="spellEnd"/>
+      <w:r>
+        <w:t xml:space="preserve"> </w:t>
+      </w:r>
+      <w:proofErr w:type="spellStart"/>
+      <w:r>
+        <w:t>sau</w:t>
+      </w:r>
+      <w:proofErr w:type="spellEnd"/>
+      <w:r>
+        <w:t xml:space="preserve"> </w:t>
+      </w:r>
+      <w:proofErr w:type="spellStart"/>
+      <w:r>
+        <w:t>prețurile</w:t>
+      </w:r>
+      <w:proofErr w:type="spellEnd"/>
+      <w:r>
+        <w:t xml:space="preserve"> </w:t>
+      </w:r>
+      <w:proofErr w:type="spellStart"/>
+      <w:r>
+        <w:t>celorlalte</w:t>
+      </w:r>
+      <w:proofErr w:type="spellEnd"/>
+      <w:r>
+        <w:t xml:space="preserve"> </w:t>
+      </w:r>
+      <w:proofErr w:type="spellStart"/>
+      <w:r>
+        <w:t>entități</w:t>
+      </w:r>
+      <w:proofErr w:type="spellEnd"/>
+      <w:r>
+        <w:t xml:space="preserve"> nu </w:t>
+      </w:r>
+      <w:proofErr w:type="spellStart"/>
+      <w:r>
+        <w:t>creează</w:t>
+      </w:r>
+      <w:proofErr w:type="spellEnd"/>
+      <w:r>
+        <w:t xml:space="preserve"> </w:t>
+      </w:r>
+      <w:proofErr w:type="spellStart"/>
+      <w:r>
+        <w:t>inconsistențe</w:t>
+      </w:r>
+      <w:proofErr w:type="spellEnd"/>
+      <w:r>
+        <w:t>.</w:t>
+      </w:r>
+    </w:p>
+    <w:p>
+      <w:pPr>
+        <w:spacing w:after="120" w:line="360" w:lineRule="auto"/>
+      </w:pPr>
+    </w:p>
+    <w:p>
+      <w:pPr>
+        <w:keepNext/>
+        <w:spacing w:before="240" w:after="80" w:line="360" w:lineRule="auto"/>
+      </w:pPr>
+      <w:r>
+        <w:rPr>
+          <w:b/>
+        </w:rPr>
+        <w:t xml:space="preserve">3.3. </w:t>
+      </w:r>
+      <w:proofErr w:type="spellStart"/>
+      <w:r>
+        <w:rPr>
+          <w:b/>
+        </w:rPr>
+        <w:t>Dicționarul</w:t>
+      </w:r>
+      <w:proofErr w:type="spellEnd"/>
+      <w:r>
+        <w:rPr>
+          <w:b/>
+        </w:rPr>
+        <w:t xml:space="preserve"> de Date</w:t>
+      </w:r>
+    </w:p>
+    <w:p>
+      <w:pPr>
+        <w:spacing w:after="120" w:line="360" w:lineRule="auto"/>
+      </w:pPr>
+      <w:proofErr w:type="spellStart"/>
+      <w:r>
+        <w:t>Dicționarul</w:t>
+      </w:r>
+      <w:proofErr w:type="spellEnd"/>
+      <w:r>
+        <w:t xml:space="preserve"> de date </w:t>
+      </w:r>
+      <w:proofErr w:type="spellStart"/>
+      <w:r>
+        <w:t>detaliază</w:t>
+      </w:r>
+      <w:proofErr w:type="spellEnd"/>
+      <w:r>
+        <w:t xml:space="preserve"> </w:t>
+      </w:r>
+      <w:proofErr w:type="spellStart"/>
+      <w:r>
+        <w:t>structura</w:t>
+      </w:r>
+      <w:proofErr w:type="spellEnd"/>
+      <w:r>
+        <w:t xml:space="preserve"> </w:t>
+      </w:r>
+      <w:proofErr w:type="spellStart"/>
+      <w:r>
+        <w:t>fizică</w:t>
+      </w:r>
+      <w:proofErr w:type="spellEnd"/>
+      <w:r>
+        <w:t xml:space="preserve"> a </w:t>
+      </w:r>
+      <w:proofErr w:type="spellStart"/>
+      <w:r>
+        <w:t>fiecărui</w:t>
+      </w:r>
+      <w:proofErr w:type="spellEnd"/>
+      <w:r>
+        <w:t xml:space="preserve"> </w:t>
+      </w:r>
+      <w:proofErr w:type="spellStart"/>
+      <w:r>
+        <w:t>tabel</w:t>
+      </w:r>
+      <w:proofErr w:type="spellEnd"/>
+      <w:r>
+        <w:t xml:space="preserve"> din </w:t>
+      </w:r>
+      <w:proofErr w:type="spellStart"/>
+      <w:r>
+        <w:t>baza</w:t>
+      </w:r>
+      <w:proofErr w:type="spellEnd"/>
+      <w:r>
+        <w:t xml:space="preserve"> de date, </w:t>
+      </w:r>
+      <w:proofErr w:type="spellStart"/>
+      <w:r>
+        <w:t>specificând</w:t>
+      </w:r>
+      <w:proofErr w:type="spellEnd"/>
+      <w:r>
+        <w:t xml:space="preserve"> </w:t>
+      </w:r>
+      <w:proofErr w:type="spellStart"/>
+      <w:r>
+        <w:t>numele</w:t>
+      </w:r>
+      <w:proofErr w:type="spellEnd"/>
+      <w:r>
+        <w:t xml:space="preserve"> </w:t>
+      </w:r>
+      <w:proofErr w:type="spellStart"/>
+      <w:r>
+        <w:t>coloanelor</w:t>
+      </w:r>
+      <w:proofErr w:type="spellEnd"/>
+      <w:r>
+        <w:t xml:space="preserve">, </w:t>
+      </w:r>
+      <w:proofErr w:type="spellStart"/>
+      <w:r>
+        <w:t>tipurile</w:t>
+      </w:r>
+      <w:proofErr w:type="spellEnd"/>
+      <w:r>
+        <w:t xml:space="preserve"> de date, </w:t>
+      </w:r>
+      <w:proofErr w:type="spellStart"/>
+      <w:r>
+        <w:t>restricțiile</w:t>
+      </w:r>
+      <w:proofErr w:type="spellEnd"/>
+      <w:r>
+        <w:t xml:space="preserve"> </w:t>
+      </w:r>
+      <w:proofErr w:type="spellStart"/>
+      <w:r>
+        <w:t>aplicate</w:t>
+      </w:r>
+      <w:proofErr w:type="spellEnd"/>
+      <w:r>
+        <w:t xml:space="preserve"> (Primary Key, Foreign Key, NOT NULL, UNIQUE, CHECK) </w:t>
+      </w:r>
+      <w:proofErr w:type="spellStart"/>
+      <w:r>
+        <w:t>și</w:t>
+      </w:r>
+      <w:proofErr w:type="spellEnd"/>
+      <w:r>
+        <w:t xml:space="preserve"> o </w:t>
+      </w:r>
+      <w:proofErr w:type="spellStart"/>
+      <w:r>
+        <w:t>scurtă</w:t>
+      </w:r>
+      <w:proofErr w:type="spellEnd"/>
+      <w:r>
+        <w:t xml:space="preserve"> </w:t>
+      </w:r>
+      <w:proofErr w:type="spellStart"/>
+      <w:r>
+        <w:t>descriere</w:t>
+      </w:r>
+      <w:proofErr w:type="spellEnd"/>
+      <w:r>
+        <w:t>.</w:t>
+      </w:r>
+    </w:p>
+    <w:p>
+      <w:pPr>
+        <w:keepNext/>
+        <w:spacing w:before="240" w:after="80" w:line="360" w:lineRule="auto"/>
+      </w:pPr>
+      <w:proofErr w:type="spellStart"/>
+      <w:r>
+        <w:rPr>
+          <w:b/>
+        </w:rPr>
+        <w:t>Tabelul</w:t>
+      </w:r>
+      <w:proofErr w:type="spellEnd"/>
+      <w:r>
+        <w:rPr>
+          <w:b/>
+        </w:rPr>
+        <w:t xml:space="preserve"> 1: CLIENTI</w:t>
+      </w:r>
+    </w:p>
+    <w:tbl>
+      <w:tblPr>
+        <w:tblW w:w="0" w:type="auto"/>
+        <w:jc w:val="center"/>
+        <w:tblLayout w:type="fixed"/>
+        <w:tblLook w:val="04A0" w:firstRow="1" w:lastRow="0" w:firstColumn="1" w:lastColumn="0" w:noHBand="0" w:noVBand="1"/>
+      </w:tblPr>
+      <w:tblGrid>
+        <w:gridCol w:w="1984"/>
+        <w:gridCol w:w="1587"/>
+        <w:gridCol w:w="2381"/>
+        <w:gridCol w:w="3118"/>
+      </w:tblGrid>
+      <w:tr>
+        <w:trPr>
+          <w:jc w:val="center"/>
+        </w:trPr>
+        <w:tc>
+          <w:tcPr>
+            <w:tcW w:w="1984" w:type="dxa"/>
+            <w:shd w:val="clear" w:color="auto" w:fill="333333"/>
+            <w:tcMar>
+              <w:top w:w="80" w:type="dxa"/>
+              <w:left w:w="100" w:type="dxa"/>
+              <w:bottom w:w="80" w:type="dxa"/>
+              <w:right w:w="100" w:type="dxa"/>
+            </w:tcMar>
+          </w:tcPr>
+          <w:p>
+            <w:proofErr w:type="spellStart"/>
+            <w:r>
+              <w:rPr>
+                <w:b/>
+                <w:color w:val="FFFFFF"/>
+                <w:sz w:val="21"/>
+              </w:rPr>
+              <w:t>Nume</w:t>
+            </w:r>
+            <w:proofErr w:type="spellEnd"/>
+            <w:r>
+              <w:rPr>
+                <w:b/>
+                <w:color w:val="FFFFFF"/>
+                <w:sz w:val="21"/>
+              </w:rPr>
+              <w:t xml:space="preserve"> </w:t>
+            </w:r>
+            <w:proofErr w:type="spellStart"/>
+            <w:r>
+              <w:rPr>
+                <w:b/>
+                <w:color w:val="FFFFFF"/>
+                <w:sz w:val="21"/>
+              </w:rPr>
+              <w:t>Coloană</w:t>
+            </w:r>
+            <w:proofErr w:type="spellEnd"/>
+          </w:p>
+        </w:tc>
+        <w:tc>
+          <w:tcPr>
+            <w:tcW w:w="1587" w:type="dxa"/>
+            <w:shd w:val="clear" w:color="auto" w:fill="333333"/>
+            <w:tcMar>
+              <w:top w:w="80" w:type="dxa"/>
+              <w:left w:w="100" w:type="dxa"/>
+              <w:bottom w:w="80" w:type="dxa"/>
+              <w:right w:w="100" w:type="dxa"/>
+            </w:tcMar>
+          </w:tcPr>
+          <w:p>
+            <w:r>
+              <w:rPr>
+                <w:b/>
+                <w:color w:val="FFFFFF"/>
+                <w:sz w:val="21"/>
+              </w:rPr>
+              <w:t>Tip Date</w:t>
+            </w:r>
+          </w:p>
+        </w:tc>
+        <w:tc>
+          <w:tcPr>
+            <w:tcW w:w="2381" w:type="dxa"/>
+            <w:shd w:val="clear" w:color="auto" w:fill="333333"/>
+            <w:tcMar>
+              <w:top w:w="80" w:type="dxa"/>
+              <w:left w:w="100" w:type="dxa"/>
+              <w:bottom w:w="80" w:type="dxa"/>
+              <w:right w:w="100" w:type="dxa"/>
+            </w:tcMar>
+          </w:tcPr>
+          <w:p>
+            <w:proofErr w:type="spellStart"/>
+            <w:r>
+              <w:rPr>
+                <w:b/>
+                <w:color w:val="FFFFFF"/>
+                <w:sz w:val="21"/>
+              </w:rPr>
+              <w:t>Restricții</w:t>
+            </w:r>
+            <w:proofErr w:type="spellEnd"/>
+          </w:p>
+        </w:tc>
+        <w:tc>
+          <w:tcPr>
+            <w:tcW w:w="3118" w:type="dxa"/>
+            <w:shd w:val="clear" w:color="auto" w:fill="333333"/>
+            <w:tcMar>
+              <w:top w:w="80" w:type="dxa"/>
+              <w:left w:w="100" w:type="dxa"/>
+              <w:bottom w:w="80" w:type="dxa"/>
+              <w:right w:w="100" w:type="dxa"/>
+            </w:tcMar>
+          </w:tcPr>
+          <w:p>
+            <w:proofErr w:type="spellStart"/>
+            <w:r>
+              <w:rPr>
+                <w:b/>
+                <w:color w:val="FFFFFF"/>
+                <w:sz w:val="21"/>
+              </w:rPr>
+              <w:t>Descriere</w:t>
+            </w:r>
+            <w:proofErr w:type="spellEnd"/>
+          </w:p>
+        </w:tc>
+      </w:tr>
+      <w:tr>
+        <w:trPr>
+          <w:jc w:val="center"/>
+        </w:trPr>
+        <w:tc>
+          <w:tcPr>
+            <w:tcW w:w="1984" w:type="dxa"/>
+            <w:tcMar>
+              <w:top w:w="60" w:type="dxa"/>
+              <w:left w:w="80" w:type="dxa"/>
+              <w:bottom w:w="60" w:type="dxa"/>
+              <w:right w:w="80" w:type="dxa"/>
+            </w:tcMar>
+          </w:tcPr>
+          <w:p>
+            <w:proofErr w:type="spellStart"/>
+            <w:r>
+              <w:rPr>
+                <w:sz w:val="20"/>
+              </w:rPr>
+              <w:t>id_client</w:t>
+            </w:r>
+            <w:proofErr w:type="spellEnd"/>
+          </w:p>
+        </w:tc>
+        <w:tc>
+          <w:tcPr>
+            <w:tcW w:w="1587" w:type="dxa"/>
+            <w:tcMar>
+              <w:top w:w="60" w:type="dxa"/>
+              <w:left w:w="80" w:type="dxa"/>
+              <w:bottom w:w="60" w:type="dxa"/>
+              <w:right w:w="80" w:type="dxa"/>
+            </w:tcMar>
+          </w:tcPr>
+          <w:p>
+            <w:r>
+              <w:rPr>
+                <w:sz w:val="20"/>
+              </w:rPr>
+              <w:t>INT</w:t>
+            </w:r>
+          </w:p>
+        </w:tc>
+        <w:tc>
+          <w:tcPr>
+            <w:tcW w:w="2381" w:type="dxa"/>
+            <w:tcMar>
+              <w:top w:w="60" w:type="dxa"/>
+              <w:left w:w="80" w:type="dxa"/>
+              <w:bottom w:w="60" w:type="dxa"/>
+              <w:right w:w="80" w:type="dxa"/>
+            </w:tcMar>
+          </w:tcPr>
+          <w:p>
+            <w:r>
+              <w:rPr>
+                <w:sz w:val="20"/>
+              </w:rPr>
+              <w:t>PK, AUTO_INCREMENT</w:t>
+            </w:r>
+          </w:p>
+        </w:tc>
+        <w:tc>
+          <w:tcPr>
+            <w:tcW w:w="3118" w:type="dxa"/>
+            <w:tcMar>
+              <w:top w:w="60" w:type="dxa"/>
+              <w:left w:w="80" w:type="dxa"/>
+              <w:bottom w:w="60" w:type="dxa"/>
+              <w:right w:w="80" w:type="dxa"/>
+            </w:tcMar>
+          </w:tcPr>
+          <w:p>
+            <w:proofErr w:type="spellStart"/>
+            <w:r>
+              <w:rPr>
+                <w:sz w:val="20"/>
+              </w:rPr>
+              <w:t>Identificator</w:t>
+            </w:r>
+            <w:proofErr w:type="spellEnd"/>
+            <w:r>
+              <w:rPr>
+                <w:sz w:val="20"/>
+              </w:rPr>
+              <w:t xml:space="preserve"> </w:t>
+            </w:r>
+            <w:proofErr w:type="spellStart"/>
+            <w:r>
+              <w:rPr>
+                <w:sz w:val="20"/>
+              </w:rPr>
+              <w:t>unic</w:t>
+            </w:r>
+            <w:proofErr w:type="spellEnd"/>
+            <w:r>
+              <w:rPr>
+                <w:sz w:val="20"/>
+              </w:rPr>
+              <w:t xml:space="preserve"> al </w:t>
+            </w:r>
+            <w:proofErr w:type="spellStart"/>
+            <w:r>
+              <w:rPr>
+                <w:sz w:val="20"/>
+              </w:rPr>
+              <w:t>clientului</w:t>
+            </w:r>
+            <w:proofErr w:type="spellEnd"/>
+          </w:p>
+        </w:tc>
+      </w:tr>
+      <w:tr>
+        <w:trPr>
+          <w:jc w:val="center"/>
+        </w:trPr>
+        <w:tc>
+          <w:tcPr>
+            <w:tcW w:w="1984" w:type="dxa"/>
+            <w:shd w:val="clear" w:color="auto" w:fill="F5F5F5"/>
+            <w:tcMar>
+              <w:top w:w="60" w:type="dxa"/>
+              <w:left w:w="80" w:type="dxa"/>
+              <w:bottom w:w="60" w:type="dxa"/>
+              <w:right w:w="80" w:type="dxa"/>
+            </w:tcMar>
+          </w:tcPr>
+          <w:p>
+            <w:proofErr w:type="spellStart"/>
+            <w:r>
+              <w:rPr>
+                <w:sz w:val="20"/>
+              </w:rPr>
+              <w:t>nume</w:t>
+            </w:r>
+            <w:proofErr w:type="spellEnd"/>
+          </w:p>
+        </w:tc>
+        <w:tc>
+          <w:tcPr>
+            <w:tcW w:w="1587" w:type="dxa"/>
+            <w:shd w:val="clear" w:color="auto" w:fill="F5F5F5"/>
+            <w:tcMar>
+              <w:top w:w="60" w:type="dxa"/>
+              <w:left w:w="80" w:type="dxa"/>
+              <w:bottom w:w="60" w:type="dxa"/>
+              <w:right w:w="80" w:type="dxa"/>
+            </w:tcMar>
+          </w:tcPr>
+          <w:p>
+            <w:r>
+              <w:rPr>
+                <w:sz w:val="20"/>
+              </w:rPr>
+              <w:t>VARCHAR(50)</w:t>
+            </w:r>
+          </w:p>
+        </w:tc>
+        <w:tc>
+          <w:tcPr>
+            <w:tcW w:w="2381" w:type="dxa"/>
+            <w:shd w:val="clear" w:color="auto" w:fill="F5F5F5"/>
+            <w:tcMar>
+              <w:top w:w="60" w:type="dxa"/>
+              <w:left w:w="80" w:type="dxa"/>
+              <w:bottom w:w="60" w:type="dxa"/>
+              <w:right w:w="80" w:type="dxa"/>
+            </w:tcMar>
+          </w:tcPr>
+          <w:p>
+            <w:r>
+              <w:rPr>
+                <w:sz w:val="20"/>
+              </w:rPr>
+              <w:t>NOT NULL</w:t>
+            </w:r>
+          </w:p>
+        </w:tc>
+        <w:tc>
+          <w:tcPr>
+            <w:tcW w:w="3118" w:type="dxa"/>
+            <w:shd w:val="clear" w:color="auto" w:fill="F5F5F5"/>
+            <w:tcMar>
+              <w:top w:w="60" w:type="dxa"/>
+              <w:left w:w="80" w:type="dxa"/>
+              <w:bottom w:w="60" w:type="dxa"/>
+              <w:right w:w="80" w:type="dxa"/>
+            </w:tcMar>
+          </w:tcPr>
+          <w:p>
+            <w:proofErr w:type="spellStart"/>
+            <w:r>
+              <w:rPr>
+                <w:sz w:val="20"/>
+              </w:rPr>
+              <w:t>Numele</w:t>
+            </w:r>
+            <w:proofErr w:type="spellEnd"/>
+            <w:r>
+              <w:rPr>
+                <w:sz w:val="20"/>
+              </w:rPr>
+              <w:t xml:space="preserve"> de </w:t>
+            </w:r>
+            <w:proofErr w:type="spellStart"/>
+            <w:r>
+              <w:rPr>
+                <w:sz w:val="20"/>
+              </w:rPr>
+              <w:t>familie</w:t>
+            </w:r>
+            <w:proofErr w:type="spellEnd"/>
+            <w:r>
+              <w:rPr>
+                <w:sz w:val="20"/>
+              </w:rPr>
+              <w:t xml:space="preserve"> al </w:t>
+            </w:r>
+            <w:proofErr w:type="spellStart"/>
+            <w:r>
+              <w:rPr>
+                <w:sz w:val="20"/>
+              </w:rPr>
+              <w:t>clientului</w:t>
+            </w:r>
+            <w:proofErr w:type="spellEnd"/>
+          </w:p>
+        </w:tc>
+      </w:tr>
+      <w:tr>
+        <w:trPr>
+          <w:jc w:val="center"/>
+        </w:trPr>
+        <w:tc>
+          <w:tcPr>
+            <w:tcW w:w="1984" w:type="dxa"/>
+            <w:tcMar>
+              <w:top w:w="60" w:type="dxa"/>
+              <w:left w:w="80" w:type="dxa"/>
+              <w:bottom w:w="60" w:type="dxa"/>
+              <w:right w:w="80" w:type="dxa"/>
+            </w:tcMar>
+          </w:tcPr>
+          <w:p>
+            <w:proofErr w:type="spellStart"/>
+            <w:r>
+              <w:rPr>
+                <w:sz w:val="20"/>
+              </w:rPr>
+              <w:t>prenume</w:t>
+            </w:r>
+            <w:proofErr w:type="spellEnd"/>
+          </w:p>
+        </w:tc>
+        <w:tc>
+          <w:tcPr>
+            <w:tcW w:w="1587" w:type="dxa"/>
+            <w:tcMar>
+              <w:top w:w="60" w:type="dxa"/>
+              <w:left w:w="80" w:type="dxa"/>
+              <w:bottom w:w="60" w:type="dxa"/>
+              <w:right w:w="80" w:type="dxa"/>
+            </w:tcMar>
+          </w:tcPr>
+          <w:p>
+            <w:r>
+              <w:rPr>
+                <w:sz w:val="20"/>
+              </w:rPr>
+              <w:t>VARCHAR(50)</w:t>
+            </w:r>
+          </w:p>
+        </w:tc>
+        <w:tc>
+          <w:tcPr>
+            <w:tcW w:w="2381" w:type="dxa"/>
+            <w:tcMar>
+              <w:top w:w="60" w:type="dxa"/>
+              <w:left w:w="80" w:type="dxa"/>
+              <w:bottom w:w="60" w:type="dxa"/>
+              <w:right w:w="80" w:type="dxa"/>
+            </w:tcMar>
+          </w:tcPr>
+          <w:p>
+            <w:r>
+              <w:rPr>
+                <w:sz w:val="20"/>
+              </w:rPr>
+              <w:t>NOT NULL</w:t>
+            </w:r>
+          </w:p>
+        </w:tc>
+        <w:tc>
+          <w:tcPr>
+            <w:tcW w:w="3118" w:type="dxa"/>
+            <w:tcMar>
+              <w:top w:w="60" w:type="dxa"/>
+              <w:left w:w="80" w:type="dxa"/>
+              <w:bottom w:w="60" w:type="dxa"/>
+              <w:right w:w="80" w:type="dxa"/>
+            </w:tcMar>
+          </w:tcPr>
+          <w:p>
+            <w:proofErr w:type="spellStart"/>
+            <w:r>
+              <w:rPr>
+                <w:sz w:val="20"/>
+              </w:rPr>
+              <w:t>Prenumele</w:t>
+            </w:r>
+            <w:proofErr w:type="spellEnd"/>
+            <w:r>
+              <w:rPr>
+                <w:sz w:val="20"/>
+              </w:rPr>
+              <w:t xml:space="preserve"> </w:t>
+            </w:r>
+            <w:proofErr w:type="spellStart"/>
+            <w:r>
+              <w:rPr>
+                <w:sz w:val="20"/>
+              </w:rPr>
+              <w:t>clientului</w:t>
+            </w:r>
+            <w:proofErr w:type="spellEnd"/>
+          </w:p>
+        </w:tc>
+      </w:tr>
+      <w:tr>
+        <w:trPr>
+          <w:jc w:val="center"/>
+        </w:trPr>
+        <w:tc>
+          <w:tcPr>
+            <w:tcW w:w="1984" w:type="dxa"/>
+            <w:shd w:val="clear" w:color="auto" w:fill="F5F5F5"/>
+            <w:tcMar>
+              <w:top w:w="60" w:type="dxa"/>
+              <w:left w:w="80" w:type="dxa"/>
+              <w:bottom w:w="60" w:type="dxa"/>
+              <w:right w:w="80" w:type="dxa"/>
+            </w:tcMar>
+          </w:tcPr>
+          <w:p>
+            <w:proofErr w:type="spellStart"/>
+            <w:r>
+              <w:rPr>
+                <w:sz w:val="20"/>
+              </w:rPr>
+              <w:t>telefon</w:t>
+            </w:r>
+            <w:proofErr w:type="spellEnd"/>
+          </w:p>
+        </w:tc>
+        <w:tc>
+          <w:tcPr>
+            <w:tcW w:w="1587" w:type="dxa"/>
+            <w:shd w:val="clear" w:color="auto" w:fill="F5F5F5"/>
+            <w:tcMar>
+              <w:top w:w="60" w:type="dxa"/>
+              <w:left w:w="80" w:type="dxa"/>
+              <w:bottom w:w="60" w:type="dxa"/>
+              <w:right w:w="80" w:type="dxa"/>
+            </w:tcMar>
+          </w:tcPr>
+          <w:p>
+            <w:r>
+              <w:rPr>
+                <w:sz w:val="20"/>
+              </w:rPr>
+              <w:t>VARCHAR(15)</w:t>
+            </w:r>
+          </w:p>
+        </w:tc>
+        <w:tc>
+          <w:tcPr>
+            <w:tcW w:w="2381" w:type="dxa"/>
+            <w:shd w:val="clear" w:color="auto" w:fill="F5F5F5"/>
+            <w:tcMar>
+              <w:top w:w="60" w:type="dxa"/>
+              <w:left w:w="80" w:type="dxa"/>
+              <w:bottom w:w="60" w:type="dxa"/>
+              <w:right w:w="80" w:type="dxa"/>
+            </w:tcMar>
+          </w:tcPr>
+          <w:p>
+            <w:r>
+              <w:rPr>
+                <w:sz w:val="20"/>
+              </w:rPr>
+              <w:t>NOT NULL, UNIQUE</w:t>
+            </w:r>
+          </w:p>
+        </w:tc>
+        <w:tc>
+          <w:tcPr>
+            <w:tcW w:w="3118" w:type="dxa"/>
+            <w:shd w:val="clear" w:color="auto" w:fill="F5F5F5"/>
+            <w:tcMar>
+              <w:top w:w="60" w:type="dxa"/>
+              <w:left w:w="80" w:type="dxa"/>
+              <w:bottom w:w="60" w:type="dxa"/>
+              <w:right w:w="80" w:type="dxa"/>
+            </w:tcMar>
+          </w:tcPr>
+          <w:p>
+            <w:proofErr w:type="spellStart"/>
+            <w:r>
+              <w:rPr>
+                <w:sz w:val="20"/>
+              </w:rPr>
+              <w:t>Numărul</w:t>
+            </w:r>
+            <w:proofErr w:type="spellEnd"/>
+            <w:r>
+              <w:rPr>
+                <w:sz w:val="20"/>
+              </w:rPr>
+              <w:t xml:space="preserve"> de </w:t>
+            </w:r>
+            <w:proofErr w:type="spellStart"/>
+            <w:r>
+              <w:rPr>
+                <w:sz w:val="20"/>
+              </w:rPr>
+              <w:t>telefon</w:t>
+            </w:r>
+            <w:proofErr w:type="spellEnd"/>
+            <w:r>
+              <w:rPr>
+                <w:sz w:val="20"/>
+              </w:rPr>
+              <w:t xml:space="preserve"> de contact</w:t>
+            </w:r>
+          </w:p>
+        </w:tc>
+      </w:tr>
+      <w:tr>
+        <w:trPr>
+          <w:jc w:val="center"/>
+        </w:trPr>
+        <w:tc>
+          <w:tcPr>
+            <w:tcW w:w="1984" w:type="dxa"/>
+            <w:tcMar>
+              <w:top w:w="60" w:type="dxa"/>
+              <w:left w:w="80" w:type="dxa"/>
+              <w:bottom w:w="60" w:type="dxa"/>
+              <w:right w:w="80" w:type="dxa"/>
+            </w:tcMar>
+          </w:tcPr>
+          <w:p>
+            <w:r>
+              <w:rPr>
+                <w:sz w:val="20"/>
+              </w:rPr>
+              <w:t>email</w:t>
+            </w:r>
+          </w:p>
+        </w:tc>
+        <w:tc>
+          <w:tcPr>
+            <w:tcW w:w="1587" w:type="dxa"/>
+            <w:tcMar>
+              <w:top w:w="60" w:type="dxa"/>
+              <w:left w:w="80" w:type="dxa"/>
+              <w:bottom w:w="60" w:type="dxa"/>
+              <w:right w:w="80" w:type="dxa"/>
+            </w:tcMar>
+          </w:tcPr>
+          <w:p>
+            <w:r>
+              <w:rPr>
+                <w:sz w:val="20"/>
+              </w:rPr>
+              <w:t>VARCHAR(100)</w:t>
+            </w:r>
+          </w:p>
+        </w:tc>
+        <w:tc>
+          <w:tcPr>
+            <w:tcW w:w="2381" w:type="dxa"/>
+            <w:tcMar>
+              <w:top w:w="60" w:type="dxa"/>
+              <w:left w:w="80" w:type="dxa"/>
+              <w:bottom w:w="60" w:type="dxa"/>
+              <w:right w:w="80" w:type="dxa"/>
+            </w:tcMar>
+          </w:tcPr>
+          <w:p>
+            <w:r>
+              <w:rPr>
+                <w:sz w:val="20"/>
+              </w:rPr>
+              <w:t>UNIQUE</w:t>
+            </w:r>
+          </w:p>
+        </w:tc>
+        <w:tc>
+          <w:tcPr>
+            <w:tcW w:w="3118" w:type="dxa"/>
+            <w:tcMar>
+              <w:top w:w="60" w:type="dxa"/>
+              <w:left w:w="80" w:type="dxa"/>
+              <w:bottom w:w="60" w:type="dxa"/>
+              <w:right w:w="80" w:type="dxa"/>
+            </w:tcMar>
+          </w:tcPr>
+          <w:p>
+            <w:proofErr w:type="spellStart"/>
+            <w:r>
+              <w:rPr>
+                <w:sz w:val="20"/>
+              </w:rPr>
+              <w:t>Adresa</w:t>
+            </w:r>
+            <w:proofErr w:type="spellEnd"/>
+            <w:r>
+              <w:rPr>
+                <w:sz w:val="20"/>
+              </w:rPr>
+              <w:t xml:space="preserve"> de e-mail a </w:t>
+            </w:r>
+            <w:proofErr w:type="spellStart"/>
+            <w:r>
+              <w:rPr>
+                <w:sz w:val="20"/>
+              </w:rPr>
+              <w:t>clientului</w:t>
+            </w:r>
+            <w:proofErr w:type="spellEnd"/>
+          </w:p>
+        </w:tc>
+      </w:tr>
+      <w:tr>
+        <w:trPr>
+          <w:jc w:val="center"/>
+        </w:trPr>
+        <w:tc>
+          <w:tcPr>
+            <w:tcW w:w="1984" w:type="dxa"/>
+            <w:shd w:val="clear" w:color="auto" w:fill="F5F5F5"/>
+            <w:tcMar>
+              <w:top w:w="60" w:type="dxa"/>
+              <w:left w:w="80" w:type="dxa"/>
+              <w:bottom w:w="60" w:type="dxa"/>
+              <w:right w:w="80" w:type="dxa"/>
+            </w:tcMar>
+          </w:tcPr>
+          <w:p>
+            <w:proofErr w:type="spellStart"/>
+            <w:r>
+              <w:rPr>
+                <w:sz w:val="20"/>
+              </w:rPr>
+              <w:t>tip_ten_frecvent</w:t>
+            </w:r>
+            <w:proofErr w:type="spellEnd"/>
+          </w:p>
+        </w:tc>
+        <w:tc>
+          <w:tcPr>
+            <w:tcW w:w="1587" w:type="dxa"/>
+            <w:shd w:val="clear" w:color="auto" w:fill="F5F5F5"/>
+            <w:tcMar>
+              <w:top w:w="60" w:type="dxa"/>
+              <w:left w:w="80" w:type="dxa"/>
+              <w:bottom w:w="60" w:type="dxa"/>
+              <w:right w:w="80" w:type="dxa"/>
+            </w:tcMar>
+          </w:tcPr>
+          <w:p>
+            <w:r>
+              <w:rPr>
+                <w:sz w:val="20"/>
+              </w:rPr>
+              <w:t>VARCHAR(30)</w:t>
+            </w:r>
+          </w:p>
+        </w:tc>
+        <w:tc>
+          <w:tcPr>
+            <w:tcW w:w="2381" w:type="dxa"/>
+            <w:shd w:val="clear" w:color="auto" w:fill="F5F5F5"/>
+            <w:tcMar>
+              <w:top w:w="60" w:type="dxa"/>
+              <w:left w:w="80" w:type="dxa"/>
+              <w:bottom w:w="60" w:type="dxa"/>
+              <w:right w:w="80" w:type="dxa"/>
+            </w:tcMar>
+          </w:tcPr>
+          <w:p>
+            <w:r>
+              <w:rPr>
+                <w:sz w:val="20"/>
+              </w:rPr>
+              <w:t>NULL</w:t>
+            </w:r>
+          </w:p>
+        </w:tc>
+        <w:tc>
+          <w:tcPr>
+            <w:tcW w:w="3118" w:type="dxa"/>
+            <w:shd w:val="clear" w:color="auto" w:fill="F5F5F5"/>
+            <w:tcMar>
+              <w:top w:w="60" w:type="dxa"/>
+              <w:left w:w="80" w:type="dxa"/>
+              <w:bottom w:w="60" w:type="dxa"/>
+              <w:right w:w="80" w:type="dxa"/>
+            </w:tcMar>
+          </w:tcPr>
+          <w:p>
+            <w:proofErr w:type="spellStart"/>
+            <w:r>
+              <w:rPr>
+                <w:sz w:val="20"/>
+              </w:rPr>
+              <w:t>Tipul</w:t>
+            </w:r>
+            <w:proofErr w:type="spellEnd"/>
+            <w:r>
+              <w:rPr>
+                <w:sz w:val="20"/>
+              </w:rPr>
+              <w:t xml:space="preserve"> de ten (</w:t>
+            </w:r>
+            <w:proofErr w:type="spellStart"/>
+            <w:r>
+              <w:rPr>
+                <w:sz w:val="20"/>
+              </w:rPr>
+              <w:t>Uscat</w:t>
+            </w:r>
+            <w:proofErr w:type="spellEnd"/>
+            <w:r>
+              <w:rPr>
+                <w:sz w:val="20"/>
+              </w:rPr>
+              <w:t xml:space="preserve">, Mixt, Gras, </w:t>
+            </w:r>
+            <w:proofErr w:type="spellStart"/>
+            <w:r>
+              <w:rPr>
+                <w:sz w:val="20"/>
+              </w:rPr>
+              <w:lastRenderedPageBreak/>
+              <w:t>Sensibil</w:t>
+            </w:r>
+            <w:proofErr w:type="spellEnd"/>
+            <w:r>
+              <w:rPr>
+                <w:sz w:val="20"/>
+              </w:rPr>
+              <w:t>)</w:t>
+            </w:r>
+          </w:p>
+        </w:tc>
+      </w:tr>
+    </w:tbl>
+    <w:p>
+      <w:pPr>
+        <w:spacing w:after="120" w:line="360" w:lineRule="auto"/>
+      </w:pPr>
+    </w:p>
+    <w:p>
+      <w:pPr>
+        <w:keepNext/>
+        <w:spacing w:before="240" w:after="80" w:line="360" w:lineRule="auto"/>
+      </w:pPr>
+      <w:proofErr w:type="spellStart"/>
+      <w:r>
+        <w:rPr>
+          <w:b/>
+        </w:rPr>
+        <w:t>Tabelul</w:t>
+      </w:r>
+      <w:proofErr w:type="spellEnd"/>
+      <w:r>
+        <w:rPr>
+          <w:b/>
+        </w:rPr>
+        <w:t xml:space="preserve"> 2: MAKEUP_ARTISTI</w:t>
+      </w:r>
+    </w:p>
+    <w:tbl>
+      <w:tblPr>
+        <w:tblW w:w="0" w:type="auto"/>
+        <w:jc w:val="center"/>
+        <w:tblLayout w:type="fixed"/>
+        <w:tblLook w:val="04A0" w:firstRow="1" w:lastRow="0" w:firstColumn="1" w:lastColumn="0" w:noHBand="0" w:noVBand="1"/>
+      </w:tblPr>
+      <w:tblGrid>
+        <w:gridCol w:w="1984"/>
+        <w:gridCol w:w="1587"/>
+        <w:gridCol w:w="2381"/>
+        <w:gridCol w:w="3118"/>
+      </w:tblGrid>
+      <w:tr>
+        <w:trPr>
+          <w:jc w:val="center"/>
+        </w:trPr>
+        <w:tc>
+          <w:tcPr>
+            <w:tcW w:w="1984" w:type="dxa"/>
+            <w:shd w:val="clear" w:color="auto" w:fill="333333"/>
+            <w:tcMar>
+              <w:top w:w="80" w:type="dxa"/>
+              <w:left w:w="100" w:type="dxa"/>
+              <w:bottom w:w="80" w:type="dxa"/>
+              <w:right w:w="100" w:type="dxa"/>
+            </w:tcMar>
+          </w:tcPr>
+          <w:p>
+            <w:proofErr w:type="spellStart"/>
+            <w:r>
+              <w:rPr>
+                <w:b/>
+                <w:color w:val="FFFFFF"/>
+                <w:sz w:val="21"/>
+              </w:rPr>
+              <w:t>Nume</w:t>
+            </w:r>
+            <w:proofErr w:type="spellEnd"/>
+            <w:r>
+              <w:rPr>
+                <w:b/>
+                <w:color w:val="FFFFFF"/>
+                <w:sz w:val="21"/>
+              </w:rPr>
+              <w:t xml:space="preserve"> </w:t>
+            </w:r>
+            <w:proofErr w:type="spellStart"/>
+            <w:r>
+              <w:rPr>
+                <w:b/>
+                <w:color w:val="FFFFFF"/>
+                <w:sz w:val="21"/>
+              </w:rPr>
+              <w:t>Coloană</w:t>
+            </w:r>
+            <w:proofErr w:type="spellEnd"/>
+          </w:p>
+        </w:tc>
+        <w:tc>
+          <w:tcPr>
+            <w:tcW w:w="1587" w:type="dxa"/>
+            <w:shd w:val="clear" w:color="auto" w:fill="333333"/>
+            <w:tcMar>
+              <w:top w:w="80" w:type="dxa"/>
+              <w:left w:w="100" w:type="dxa"/>
+              <w:bottom w:w="80" w:type="dxa"/>
+              <w:right w:w="100" w:type="dxa"/>
+            </w:tcMar>
+          </w:tcPr>
+          <w:p>
+            <w:r>
+              <w:rPr>
+                <w:b/>
+                <w:color w:val="FFFFFF"/>
+                <w:sz w:val="21"/>
+              </w:rPr>
+              <w:t>Tip Date</w:t>
+            </w:r>
+          </w:p>
+        </w:tc>
+        <w:tc>
+          <w:tcPr>
+            <w:tcW w:w="2381" w:type="dxa"/>
+            <w:shd w:val="clear" w:color="auto" w:fill="333333"/>
+            <w:tcMar>
+              <w:top w:w="80" w:type="dxa"/>
+              <w:left w:w="100" w:type="dxa"/>
+              <w:bottom w:w="80" w:type="dxa"/>
+              <w:right w:w="100" w:type="dxa"/>
+            </w:tcMar>
+          </w:tcPr>
+          <w:p>
+            <w:proofErr w:type="spellStart"/>
+            <w:r>
+              <w:rPr>
+                <w:b/>
+                <w:color w:val="FFFFFF"/>
+                <w:sz w:val="21"/>
+              </w:rPr>
+              <w:t>Restricții</w:t>
+            </w:r>
+            <w:proofErr w:type="spellEnd"/>
+          </w:p>
+        </w:tc>
+        <w:tc>
+          <w:tcPr>
+            <w:tcW w:w="3118" w:type="dxa"/>
+            <w:shd w:val="clear" w:color="auto" w:fill="333333"/>
+            <w:tcMar>
+              <w:top w:w="80" w:type="dxa"/>
+              <w:left w:w="100" w:type="dxa"/>
+              <w:bottom w:w="80" w:type="dxa"/>
+              <w:right w:w="100" w:type="dxa"/>
+            </w:tcMar>
+          </w:tcPr>
+          <w:p>
+            <w:proofErr w:type="spellStart"/>
+            <w:r>
+              <w:rPr>
+                <w:b/>
+                <w:color w:val="FFFFFF"/>
+                <w:sz w:val="21"/>
+              </w:rPr>
+              <w:t>Descriere</w:t>
+            </w:r>
+            <w:proofErr w:type="spellEnd"/>
+          </w:p>
+        </w:tc>
+      </w:tr>
+      <w:tr>
+        <w:trPr>
+          <w:jc w:val="center"/>
+        </w:trPr>
+        <w:tc>
+          <w:tcPr>
+            <w:tcW w:w="1984" w:type="dxa"/>
+            <w:tcMar>
+              <w:top w:w="60" w:type="dxa"/>
+              <w:left w:w="80" w:type="dxa"/>
+              <w:bottom w:w="60" w:type="dxa"/>
+              <w:right w:w="80" w:type="dxa"/>
+            </w:tcMar>
+          </w:tcPr>
+          <w:p>
+            <w:proofErr w:type="spellStart"/>
+            <w:r>
+              <w:rPr>
+                <w:sz w:val="20"/>
+              </w:rPr>
+              <w:t>id_artist</w:t>
+            </w:r>
+            <w:proofErr w:type="spellEnd"/>
+          </w:p>
+        </w:tc>
+        <w:tc>
+          <w:tcPr>
+            <w:tcW w:w="1587" w:type="dxa"/>
+            <w:tcMar>
+              <w:top w:w="60" w:type="dxa"/>
+              <w:left w:w="80" w:type="dxa"/>
+              <w:bottom w:w="60" w:type="dxa"/>
+              <w:right w:w="80" w:type="dxa"/>
+            </w:tcMar>
+          </w:tcPr>
+          <w:p>
+            <w:r>
+              <w:rPr>
+                <w:sz w:val="20"/>
+              </w:rPr>
+              <w:t>INT</w:t>
+            </w:r>
+          </w:p>
+        </w:tc>
+        <w:tc>
+          <w:tcPr>
+            <w:tcW w:w="2381" w:type="dxa"/>
+            <w:tcMar>
+              <w:top w:w="60" w:type="dxa"/>
+              <w:left w:w="80" w:type="dxa"/>
+              <w:bottom w:w="60" w:type="dxa"/>
+              <w:right w:w="80" w:type="dxa"/>
+            </w:tcMar>
+          </w:tcPr>
+          <w:p>
+            <w:r>
+              <w:rPr>
+                <w:sz w:val="20"/>
+              </w:rPr>
+              <w:t>PK, AUTO_INCREMENT</w:t>
+            </w:r>
+          </w:p>
+        </w:tc>
+        <w:tc>
+          <w:tcPr>
+            <w:tcW w:w="3118" w:type="dxa"/>
+            <w:tcMar>
+              <w:top w:w="60" w:type="dxa"/>
+              <w:left w:w="80" w:type="dxa"/>
+              <w:bottom w:w="60" w:type="dxa"/>
+              <w:right w:w="80" w:type="dxa"/>
+            </w:tcMar>
+          </w:tcPr>
+          <w:p>
+            <w:proofErr w:type="spellStart"/>
+            <w:r>
+              <w:rPr>
+                <w:sz w:val="20"/>
+              </w:rPr>
+              <w:t>Identificator</w:t>
+            </w:r>
+            <w:proofErr w:type="spellEnd"/>
+            <w:r>
+              <w:rPr>
+                <w:sz w:val="20"/>
+              </w:rPr>
+              <w:t xml:space="preserve"> </w:t>
+            </w:r>
+            <w:proofErr w:type="spellStart"/>
+            <w:r>
+              <w:rPr>
+                <w:sz w:val="20"/>
+              </w:rPr>
+              <w:t>unic</w:t>
+            </w:r>
+            <w:proofErr w:type="spellEnd"/>
+            <w:r>
+              <w:rPr>
+                <w:sz w:val="20"/>
+              </w:rPr>
+              <w:t xml:space="preserve"> al Make-Up </w:t>
+            </w:r>
+            <w:proofErr w:type="spellStart"/>
+            <w:r>
+              <w:rPr>
+                <w:sz w:val="20"/>
+              </w:rPr>
+              <w:t>Artistului</w:t>
+            </w:r>
+            <w:proofErr w:type="spellEnd"/>
+          </w:p>
+        </w:tc>
+      </w:tr>
+      <w:tr>
+        <w:trPr>
+          <w:jc w:val="center"/>
+        </w:trPr>
+        <w:tc>
+          <w:tcPr>
+            <w:tcW w:w="1984" w:type="dxa"/>
+            <w:shd w:val="clear" w:color="auto" w:fill="F5F5F5"/>
+            <w:tcMar>
+              <w:top w:w="60" w:type="dxa"/>
+              <w:left w:w="80" w:type="dxa"/>
+              <w:bottom w:w="60" w:type="dxa"/>
+              <w:right w:w="80" w:type="dxa"/>
+            </w:tcMar>
+          </w:tcPr>
+          <w:p>
+            <w:proofErr w:type="spellStart"/>
+            <w:r>
+              <w:rPr>
+                <w:sz w:val="20"/>
+              </w:rPr>
+              <w:t>nume</w:t>
+            </w:r>
+            <w:proofErr w:type="spellEnd"/>
+          </w:p>
+        </w:tc>
+        <w:tc>
+          <w:tcPr>
+            <w:tcW w:w="1587" w:type="dxa"/>
+            <w:shd w:val="clear" w:color="auto" w:fill="F5F5F5"/>
+            <w:tcMar>
+              <w:top w:w="60" w:type="dxa"/>
+              <w:left w:w="80" w:type="dxa"/>
+              <w:bottom w:w="60" w:type="dxa"/>
+              <w:right w:w="80" w:type="dxa"/>
+            </w:tcMar>
+          </w:tcPr>
+          <w:p>
+            <w:r>
+              <w:rPr>
+                <w:sz w:val="20"/>
+              </w:rPr>
+              <w:t>VARCHAR(50)</w:t>
+            </w:r>
+          </w:p>
+        </w:tc>
+        <w:tc>
+          <w:tcPr>
+            <w:tcW w:w="2381" w:type="dxa"/>
+            <w:shd w:val="clear" w:color="auto" w:fill="F5F5F5"/>
+            <w:tcMar>
+              <w:top w:w="60" w:type="dxa"/>
+              <w:left w:w="80" w:type="dxa"/>
+              <w:bottom w:w="60" w:type="dxa"/>
+              <w:right w:w="80" w:type="dxa"/>
+            </w:tcMar>
+          </w:tcPr>
+          <w:p>
+            <w:r>
+              <w:rPr>
+                <w:sz w:val="20"/>
+              </w:rPr>
+              <w:t>NOT NULL</w:t>
+            </w:r>
+          </w:p>
+        </w:tc>
+        <w:tc>
+          <w:tcPr>
+            <w:tcW w:w="3118" w:type="dxa"/>
+            <w:shd w:val="clear" w:color="auto" w:fill="F5F5F5"/>
+            <w:tcMar>
+              <w:top w:w="60" w:type="dxa"/>
+              <w:left w:w="80" w:type="dxa"/>
+              <w:bottom w:w="60" w:type="dxa"/>
+              <w:right w:w="80" w:type="dxa"/>
+            </w:tcMar>
+          </w:tcPr>
+          <w:p>
+            <w:proofErr w:type="spellStart"/>
+            <w:r>
+              <w:rPr>
+                <w:sz w:val="20"/>
+              </w:rPr>
+              <w:t>Numele</w:t>
+            </w:r>
+            <w:proofErr w:type="spellEnd"/>
+            <w:r>
+              <w:rPr>
+                <w:sz w:val="20"/>
+              </w:rPr>
+              <w:t xml:space="preserve"> de </w:t>
+            </w:r>
+            <w:proofErr w:type="spellStart"/>
+            <w:r>
+              <w:rPr>
+                <w:sz w:val="20"/>
+              </w:rPr>
+              <w:t>familie</w:t>
+            </w:r>
+            <w:proofErr w:type="spellEnd"/>
+            <w:r>
+              <w:rPr>
+                <w:sz w:val="20"/>
+              </w:rPr>
+              <w:t xml:space="preserve"> al </w:t>
+            </w:r>
+            <w:proofErr w:type="spellStart"/>
+            <w:r>
+              <w:rPr>
+                <w:sz w:val="20"/>
+              </w:rPr>
+              <w:t>artistului</w:t>
+            </w:r>
+            <w:proofErr w:type="spellEnd"/>
+          </w:p>
+        </w:tc>
+      </w:tr>
+      <w:tr>
+        <w:trPr>
+          <w:jc w:val="center"/>
+        </w:trPr>
+        <w:tc>
+          <w:tcPr>
+            <w:tcW w:w="1984" w:type="dxa"/>
+            <w:tcMar>
+              <w:top w:w="60" w:type="dxa"/>
+              <w:left w:w="80" w:type="dxa"/>
+              <w:bottom w:w="60" w:type="dxa"/>
+              <w:right w:w="80" w:type="dxa"/>
+            </w:tcMar>
+          </w:tcPr>
+          <w:p>
+            <w:proofErr w:type="spellStart"/>
+            <w:r>
+              <w:rPr>
+                <w:sz w:val="20"/>
+              </w:rPr>
+              <w:t>prenume</w:t>
+            </w:r>
+            <w:proofErr w:type="spellEnd"/>
+          </w:p>
+        </w:tc>
+        <w:tc>
+          <w:tcPr>
+            <w:tcW w:w="1587" w:type="dxa"/>
+            <w:tcMar>
+              <w:top w:w="60" w:type="dxa"/>
+              <w:left w:w="80" w:type="dxa"/>
+              <w:bottom w:w="60" w:type="dxa"/>
+              <w:right w:w="80" w:type="dxa"/>
+            </w:tcMar>
+          </w:tcPr>
+          <w:p>
+            <w:r>
+              <w:rPr>
+                <w:sz w:val="20"/>
+              </w:rPr>
+              <w:t>VARCHAR(50)</w:t>
+            </w:r>
+          </w:p>
+        </w:tc>
+        <w:tc>
+          <w:tcPr>
+            <w:tcW w:w="2381" w:type="dxa"/>
+            <w:tcMar>
+              <w:top w:w="60" w:type="dxa"/>
+              <w:left w:w="80" w:type="dxa"/>
+              <w:bottom w:w="60" w:type="dxa"/>
+              <w:right w:w="80" w:type="dxa"/>
+            </w:tcMar>
+          </w:tcPr>
+          <w:p>
+            <w:r>
+              <w:rPr>
+                <w:sz w:val="20"/>
+              </w:rPr>
+              <w:t>NOT NULL</w:t>
+            </w:r>
+          </w:p>
+        </w:tc>
+        <w:tc>
+          <w:tcPr>
+            <w:tcW w:w="3118" w:type="dxa"/>
+            <w:tcMar>
+              <w:top w:w="60" w:type="dxa"/>
+              <w:left w:w="80" w:type="dxa"/>
+              <w:bottom w:w="60" w:type="dxa"/>
+              <w:right w:w="80" w:type="dxa"/>
+            </w:tcMar>
+          </w:tcPr>
+          <w:p>
+            <w:proofErr w:type="spellStart"/>
+            <w:r>
+              <w:rPr>
+                <w:sz w:val="20"/>
+              </w:rPr>
+              <w:t>Prenumele</w:t>
+            </w:r>
+            <w:proofErr w:type="spellEnd"/>
+            <w:r>
+              <w:rPr>
+                <w:sz w:val="20"/>
+              </w:rPr>
+              <w:t xml:space="preserve"> </w:t>
+            </w:r>
+            <w:proofErr w:type="spellStart"/>
+            <w:r>
+              <w:rPr>
+                <w:sz w:val="20"/>
+              </w:rPr>
+              <w:t>artistului</w:t>
+            </w:r>
+            <w:proofErr w:type="spellEnd"/>
+          </w:p>
+        </w:tc>
+      </w:tr>
+      <w:tr>
+        <w:trPr>
+          <w:jc w:val="center"/>
+        </w:trPr>
+        <w:tc>
+          <w:tcPr>
+            <w:tcW w:w="1984" w:type="dxa"/>
+            <w:shd w:val="clear" w:color="auto" w:fill="F5F5F5"/>
+            <w:tcMar>
+              <w:top w:w="60" w:type="dxa"/>
+              <w:left w:w="80" w:type="dxa"/>
+              <w:bottom w:w="60" w:type="dxa"/>
+              <w:right w:w="80" w:type="dxa"/>
+            </w:tcMar>
+          </w:tcPr>
+          <w:p>
+            <w:proofErr w:type="spellStart"/>
+            <w:r>
+              <w:rPr>
+                <w:sz w:val="20"/>
+              </w:rPr>
+              <w:t>telefon</w:t>
+            </w:r>
+            <w:proofErr w:type="spellEnd"/>
+          </w:p>
+        </w:tc>
+        <w:tc>
+          <w:tcPr>
+            <w:tcW w:w="1587" w:type="dxa"/>
+            <w:shd w:val="clear" w:color="auto" w:fill="F5F5F5"/>
+            <w:tcMar>
+              <w:top w:w="60" w:type="dxa"/>
+              <w:left w:w="80" w:type="dxa"/>
+              <w:bottom w:w="60" w:type="dxa"/>
+              <w:right w:w="80" w:type="dxa"/>
+            </w:tcMar>
+          </w:tcPr>
+          <w:p>
+            <w:r>
+              <w:rPr>
+                <w:sz w:val="20"/>
+              </w:rPr>
+              <w:t>VARCHAR(15)</w:t>
+            </w:r>
+          </w:p>
+        </w:tc>
+        <w:tc>
+          <w:tcPr>
+            <w:tcW w:w="2381" w:type="dxa"/>
+            <w:shd w:val="clear" w:color="auto" w:fill="F5F5F5"/>
+            <w:tcMar>
+              <w:top w:w="60" w:type="dxa"/>
+              <w:left w:w="80" w:type="dxa"/>
+              <w:bottom w:w="60" w:type="dxa"/>
+              <w:right w:w="80" w:type="dxa"/>
+            </w:tcMar>
+          </w:tcPr>
+          <w:p>
+            <w:r>
+              <w:rPr>
+                <w:sz w:val="20"/>
+              </w:rPr>
+              <w:t>NOT NULL</w:t>
+            </w:r>
+          </w:p>
+        </w:tc>
+        <w:tc>
+          <w:tcPr>
+            <w:tcW w:w="3118" w:type="dxa"/>
+            <w:shd w:val="clear" w:color="auto" w:fill="F5F5F5"/>
+            <w:tcMar>
+              <w:top w:w="60" w:type="dxa"/>
+              <w:left w:w="80" w:type="dxa"/>
+              <w:bottom w:w="60" w:type="dxa"/>
+              <w:right w:w="80" w:type="dxa"/>
+            </w:tcMar>
+          </w:tcPr>
+          <w:p>
+            <w:proofErr w:type="spellStart"/>
+            <w:r>
+              <w:rPr>
+                <w:sz w:val="20"/>
+              </w:rPr>
+              <w:t>Numărul</w:t>
+            </w:r>
+            <w:proofErr w:type="spellEnd"/>
+            <w:r>
+              <w:rPr>
+                <w:sz w:val="20"/>
+              </w:rPr>
+              <w:t xml:space="preserve"> de </w:t>
+            </w:r>
+            <w:proofErr w:type="spellStart"/>
+            <w:r>
+              <w:rPr>
+                <w:sz w:val="20"/>
+              </w:rPr>
+              <w:t>telefon</w:t>
+            </w:r>
+            <w:proofErr w:type="spellEnd"/>
+            <w:r>
+              <w:rPr>
+                <w:sz w:val="20"/>
+              </w:rPr>
+              <w:t xml:space="preserve"> al </w:t>
+            </w:r>
+            <w:proofErr w:type="spellStart"/>
+            <w:r>
+              <w:rPr>
+                <w:sz w:val="20"/>
+              </w:rPr>
+              <w:t>artistului</w:t>
+            </w:r>
+            <w:proofErr w:type="spellEnd"/>
+          </w:p>
+        </w:tc>
+      </w:tr>
+      <w:tr>
+        <w:trPr>
+          <w:jc w:val="center"/>
+        </w:trPr>
+        <w:tc>
+          <w:tcPr>
+            <w:tcW w:w="1984" w:type="dxa"/>
+            <w:tcMar>
+              <w:top w:w="60" w:type="dxa"/>
+              <w:left w:w="80" w:type="dxa"/>
+              <w:bottom w:w="60" w:type="dxa"/>
+              <w:right w:w="80" w:type="dxa"/>
+            </w:tcMar>
+          </w:tcPr>
+          <w:p>
+            <w:r>
+              <w:rPr>
+                <w:sz w:val="20"/>
+              </w:rPr>
+              <w:t>email</w:t>
+            </w:r>
+          </w:p>
+        </w:tc>
+        <w:tc>
+          <w:tcPr>
+            <w:tcW w:w="1587" w:type="dxa"/>
+            <w:tcMar>
+              <w:top w:w="60" w:type="dxa"/>
+              <w:left w:w="80" w:type="dxa"/>
+              <w:bottom w:w="60" w:type="dxa"/>
+              <w:right w:w="80" w:type="dxa"/>
+            </w:tcMar>
+          </w:tcPr>
+          <w:p>
+            <w:r>
+              <w:rPr>
+                <w:sz w:val="20"/>
+              </w:rPr>
+              <w:t>VARCHAR(100)</w:t>
+            </w:r>
+          </w:p>
+        </w:tc>
+        <w:tc>
+          <w:tcPr>
+            <w:tcW w:w="2381" w:type="dxa"/>
+            <w:tcMar>
+              <w:top w:w="60" w:type="dxa"/>
+              <w:left w:w="80" w:type="dxa"/>
+              <w:bottom w:w="60" w:type="dxa"/>
+              <w:right w:w="80" w:type="dxa"/>
+            </w:tcMar>
+          </w:tcPr>
+          <w:p>
+            <w:r>
+              <w:rPr>
+                <w:sz w:val="20"/>
+              </w:rPr>
+              <w:t>UNIQUE</w:t>
+            </w:r>
+          </w:p>
+        </w:tc>
+        <w:tc>
+          <w:tcPr>
+            <w:tcW w:w="3118" w:type="dxa"/>
+            <w:tcMar>
+              <w:top w:w="60" w:type="dxa"/>
+              <w:left w:w="80" w:type="dxa"/>
+              <w:bottom w:w="60" w:type="dxa"/>
+              <w:right w:w="80" w:type="dxa"/>
+            </w:tcMar>
+          </w:tcPr>
+          <w:p>
+            <w:proofErr w:type="spellStart"/>
+            <w:r>
+              <w:rPr>
+                <w:sz w:val="20"/>
+              </w:rPr>
+              <w:t>Adresa</w:t>
+            </w:r>
+            <w:proofErr w:type="spellEnd"/>
+            <w:r>
+              <w:rPr>
+                <w:sz w:val="20"/>
+              </w:rPr>
+              <w:t xml:space="preserve"> de email </w:t>
+            </w:r>
+            <w:proofErr w:type="spellStart"/>
+            <w:r>
+              <w:rPr>
+                <w:sz w:val="20"/>
+              </w:rPr>
+              <w:t>oficială</w:t>
+            </w:r>
+            <w:proofErr w:type="spellEnd"/>
+            <w:r>
+              <w:rPr>
+                <w:sz w:val="20"/>
+              </w:rPr>
+              <w:t xml:space="preserve"> din studio</w:t>
+            </w:r>
+          </w:p>
+        </w:tc>
+      </w:tr>
+      <w:tr>
+        <w:trPr>
+          <w:jc w:val="center"/>
+        </w:trPr>
+        <w:tc>
+          <w:tcPr>
+            <w:tcW w:w="1984" w:type="dxa"/>
+            <w:shd w:val="clear" w:color="auto" w:fill="F5F5F5"/>
+            <w:tcMar>
+              <w:top w:w="60" w:type="dxa"/>
+              <w:left w:w="80" w:type="dxa"/>
+              <w:bottom w:w="60" w:type="dxa"/>
+              <w:right w:w="80" w:type="dxa"/>
+            </w:tcMar>
+          </w:tcPr>
+          <w:p>
+            <w:proofErr w:type="spellStart"/>
+            <w:r>
+              <w:rPr>
+                <w:sz w:val="20"/>
+              </w:rPr>
+              <w:t>program_lucru</w:t>
+            </w:r>
+            <w:proofErr w:type="spellEnd"/>
+          </w:p>
+        </w:tc>
+        <w:tc>
+          <w:tcPr>
+            <w:tcW w:w="1587" w:type="dxa"/>
+            <w:shd w:val="clear" w:color="auto" w:fill="F5F5F5"/>
+            <w:tcMar>
+              <w:top w:w="60" w:type="dxa"/>
+              <w:left w:w="80" w:type="dxa"/>
+              <w:bottom w:w="60" w:type="dxa"/>
+              <w:right w:w="80" w:type="dxa"/>
+            </w:tcMar>
+          </w:tcPr>
+          <w:p>
+            <w:r>
+              <w:rPr>
+                <w:sz w:val="20"/>
+              </w:rPr>
+              <w:t>VARCHAR(100)</w:t>
+            </w:r>
+          </w:p>
+        </w:tc>
+        <w:tc>
+          <w:tcPr>
+            <w:tcW w:w="2381" w:type="dxa"/>
+            <w:shd w:val="clear" w:color="auto" w:fill="F5F5F5"/>
+            <w:tcMar>
+              <w:top w:w="60" w:type="dxa"/>
+              <w:left w:w="80" w:type="dxa"/>
+              <w:bottom w:w="60" w:type="dxa"/>
+              <w:right w:w="80" w:type="dxa"/>
+            </w:tcMar>
+          </w:tcPr>
+          <w:p>
+            <w:r>
+              <w:rPr>
+                <w:sz w:val="20"/>
+              </w:rPr>
+              <w:t>NOT NULL</w:t>
+            </w:r>
+          </w:p>
+        </w:tc>
+        <w:tc>
+          <w:tcPr>
+            <w:tcW w:w="3118" w:type="dxa"/>
+            <w:shd w:val="clear" w:color="auto" w:fill="F5F5F5"/>
+            <w:tcMar>
+              <w:top w:w="60" w:type="dxa"/>
+              <w:left w:w="80" w:type="dxa"/>
+              <w:bottom w:w="60" w:type="dxa"/>
+              <w:right w:w="80" w:type="dxa"/>
+            </w:tcMar>
+          </w:tcPr>
+          <w:p>
+            <w:proofErr w:type="spellStart"/>
+            <w:r>
+              <w:rPr>
+                <w:sz w:val="20"/>
+              </w:rPr>
+              <w:t>Programul</w:t>
+            </w:r>
+            <w:proofErr w:type="spellEnd"/>
+            <w:r>
+              <w:rPr>
+                <w:sz w:val="20"/>
+              </w:rPr>
+              <w:t xml:space="preserve"> de </w:t>
+            </w:r>
+            <w:proofErr w:type="spellStart"/>
+            <w:r>
+              <w:rPr>
+                <w:sz w:val="20"/>
+              </w:rPr>
+              <w:t>lucru</w:t>
+            </w:r>
+            <w:proofErr w:type="spellEnd"/>
+            <w:r>
+              <w:rPr>
+                <w:sz w:val="20"/>
+              </w:rPr>
+              <w:t xml:space="preserve"> (ex. Tura 1: 08:00-16:00)</w:t>
+            </w:r>
+          </w:p>
+        </w:tc>
+      </w:tr>
+    </w:tbl>
+    <w:p>
+      <w:pPr>
+        <w:spacing w:after="120" w:line="360" w:lineRule="auto"/>
+      </w:pPr>
+    </w:p>
+    <w:p>
+      <w:pPr>
+        <w:keepNext/>
+        <w:spacing w:before="240" w:after="80" w:line="360" w:lineRule="auto"/>
+      </w:pPr>
+      <w:proofErr w:type="spellStart"/>
+      <w:r>
+        <w:rPr>
+          <w:b/>
+        </w:rPr>
+        <w:t>Tabelul</w:t>
+      </w:r>
+      <w:proofErr w:type="spellEnd"/>
+      <w:r>
+        <w:rPr>
+          <w:b/>
+        </w:rPr>
+        <w:t xml:space="preserve"> 3: TIPURI_MACHIAJ</w:t>
+      </w:r>
+    </w:p>
+    <w:tbl>
+      <w:tblPr>
+        <w:tblW w:w="0" w:type="auto"/>
+        <w:jc w:val="center"/>
+        <w:tblLayout w:type="fixed"/>
+        <w:tblLook w:val="04A0" w:firstRow="1" w:lastRow="0" w:firstColumn="1" w:lastColumn="0" w:noHBand="0" w:noVBand="1"/>
+      </w:tblPr>
+      <w:tblGrid>
+        <w:gridCol w:w="1984"/>
+        <w:gridCol w:w="1587"/>
+        <w:gridCol w:w="2381"/>
+        <w:gridCol w:w="3118"/>
+      </w:tblGrid>
+      <w:tr>
+        <w:trPr>
+          <w:jc w:val="center"/>
+        </w:trPr>
+        <w:tc>
+          <w:tcPr>
+            <w:tcW w:w="1984" w:type="dxa"/>
+            <w:shd w:val="clear" w:color="auto" w:fill="333333"/>
+            <w:tcMar>
+              <w:top w:w="80" w:type="dxa"/>
+              <w:left w:w="100" w:type="dxa"/>
+              <w:bottom w:w="80" w:type="dxa"/>
+              <w:right w:w="100" w:type="dxa"/>
+            </w:tcMar>
+          </w:tcPr>
+          <w:p>
+            <w:proofErr w:type="spellStart"/>
+            <w:r>
+              <w:rPr>
+                <w:b/>
+                <w:color w:val="FFFFFF"/>
+                <w:sz w:val="21"/>
+              </w:rPr>
+              <w:t>Nume</w:t>
+            </w:r>
+            <w:proofErr w:type="spellEnd"/>
+            <w:r>
+              <w:rPr>
+                <w:b/>
+                <w:color w:val="FFFFFF"/>
+                <w:sz w:val="21"/>
+              </w:rPr>
+              <w:t xml:space="preserve"> </w:t>
+            </w:r>
+            <w:proofErr w:type="spellStart"/>
+            <w:r>
+              <w:rPr>
+                <w:b/>
+                <w:color w:val="FFFFFF"/>
+                <w:sz w:val="21"/>
+              </w:rPr>
+              <w:t>Coloană</w:t>
+            </w:r>
+            <w:proofErr w:type="spellEnd"/>
+          </w:p>
+        </w:tc>
+        <w:tc>
+          <w:tcPr>
+            <w:tcW w:w="1587" w:type="dxa"/>
+            <w:shd w:val="clear" w:color="auto" w:fill="333333"/>
+            <w:tcMar>
+              <w:top w:w="80" w:type="dxa"/>
+              <w:left w:w="100" w:type="dxa"/>
+              <w:bottom w:w="80" w:type="dxa"/>
+              <w:right w:w="100" w:type="dxa"/>
+            </w:tcMar>
+          </w:tcPr>
+          <w:p>
+            <w:r>
+              <w:rPr>
+                <w:b/>
+                <w:color w:val="FFFFFF"/>
+                <w:sz w:val="21"/>
+              </w:rPr>
+              <w:t>Tip Date</w:t>
+            </w:r>
+          </w:p>
+        </w:tc>
+        <w:tc>
+          <w:tcPr>
+            <w:tcW w:w="2381" w:type="dxa"/>
+            <w:shd w:val="clear" w:color="auto" w:fill="333333"/>
+            <w:tcMar>
+              <w:top w:w="80" w:type="dxa"/>
+              <w:left w:w="100" w:type="dxa"/>
+              <w:bottom w:w="80" w:type="dxa"/>
+              <w:right w:w="100" w:type="dxa"/>
+            </w:tcMar>
+          </w:tcPr>
+          <w:p>
+            <w:proofErr w:type="spellStart"/>
+            <w:r>
+              <w:rPr>
+                <w:b/>
+                <w:color w:val="FFFFFF"/>
+                <w:sz w:val="21"/>
+              </w:rPr>
+              <w:t>Restricții</w:t>
+            </w:r>
+            <w:proofErr w:type="spellEnd"/>
+          </w:p>
+        </w:tc>
+        <w:tc>
+          <w:tcPr>
+            <w:tcW w:w="3118" w:type="dxa"/>
+            <w:shd w:val="clear" w:color="auto" w:fill="333333"/>
+            <w:tcMar>
+              <w:top w:w="80" w:type="dxa"/>
+              <w:left w:w="100" w:type="dxa"/>
+              <w:bottom w:w="80" w:type="dxa"/>
+              <w:right w:w="100" w:type="dxa"/>
+            </w:tcMar>
+          </w:tcPr>
+          <w:p>
+            <w:proofErr w:type="spellStart"/>
+            <w:r>
+              <w:rPr>
+                <w:b/>
+                <w:color w:val="FFFFFF"/>
+                <w:sz w:val="21"/>
+              </w:rPr>
+              <w:t>Descriere</w:t>
+            </w:r>
+            <w:proofErr w:type="spellEnd"/>
+          </w:p>
+        </w:tc>
+      </w:tr>
+      <w:tr>
+        <w:trPr>
+          <w:jc w:val="center"/>
+        </w:trPr>
+        <w:tc>
+          <w:tcPr>
+            <w:tcW w:w="1984" w:type="dxa"/>
+            <w:tcMar>
+              <w:top w:w="60" w:type="dxa"/>
+              <w:left w:w="80" w:type="dxa"/>
+              <w:bottom w:w="60" w:type="dxa"/>
+              <w:right w:w="80" w:type="dxa"/>
+            </w:tcMar>
+          </w:tcPr>
+          <w:p>
+            <w:proofErr w:type="spellStart"/>
+            <w:r>
+              <w:rPr>
+                <w:sz w:val="20"/>
+              </w:rPr>
+              <w:t>id_tip_machiaj</w:t>
+            </w:r>
+            <w:proofErr w:type="spellEnd"/>
+          </w:p>
+        </w:tc>
+        <w:tc>
+          <w:tcPr>
+            <w:tcW w:w="1587" w:type="dxa"/>
+            <w:tcMar>
+              <w:top w:w="60" w:type="dxa"/>
+              <w:left w:w="80" w:type="dxa"/>
+              <w:bottom w:w="60" w:type="dxa"/>
+              <w:right w:w="80" w:type="dxa"/>
+            </w:tcMar>
+          </w:tcPr>
+          <w:p>
+            <w:r>
+              <w:rPr>
+                <w:sz w:val="20"/>
+              </w:rPr>
+              <w:t>INT</w:t>
+            </w:r>
+          </w:p>
+        </w:tc>
+        <w:tc>
+          <w:tcPr>
+            <w:tcW w:w="2381" w:type="dxa"/>
+            <w:tcMar>
+              <w:top w:w="60" w:type="dxa"/>
+              <w:left w:w="80" w:type="dxa"/>
+              <w:bottom w:w="60" w:type="dxa"/>
+              <w:right w:w="80" w:type="dxa"/>
+            </w:tcMar>
+          </w:tcPr>
+          <w:p>
+            <w:r>
+              <w:rPr>
+                <w:sz w:val="20"/>
+              </w:rPr>
+              <w:t>PK, AUTO_INCREMENT</w:t>
+            </w:r>
+          </w:p>
+        </w:tc>
+        <w:tc>
+          <w:tcPr>
+            <w:tcW w:w="3118" w:type="dxa"/>
+            <w:tcMar>
+              <w:top w:w="60" w:type="dxa"/>
+              <w:left w:w="80" w:type="dxa"/>
+              <w:bottom w:w="60" w:type="dxa"/>
+              <w:right w:w="80" w:type="dxa"/>
+            </w:tcMar>
+          </w:tcPr>
+          <w:p>
+            <w:proofErr w:type="spellStart"/>
+            <w:r>
+              <w:rPr>
+                <w:sz w:val="20"/>
+              </w:rPr>
+              <w:t>Identificator</w:t>
+            </w:r>
+            <w:proofErr w:type="spellEnd"/>
+            <w:r>
+              <w:rPr>
+                <w:sz w:val="20"/>
+              </w:rPr>
+              <w:t xml:space="preserve"> </w:t>
+            </w:r>
+            <w:proofErr w:type="spellStart"/>
+            <w:r>
+              <w:rPr>
+                <w:sz w:val="20"/>
+              </w:rPr>
+              <w:t>unic</w:t>
+            </w:r>
+            <w:proofErr w:type="spellEnd"/>
+            <w:r>
+              <w:rPr>
+                <w:sz w:val="20"/>
+              </w:rPr>
+              <w:t xml:space="preserve"> al </w:t>
+            </w:r>
+            <w:proofErr w:type="spellStart"/>
+            <w:r>
+              <w:rPr>
+                <w:sz w:val="20"/>
+              </w:rPr>
+              <w:t>tipului</w:t>
+            </w:r>
+            <w:proofErr w:type="spellEnd"/>
+            <w:r>
+              <w:rPr>
+                <w:sz w:val="20"/>
+              </w:rPr>
+              <w:t xml:space="preserve"> de </w:t>
+            </w:r>
+            <w:proofErr w:type="spellStart"/>
+            <w:r>
+              <w:rPr>
+                <w:sz w:val="20"/>
+              </w:rPr>
+              <w:t>machiaj</w:t>
+            </w:r>
+            <w:proofErr w:type="spellEnd"/>
+          </w:p>
+        </w:tc>
+      </w:tr>
+      <w:tr>
+        <w:trPr>
+          <w:jc w:val="center"/>
+        </w:trPr>
+        <w:tc>
+          <w:tcPr>
+            <w:tcW w:w="1984" w:type="dxa"/>
+            <w:shd w:val="clear" w:color="auto" w:fill="F5F5F5"/>
+            <w:tcMar>
+              <w:top w:w="60" w:type="dxa"/>
+              <w:left w:w="80" w:type="dxa"/>
+              <w:bottom w:w="60" w:type="dxa"/>
+              <w:right w:w="80" w:type="dxa"/>
+            </w:tcMar>
+          </w:tcPr>
+          <w:p>
+            <w:proofErr w:type="spellStart"/>
+            <w:r>
+              <w:rPr>
+                <w:sz w:val="20"/>
+              </w:rPr>
+              <w:t>denumire</w:t>
+            </w:r>
+            <w:proofErr w:type="spellEnd"/>
+          </w:p>
+        </w:tc>
+        <w:tc>
+          <w:tcPr>
+            <w:tcW w:w="1587" w:type="dxa"/>
+            <w:shd w:val="clear" w:color="auto" w:fill="F5F5F5"/>
+            <w:tcMar>
+              <w:top w:w="60" w:type="dxa"/>
+              <w:left w:w="80" w:type="dxa"/>
+              <w:bottom w:w="60" w:type="dxa"/>
+              <w:right w:w="80" w:type="dxa"/>
+            </w:tcMar>
+          </w:tcPr>
+          <w:p>
+            <w:r>
+              <w:rPr>
+                <w:sz w:val="20"/>
+              </w:rPr>
+              <w:t>VARCHAR(50)</w:t>
+            </w:r>
+          </w:p>
+        </w:tc>
+        <w:tc>
+          <w:tcPr>
+            <w:tcW w:w="2381" w:type="dxa"/>
+            <w:shd w:val="clear" w:color="auto" w:fill="F5F5F5"/>
+            <w:tcMar>
+              <w:top w:w="60" w:type="dxa"/>
+              <w:left w:w="80" w:type="dxa"/>
+              <w:bottom w:w="60" w:type="dxa"/>
+              <w:right w:w="80" w:type="dxa"/>
+            </w:tcMar>
+          </w:tcPr>
+          <w:p>
+            <w:r>
+              <w:rPr>
+                <w:sz w:val="20"/>
+              </w:rPr>
+              <w:t>NOT NULL, UNIQUE</w:t>
+            </w:r>
+          </w:p>
+        </w:tc>
+        <w:tc>
+          <w:tcPr>
+            <w:tcW w:w="3118" w:type="dxa"/>
+            <w:shd w:val="clear" w:color="auto" w:fill="F5F5F5"/>
+            <w:tcMar>
+              <w:top w:w="60" w:type="dxa"/>
+              <w:left w:w="80" w:type="dxa"/>
+              <w:bottom w:w="60" w:type="dxa"/>
+              <w:right w:w="80" w:type="dxa"/>
+            </w:tcMar>
+          </w:tcPr>
+          <w:p>
+            <w:proofErr w:type="spellStart"/>
+            <w:r>
+              <w:rPr>
+                <w:sz w:val="20"/>
+              </w:rPr>
+              <w:t>Denumire</w:t>
+            </w:r>
+            <w:proofErr w:type="spellEnd"/>
+            <w:r>
+              <w:rPr>
+                <w:sz w:val="20"/>
+              </w:rPr>
+              <w:t xml:space="preserve"> (Zi, </w:t>
+            </w:r>
+            <w:proofErr w:type="spellStart"/>
+            <w:r>
+              <w:rPr>
+                <w:sz w:val="20"/>
+              </w:rPr>
+              <w:t>Ocazie</w:t>
+            </w:r>
+            <w:proofErr w:type="spellEnd"/>
+            <w:r>
+              <w:rPr>
+                <w:sz w:val="20"/>
+              </w:rPr>
+              <w:t xml:space="preserve">, </w:t>
+            </w:r>
+            <w:proofErr w:type="spellStart"/>
+            <w:r>
+              <w:rPr>
+                <w:sz w:val="20"/>
+              </w:rPr>
+              <w:t>Mireasă</w:t>
+            </w:r>
+            <w:proofErr w:type="spellEnd"/>
+            <w:r>
+              <w:rPr>
+                <w:sz w:val="20"/>
+              </w:rPr>
+              <w:t>, Editorial)</w:t>
+            </w:r>
+          </w:p>
+        </w:tc>
+      </w:tr>
+      <w:tr>
+        <w:trPr>
+          <w:jc w:val="center"/>
+        </w:trPr>
+        <w:tc>
+          <w:tcPr>
+            <w:tcW w:w="1984" w:type="dxa"/>
+            <w:tcMar>
+              <w:top w:w="60" w:type="dxa"/>
+              <w:left w:w="80" w:type="dxa"/>
+              <w:bottom w:w="60" w:type="dxa"/>
+              <w:right w:w="80" w:type="dxa"/>
+            </w:tcMar>
+          </w:tcPr>
+          <w:p>
+            <w:proofErr w:type="spellStart"/>
+            <w:r>
+              <w:rPr>
+                <w:sz w:val="20"/>
+              </w:rPr>
+              <w:t>pret_baza</w:t>
+            </w:r>
+            <w:proofErr w:type="spellEnd"/>
+          </w:p>
+        </w:tc>
+        <w:tc>
+          <w:tcPr>
+            <w:tcW w:w="1587" w:type="dxa"/>
+            <w:tcMar>
+              <w:top w:w="60" w:type="dxa"/>
+              <w:left w:w="80" w:type="dxa"/>
+              <w:bottom w:w="60" w:type="dxa"/>
+              <w:right w:w="80" w:type="dxa"/>
+            </w:tcMar>
+          </w:tcPr>
+          <w:p>
+            <w:r>
+              <w:rPr>
+                <w:sz w:val="20"/>
+              </w:rPr>
+              <w:t>DECIMAL(8,2)</w:t>
+            </w:r>
+          </w:p>
+        </w:tc>
+        <w:tc>
+          <w:tcPr>
+            <w:tcW w:w="2381" w:type="dxa"/>
+            <w:tcMar>
+              <w:top w:w="60" w:type="dxa"/>
+              <w:left w:w="80" w:type="dxa"/>
+              <w:bottom w:w="60" w:type="dxa"/>
+              <w:right w:w="80" w:type="dxa"/>
+            </w:tcMar>
+          </w:tcPr>
+          <w:p>
+            <w:r>
+              <w:rPr>
+                <w:sz w:val="20"/>
+              </w:rPr>
+              <w:t>NOT NULL, CHECK (&gt;0)</w:t>
+            </w:r>
+          </w:p>
+        </w:tc>
+        <w:tc>
+          <w:tcPr>
+            <w:tcW w:w="3118" w:type="dxa"/>
+            <w:tcMar>
+              <w:top w:w="60" w:type="dxa"/>
+              <w:left w:w="80" w:type="dxa"/>
+              <w:bottom w:w="60" w:type="dxa"/>
+              <w:right w:w="80" w:type="dxa"/>
+            </w:tcMar>
+          </w:tcPr>
+          <w:p>
+            <w:proofErr w:type="spellStart"/>
+            <w:r>
+              <w:rPr>
+                <w:sz w:val="20"/>
+              </w:rPr>
+              <w:t>Prețul</w:t>
+            </w:r>
+            <w:proofErr w:type="spellEnd"/>
+            <w:r>
+              <w:rPr>
+                <w:sz w:val="20"/>
+              </w:rPr>
+              <w:t xml:space="preserve"> de </w:t>
+            </w:r>
+            <w:proofErr w:type="spellStart"/>
+            <w:r>
+              <w:rPr>
+                <w:sz w:val="20"/>
+              </w:rPr>
+              <w:t>bază</w:t>
+            </w:r>
+            <w:proofErr w:type="spellEnd"/>
+            <w:r>
+              <w:rPr>
+                <w:sz w:val="20"/>
+              </w:rPr>
+              <w:t xml:space="preserve"> </w:t>
+            </w:r>
+            <w:proofErr w:type="spellStart"/>
+            <w:r>
+              <w:rPr>
+                <w:sz w:val="20"/>
+              </w:rPr>
+              <w:t>pentru</w:t>
+            </w:r>
+            <w:proofErr w:type="spellEnd"/>
+            <w:r>
+              <w:rPr>
+                <w:sz w:val="20"/>
+              </w:rPr>
+              <w:t xml:space="preserve"> </w:t>
+            </w:r>
+            <w:proofErr w:type="spellStart"/>
+            <w:r>
+              <w:rPr>
+                <w:sz w:val="20"/>
+              </w:rPr>
+              <w:t>machiaj</w:t>
+            </w:r>
+            <w:proofErr w:type="spellEnd"/>
+            <w:r>
+              <w:rPr>
+                <w:sz w:val="20"/>
+              </w:rPr>
+              <w:t xml:space="preserve"> (RON)</w:t>
+            </w:r>
+          </w:p>
+        </w:tc>
+      </w:tr>
+      <w:tr>
+        <w:trPr>
+          <w:jc w:val="center"/>
+        </w:trPr>
+        <w:tc>
+          <w:tcPr>
+            <w:tcW w:w="1984" w:type="dxa"/>
+            <w:shd w:val="clear" w:color="auto" w:fill="F5F5F5"/>
+            <w:tcMar>
+              <w:top w:w="60" w:type="dxa"/>
+              <w:left w:w="80" w:type="dxa"/>
+              <w:bottom w:w="60" w:type="dxa"/>
+              <w:right w:w="80" w:type="dxa"/>
+            </w:tcMar>
+          </w:tcPr>
+          <w:p>
+            <w:proofErr w:type="spellStart"/>
+            <w:r>
+              <w:rPr>
+                <w:sz w:val="20"/>
+              </w:rPr>
+              <w:t>durata_baza_minute</w:t>
+            </w:r>
+            <w:proofErr w:type="spellEnd"/>
+          </w:p>
+        </w:tc>
+        <w:tc>
+          <w:tcPr>
+            <w:tcW w:w="1587" w:type="dxa"/>
+            <w:shd w:val="clear" w:color="auto" w:fill="F5F5F5"/>
+            <w:tcMar>
+              <w:top w:w="60" w:type="dxa"/>
+              <w:left w:w="80" w:type="dxa"/>
+              <w:bottom w:w="60" w:type="dxa"/>
+              <w:right w:w="80" w:type="dxa"/>
+            </w:tcMar>
+          </w:tcPr>
+          <w:p>
+            <w:r>
+              <w:rPr>
+                <w:sz w:val="20"/>
+              </w:rPr>
+              <w:t>INT</w:t>
+            </w:r>
+          </w:p>
+        </w:tc>
+        <w:tc>
+          <w:tcPr>
+            <w:tcW w:w="2381" w:type="dxa"/>
+            <w:shd w:val="clear" w:color="auto" w:fill="F5F5F5"/>
+            <w:tcMar>
+              <w:top w:w="60" w:type="dxa"/>
+              <w:left w:w="80" w:type="dxa"/>
+              <w:bottom w:w="60" w:type="dxa"/>
+              <w:right w:w="80" w:type="dxa"/>
+            </w:tcMar>
+          </w:tcPr>
+          <w:p>
+            <w:r>
+              <w:rPr>
+                <w:sz w:val="20"/>
+              </w:rPr>
+              <w:t>NOT NULL, CHECK (&gt;0)</w:t>
+            </w:r>
+          </w:p>
+        </w:tc>
+        <w:tc>
+          <w:tcPr>
+            <w:tcW w:w="3118" w:type="dxa"/>
+            <w:shd w:val="clear" w:color="auto" w:fill="F5F5F5"/>
+            <w:tcMar>
+              <w:top w:w="60" w:type="dxa"/>
+              <w:left w:w="80" w:type="dxa"/>
+              <w:bottom w:w="60" w:type="dxa"/>
+              <w:right w:w="80" w:type="dxa"/>
+            </w:tcMar>
+          </w:tcPr>
+          <w:p>
+            <w:proofErr w:type="spellStart"/>
+            <w:r>
+              <w:rPr>
+                <w:sz w:val="20"/>
+              </w:rPr>
+              <w:t>Durata</w:t>
+            </w:r>
+            <w:proofErr w:type="spellEnd"/>
+            <w:r>
+              <w:rPr>
+                <w:sz w:val="20"/>
+              </w:rPr>
+              <w:t xml:space="preserve"> de </w:t>
+            </w:r>
+            <w:proofErr w:type="spellStart"/>
+            <w:r>
+              <w:rPr>
+                <w:sz w:val="20"/>
+              </w:rPr>
+              <w:t>bază</w:t>
+            </w:r>
+            <w:proofErr w:type="spellEnd"/>
+            <w:r>
+              <w:rPr>
+                <w:sz w:val="20"/>
+              </w:rPr>
+              <w:t xml:space="preserve"> </w:t>
+            </w:r>
+            <w:proofErr w:type="spellStart"/>
+            <w:r>
+              <w:rPr>
+                <w:sz w:val="20"/>
+              </w:rPr>
+              <w:t>estimată</w:t>
+            </w:r>
+            <w:proofErr w:type="spellEnd"/>
+            <w:r>
+              <w:rPr>
+                <w:sz w:val="20"/>
+              </w:rPr>
+              <w:t xml:space="preserve"> </w:t>
+            </w:r>
+            <w:proofErr w:type="spellStart"/>
+            <w:r>
+              <w:rPr>
+                <w:sz w:val="20"/>
+              </w:rPr>
+              <w:t>în</w:t>
+            </w:r>
+            <w:proofErr w:type="spellEnd"/>
+            <w:r>
+              <w:rPr>
+                <w:sz w:val="20"/>
+              </w:rPr>
+              <w:t xml:space="preserve"> minute</w:t>
+            </w:r>
+          </w:p>
+        </w:tc>
+      </w:tr>
+    </w:tbl>
+    <w:p>
+      <w:pPr>
+        <w:spacing w:after="120" w:line="360" w:lineRule="auto"/>
+      </w:pPr>
+    </w:p>
+    <w:p>
+      <w:pPr>
+        <w:keepNext/>
+        <w:spacing w:before="240" w:after="80" w:line="360" w:lineRule="auto"/>
+      </w:pPr>
+      <w:proofErr w:type="spellStart"/>
+      <w:r>
+        <w:rPr>
+          <w:b/>
+        </w:rPr>
+        <w:lastRenderedPageBreak/>
+        <w:t>Tabelul</w:t>
+      </w:r>
+      <w:proofErr w:type="spellEnd"/>
+      <w:r>
+        <w:rPr>
+          <w:b/>
+        </w:rPr>
+        <w:t xml:space="preserve"> 4: TEHNICI_MAKEUP</w:t>
+      </w:r>
+    </w:p>
+    <w:tbl>
+      <w:tblPr>
+        <w:tblW w:w="0" w:type="auto"/>
+        <w:jc w:val="center"/>
+        <w:tblLayout w:type="fixed"/>
+        <w:tblLook w:val="04A0" w:firstRow="1" w:lastRow="0" w:firstColumn="1" w:lastColumn="0" w:noHBand="0" w:noVBand="1"/>
+      </w:tblPr>
+      <w:tblGrid>
+        <w:gridCol w:w="1984"/>
+        <w:gridCol w:w="1587"/>
+        <w:gridCol w:w="2381"/>
+        <w:gridCol w:w="3118"/>
+      </w:tblGrid>
+      <w:tr>
+        <w:trPr>
+          <w:jc w:val="center"/>
+        </w:trPr>
+        <w:tc>
+          <w:tcPr>
+            <w:tcW w:w="1984" w:type="dxa"/>
+            <w:shd w:val="clear" w:color="auto" w:fill="333333"/>
+            <w:tcMar>
+              <w:top w:w="80" w:type="dxa"/>
+              <w:left w:w="100" w:type="dxa"/>
+              <w:bottom w:w="80" w:type="dxa"/>
+              <w:right w:w="100" w:type="dxa"/>
+            </w:tcMar>
+          </w:tcPr>
+          <w:p>
+            <w:proofErr w:type="spellStart"/>
+            <w:r>
+              <w:rPr>
+                <w:b/>
+                <w:color w:val="FFFFFF"/>
+                <w:sz w:val="21"/>
+              </w:rPr>
+              <w:t>Nume</w:t>
+            </w:r>
+            <w:proofErr w:type="spellEnd"/>
+            <w:r>
+              <w:rPr>
+                <w:b/>
+                <w:color w:val="FFFFFF"/>
+                <w:sz w:val="21"/>
+              </w:rPr>
+              <w:t xml:space="preserve"> </w:t>
+            </w:r>
+            <w:proofErr w:type="spellStart"/>
+            <w:r>
+              <w:rPr>
+                <w:b/>
+                <w:color w:val="FFFFFF"/>
+                <w:sz w:val="21"/>
+              </w:rPr>
+              <w:t>Coloană</w:t>
+            </w:r>
+            <w:proofErr w:type="spellEnd"/>
+          </w:p>
+        </w:tc>
+        <w:tc>
+          <w:tcPr>
+            <w:tcW w:w="1587" w:type="dxa"/>
+            <w:shd w:val="clear" w:color="auto" w:fill="333333"/>
+            <w:tcMar>
+              <w:top w:w="80" w:type="dxa"/>
+              <w:left w:w="100" w:type="dxa"/>
+              <w:bottom w:w="80" w:type="dxa"/>
+              <w:right w:w="100" w:type="dxa"/>
+            </w:tcMar>
+          </w:tcPr>
+          <w:p>
+            <w:r>
+              <w:rPr>
+                <w:b/>
+                <w:color w:val="FFFFFF"/>
+                <w:sz w:val="21"/>
+              </w:rPr>
+              <w:t>Tip Date</w:t>
+            </w:r>
+          </w:p>
+        </w:tc>
+        <w:tc>
+          <w:tcPr>
+            <w:tcW w:w="2381" w:type="dxa"/>
+            <w:shd w:val="clear" w:color="auto" w:fill="333333"/>
+            <w:tcMar>
+              <w:top w:w="80" w:type="dxa"/>
+              <w:left w:w="100" w:type="dxa"/>
+              <w:bottom w:w="80" w:type="dxa"/>
+              <w:right w:w="100" w:type="dxa"/>
+            </w:tcMar>
+          </w:tcPr>
+          <w:p>
+            <w:proofErr w:type="spellStart"/>
+            <w:r>
+              <w:rPr>
+                <w:b/>
+                <w:color w:val="FFFFFF"/>
+                <w:sz w:val="21"/>
+              </w:rPr>
+              <w:t>Restricții</w:t>
+            </w:r>
+            <w:proofErr w:type="spellEnd"/>
+          </w:p>
+        </w:tc>
+        <w:tc>
+          <w:tcPr>
+            <w:tcW w:w="3118" w:type="dxa"/>
+            <w:shd w:val="clear" w:color="auto" w:fill="333333"/>
+            <w:tcMar>
+              <w:top w:w="80" w:type="dxa"/>
+              <w:left w:w="100" w:type="dxa"/>
+              <w:bottom w:w="80" w:type="dxa"/>
+              <w:right w:w="100" w:type="dxa"/>
+            </w:tcMar>
+          </w:tcPr>
+          <w:p>
+            <w:proofErr w:type="spellStart"/>
+            <w:r>
+              <w:rPr>
+                <w:b/>
+                <w:color w:val="FFFFFF"/>
+                <w:sz w:val="21"/>
+              </w:rPr>
+              <w:t>Descriere</w:t>
+            </w:r>
+            <w:proofErr w:type="spellEnd"/>
+          </w:p>
+        </w:tc>
+      </w:tr>
+      <w:tr>
+        <w:trPr>
+          <w:jc w:val="center"/>
+        </w:trPr>
+        <w:tc>
+          <w:tcPr>
+            <w:tcW w:w="1984" w:type="dxa"/>
+            <w:tcMar>
+              <w:top w:w="60" w:type="dxa"/>
+              <w:left w:w="80" w:type="dxa"/>
+              <w:bottom w:w="60" w:type="dxa"/>
+              <w:right w:w="80" w:type="dxa"/>
+            </w:tcMar>
+          </w:tcPr>
+          <w:p>
+            <w:proofErr w:type="spellStart"/>
+            <w:r>
+              <w:rPr>
+                <w:sz w:val="20"/>
+              </w:rPr>
+              <w:t>id_tehnica</w:t>
+            </w:r>
+            <w:proofErr w:type="spellEnd"/>
+          </w:p>
+        </w:tc>
+        <w:tc>
+          <w:tcPr>
+            <w:tcW w:w="1587" w:type="dxa"/>
+            <w:tcMar>
+              <w:top w:w="60" w:type="dxa"/>
+              <w:left w:w="80" w:type="dxa"/>
+              <w:bottom w:w="60" w:type="dxa"/>
+              <w:right w:w="80" w:type="dxa"/>
+            </w:tcMar>
+          </w:tcPr>
+          <w:p>
+            <w:r>
+              <w:rPr>
+                <w:sz w:val="20"/>
+              </w:rPr>
+              <w:t>INT</w:t>
+            </w:r>
+          </w:p>
+        </w:tc>
+        <w:tc>
+          <w:tcPr>
+            <w:tcW w:w="2381" w:type="dxa"/>
+            <w:tcMar>
+              <w:top w:w="60" w:type="dxa"/>
+              <w:left w:w="80" w:type="dxa"/>
+              <w:bottom w:w="60" w:type="dxa"/>
+              <w:right w:w="80" w:type="dxa"/>
+            </w:tcMar>
+          </w:tcPr>
+          <w:p>
+            <w:r>
+              <w:rPr>
+                <w:sz w:val="20"/>
+              </w:rPr>
+              <w:t>PK, AUTO_INCREMENT</w:t>
+            </w:r>
+          </w:p>
+        </w:tc>
+        <w:tc>
+          <w:tcPr>
+            <w:tcW w:w="3118" w:type="dxa"/>
+            <w:tcMar>
+              <w:top w:w="60" w:type="dxa"/>
+              <w:left w:w="80" w:type="dxa"/>
+              <w:bottom w:w="60" w:type="dxa"/>
+              <w:right w:w="80" w:type="dxa"/>
+            </w:tcMar>
+          </w:tcPr>
+          <w:p>
+            <w:proofErr w:type="spellStart"/>
+            <w:r>
+              <w:rPr>
+                <w:sz w:val="20"/>
+              </w:rPr>
+              <w:t>Identificator</w:t>
+            </w:r>
+            <w:proofErr w:type="spellEnd"/>
+            <w:r>
+              <w:rPr>
+                <w:sz w:val="20"/>
+              </w:rPr>
+              <w:t xml:space="preserve"> </w:t>
+            </w:r>
+            <w:proofErr w:type="spellStart"/>
+            <w:r>
+              <w:rPr>
+                <w:sz w:val="20"/>
+              </w:rPr>
+              <w:t>unic</w:t>
+            </w:r>
+            <w:proofErr w:type="spellEnd"/>
+            <w:r>
+              <w:rPr>
+                <w:sz w:val="20"/>
+              </w:rPr>
+              <w:t xml:space="preserve"> al </w:t>
+            </w:r>
+            <w:proofErr w:type="spellStart"/>
+            <w:r>
+              <w:rPr>
+                <w:sz w:val="20"/>
+              </w:rPr>
+              <w:t>tehnicii</w:t>
+            </w:r>
+            <w:proofErr w:type="spellEnd"/>
+          </w:p>
+        </w:tc>
+      </w:tr>
+      <w:tr>
+        <w:trPr>
+          <w:jc w:val="center"/>
+        </w:trPr>
+        <w:tc>
+          <w:tcPr>
+            <w:tcW w:w="1984" w:type="dxa"/>
+            <w:shd w:val="clear" w:color="auto" w:fill="F5F5F5"/>
+            <w:tcMar>
+              <w:top w:w="60" w:type="dxa"/>
+              <w:left w:w="80" w:type="dxa"/>
+              <w:bottom w:w="60" w:type="dxa"/>
+              <w:right w:w="80" w:type="dxa"/>
+            </w:tcMar>
+          </w:tcPr>
+          <w:p>
+            <w:proofErr w:type="spellStart"/>
+            <w:r>
+              <w:rPr>
+                <w:sz w:val="20"/>
+              </w:rPr>
+              <w:t>denumire_tehnica</w:t>
+            </w:r>
+            <w:proofErr w:type="spellEnd"/>
+          </w:p>
+        </w:tc>
+        <w:tc>
+          <w:tcPr>
+            <w:tcW w:w="1587" w:type="dxa"/>
+            <w:shd w:val="clear" w:color="auto" w:fill="F5F5F5"/>
+            <w:tcMar>
+              <w:top w:w="60" w:type="dxa"/>
+              <w:left w:w="80" w:type="dxa"/>
+              <w:bottom w:w="60" w:type="dxa"/>
+              <w:right w:w="80" w:type="dxa"/>
+            </w:tcMar>
+          </w:tcPr>
+          <w:p>
+            <w:r>
+              <w:rPr>
+                <w:sz w:val="20"/>
+              </w:rPr>
+              <w:t>VARCHAR(50)</w:t>
+            </w:r>
+          </w:p>
+        </w:tc>
+        <w:tc>
+          <w:tcPr>
+            <w:tcW w:w="2381" w:type="dxa"/>
+            <w:shd w:val="clear" w:color="auto" w:fill="F5F5F5"/>
+            <w:tcMar>
+              <w:top w:w="60" w:type="dxa"/>
+              <w:left w:w="80" w:type="dxa"/>
+              <w:bottom w:w="60" w:type="dxa"/>
+              <w:right w:w="80" w:type="dxa"/>
+            </w:tcMar>
+          </w:tcPr>
+          <w:p>
+            <w:r>
+              <w:rPr>
+                <w:sz w:val="20"/>
+              </w:rPr>
+              <w:t>NOT NULL, UNIQUE</w:t>
+            </w:r>
+          </w:p>
+        </w:tc>
+        <w:tc>
+          <w:tcPr>
+            <w:tcW w:w="3118" w:type="dxa"/>
+            <w:shd w:val="clear" w:color="auto" w:fill="F5F5F5"/>
+            <w:tcMar>
+              <w:top w:w="60" w:type="dxa"/>
+              <w:left w:w="80" w:type="dxa"/>
+              <w:bottom w:w="60" w:type="dxa"/>
+              <w:right w:w="80" w:type="dxa"/>
+            </w:tcMar>
+          </w:tcPr>
+          <w:p>
+            <w:proofErr w:type="spellStart"/>
+            <w:r>
+              <w:rPr>
+                <w:sz w:val="20"/>
+              </w:rPr>
+              <w:t>Tehnica</w:t>
+            </w:r>
+            <w:proofErr w:type="spellEnd"/>
+            <w:r>
+              <w:rPr>
+                <w:sz w:val="20"/>
+              </w:rPr>
+              <w:t xml:space="preserve"> (Airbrush, Cut Crease, Creion etc.)</w:t>
+            </w:r>
+          </w:p>
+        </w:tc>
+      </w:tr>
+      <w:tr>
+        <w:trPr>
+          <w:jc w:val="center"/>
+        </w:trPr>
+        <w:tc>
+          <w:tcPr>
+            <w:tcW w:w="1984" w:type="dxa"/>
+            <w:tcMar>
+              <w:top w:w="60" w:type="dxa"/>
+              <w:left w:w="80" w:type="dxa"/>
+              <w:bottom w:w="60" w:type="dxa"/>
+              <w:right w:w="80" w:type="dxa"/>
+            </w:tcMar>
+          </w:tcPr>
+          <w:p>
+            <w:proofErr w:type="spellStart"/>
+            <w:r>
+              <w:rPr>
+                <w:sz w:val="20"/>
+              </w:rPr>
+              <w:t>cost_extra</w:t>
+            </w:r>
+            <w:proofErr w:type="spellEnd"/>
+          </w:p>
+        </w:tc>
+        <w:tc>
+          <w:tcPr>
+            <w:tcW w:w="1587" w:type="dxa"/>
+            <w:tcMar>
+              <w:top w:w="60" w:type="dxa"/>
+              <w:left w:w="80" w:type="dxa"/>
+              <w:bottom w:w="60" w:type="dxa"/>
+              <w:right w:w="80" w:type="dxa"/>
+            </w:tcMar>
+          </w:tcPr>
+          <w:p>
+            <w:r>
+              <w:rPr>
+                <w:sz w:val="20"/>
+              </w:rPr>
+              <w:t>DECIMAL(8,2)</w:t>
+            </w:r>
+          </w:p>
+        </w:tc>
+        <w:tc>
+          <w:tcPr>
+            <w:tcW w:w="2381" w:type="dxa"/>
+            <w:tcMar>
+              <w:top w:w="60" w:type="dxa"/>
+              <w:left w:w="80" w:type="dxa"/>
+              <w:bottom w:w="60" w:type="dxa"/>
+              <w:right w:w="80" w:type="dxa"/>
+            </w:tcMar>
+          </w:tcPr>
+          <w:p>
+            <w:r>
+              <w:rPr>
+                <w:sz w:val="20"/>
+              </w:rPr>
+              <w:t>NOT NULL, CHECK (&gt;=0)</w:t>
+            </w:r>
+          </w:p>
+        </w:tc>
+        <w:tc>
+          <w:tcPr>
+            <w:tcW w:w="3118" w:type="dxa"/>
+            <w:tcMar>
+              <w:top w:w="60" w:type="dxa"/>
+              <w:left w:w="80" w:type="dxa"/>
+              <w:bottom w:w="60" w:type="dxa"/>
+              <w:right w:w="80" w:type="dxa"/>
+            </w:tcMar>
+          </w:tcPr>
+          <w:p>
+            <w:r>
+              <w:rPr>
+                <w:sz w:val="20"/>
+              </w:rPr>
+              <w:t xml:space="preserve">Cost </w:t>
+            </w:r>
+            <w:proofErr w:type="spellStart"/>
+            <w:r>
+              <w:rPr>
+                <w:sz w:val="20"/>
+              </w:rPr>
+              <w:t>suplimentar</w:t>
+            </w:r>
+            <w:proofErr w:type="spellEnd"/>
+            <w:r>
+              <w:rPr>
+                <w:sz w:val="20"/>
+              </w:rPr>
+              <w:t xml:space="preserve"> </w:t>
+            </w:r>
+            <w:proofErr w:type="spellStart"/>
+            <w:r>
+              <w:rPr>
+                <w:sz w:val="20"/>
+              </w:rPr>
+              <w:t>pentru</w:t>
+            </w:r>
+            <w:proofErr w:type="spellEnd"/>
+            <w:r>
+              <w:rPr>
+                <w:sz w:val="20"/>
+              </w:rPr>
+              <w:t xml:space="preserve"> </w:t>
+            </w:r>
+            <w:proofErr w:type="spellStart"/>
+            <w:r>
+              <w:rPr>
+                <w:sz w:val="20"/>
+              </w:rPr>
+              <w:t>tehnică</w:t>
+            </w:r>
+            <w:proofErr w:type="spellEnd"/>
+            <w:r>
+              <w:rPr>
+                <w:sz w:val="20"/>
+              </w:rPr>
+              <w:t xml:space="preserve"> (RON)</w:t>
+            </w:r>
+          </w:p>
+        </w:tc>
+      </w:tr>
+      <w:tr>
+        <w:trPr>
+          <w:jc w:val="center"/>
+        </w:trPr>
+        <w:tc>
+          <w:tcPr>
+            <w:tcW w:w="1984" w:type="dxa"/>
+            <w:shd w:val="clear" w:color="auto" w:fill="F5F5F5"/>
+            <w:tcMar>
+              <w:top w:w="60" w:type="dxa"/>
+              <w:left w:w="80" w:type="dxa"/>
+              <w:bottom w:w="60" w:type="dxa"/>
+              <w:right w:w="80" w:type="dxa"/>
+            </w:tcMar>
+          </w:tcPr>
+          <w:p>
+            <w:proofErr w:type="spellStart"/>
+            <w:r>
+              <w:rPr>
+                <w:sz w:val="20"/>
+              </w:rPr>
+              <w:t>durata_extra_minute</w:t>
+            </w:r>
+            <w:proofErr w:type="spellEnd"/>
+          </w:p>
+        </w:tc>
+        <w:tc>
+          <w:tcPr>
+            <w:tcW w:w="1587" w:type="dxa"/>
+            <w:shd w:val="clear" w:color="auto" w:fill="F5F5F5"/>
+            <w:tcMar>
+              <w:top w:w="60" w:type="dxa"/>
+              <w:left w:w="80" w:type="dxa"/>
+              <w:bottom w:w="60" w:type="dxa"/>
+              <w:right w:w="80" w:type="dxa"/>
+            </w:tcMar>
+          </w:tcPr>
+          <w:p>
+            <w:r>
+              <w:rPr>
+                <w:sz w:val="20"/>
+              </w:rPr>
+              <w:t>INT</w:t>
+            </w:r>
+          </w:p>
+        </w:tc>
+        <w:tc>
+          <w:tcPr>
+            <w:tcW w:w="2381" w:type="dxa"/>
+            <w:shd w:val="clear" w:color="auto" w:fill="F5F5F5"/>
+            <w:tcMar>
+              <w:top w:w="60" w:type="dxa"/>
+              <w:left w:w="80" w:type="dxa"/>
+              <w:bottom w:w="60" w:type="dxa"/>
+              <w:right w:w="80" w:type="dxa"/>
+            </w:tcMar>
+          </w:tcPr>
+          <w:p>
+            <w:r>
+              <w:rPr>
+                <w:sz w:val="20"/>
+              </w:rPr>
+              <w:t>NOT NULL, CHECK (&gt;=0)</w:t>
+            </w:r>
+          </w:p>
+        </w:tc>
+        <w:tc>
+          <w:tcPr>
+            <w:tcW w:w="3118" w:type="dxa"/>
+            <w:shd w:val="clear" w:color="auto" w:fill="F5F5F5"/>
+            <w:tcMar>
+              <w:top w:w="60" w:type="dxa"/>
+              <w:left w:w="80" w:type="dxa"/>
+              <w:bottom w:w="60" w:type="dxa"/>
+              <w:right w:w="80" w:type="dxa"/>
+            </w:tcMar>
+          </w:tcPr>
+          <w:p>
+            <w:r>
+              <w:rPr>
+                <w:sz w:val="20"/>
+              </w:rPr>
+              <w:t xml:space="preserve">Timp </w:t>
+            </w:r>
+            <w:proofErr w:type="spellStart"/>
+            <w:r>
+              <w:rPr>
+                <w:sz w:val="20"/>
+              </w:rPr>
+              <w:t>suplimentar</w:t>
+            </w:r>
+            <w:proofErr w:type="spellEnd"/>
+            <w:r>
+              <w:rPr>
+                <w:sz w:val="20"/>
+              </w:rPr>
+              <w:t xml:space="preserve"> </w:t>
+            </w:r>
+            <w:proofErr w:type="spellStart"/>
+            <w:r>
+              <w:rPr>
+                <w:sz w:val="20"/>
+              </w:rPr>
+              <w:t>necesar</w:t>
+            </w:r>
+            <w:proofErr w:type="spellEnd"/>
+            <w:r>
+              <w:rPr>
+                <w:sz w:val="20"/>
+              </w:rPr>
+              <w:t xml:space="preserve"> (minute)</w:t>
+            </w:r>
+          </w:p>
+        </w:tc>
+      </w:tr>
+    </w:tbl>
+    <w:p>
+      <w:pPr>
+        <w:spacing w:after="120" w:line="360" w:lineRule="auto"/>
+      </w:pPr>
+    </w:p>
+    <w:p>
+      <w:pPr>
+        <w:keepNext/>
+        <w:spacing w:before="240" w:after="80" w:line="360" w:lineRule="auto"/>
+      </w:pPr>
+      <w:proofErr w:type="spellStart"/>
+      <w:r>
+        <w:rPr>
+          <w:b/>
+        </w:rPr>
+        <w:t>Tabelul</w:t>
+      </w:r>
+      <w:proofErr w:type="spellEnd"/>
+      <w:r>
+        <w:rPr>
+          <w:b/>
+        </w:rPr>
+        <w:t xml:space="preserve"> 5: PROGRAMARI</w:t>
+      </w:r>
+    </w:p>
+    <w:tbl>
+      <w:tblPr>
+        <w:tblW w:w="0" w:type="auto"/>
+        <w:jc w:val="center"/>
+        <w:tblLayout w:type="fixed"/>
+        <w:tblLook w:val="04A0" w:firstRow="1" w:lastRow="0" w:firstColumn="1" w:lastColumn="0" w:noHBand="0" w:noVBand="1"/>
+      </w:tblPr>
+      <w:tblGrid>
+        <w:gridCol w:w="1984"/>
+        <w:gridCol w:w="1587"/>
+        <w:gridCol w:w="2381"/>
+        <w:gridCol w:w="3118"/>
+      </w:tblGrid>
+      <w:tr>
+        <w:trPr>
+          <w:jc w:val="center"/>
+        </w:trPr>
+        <w:tc>
+          <w:tcPr>
+            <w:tcW w:w="1984" w:type="dxa"/>
+            <w:shd w:val="clear" w:color="auto" w:fill="333333"/>
+            <w:tcMar>
+              <w:top w:w="80" w:type="dxa"/>
+              <w:left w:w="100" w:type="dxa"/>
+              <w:bottom w:w="80" w:type="dxa"/>
+              <w:right w:w="100" w:type="dxa"/>
+            </w:tcMar>
+          </w:tcPr>
+          <w:p>
+            <w:proofErr w:type="spellStart"/>
+            <w:r>
+              <w:rPr>
+                <w:b/>
+                <w:color w:val="FFFFFF"/>
+                <w:sz w:val="21"/>
+              </w:rPr>
+              <w:t>Nume</w:t>
+            </w:r>
+            <w:proofErr w:type="spellEnd"/>
+            <w:r>
+              <w:rPr>
+                <w:b/>
+                <w:color w:val="FFFFFF"/>
+                <w:sz w:val="21"/>
+              </w:rPr>
+              <w:t xml:space="preserve"> </w:t>
+            </w:r>
+            <w:proofErr w:type="spellStart"/>
+            <w:r>
+              <w:rPr>
+                <w:b/>
+                <w:color w:val="FFFFFF"/>
+                <w:sz w:val="21"/>
+              </w:rPr>
+              <w:t>Coloană</w:t>
+            </w:r>
+            <w:proofErr w:type="spellEnd"/>
+          </w:p>
+        </w:tc>
+        <w:tc>
+          <w:tcPr>
+            <w:tcW w:w="1587" w:type="dxa"/>
+            <w:shd w:val="clear" w:color="auto" w:fill="333333"/>
+            <w:tcMar>
+              <w:top w:w="80" w:type="dxa"/>
+              <w:left w:w="100" w:type="dxa"/>
+              <w:bottom w:w="80" w:type="dxa"/>
+              <w:right w:w="100" w:type="dxa"/>
+            </w:tcMar>
+          </w:tcPr>
+          <w:p>
+            <w:r>
+              <w:rPr>
+                <w:b/>
+                <w:color w:val="FFFFFF"/>
+                <w:sz w:val="21"/>
+              </w:rPr>
+              <w:t>Tip Date</w:t>
+            </w:r>
+          </w:p>
+        </w:tc>
+        <w:tc>
+          <w:tcPr>
+            <w:tcW w:w="2381" w:type="dxa"/>
+            <w:shd w:val="clear" w:color="auto" w:fill="333333"/>
+            <w:tcMar>
+              <w:top w:w="80" w:type="dxa"/>
+              <w:left w:w="100" w:type="dxa"/>
+              <w:bottom w:w="80" w:type="dxa"/>
+              <w:right w:w="100" w:type="dxa"/>
+            </w:tcMar>
+          </w:tcPr>
+          <w:p>
+            <w:proofErr w:type="spellStart"/>
+            <w:r>
+              <w:rPr>
+                <w:b/>
+                <w:color w:val="FFFFFF"/>
+                <w:sz w:val="21"/>
+              </w:rPr>
+              <w:t>Restricții</w:t>
+            </w:r>
+            <w:proofErr w:type="spellEnd"/>
+          </w:p>
+        </w:tc>
+        <w:tc>
+          <w:tcPr>
+            <w:tcW w:w="3118" w:type="dxa"/>
+            <w:shd w:val="clear" w:color="auto" w:fill="333333"/>
+            <w:tcMar>
+              <w:top w:w="80" w:type="dxa"/>
+              <w:left w:w="100" w:type="dxa"/>
+              <w:bottom w:w="80" w:type="dxa"/>
+              <w:right w:w="100" w:type="dxa"/>
+            </w:tcMar>
+          </w:tcPr>
+          <w:p>
+            <w:proofErr w:type="spellStart"/>
+            <w:r>
+              <w:rPr>
+                <w:b/>
+                <w:color w:val="FFFFFF"/>
+                <w:sz w:val="21"/>
+              </w:rPr>
+              <w:t>Descriere</w:t>
+            </w:r>
+            <w:proofErr w:type="spellEnd"/>
+          </w:p>
+        </w:tc>
+      </w:tr>
+      <w:tr>
+        <w:trPr>
+          <w:jc w:val="center"/>
+        </w:trPr>
+        <w:tc>
+          <w:tcPr>
+            <w:tcW w:w="1984" w:type="dxa"/>
+            <w:tcMar>
+              <w:top w:w="60" w:type="dxa"/>
+              <w:left w:w="80" w:type="dxa"/>
+              <w:bottom w:w="60" w:type="dxa"/>
+              <w:right w:w="80" w:type="dxa"/>
+            </w:tcMar>
+          </w:tcPr>
+          <w:p>
+            <w:proofErr w:type="spellStart"/>
+            <w:r>
+              <w:rPr>
+                <w:sz w:val="20"/>
+              </w:rPr>
+              <w:t>id_programare</w:t>
+            </w:r>
+            <w:proofErr w:type="spellEnd"/>
+          </w:p>
+        </w:tc>
+        <w:tc>
+          <w:tcPr>
+            <w:tcW w:w="1587" w:type="dxa"/>
+            <w:tcMar>
+              <w:top w:w="60" w:type="dxa"/>
+              <w:left w:w="80" w:type="dxa"/>
+              <w:bottom w:w="60" w:type="dxa"/>
+              <w:right w:w="80" w:type="dxa"/>
+            </w:tcMar>
+          </w:tcPr>
+          <w:p>
+            <w:r>
+              <w:rPr>
+                <w:sz w:val="20"/>
+              </w:rPr>
+              <w:t>INT</w:t>
+            </w:r>
+          </w:p>
+        </w:tc>
+        <w:tc>
+          <w:tcPr>
+            <w:tcW w:w="2381" w:type="dxa"/>
+            <w:tcMar>
+              <w:top w:w="60" w:type="dxa"/>
+              <w:left w:w="80" w:type="dxa"/>
+              <w:bottom w:w="60" w:type="dxa"/>
+              <w:right w:w="80" w:type="dxa"/>
+            </w:tcMar>
+          </w:tcPr>
+          <w:p>
+            <w:r>
+              <w:rPr>
+                <w:sz w:val="20"/>
+              </w:rPr>
+              <w:t>PK, AUTO_INCREMENT</w:t>
+            </w:r>
+          </w:p>
+        </w:tc>
+        <w:tc>
+          <w:tcPr>
+            <w:tcW w:w="3118" w:type="dxa"/>
+            <w:tcMar>
+              <w:top w:w="60" w:type="dxa"/>
+              <w:left w:w="80" w:type="dxa"/>
+              <w:bottom w:w="60" w:type="dxa"/>
+              <w:right w:w="80" w:type="dxa"/>
+            </w:tcMar>
+          </w:tcPr>
+          <w:p>
+            <w:proofErr w:type="spellStart"/>
+            <w:r>
+              <w:rPr>
+                <w:sz w:val="20"/>
+              </w:rPr>
+              <w:t>Identificator</w:t>
+            </w:r>
+            <w:proofErr w:type="spellEnd"/>
+            <w:r>
+              <w:rPr>
+                <w:sz w:val="20"/>
+              </w:rPr>
+              <w:t xml:space="preserve"> </w:t>
+            </w:r>
+            <w:proofErr w:type="spellStart"/>
+            <w:r>
+              <w:rPr>
+                <w:sz w:val="20"/>
+              </w:rPr>
+              <w:t>unic</w:t>
+            </w:r>
+            <w:proofErr w:type="spellEnd"/>
+            <w:r>
+              <w:rPr>
+                <w:sz w:val="20"/>
+              </w:rPr>
+              <w:t xml:space="preserve"> al </w:t>
+            </w:r>
+            <w:proofErr w:type="spellStart"/>
+            <w:r>
+              <w:rPr>
+                <w:sz w:val="20"/>
+              </w:rPr>
+              <w:t>programării</w:t>
+            </w:r>
+            <w:proofErr w:type="spellEnd"/>
+          </w:p>
+        </w:tc>
+      </w:tr>
+      <w:tr>
+        <w:trPr>
+          <w:jc w:val="center"/>
+        </w:trPr>
+        <w:tc>
+          <w:tcPr>
+            <w:tcW w:w="1984" w:type="dxa"/>
+            <w:shd w:val="clear" w:color="auto" w:fill="F5F5F5"/>
+            <w:tcMar>
+              <w:top w:w="60" w:type="dxa"/>
+              <w:left w:w="80" w:type="dxa"/>
+              <w:bottom w:w="60" w:type="dxa"/>
+              <w:right w:w="80" w:type="dxa"/>
+            </w:tcMar>
+          </w:tcPr>
+          <w:p>
+            <w:proofErr w:type="spellStart"/>
+            <w:r>
+              <w:rPr>
+                <w:sz w:val="20"/>
+              </w:rPr>
+              <w:t>id_client</w:t>
+            </w:r>
+            <w:proofErr w:type="spellEnd"/>
+          </w:p>
+        </w:tc>
+        <w:tc>
+          <w:tcPr>
+            <w:tcW w:w="1587" w:type="dxa"/>
+            <w:shd w:val="clear" w:color="auto" w:fill="F5F5F5"/>
+            <w:tcMar>
+              <w:top w:w="60" w:type="dxa"/>
+              <w:left w:w="80" w:type="dxa"/>
+              <w:bottom w:w="60" w:type="dxa"/>
+              <w:right w:w="80" w:type="dxa"/>
+            </w:tcMar>
+          </w:tcPr>
+          <w:p>
+            <w:r>
+              <w:rPr>
+                <w:sz w:val="20"/>
+              </w:rPr>
+              <w:t>INT</w:t>
+            </w:r>
+          </w:p>
+        </w:tc>
+        <w:tc>
+          <w:tcPr>
+            <w:tcW w:w="2381" w:type="dxa"/>
+            <w:shd w:val="clear" w:color="auto" w:fill="F5F5F5"/>
+            <w:tcMar>
+              <w:top w:w="60" w:type="dxa"/>
+              <w:left w:w="80" w:type="dxa"/>
+              <w:bottom w:w="60" w:type="dxa"/>
+              <w:right w:w="80" w:type="dxa"/>
+            </w:tcMar>
+          </w:tcPr>
+          <w:p>
+            <w:r>
+              <w:rPr>
+                <w:sz w:val="20"/>
+              </w:rPr>
+              <w:t>FK (CLIENTI)</w:t>
+            </w:r>
+          </w:p>
+        </w:tc>
+        <w:tc>
+          <w:tcPr>
+            <w:tcW w:w="3118" w:type="dxa"/>
+            <w:shd w:val="clear" w:color="auto" w:fill="F5F5F5"/>
+            <w:tcMar>
+              <w:top w:w="60" w:type="dxa"/>
+              <w:left w:w="80" w:type="dxa"/>
+              <w:bottom w:w="60" w:type="dxa"/>
+              <w:right w:w="80" w:type="dxa"/>
+            </w:tcMar>
+          </w:tcPr>
+          <w:p>
+            <w:proofErr w:type="spellStart"/>
+            <w:r>
+              <w:rPr>
+                <w:sz w:val="20"/>
+              </w:rPr>
+              <w:t>Referință</w:t>
+            </w:r>
+            <w:proofErr w:type="spellEnd"/>
+            <w:r>
+              <w:rPr>
+                <w:sz w:val="20"/>
+              </w:rPr>
+              <w:t xml:space="preserve"> </w:t>
+            </w:r>
+            <w:proofErr w:type="spellStart"/>
+            <w:r>
+              <w:rPr>
+                <w:sz w:val="20"/>
+              </w:rPr>
+              <w:t>către</w:t>
+            </w:r>
+            <w:proofErr w:type="spellEnd"/>
+            <w:r>
+              <w:rPr>
+                <w:sz w:val="20"/>
+              </w:rPr>
+              <w:t xml:space="preserve"> </w:t>
+            </w:r>
+            <w:proofErr w:type="spellStart"/>
+            <w:r>
+              <w:rPr>
+                <w:sz w:val="20"/>
+              </w:rPr>
+              <w:t>clientul</w:t>
+            </w:r>
+            <w:proofErr w:type="spellEnd"/>
+            <w:r>
+              <w:rPr>
+                <w:sz w:val="20"/>
+              </w:rPr>
+              <w:t xml:space="preserve"> </w:t>
+            </w:r>
+            <w:proofErr w:type="spellStart"/>
+            <w:r>
+              <w:rPr>
+                <w:sz w:val="20"/>
+              </w:rPr>
+              <w:t>programat</w:t>
+            </w:r>
+            <w:proofErr w:type="spellEnd"/>
+          </w:p>
+        </w:tc>
+      </w:tr>
+      <w:tr>
+        <w:trPr>
+          <w:jc w:val="center"/>
+        </w:trPr>
+        <w:tc>
+          <w:tcPr>
+            <w:tcW w:w="1984" w:type="dxa"/>
+            <w:tcMar>
+              <w:top w:w="60" w:type="dxa"/>
+              <w:left w:w="80" w:type="dxa"/>
+              <w:bottom w:w="60" w:type="dxa"/>
+              <w:right w:w="80" w:type="dxa"/>
+            </w:tcMar>
+          </w:tcPr>
+          <w:p>
+            <w:proofErr w:type="spellStart"/>
+            <w:r>
+              <w:rPr>
+                <w:sz w:val="20"/>
+              </w:rPr>
+              <w:t>id_artist</w:t>
+            </w:r>
+            <w:proofErr w:type="spellEnd"/>
+          </w:p>
+        </w:tc>
+        <w:tc>
+          <w:tcPr>
+            <w:tcW w:w="1587" w:type="dxa"/>
+            <w:tcMar>
+              <w:top w:w="60" w:type="dxa"/>
+              <w:left w:w="80" w:type="dxa"/>
+              <w:bottom w:w="60" w:type="dxa"/>
+              <w:right w:w="80" w:type="dxa"/>
+            </w:tcMar>
+          </w:tcPr>
+          <w:p>
+            <w:r>
+              <w:rPr>
+                <w:sz w:val="20"/>
+              </w:rPr>
+              <w:t>INT</w:t>
+            </w:r>
+          </w:p>
+        </w:tc>
+        <w:tc>
+          <w:tcPr>
+            <w:tcW w:w="2381" w:type="dxa"/>
+            <w:tcMar>
+              <w:top w:w="60" w:type="dxa"/>
+              <w:left w:w="80" w:type="dxa"/>
+              <w:bottom w:w="60" w:type="dxa"/>
+              <w:right w:w="80" w:type="dxa"/>
+            </w:tcMar>
+          </w:tcPr>
+          <w:p>
+            <w:r>
+              <w:rPr>
+                <w:sz w:val="20"/>
+              </w:rPr>
+              <w:t>FK (MAKEUP_ARTISTI)</w:t>
+            </w:r>
+          </w:p>
+        </w:tc>
+        <w:tc>
+          <w:tcPr>
+            <w:tcW w:w="3118" w:type="dxa"/>
+            <w:tcMar>
+              <w:top w:w="60" w:type="dxa"/>
+              <w:left w:w="80" w:type="dxa"/>
+              <w:bottom w:w="60" w:type="dxa"/>
+              <w:right w:w="80" w:type="dxa"/>
+            </w:tcMar>
+          </w:tcPr>
+          <w:p>
+            <w:proofErr w:type="spellStart"/>
+            <w:r>
+              <w:rPr>
+                <w:sz w:val="20"/>
+              </w:rPr>
+              <w:t>Referință</w:t>
+            </w:r>
+            <w:proofErr w:type="spellEnd"/>
+            <w:r>
+              <w:rPr>
+                <w:sz w:val="20"/>
+              </w:rPr>
+              <w:t xml:space="preserve"> </w:t>
+            </w:r>
+            <w:proofErr w:type="spellStart"/>
+            <w:r>
+              <w:rPr>
+                <w:sz w:val="20"/>
+              </w:rPr>
+              <w:t>către</w:t>
+            </w:r>
+            <w:proofErr w:type="spellEnd"/>
+            <w:r>
+              <w:rPr>
+                <w:sz w:val="20"/>
+              </w:rPr>
+              <w:t xml:space="preserve"> Make-Up Artist</w:t>
+            </w:r>
+          </w:p>
+        </w:tc>
+      </w:tr>
+      <w:tr>
+        <w:trPr>
+          <w:jc w:val="center"/>
+        </w:trPr>
+        <w:tc>
+          <w:tcPr>
+            <w:tcW w:w="1984" w:type="dxa"/>
+            <w:shd w:val="clear" w:color="auto" w:fill="F5F5F5"/>
+            <w:tcMar>
+              <w:top w:w="60" w:type="dxa"/>
+              <w:left w:w="80" w:type="dxa"/>
+              <w:bottom w:w="60" w:type="dxa"/>
+              <w:right w:w="80" w:type="dxa"/>
+            </w:tcMar>
+          </w:tcPr>
+          <w:p>
+            <w:proofErr w:type="spellStart"/>
+            <w:r>
+              <w:rPr>
+                <w:sz w:val="20"/>
+              </w:rPr>
+              <w:t>id_tip_machiaj</w:t>
+            </w:r>
+            <w:proofErr w:type="spellEnd"/>
+          </w:p>
+        </w:tc>
+        <w:tc>
+          <w:tcPr>
+            <w:tcW w:w="1587" w:type="dxa"/>
+            <w:shd w:val="clear" w:color="auto" w:fill="F5F5F5"/>
+            <w:tcMar>
+              <w:top w:w="60" w:type="dxa"/>
+              <w:left w:w="80" w:type="dxa"/>
+              <w:bottom w:w="60" w:type="dxa"/>
+              <w:right w:w="80" w:type="dxa"/>
+            </w:tcMar>
+          </w:tcPr>
+          <w:p>
+            <w:r>
+              <w:rPr>
+                <w:sz w:val="20"/>
+              </w:rPr>
+              <w:t>INT</w:t>
+            </w:r>
+          </w:p>
+        </w:tc>
+        <w:tc>
+          <w:tcPr>
+            <w:tcW w:w="2381" w:type="dxa"/>
+            <w:shd w:val="clear" w:color="auto" w:fill="F5F5F5"/>
+            <w:tcMar>
+              <w:top w:w="60" w:type="dxa"/>
+              <w:left w:w="80" w:type="dxa"/>
+              <w:bottom w:w="60" w:type="dxa"/>
+              <w:right w:w="80" w:type="dxa"/>
+            </w:tcMar>
+          </w:tcPr>
+          <w:p>
+            <w:r>
+              <w:rPr>
+                <w:sz w:val="20"/>
+              </w:rPr>
+              <w:t>FK (TIPURI_MACHIAJ)</w:t>
+            </w:r>
+          </w:p>
+        </w:tc>
+        <w:tc>
+          <w:tcPr>
+            <w:tcW w:w="3118" w:type="dxa"/>
+            <w:shd w:val="clear" w:color="auto" w:fill="F5F5F5"/>
+            <w:tcMar>
+              <w:top w:w="60" w:type="dxa"/>
+              <w:left w:w="80" w:type="dxa"/>
+              <w:bottom w:w="60" w:type="dxa"/>
+              <w:right w:w="80" w:type="dxa"/>
+            </w:tcMar>
+          </w:tcPr>
+          <w:p>
+            <w:proofErr w:type="spellStart"/>
+            <w:r>
+              <w:rPr>
+                <w:sz w:val="20"/>
+              </w:rPr>
+              <w:t>Referință</w:t>
+            </w:r>
+            <w:proofErr w:type="spellEnd"/>
+            <w:r>
+              <w:rPr>
+                <w:sz w:val="20"/>
+              </w:rPr>
+              <w:t xml:space="preserve"> </w:t>
+            </w:r>
+            <w:proofErr w:type="spellStart"/>
+            <w:r>
+              <w:rPr>
+                <w:sz w:val="20"/>
+              </w:rPr>
+              <w:t>către</w:t>
+            </w:r>
+            <w:proofErr w:type="spellEnd"/>
+            <w:r>
+              <w:rPr>
+                <w:sz w:val="20"/>
+              </w:rPr>
+              <w:t xml:space="preserve"> </w:t>
+            </w:r>
+            <w:proofErr w:type="spellStart"/>
+            <w:r>
+              <w:rPr>
+                <w:sz w:val="20"/>
+              </w:rPr>
+              <w:t>tipul</w:t>
+            </w:r>
+            <w:proofErr w:type="spellEnd"/>
+            <w:r>
+              <w:rPr>
+                <w:sz w:val="20"/>
+              </w:rPr>
+              <w:t xml:space="preserve"> de </w:t>
+            </w:r>
+            <w:proofErr w:type="spellStart"/>
+            <w:r>
+              <w:rPr>
+                <w:sz w:val="20"/>
+              </w:rPr>
+              <w:t>machiaj</w:t>
+            </w:r>
+            <w:proofErr w:type="spellEnd"/>
+          </w:p>
+        </w:tc>
+      </w:tr>
+      <w:tr>
+        <w:trPr>
+          <w:jc w:val="center"/>
+        </w:trPr>
+        <w:tc>
+          <w:tcPr>
+            <w:tcW w:w="1984" w:type="dxa"/>
+            <w:tcMar>
+              <w:top w:w="60" w:type="dxa"/>
+              <w:left w:w="80" w:type="dxa"/>
+              <w:bottom w:w="60" w:type="dxa"/>
+              <w:right w:w="80" w:type="dxa"/>
+            </w:tcMar>
+          </w:tcPr>
+          <w:p>
+            <w:proofErr w:type="spellStart"/>
+            <w:r>
+              <w:rPr>
+                <w:sz w:val="20"/>
+              </w:rPr>
+              <w:t>id_tehnica</w:t>
+            </w:r>
+            <w:proofErr w:type="spellEnd"/>
+          </w:p>
+        </w:tc>
+        <w:tc>
+          <w:tcPr>
+            <w:tcW w:w="1587" w:type="dxa"/>
+            <w:tcMar>
+              <w:top w:w="60" w:type="dxa"/>
+              <w:left w:w="80" w:type="dxa"/>
+              <w:bottom w:w="60" w:type="dxa"/>
+              <w:right w:w="80" w:type="dxa"/>
+            </w:tcMar>
+          </w:tcPr>
+          <w:p>
+            <w:r>
+              <w:rPr>
+                <w:sz w:val="20"/>
+              </w:rPr>
+              <w:t>INT</w:t>
+            </w:r>
+          </w:p>
+        </w:tc>
+        <w:tc>
+          <w:tcPr>
+            <w:tcW w:w="2381" w:type="dxa"/>
+            <w:tcMar>
+              <w:top w:w="60" w:type="dxa"/>
+              <w:left w:w="80" w:type="dxa"/>
+              <w:bottom w:w="60" w:type="dxa"/>
+              <w:right w:w="80" w:type="dxa"/>
+            </w:tcMar>
+          </w:tcPr>
+          <w:p>
+            <w:r>
+              <w:rPr>
+                <w:sz w:val="20"/>
+              </w:rPr>
+              <w:t>FK (TEHNICI_MAKEUP)</w:t>
+            </w:r>
+          </w:p>
+        </w:tc>
+        <w:tc>
+          <w:tcPr>
+            <w:tcW w:w="3118" w:type="dxa"/>
+            <w:tcMar>
+              <w:top w:w="60" w:type="dxa"/>
+              <w:left w:w="80" w:type="dxa"/>
+              <w:bottom w:w="60" w:type="dxa"/>
+              <w:right w:w="80" w:type="dxa"/>
+            </w:tcMar>
+          </w:tcPr>
+          <w:p>
+            <w:proofErr w:type="spellStart"/>
+            <w:r>
+              <w:rPr>
+                <w:sz w:val="20"/>
+              </w:rPr>
+              <w:t>Referință</w:t>
+            </w:r>
+            <w:proofErr w:type="spellEnd"/>
+            <w:r>
+              <w:rPr>
+                <w:sz w:val="20"/>
+              </w:rPr>
+              <w:t xml:space="preserve"> </w:t>
+            </w:r>
+            <w:proofErr w:type="spellStart"/>
+            <w:r>
+              <w:rPr>
+                <w:sz w:val="20"/>
+              </w:rPr>
+              <w:t>către</w:t>
+            </w:r>
+            <w:proofErr w:type="spellEnd"/>
+            <w:r>
+              <w:rPr>
+                <w:sz w:val="20"/>
+              </w:rPr>
+              <w:t xml:space="preserve"> </w:t>
+            </w:r>
+            <w:proofErr w:type="spellStart"/>
+            <w:r>
+              <w:rPr>
+                <w:sz w:val="20"/>
+              </w:rPr>
+              <w:t>tehnica</w:t>
+            </w:r>
+            <w:proofErr w:type="spellEnd"/>
+            <w:r>
+              <w:rPr>
+                <w:sz w:val="20"/>
+              </w:rPr>
+              <w:t xml:space="preserve"> </w:t>
+            </w:r>
+            <w:proofErr w:type="spellStart"/>
+            <w:r>
+              <w:rPr>
+                <w:sz w:val="20"/>
+              </w:rPr>
+              <w:t>selectată</w:t>
+            </w:r>
+            <w:proofErr w:type="spellEnd"/>
+          </w:p>
+        </w:tc>
+      </w:tr>
+      <w:tr>
+        <w:trPr>
+          <w:jc w:val="center"/>
+        </w:trPr>
+        <w:tc>
+          <w:tcPr>
+            <w:tcW w:w="1984" w:type="dxa"/>
+            <w:shd w:val="clear" w:color="auto" w:fill="F5F5F5"/>
+            <w:tcMar>
+              <w:top w:w="60" w:type="dxa"/>
+              <w:left w:w="80" w:type="dxa"/>
+              <w:bottom w:w="60" w:type="dxa"/>
+              <w:right w:w="80" w:type="dxa"/>
+            </w:tcMar>
+          </w:tcPr>
+          <w:p>
+            <w:proofErr w:type="spellStart"/>
+            <w:r>
+              <w:rPr>
+                <w:sz w:val="20"/>
+              </w:rPr>
+              <w:t>tip_gene</w:t>
+            </w:r>
+            <w:proofErr w:type="spellEnd"/>
+          </w:p>
+        </w:tc>
+        <w:tc>
+          <w:tcPr>
+            <w:tcW w:w="1587" w:type="dxa"/>
+            <w:shd w:val="clear" w:color="auto" w:fill="F5F5F5"/>
+            <w:tcMar>
+              <w:top w:w="60" w:type="dxa"/>
+              <w:left w:w="80" w:type="dxa"/>
+              <w:bottom w:w="60" w:type="dxa"/>
+              <w:right w:w="80" w:type="dxa"/>
+            </w:tcMar>
+          </w:tcPr>
+          <w:p>
+            <w:r>
+              <w:rPr>
+                <w:sz w:val="20"/>
+              </w:rPr>
+              <w:t>VARCHAR(30)</w:t>
+            </w:r>
+          </w:p>
+        </w:tc>
+        <w:tc>
+          <w:tcPr>
+            <w:tcW w:w="2381" w:type="dxa"/>
+            <w:shd w:val="clear" w:color="auto" w:fill="F5F5F5"/>
+            <w:tcMar>
+              <w:top w:w="60" w:type="dxa"/>
+              <w:left w:w="80" w:type="dxa"/>
+              <w:bottom w:w="60" w:type="dxa"/>
+              <w:right w:w="80" w:type="dxa"/>
+            </w:tcMar>
+          </w:tcPr>
+          <w:p>
+            <w:r>
+              <w:rPr>
+                <w:sz w:val="20"/>
+              </w:rPr>
+              <w:t>DEFAULT 'Fara gene'</w:t>
+            </w:r>
+          </w:p>
+        </w:tc>
+        <w:tc>
+          <w:tcPr>
+            <w:tcW w:w="3118" w:type="dxa"/>
+            <w:shd w:val="clear" w:color="auto" w:fill="F5F5F5"/>
+            <w:tcMar>
+              <w:top w:w="60" w:type="dxa"/>
+              <w:left w:w="80" w:type="dxa"/>
+              <w:bottom w:w="60" w:type="dxa"/>
+              <w:right w:w="80" w:type="dxa"/>
+            </w:tcMar>
+          </w:tcPr>
+          <w:p>
+            <w:proofErr w:type="spellStart"/>
+            <w:r>
+              <w:rPr>
+                <w:sz w:val="20"/>
+              </w:rPr>
+              <w:t>Opțiune</w:t>
+            </w:r>
+            <w:proofErr w:type="spellEnd"/>
+            <w:r>
+              <w:rPr>
+                <w:sz w:val="20"/>
+              </w:rPr>
+              <w:t xml:space="preserve"> gene (</w:t>
+            </w:r>
+            <w:proofErr w:type="spellStart"/>
+            <w:r>
+              <w:rPr>
+                <w:sz w:val="20"/>
+              </w:rPr>
+              <w:t>Smocuri</w:t>
+            </w:r>
+            <w:proofErr w:type="spellEnd"/>
+            <w:r>
+              <w:rPr>
+                <w:sz w:val="20"/>
+              </w:rPr>
+              <w:t xml:space="preserve">, </w:t>
+            </w:r>
+            <w:proofErr w:type="spellStart"/>
+            <w:r>
+              <w:rPr>
+                <w:sz w:val="20"/>
+              </w:rPr>
+              <w:t>Bandă</w:t>
+            </w:r>
+            <w:proofErr w:type="spellEnd"/>
+            <w:r>
+              <w:rPr>
+                <w:sz w:val="20"/>
+              </w:rPr>
+              <w:t xml:space="preserve">, </w:t>
+            </w:r>
+            <w:proofErr w:type="spellStart"/>
+            <w:r>
+              <w:rPr>
+                <w:sz w:val="20"/>
+              </w:rPr>
+              <w:t>Fără</w:t>
+            </w:r>
+            <w:proofErr w:type="spellEnd"/>
+            <w:r>
+              <w:rPr>
+                <w:sz w:val="20"/>
+              </w:rPr>
+              <w:t>)</w:t>
+            </w:r>
+          </w:p>
+        </w:tc>
+      </w:tr>
+      <w:tr>
+        <w:trPr>
+          <w:jc w:val="center"/>
+        </w:trPr>
+        <w:tc>
+          <w:tcPr>
+            <w:tcW w:w="1984" w:type="dxa"/>
+            <w:tcMar>
+              <w:top w:w="60" w:type="dxa"/>
+              <w:left w:w="80" w:type="dxa"/>
+              <w:bottom w:w="60" w:type="dxa"/>
+              <w:right w:w="80" w:type="dxa"/>
+            </w:tcMar>
+          </w:tcPr>
+          <w:p>
+            <w:proofErr w:type="spellStart"/>
+            <w:r>
+              <w:rPr>
+                <w:sz w:val="20"/>
+              </w:rPr>
+              <w:t>observatii_ten</w:t>
+            </w:r>
+            <w:proofErr w:type="spellEnd"/>
+          </w:p>
+        </w:tc>
+        <w:tc>
+          <w:tcPr>
+            <w:tcW w:w="1587" w:type="dxa"/>
+            <w:tcMar>
+              <w:top w:w="60" w:type="dxa"/>
+              <w:left w:w="80" w:type="dxa"/>
+              <w:bottom w:w="60" w:type="dxa"/>
+              <w:right w:w="80" w:type="dxa"/>
+            </w:tcMar>
+          </w:tcPr>
+          <w:p>
+            <w:r>
+              <w:rPr>
+                <w:sz w:val="20"/>
+              </w:rPr>
+              <w:t>VARCHAR(255)</w:t>
+            </w:r>
+          </w:p>
+        </w:tc>
+        <w:tc>
+          <w:tcPr>
+            <w:tcW w:w="2381" w:type="dxa"/>
+            <w:tcMar>
+              <w:top w:w="60" w:type="dxa"/>
+              <w:left w:w="80" w:type="dxa"/>
+              <w:bottom w:w="60" w:type="dxa"/>
+              <w:right w:w="80" w:type="dxa"/>
+            </w:tcMar>
+          </w:tcPr>
+          <w:p>
+            <w:r>
+              <w:rPr>
+                <w:sz w:val="20"/>
+              </w:rPr>
+              <w:t>NULL</w:t>
+            </w:r>
+          </w:p>
+        </w:tc>
+        <w:tc>
+          <w:tcPr>
+            <w:tcW w:w="3118" w:type="dxa"/>
+            <w:tcMar>
+              <w:top w:w="60" w:type="dxa"/>
+              <w:left w:w="80" w:type="dxa"/>
+              <w:bottom w:w="60" w:type="dxa"/>
+              <w:right w:w="80" w:type="dxa"/>
+            </w:tcMar>
+          </w:tcPr>
+          <w:p>
+            <w:proofErr w:type="spellStart"/>
+            <w:r>
+              <w:rPr>
+                <w:sz w:val="20"/>
+              </w:rPr>
+              <w:t>Mentiuni</w:t>
+            </w:r>
+            <w:proofErr w:type="spellEnd"/>
+            <w:r>
+              <w:rPr>
+                <w:sz w:val="20"/>
+              </w:rPr>
+              <w:t xml:space="preserve"> </w:t>
+            </w:r>
+            <w:proofErr w:type="spellStart"/>
+            <w:r>
+              <w:rPr>
+                <w:sz w:val="20"/>
+              </w:rPr>
+              <w:t>speciale</w:t>
+            </w:r>
+            <w:proofErr w:type="spellEnd"/>
+            <w:r>
+              <w:rPr>
+                <w:sz w:val="20"/>
+              </w:rPr>
+              <w:t xml:space="preserve"> </w:t>
+            </w:r>
+            <w:proofErr w:type="spellStart"/>
+            <w:r>
+              <w:rPr>
+                <w:sz w:val="20"/>
+              </w:rPr>
+              <w:t>despre</w:t>
+            </w:r>
+            <w:proofErr w:type="spellEnd"/>
+            <w:r>
+              <w:rPr>
+                <w:sz w:val="20"/>
+              </w:rPr>
+              <w:t xml:space="preserve"> ten / </w:t>
+            </w:r>
+            <w:proofErr w:type="spellStart"/>
+            <w:r>
+              <w:rPr>
+                <w:sz w:val="20"/>
+              </w:rPr>
+              <w:t>alergii</w:t>
+            </w:r>
+            <w:proofErr w:type="spellEnd"/>
+          </w:p>
+        </w:tc>
+      </w:tr>
+      <w:tr>
+        <w:trPr>
+          <w:jc w:val="center"/>
+        </w:trPr>
+        <w:tc>
+          <w:tcPr>
+            <w:tcW w:w="1984" w:type="dxa"/>
+            <w:shd w:val="clear" w:color="auto" w:fill="F5F5F5"/>
+            <w:tcMar>
+              <w:top w:w="60" w:type="dxa"/>
+              <w:left w:w="80" w:type="dxa"/>
+              <w:bottom w:w="60" w:type="dxa"/>
+              <w:right w:w="80" w:type="dxa"/>
+            </w:tcMar>
+          </w:tcPr>
+          <w:p>
+            <w:proofErr w:type="spellStart"/>
+            <w:r>
+              <w:rPr>
+                <w:sz w:val="20"/>
+              </w:rPr>
+              <w:t>data_ora_start</w:t>
+            </w:r>
+            <w:proofErr w:type="spellEnd"/>
+          </w:p>
+        </w:tc>
+        <w:tc>
+          <w:tcPr>
+            <w:tcW w:w="1587" w:type="dxa"/>
+            <w:shd w:val="clear" w:color="auto" w:fill="F5F5F5"/>
+            <w:tcMar>
+              <w:top w:w="60" w:type="dxa"/>
+              <w:left w:w="80" w:type="dxa"/>
+              <w:bottom w:w="60" w:type="dxa"/>
+              <w:right w:w="80" w:type="dxa"/>
+            </w:tcMar>
+          </w:tcPr>
+          <w:p>
+            <w:r>
+              <w:rPr>
+                <w:sz w:val="20"/>
+              </w:rPr>
+              <w:t>DATETIME</w:t>
+            </w:r>
+          </w:p>
+        </w:tc>
+        <w:tc>
+          <w:tcPr>
+            <w:tcW w:w="2381" w:type="dxa"/>
+            <w:shd w:val="clear" w:color="auto" w:fill="F5F5F5"/>
+            <w:tcMar>
+              <w:top w:w="60" w:type="dxa"/>
+              <w:left w:w="80" w:type="dxa"/>
+              <w:bottom w:w="60" w:type="dxa"/>
+              <w:right w:w="80" w:type="dxa"/>
+            </w:tcMar>
+          </w:tcPr>
+          <w:p>
+            <w:r>
+              <w:rPr>
+                <w:sz w:val="20"/>
+              </w:rPr>
+              <w:t>NOT NULL</w:t>
+            </w:r>
+          </w:p>
+        </w:tc>
+        <w:tc>
+          <w:tcPr>
+            <w:tcW w:w="3118" w:type="dxa"/>
+            <w:shd w:val="clear" w:color="auto" w:fill="F5F5F5"/>
+            <w:tcMar>
+              <w:top w:w="60" w:type="dxa"/>
+              <w:left w:w="80" w:type="dxa"/>
+              <w:bottom w:w="60" w:type="dxa"/>
+              <w:right w:w="80" w:type="dxa"/>
+            </w:tcMar>
+          </w:tcPr>
+          <w:p>
+            <w:r>
+              <w:rPr>
+                <w:sz w:val="20"/>
+              </w:rPr>
+              <w:t xml:space="preserve">Data </w:t>
+            </w:r>
+            <w:proofErr w:type="spellStart"/>
+            <w:r>
+              <w:rPr>
+                <w:sz w:val="20"/>
+              </w:rPr>
+              <w:t>și</w:t>
+            </w:r>
+            <w:proofErr w:type="spellEnd"/>
+            <w:r>
+              <w:rPr>
+                <w:sz w:val="20"/>
+              </w:rPr>
+              <w:t xml:space="preserve"> ora de </w:t>
+            </w:r>
+            <w:proofErr w:type="spellStart"/>
+            <w:r>
+              <w:rPr>
+                <w:sz w:val="20"/>
+              </w:rPr>
+              <w:t>început</w:t>
+            </w:r>
+            <w:proofErr w:type="spellEnd"/>
+            <w:r>
+              <w:rPr>
+                <w:sz w:val="20"/>
+              </w:rPr>
+              <w:t xml:space="preserve"> a </w:t>
+            </w:r>
+            <w:proofErr w:type="spellStart"/>
+            <w:r>
+              <w:rPr>
+                <w:sz w:val="20"/>
+              </w:rPr>
+              <w:t>ședinței</w:t>
+            </w:r>
+            <w:proofErr w:type="spellEnd"/>
+          </w:p>
+        </w:tc>
+      </w:tr>
+      <w:tr>
+        <w:trPr>
+          <w:jc w:val="center"/>
+        </w:trPr>
+        <w:tc>
+          <w:tcPr>
+            <w:tcW w:w="1984" w:type="dxa"/>
+            <w:tcMar>
+              <w:top w:w="60" w:type="dxa"/>
+              <w:left w:w="80" w:type="dxa"/>
+              <w:bottom w:w="60" w:type="dxa"/>
+              <w:right w:w="80" w:type="dxa"/>
+            </w:tcMar>
+          </w:tcPr>
+          <w:p>
+            <w:proofErr w:type="spellStart"/>
+            <w:r>
+              <w:rPr>
+                <w:sz w:val="20"/>
+              </w:rPr>
+              <w:t>data_ora_final</w:t>
+            </w:r>
+            <w:proofErr w:type="spellEnd"/>
+          </w:p>
+        </w:tc>
+        <w:tc>
+          <w:tcPr>
+            <w:tcW w:w="1587" w:type="dxa"/>
+            <w:tcMar>
+              <w:top w:w="60" w:type="dxa"/>
+              <w:left w:w="80" w:type="dxa"/>
+              <w:bottom w:w="60" w:type="dxa"/>
+              <w:right w:w="80" w:type="dxa"/>
+            </w:tcMar>
+          </w:tcPr>
+          <w:p>
+            <w:r>
+              <w:rPr>
+                <w:sz w:val="20"/>
+              </w:rPr>
+              <w:t>DATETIME</w:t>
+            </w:r>
+          </w:p>
+        </w:tc>
+        <w:tc>
+          <w:tcPr>
+            <w:tcW w:w="2381" w:type="dxa"/>
+            <w:tcMar>
+              <w:top w:w="60" w:type="dxa"/>
+              <w:left w:w="80" w:type="dxa"/>
+              <w:bottom w:w="60" w:type="dxa"/>
+              <w:right w:w="80" w:type="dxa"/>
+            </w:tcMar>
+          </w:tcPr>
+          <w:p>
+            <w:r>
+              <w:rPr>
+                <w:sz w:val="20"/>
+              </w:rPr>
+              <w:t>NOT NULL</w:t>
+            </w:r>
+          </w:p>
+        </w:tc>
+        <w:tc>
+          <w:tcPr>
+            <w:tcW w:w="3118" w:type="dxa"/>
+            <w:tcMar>
+              <w:top w:w="60" w:type="dxa"/>
+              <w:left w:w="80" w:type="dxa"/>
+              <w:bottom w:w="60" w:type="dxa"/>
+              <w:right w:w="80" w:type="dxa"/>
+            </w:tcMar>
+          </w:tcPr>
+          <w:p>
+            <w:r>
+              <w:rPr>
+                <w:sz w:val="20"/>
+              </w:rPr>
+              <w:t xml:space="preserve">Data </w:t>
+            </w:r>
+            <w:proofErr w:type="spellStart"/>
+            <w:r>
+              <w:rPr>
+                <w:sz w:val="20"/>
+              </w:rPr>
+              <w:t>și</w:t>
+            </w:r>
+            <w:proofErr w:type="spellEnd"/>
+            <w:r>
+              <w:rPr>
+                <w:sz w:val="20"/>
+              </w:rPr>
+              <w:t xml:space="preserve"> ora </w:t>
+            </w:r>
+            <w:proofErr w:type="spellStart"/>
+            <w:r>
+              <w:rPr>
+                <w:sz w:val="20"/>
+              </w:rPr>
+              <w:t>estimată</w:t>
+            </w:r>
+            <w:proofErr w:type="spellEnd"/>
+            <w:r>
+              <w:rPr>
+                <w:sz w:val="20"/>
+              </w:rPr>
+              <w:t xml:space="preserve"> de final</w:t>
+            </w:r>
+          </w:p>
+        </w:tc>
+      </w:tr>
+      <w:tr>
+        <w:trPr>
+          <w:jc w:val="center"/>
+        </w:trPr>
+        <w:tc>
+          <w:tcPr>
+            <w:tcW w:w="1984" w:type="dxa"/>
+            <w:shd w:val="clear" w:color="auto" w:fill="F5F5F5"/>
+            <w:tcMar>
+              <w:top w:w="60" w:type="dxa"/>
+              <w:left w:w="80" w:type="dxa"/>
+              <w:bottom w:w="60" w:type="dxa"/>
+              <w:right w:w="80" w:type="dxa"/>
+            </w:tcMar>
+          </w:tcPr>
+          <w:p>
+            <w:r>
+              <w:rPr>
+                <w:sz w:val="20"/>
+              </w:rPr>
+              <w:t>status</w:t>
+            </w:r>
+          </w:p>
+        </w:tc>
+        <w:tc>
+          <w:tcPr>
+            <w:tcW w:w="1587" w:type="dxa"/>
+            <w:shd w:val="clear" w:color="auto" w:fill="F5F5F5"/>
+            <w:tcMar>
+              <w:top w:w="60" w:type="dxa"/>
+              <w:left w:w="80" w:type="dxa"/>
+              <w:bottom w:w="60" w:type="dxa"/>
+              <w:right w:w="80" w:type="dxa"/>
+            </w:tcMar>
+          </w:tcPr>
+          <w:p>
+            <w:r>
+              <w:rPr>
+                <w:sz w:val="20"/>
+              </w:rPr>
+              <w:t>VARCHAR(20)</w:t>
+            </w:r>
+          </w:p>
+        </w:tc>
+        <w:tc>
+          <w:tcPr>
+            <w:tcW w:w="2381" w:type="dxa"/>
+            <w:shd w:val="clear" w:color="auto" w:fill="F5F5F5"/>
+            <w:tcMar>
+              <w:top w:w="60" w:type="dxa"/>
+              <w:left w:w="80" w:type="dxa"/>
+              <w:bottom w:w="60" w:type="dxa"/>
+              <w:right w:w="80" w:type="dxa"/>
+            </w:tcMar>
+          </w:tcPr>
+          <w:p>
+            <w:r>
+              <w:rPr>
+                <w:sz w:val="20"/>
+              </w:rPr>
+              <w:t>CHECK (</w:t>
+            </w:r>
+            <w:proofErr w:type="spellStart"/>
+            <w:r>
+              <w:rPr>
+                <w:sz w:val="20"/>
+              </w:rPr>
+              <w:t>Programata</w:t>
+            </w:r>
+            <w:proofErr w:type="spellEnd"/>
+            <w:r>
+              <w:rPr>
+                <w:sz w:val="20"/>
+              </w:rPr>
+              <w:t xml:space="preserve">, </w:t>
+            </w:r>
+            <w:proofErr w:type="spellStart"/>
+            <w:r>
+              <w:rPr>
+                <w:sz w:val="20"/>
+              </w:rPr>
+              <w:t>Finalizata</w:t>
+            </w:r>
+            <w:proofErr w:type="spellEnd"/>
+            <w:r>
+              <w:rPr>
+                <w:sz w:val="20"/>
+              </w:rPr>
+              <w:t>, Anulata)</w:t>
+            </w:r>
+          </w:p>
+        </w:tc>
+        <w:tc>
+          <w:tcPr>
+            <w:tcW w:w="3118" w:type="dxa"/>
+            <w:shd w:val="clear" w:color="auto" w:fill="F5F5F5"/>
+            <w:tcMar>
+              <w:top w:w="60" w:type="dxa"/>
+              <w:left w:w="80" w:type="dxa"/>
+              <w:bottom w:w="60" w:type="dxa"/>
+              <w:right w:w="80" w:type="dxa"/>
+            </w:tcMar>
+          </w:tcPr>
+          <w:p>
+            <w:proofErr w:type="spellStart"/>
+            <w:r>
+              <w:rPr>
+                <w:sz w:val="20"/>
+              </w:rPr>
+              <w:t>Starea</w:t>
+            </w:r>
+            <w:proofErr w:type="spellEnd"/>
+            <w:r>
+              <w:rPr>
+                <w:sz w:val="20"/>
+              </w:rPr>
+              <w:t xml:space="preserve"> </w:t>
+            </w:r>
+            <w:proofErr w:type="spellStart"/>
+            <w:r>
+              <w:rPr>
+                <w:sz w:val="20"/>
+              </w:rPr>
+              <w:t>curentă</w:t>
+            </w:r>
+            <w:proofErr w:type="spellEnd"/>
+            <w:r>
+              <w:rPr>
+                <w:sz w:val="20"/>
+              </w:rPr>
+              <w:t xml:space="preserve"> a </w:t>
+            </w:r>
+            <w:proofErr w:type="spellStart"/>
+            <w:r>
+              <w:rPr>
+                <w:sz w:val="20"/>
+              </w:rPr>
+              <w:t>programării</w:t>
+            </w:r>
+            <w:proofErr w:type="spellEnd"/>
+          </w:p>
+        </w:tc>
+      </w:tr>
+    </w:tbl>
+    <w:p>
+      <w:pPr>
+        <w:spacing w:after="120" w:line="360" w:lineRule="auto"/>
+      </w:pPr>
+    </w:p>
+    <w:p>
+      <w:pPr>
+        <w:keepNext/>
+        <w:spacing w:before="240" w:after="80" w:line="360" w:lineRule="auto"/>
+      </w:pPr>
+      <w:proofErr w:type="spellStart"/>
+      <w:r>
+        <w:rPr>
+          <w:b/>
+        </w:rPr>
+        <w:t>Tabelul</w:t>
+      </w:r>
+      <w:proofErr w:type="spellEnd"/>
+      <w:r>
+        <w:rPr>
+          <w:b/>
+        </w:rPr>
+        <w:t xml:space="preserve"> 6: INCASARI</w:t>
+      </w:r>
+    </w:p>
+    <w:tbl>
+      <w:tblPr>
+        <w:tblW w:w="0" w:type="auto"/>
+        <w:jc w:val="center"/>
+        <w:tblLayout w:type="fixed"/>
+        <w:tblLook w:val="04A0" w:firstRow="1" w:lastRow="0" w:firstColumn="1" w:lastColumn="0" w:noHBand="0" w:noVBand="1"/>
+      </w:tblPr>
+      <w:tblGrid>
+        <w:gridCol w:w="1984"/>
+        <w:gridCol w:w="1587"/>
+        <w:gridCol w:w="2381"/>
+        <w:gridCol w:w="3118"/>
+      </w:tblGrid>
+      <w:tr>
+        <w:trPr>
+          <w:jc w:val="center"/>
+        </w:trPr>
+        <w:tc>
+          <w:tcPr>
+            <w:tcW w:w="1984" w:type="dxa"/>
+            <w:shd w:val="clear" w:color="auto" w:fill="333333"/>
+            <w:tcMar>
+              <w:top w:w="80" w:type="dxa"/>
+              <w:left w:w="100" w:type="dxa"/>
+              <w:bottom w:w="80" w:type="dxa"/>
+              <w:right w:w="100" w:type="dxa"/>
+            </w:tcMar>
+          </w:tcPr>
+          <w:p>
+            <w:proofErr w:type="spellStart"/>
+            <w:r>
+              <w:rPr>
+                <w:b/>
+                <w:color w:val="FFFFFF"/>
+                <w:sz w:val="21"/>
+              </w:rPr>
+              <w:t>Nume</w:t>
+            </w:r>
+            <w:proofErr w:type="spellEnd"/>
+            <w:r>
+              <w:rPr>
+                <w:b/>
+                <w:color w:val="FFFFFF"/>
+                <w:sz w:val="21"/>
+              </w:rPr>
+              <w:t xml:space="preserve"> </w:t>
+            </w:r>
+            <w:proofErr w:type="spellStart"/>
+            <w:r>
+              <w:rPr>
+                <w:b/>
+                <w:color w:val="FFFFFF"/>
+                <w:sz w:val="21"/>
+              </w:rPr>
+              <w:t>Coloană</w:t>
+            </w:r>
+            <w:proofErr w:type="spellEnd"/>
+          </w:p>
+        </w:tc>
+        <w:tc>
+          <w:tcPr>
+            <w:tcW w:w="1587" w:type="dxa"/>
+            <w:shd w:val="clear" w:color="auto" w:fill="333333"/>
+            <w:tcMar>
+              <w:top w:w="80" w:type="dxa"/>
+              <w:left w:w="100" w:type="dxa"/>
+              <w:bottom w:w="80" w:type="dxa"/>
+              <w:right w:w="100" w:type="dxa"/>
+            </w:tcMar>
+          </w:tcPr>
+          <w:p>
+            <w:r>
+              <w:rPr>
+                <w:b/>
+                <w:color w:val="FFFFFF"/>
+                <w:sz w:val="21"/>
+              </w:rPr>
+              <w:t>Tip Date</w:t>
+            </w:r>
+          </w:p>
+        </w:tc>
+        <w:tc>
+          <w:tcPr>
+            <w:tcW w:w="2381" w:type="dxa"/>
+            <w:shd w:val="clear" w:color="auto" w:fill="333333"/>
+            <w:tcMar>
+              <w:top w:w="80" w:type="dxa"/>
+              <w:left w:w="100" w:type="dxa"/>
+              <w:bottom w:w="80" w:type="dxa"/>
+              <w:right w:w="100" w:type="dxa"/>
+            </w:tcMar>
+          </w:tcPr>
+          <w:p>
+            <w:proofErr w:type="spellStart"/>
+            <w:r>
+              <w:rPr>
+                <w:b/>
+                <w:color w:val="FFFFFF"/>
+                <w:sz w:val="21"/>
+              </w:rPr>
+              <w:t>Restricții</w:t>
+            </w:r>
+            <w:proofErr w:type="spellEnd"/>
+          </w:p>
+        </w:tc>
+        <w:tc>
+          <w:tcPr>
+            <w:tcW w:w="3118" w:type="dxa"/>
+            <w:shd w:val="clear" w:color="auto" w:fill="333333"/>
+            <w:tcMar>
+              <w:top w:w="80" w:type="dxa"/>
+              <w:left w:w="100" w:type="dxa"/>
+              <w:bottom w:w="80" w:type="dxa"/>
+              <w:right w:w="100" w:type="dxa"/>
+            </w:tcMar>
+          </w:tcPr>
+          <w:p>
+            <w:proofErr w:type="spellStart"/>
+            <w:r>
+              <w:rPr>
+                <w:b/>
+                <w:color w:val="FFFFFF"/>
+                <w:sz w:val="21"/>
+              </w:rPr>
+              <w:t>Descriere</w:t>
+            </w:r>
+            <w:proofErr w:type="spellEnd"/>
+          </w:p>
+        </w:tc>
+      </w:tr>
+      <w:tr>
+        <w:trPr>
+          <w:jc w:val="center"/>
+        </w:trPr>
+        <w:tc>
+          <w:tcPr>
+            <w:tcW w:w="1984" w:type="dxa"/>
+            <w:tcMar>
+              <w:top w:w="60" w:type="dxa"/>
+              <w:left w:w="80" w:type="dxa"/>
+              <w:bottom w:w="60" w:type="dxa"/>
+              <w:right w:w="80" w:type="dxa"/>
+            </w:tcMar>
+          </w:tcPr>
+          <w:p>
+            <w:proofErr w:type="spellStart"/>
+            <w:r>
+              <w:rPr>
+                <w:sz w:val="20"/>
+              </w:rPr>
+              <w:t>id_incasare</w:t>
+            </w:r>
+            <w:proofErr w:type="spellEnd"/>
+          </w:p>
+        </w:tc>
+        <w:tc>
+          <w:tcPr>
+            <w:tcW w:w="1587" w:type="dxa"/>
+            <w:tcMar>
+              <w:top w:w="60" w:type="dxa"/>
+              <w:left w:w="80" w:type="dxa"/>
+              <w:bottom w:w="60" w:type="dxa"/>
+              <w:right w:w="80" w:type="dxa"/>
+            </w:tcMar>
+          </w:tcPr>
+          <w:p>
+            <w:r>
+              <w:rPr>
+                <w:sz w:val="20"/>
+              </w:rPr>
+              <w:t>INT</w:t>
+            </w:r>
+          </w:p>
+        </w:tc>
+        <w:tc>
+          <w:tcPr>
+            <w:tcW w:w="2381" w:type="dxa"/>
+            <w:tcMar>
+              <w:top w:w="60" w:type="dxa"/>
+              <w:left w:w="80" w:type="dxa"/>
+              <w:bottom w:w="60" w:type="dxa"/>
+              <w:right w:w="80" w:type="dxa"/>
+            </w:tcMar>
+          </w:tcPr>
+          <w:p>
+            <w:r>
+              <w:rPr>
+                <w:sz w:val="20"/>
+              </w:rPr>
+              <w:t>PK, AUTO_INCREMENT</w:t>
+            </w:r>
+          </w:p>
+        </w:tc>
+        <w:tc>
+          <w:tcPr>
+            <w:tcW w:w="3118" w:type="dxa"/>
+            <w:tcMar>
+              <w:top w:w="60" w:type="dxa"/>
+              <w:left w:w="80" w:type="dxa"/>
+              <w:bottom w:w="60" w:type="dxa"/>
+              <w:right w:w="80" w:type="dxa"/>
+            </w:tcMar>
+          </w:tcPr>
+          <w:p>
+            <w:proofErr w:type="spellStart"/>
+            <w:r>
+              <w:rPr>
+                <w:sz w:val="20"/>
+              </w:rPr>
+              <w:t>Identificator</w:t>
+            </w:r>
+            <w:proofErr w:type="spellEnd"/>
+            <w:r>
+              <w:rPr>
+                <w:sz w:val="20"/>
+              </w:rPr>
+              <w:t xml:space="preserve"> </w:t>
+            </w:r>
+            <w:proofErr w:type="spellStart"/>
+            <w:r>
+              <w:rPr>
+                <w:sz w:val="20"/>
+              </w:rPr>
+              <w:t>unic</w:t>
+            </w:r>
+            <w:proofErr w:type="spellEnd"/>
+            <w:r>
+              <w:rPr>
+                <w:sz w:val="20"/>
+              </w:rPr>
+              <w:t xml:space="preserve"> al </w:t>
+            </w:r>
+            <w:proofErr w:type="spellStart"/>
+            <w:r>
+              <w:rPr>
+                <w:sz w:val="20"/>
+              </w:rPr>
+              <w:t>încasării</w:t>
+            </w:r>
+            <w:proofErr w:type="spellEnd"/>
+          </w:p>
+        </w:tc>
+      </w:tr>
+      <w:tr>
+        <w:trPr>
+          <w:jc w:val="center"/>
+        </w:trPr>
+        <w:tc>
+          <w:tcPr>
+            <w:tcW w:w="1984" w:type="dxa"/>
+            <w:shd w:val="clear" w:color="auto" w:fill="F5F5F5"/>
+            <w:tcMar>
+              <w:top w:w="60" w:type="dxa"/>
+              <w:left w:w="80" w:type="dxa"/>
+              <w:bottom w:w="60" w:type="dxa"/>
+              <w:right w:w="80" w:type="dxa"/>
+            </w:tcMar>
+          </w:tcPr>
+          <w:p>
+            <w:proofErr w:type="spellStart"/>
+            <w:r>
+              <w:rPr>
+                <w:sz w:val="20"/>
+              </w:rPr>
+              <w:t>id_programare</w:t>
+            </w:r>
+            <w:proofErr w:type="spellEnd"/>
+          </w:p>
+        </w:tc>
+        <w:tc>
+          <w:tcPr>
+            <w:tcW w:w="1587" w:type="dxa"/>
+            <w:shd w:val="clear" w:color="auto" w:fill="F5F5F5"/>
+            <w:tcMar>
+              <w:top w:w="60" w:type="dxa"/>
+              <w:left w:w="80" w:type="dxa"/>
+              <w:bottom w:w="60" w:type="dxa"/>
+              <w:right w:w="80" w:type="dxa"/>
+            </w:tcMar>
+          </w:tcPr>
+          <w:p>
+            <w:r>
+              <w:rPr>
+                <w:sz w:val="20"/>
+              </w:rPr>
+              <w:t>INT</w:t>
+            </w:r>
+          </w:p>
+        </w:tc>
+        <w:tc>
+          <w:tcPr>
+            <w:tcW w:w="2381" w:type="dxa"/>
+            <w:shd w:val="clear" w:color="auto" w:fill="F5F5F5"/>
+            <w:tcMar>
+              <w:top w:w="60" w:type="dxa"/>
+              <w:left w:w="80" w:type="dxa"/>
+              <w:bottom w:w="60" w:type="dxa"/>
+              <w:right w:w="80" w:type="dxa"/>
+            </w:tcMar>
+          </w:tcPr>
+          <w:p>
+            <w:r>
+              <w:rPr>
+                <w:sz w:val="20"/>
+              </w:rPr>
+              <w:t>FK (PROGRAMARI), UNIQUE</w:t>
+            </w:r>
+          </w:p>
+        </w:tc>
+        <w:tc>
+          <w:tcPr>
+            <w:tcW w:w="3118" w:type="dxa"/>
+            <w:shd w:val="clear" w:color="auto" w:fill="F5F5F5"/>
+            <w:tcMar>
+              <w:top w:w="60" w:type="dxa"/>
+              <w:left w:w="80" w:type="dxa"/>
+              <w:bottom w:w="60" w:type="dxa"/>
+              <w:right w:w="80" w:type="dxa"/>
+            </w:tcMar>
+          </w:tcPr>
+          <w:p>
+            <w:proofErr w:type="spellStart"/>
+            <w:r>
+              <w:rPr>
+                <w:sz w:val="20"/>
+              </w:rPr>
+              <w:t>Programarea</w:t>
+            </w:r>
+            <w:proofErr w:type="spellEnd"/>
+            <w:r>
+              <w:rPr>
+                <w:sz w:val="20"/>
+              </w:rPr>
+              <w:t xml:space="preserve"> </w:t>
+            </w:r>
+            <w:proofErr w:type="spellStart"/>
+            <w:r>
+              <w:rPr>
+                <w:sz w:val="20"/>
+              </w:rPr>
+              <w:t>asociată</w:t>
+            </w:r>
+            <w:proofErr w:type="spellEnd"/>
+            <w:r>
+              <w:rPr>
+                <w:sz w:val="20"/>
+              </w:rPr>
+              <w:t xml:space="preserve"> </w:t>
+            </w:r>
+            <w:proofErr w:type="spellStart"/>
+            <w:r>
+              <w:rPr>
+                <w:sz w:val="20"/>
+              </w:rPr>
+              <w:t>bonului</w:t>
+            </w:r>
+            <w:proofErr w:type="spellEnd"/>
+            <w:r>
+              <w:rPr>
+                <w:sz w:val="20"/>
+              </w:rPr>
+              <w:t>/</w:t>
+            </w:r>
+            <w:proofErr w:type="spellStart"/>
+            <w:r>
+              <w:rPr>
+                <w:sz w:val="20"/>
+              </w:rPr>
+              <w:t>chitanței</w:t>
+            </w:r>
+            <w:proofErr w:type="spellEnd"/>
+          </w:p>
+        </w:tc>
+      </w:tr>
+      <w:tr>
+        <w:trPr>
+          <w:jc w:val="center"/>
+        </w:trPr>
+        <w:tc>
+          <w:tcPr>
+            <w:tcW w:w="1984" w:type="dxa"/>
+            <w:tcMar>
+              <w:top w:w="60" w:type="dxa"/>
+              <w:left w:w="80" w:type="dxa"/>
+              <w:bottom w:w="60" w:type="dxa"/>
+              <w:right w:w="80" w:type="dxa"/>
+            </w:tcMar>
+          </w:tcPr>
+          <w:p>
+            <w:proofErr w:type="spellStart"/>
+            <w:r>
+              <w:rPr>
+                <w:sz w:val="20"/>
+              </w:rPr>
+              <w:t>suma_totala</w:t>
+            </w:r>
+            <w:proofErr w:type="spellEnd"/>
+          </w:p>
+        </w:tc>
+        <w:tc>
+          <w:tcPr>
+            <w:tcW w:w="1587" w:type="dxa"/>
+            <w:tcMar>
+              <w:top w:w="60" w:type="dxa"/>
+              <w:left w:w="80" w:type="dxa"/>
+              <w:bottom w:w="60" w:type="dxa"/>
+              <w:right w:w="80" w:type="dxa"/>
+            </w:tcMar>
+          </w:tcPr>
+          <w:p>
+            <w:r>
+              <w:rPr>
+                <w:sz w:val="20"/>
+              </w:rPr>
+              <w:t>DECIMAL(8,2)</w:t>
+            </w:r>
+          </w:p>
+        </w:tc>
+        <w:tc>
+          <w:tcPr>
+            <w:tcW w:w="2381" w:type="dxa"/>
+            <w:tcMar>
+              <w:top w:w="60" w:type="dxa"/>
+              <w:left w:w="80" w:type="dxa"/>
+              <w:bottom w:w="60" w:type="dxa"/>
+              <w:right w:w="80" w:type="dxa"/>
+            </w:tcMar>
+          </w:tcPr>
+          <w:p>
+            <w:r>
+              <w:rPr>
+                <w:sz w:val="20"/>
+              </w:rPr>
+              <w:t>NOT NULL, CHECK (&gt;0)</w:t>
+            </w:r>
+          </w:p>
+        </w:tc>
+        <w:tc>
+          <w:tcPr>
+            <w:tcW w:w="3118" w:type="dxa"/>
+            <w:tcMar>
+              <w:top w:w="60" w:type="dxa"/>
+              <w:left w:w="80" w:type="dxa"/>
+              <w:bottom w:w="60" w:type="dxa"/>
+              <w:right w:w="80" w:type="dxa"/>
+            </w:tcMar>
+          </w:tcPr>
+          <w:p>
+            <w:r>
+              <w:rPr>
+                <w:sz w:val="20"/>
+              </w:rPr>
+              <w:t xml:space="preserve">Suma </w:t>
+            </w:r>
+            <w:proofErr w:type="spellStart"/>
+            <w:r>
+              <w:rPr>
+                <w:sz w:val="20"/>
+              </w:rPr>
+              <w:t>totală</w:t>
+            </w:r>
+            <w:proofErr w:type="spellEnd"/>
+            <w:r>
+              <w:rPr>
+                <w:sz w:val="20"/>
+              </w:rPr>
+              <w:t xml:space="preserve"> </w:t>
+            </w:r>
+            <w:proofErr w:type="spellStart"/>
+            <w:r>
+              <w:rPr>
+                <w:sz w:val="20"/>
+              </w:rPr>
+              <w:t>încasată</w:t>
+            </w:r>
+            <w:proofErr w:type="spellEnd"/>
+            <w:r>
+              <w:rPr>
+                <w:sz w:val="20"/>
+              </w:rPr>
+              <w:t xml:space="preserve"> (RON)</w:t>
+            </w:r>
+          </w:p>
+        </w:tc>
+      </w:tr>
+      <w:tr>
+        <w:trPr>
+          <w:jc w:val="center"/>
+        </w:trPr>
+        <w:tc>
+          <w:tcPr>
+            <w:tcW w:w="1984" w:type="dxa"/>
+            <w:shd w:val="clear" w:color="auto" w:fill="F5F5F5"/>
+            <w:tcMar>
+              <w:top w:w="60" w:type="dxa"/>
+              <w:left w:w="80" w:type="dxa"/>
+              <w:bottom w:w="60" w:type="dxa"/>
+              <w:right w:w="80" w:type="dxa"/>
+            </w:tcMar>
+          </w:tcPr>
+          <w:p>
+            <w:proofErr w:type="spellStart"/>
+            <w:r>
+              <w:rPr>
+                <w:sz w:val="20"/>
+              </w:rPr>
+              <w:t>modalitate_plata</w:t>
+            </w:r>
+            <w:proofErr w:type="spellEnd"/>
+          </w:p>
+        </w:tc>
+        <w:tc>
+          <w:tcPr>
+            <w:tcW w:w="1587" w:type="dxa"/>
+            <w:shd w:val="clear" w:color="auto" w:fill="F5F5F5"/>
+            <w:tcMar>
+              <w:top w:w="60" w:type="dxa"/>
+              <w:left w:w="80" w:type="dxa"/>
+              <w:bottom w:w="60" w:type="dxa"/>
+              <w:right w:w="80" w:type="dxa"/>
+            </w:tcMar>
+          </w:tcPr>
+          <w:p>
+            <w:r>
+              <w:rPr>
+                <w:sz w:val="20"/>
+              </w:rPr>
+              <w:t>VARCHAR(20)</w:t>
+            </w:r>
+          </w:p>
+        </w:tc>
+        <w:tc>
+          <w:tcPr>
+            <w:tcW w:w="2381" w:type="dxa"/>
+            <w:shd w:val="clear" w:color="auto" w:fill="F5F5F5"/>
+            <w:tcMar>
+              <w:top w:w="60" w:type="dxa"/>
+              <w:left w:w="80" w:type="dxa"/>
+              <w:bottom w:w="60" w:type="dxa"/>
+              <w:right w:w="80" w:type="dxa"/>
+            </w:tcMar>
+          </w:tcPr>
+          <w:p>
+            <w:r>
+              <w:rPr>
+                <w:sz w:val="20"/>
+              </w:rPr>
+              <w:t>CHECK (Cash, Card)</w:t>
+            </w:r>
+          </w:p>
+        </w:tc>
+        <w:tc>
+          <w:tcPr>
+            <w:tcW w:w="3118" w:type="dxa"/>
+            <w:shd w:val="clear" w:color="auto" w:fill="F5F5F5"/>
+            <w:tcMar>
+              <w:top w:w="60" w:type="dxa"/>
+              <w:left w:w="80" w:type="dxa"/>
+              <w:bottom w:w="60" w:type="dxa"/>
+              <w:right w:w="80" w:type="dxa"/>
+            </w:tcMar>
+          </w:tcPr>
+          <w:p>
+            <w:proofErr w:type="spellStart"/>
+            <w:r>
+              <w:rPr>
+                <w:sz w:val="20"/>
+              </w:rPr>
+              <w:t>Metoda</w:t>
+            </w:r>
+            <w:proofErr w:type="spellEnd"/>
+            <w:r>
+              <w:rPr>
+                <w:sz w:val="20"/>
+              </w:rPr>
+              <w:t xml:space="preserve"> de </w:t>
+            </w:r>
+            <w:proofErr w:type="spellStart"/>
+            <w:r>
+              <w:rPr>
+                <w:sz w:val="20"/>
+              </w:rPr>
+              <w:t>plată</w:t>
+            </w:r>
+            <w:proofErr w:type="spellEnd"/>
+            <w:r>
+              <w:rPr>
+                <w:sz w:val="20"/>
+              </w:rPr>
+              <w:t xml:space="preserve"> </w:t>
+            </w:r>
+            <w:proofErr w:type="spellStart"/>
+            <w:r>
+              <w:rPr>
+                <w:sz w:val="20"/>
+              </w:rPr>
+              <w:t>utilizată</w:t>
+            </w:r>
+            <w:proofErr w:type="spellEnd"/>
+          </w:p>
+        </w:tc>
+      </w:tr>
+      <w:tr>
+        <w:trPr>
+          <w:jc w:val="center"/>
+        </w:trPr>
+        <w:tc>
+          <w:tcPr>
+            <w:tcW w:w="1984" w:type="dxa"/>
+            <w:tcMar>
+              <w:top w:w="60" w:type="dxa"/>
+              <w:left w:w="80" w:type="dxa"/>
+              <w:bottom w:w="60" w:type="dxa"/>
+              <w:right w:w="80" w:type="dxa"/>
+            </w:tcMar>
+          </w:tcPr>
+          <w:p>
+            <w:proofErr w:type="spellStart"/>
+            <w:r>
+              <w:rPr>
+                <w:sz w:val="20"/>
+              </w:rPr>
+              <w:t>data_incasare</w:t>
+            </w:r>
+            <w:proofErr w:type="spellEnd"/>
+          </w:p>
+        </w:tc>
+        <w:tc>
+          <w:tcPr>
+            <w:tcW w:w="1587" w:type="dxa"/>
+            <w:tcMar>
+              <w:top w:w="60" w:type="dxa"/>
+              <w:left w:w="80" w:type="dxa"/>
+              <w:bottom w:w="60" w:type="dxa"/>
+              <w:right w:w="80" w:type="dxa"/>
+            </w:tcMar>
+          </w:tcPr>
+          <w:p>
+            <w:r>
+              <w:rPr>
+                <w:sz w:val="20"/>
+              </w:rPr>
+              <w:t>DATETIME</w:t>
+            </w:r>
+          </w:p>
+        </w:tc>
+        <w:tc>
+          <w:tcPr>
+            <w:tcW w:w="2381" w:type="dxa"/>
+            <w:tcMar>
+              <w:top w:w="60" w:type="dxa"/>
+              <w:left w:w="80" w:type="dxa"/>
+              <w:bottom w:w="60" w:type="dxa"/>
+              <w:right w:w="80" w:type="dxa"/>
+            </w:tcMar>
+          </w:tcPr>
+          <w:p>
+            <w:r>
+              <w:rPr>
+                <w:sz w:val="20"/>
+              </w:rPr>
+              <w:t>NOT NULL</w:t>
+            </w:r>
+          </w:p>
+        </w:tc>
+        <w:tc>
+          <w:tcPr>
+            <w:tcW w:w="3118" w:type="dxa"/>
+            <w:tcMar>
+              <w:top w:w="60" w:type="dxa"/>
+              <w:left w:w="80" w:type="dxa"/>
+              <w:bottom w:w="60" w:type="dxa"/>
+              <w:right w:w="80" w:type="dxa"/>
+            </w:tcMar>
+          </w:tcPr>
+          <w:p>
+            <w:r>
+              <w:rPr>
+                <w:sz w:val="20"/>
+              </w:rPr>
+              <w:t xml:space="preserve">Data </w:t>
+            </w:r>
+            <w:proofErr w:type="spellStart"/>
+            <w:r>
+              <w:rPr>
+                <w:sz w:val="20"/>
+              </w:rPr>
+              <w:t>și</w:t>
+            </w:r>
+            <w:proofErr w:type="spellEnd"/>
+            <w:r>
+              <w:rPr>
+                <w:sz w:val="20"/>
+              </w:rPr>
+              <w:t xml:space="preserve"> ora </w:t>
+            </w:r>
+            <w:proofErr w:type="spellStart"/>
+            <w:r>
+              <w:rPr>
+                <w:sz w:val="20"/>
+              </w:rPr>
+              <w:t>emiterii</w:t>
+            </w:r>
+            <w:proofErr w:type="spellEnd"/>
+            <w:r>
+              <w:rPr>
+                <w:sz w:val="20"/>
+              </w:rPr>
+              <w:t xml:space="preserve"> </w:t>
+            </w:r>
+            <w:proofErr w:type="spellStart"/>
+            <w:r>
+              <w:rPr>
+                <w:sz w:val="20"/>
+              </w:rPr>
+              <w:t>bonului</w:t>
+            </w:r>
+            <w:proofErr w:type="spellEnd"/>
+          </w:p>
+        </w:tc>
+      </w:tr>
+    </w:tbl>
     <w:p>
       <w:pPr>
         <w:spacing w:after="240"/>
